--- a/specifications/JLPT N5 Grammar Tutor – Functional Spec.docx
+++ b/specifications/JLPT N5 Grammar Tutor – Functional Spec.docx
@@ -12,7 +12,7 @@
           <w:color w:val="14452A"/>
           <w:sz w:val="40"/>
         </w:rPr>
-        <w:t>Functional Specification — JLPT N5 Grammar Tutor &amp; Test</w:t>
+        <w:t>Functional Specification - JLPT N5 Grammar Tutor &amp; Test</w:t>
       </w:r>
     </w:p>
     <w:p>
@@ -22,7 +22,7 @@
           <w:color w:val="555555"/>
           <w:sz w:val="22"/>
         </w:rPr>
-        <w:t>(GitHub-Hosted Static Web App)  •  Version 2  •  Amended 2026-04-29</w:t>
+        <w:t>(GitHub-Hosted Static Web App)  •  Version 3  •  Amended 2026-04-30</w:t>
       </w:r>
     </w:p>
     <w:p>
@@ -40,7 +40,16 @@
           <w:b w:val="0"/>
           <w:i w:val="0"/>
         </w:rPr>
-        <w:t>Predecessor: Version 1 (preserved as separate file).</w:t>
+        <w:t>Live site: https://gauravaccentureproducts.github.io/jlpt-n5-tutor/</w:t>
+      </w:r>
+    </w:p>
+    <w:p>
+      <w:r>
+        <w:rPr>
+          <w:b w:val="0"/>
+          <w:i w:val="0"/>
+        </w:rPr>
+        <w:t>Predecessors: v1 (KnowledgeBank/sources.md era) and v2 (post-Brief-1) preserved as separate files.</w:t>
       </w:r>
     </w:p>
     <w:p>
@@ -55,7 +64,24 @@
         <w:pStyle w:val="Heading1"/>
       </w:pPr>
       <w:r>
-        <w:t>0) Changelog from v1</w:t>
+        <w:t>0) Changelog from v2</w:t>
+      </w:r>
+    </w:p>
+    <w:p>
+      <w:r>
+        <w:rPr>
+          <w:b w:val="0"/>
+          <w:i w:val="0"/>
+        </w:rPr>
+        <w:t>Shipped between 2026-04-29 and 2026-04-30 across UX Brief 2 (4 phases), the Pass-9 content correction, the Pass-10 audio fixes, and a battery of UI follow-ups.</w:t>
+      </w:r>
+    </w:p>
+    <w:p>
+      <w:pPr>
+        <w:pStyle w:val="Heading2"/>
+      </w:pPr>
+      <w:r>
+        <w:t>New routes &amp; flow (Brief 2 §1, §14)</w:t>
       </w:r>
     </w:p>
     <w:p>
@@ -72,13 +98,13 @@
         <w:rPr>
           <w:b/>
         </w:rPr>
-        <w:t>§4.2 Furigana default flipped to OFF on N5 kanji</w:t>
+        <w:t>`#/home`</w:t>
       </w:r>
       <w:r>
         <w:rPr>
           <w:b w:val="0"/>
         </w:rPr>
-        <w:t xml:space="preserve"> — matches a late-N5 learner. Per-session toggle to flip ON when desired.</w:t>
+        <w:t xml:space="preserve"> is now the default route. First-time visitors see a CTA + 3 pillar cards; returning visitors see a Continue card + Today's review queue + 7-day streak heatmap.</w:t>
       </w:r>
     </w:p>
     <w:p>
@@ -95,13 +121,13 @@
         <w:rPr>
           <w:b/>
         </w:rPr>
-        <w:t>§4.3 Lesson template expanded from 5 blocks to 7</w:t>
+        <w:t>`#/learn`</w:t>
       </w:r>
       <w:r>
         <w:rPr>
           <w:b w:val="0"/>
         </w:rPr>
-        <w:t xml:space="preserve"> — adds Form &amp; Connection Rules and Common Mistakes / Contrasts blocks.</w:t>
+        <w:t xml:space="preserve"> is now a 5-card hub (Reference: Grammar / Vocabulary / Kanji ; Practice: Dokkai / Listening). 3+2 semantic split avoids orphaning.</w:t>
       </w:r>
     </w:p>
     <w:p>
@@ -118,13 +144,13 @@
         <w:rPr>
           <w:b/>
         </w:rPr>
-        <w:t>§4.4 NEW Canonical pattern source</w:t>
+        <w:t>`#/learn/grammar`</w:t>
       </w:r>
       <w:r>
         <w:rPr>
           <w:b w:val="0"/>
         </w:rPr>
-        <w:t xml:space="preserve"> — locked to local file `KnowledgeBank/grammar_n5.md` (23 categories, exhaustive), not an external website.</w:t>
+        <w:t xml:space="preserve"> - 187 grammar cards in 32 categories with a sticky chip-rail jump menu.</w:t>
       </w:r>
     </w:p>
     <w:p>
@@ -141,13 +167,13 @@
         <w:rPr>
           <w:b/>
         </w:rPr>
-        <w:t>§4.5 NEW meaning_ja rule</w:t>
+        <w:t>`#/learn/vocab`</w:t>
       </w:r>
       <w:r>
         <w:rPr>
           <w:b w:val="0"/>
         </w:rPr>
-        <w:t xml:space="preserve"> — N5 kanji allowed; no out-of-scope kanji or vocab; no romaji anywhere.</w:t>
+        <w:t xml:space="preserve"> - 1002 vocab cards in 40 sections (only first section open by default) with a 40-chip jump menu that opens + scrolls the target section.</w:t>
       </w:r>
     </w:p>
     <w:p>
@@ -164,13 +190,13 @@
         <w:rPr>
           <w:b/>
         </w:rPr>
-        <w:t>§4.6 NEW Example variety rule</w:t>
+        <w:t>`#/learn/vocab/&lt;form&gt;`</w:t>
       </w:r>
       <w:r>
         <w:rPr>
           <w:b w:val="0"/>
         </w:rPr>
-        <w:t xml:space="preserve"> — 4-6 examples for fundamentals with mandatory form variety (`affirmative` / `negative` / `question` / `past` / `dialogue`).</w:t>
+        <w:t xml:space="preserve"> - per-word detail page (form / reading / gloss / 5 example sentences sourced from grammar.json by either kanji form OR kana reading).</w:t>
       </w:r>
     </w:p>
     <w:p>
@@ -187,13 +213,25 @@
         <w:rPr>
           <w:b/>
         </w:rPr>
-        <w:t>§4.7 NEW N5 vocabulary whitelist</w:t>
+        <w:t>`#/kanji`</w:t>
       </w:r>
       <w:r>
         <w:rPr>
           <w:b w:val="0"/>
         </w:rPr>
-        <w:t xml:space="preserve"> — content lint enforces scope using `KnowledgeBank/vocabulary_n5.md`.</w:t>
+        <w:t xml:space="preserve"> - card grid (97 entries with glyph + meaning + first kun/on); </w:t>
+      </w:r>
+      <w:r>
+        <w:rPr>
+          <w:b/>
+        </w:rPr>
+        <w:t>`#/kanji/&lt;glyph&gt;`</w:t>
+      </w:r>
+      <w:r>
+        <w:rPr>
+          <w:b w:val="0"/>
+        </w:rPr>
+        <w:t xml:space="preserve"> - per-kanji detail page with prev/next nav.</w:t>
       </w:r>
     </w:p>
     <w:p>
@@ -210,13 +248,21 @@
         <w:rPr>
           <w:b/>
         </w:rPr>
-        <w:t>§4.8 NEW N5 kanji whitelist</w:t>
+        <w:t>`#/test/&lt;n&gt;`</w:t>
       </w:r>
       <w:r>
         <w:rPr>
           <w:b w:val="0"/>
         </w:rPr>
-        <w:t xml:space="preserve"> — furigana rule and content lint enforce scope using `KnowledgeBank/kanji_n5.md`.</w:t>
+        <w:t xml:space="preserve"> for n in {20,30,50} starts a test of that length directly.</w:t>
+      </w:r>
+    </w:p>
+    <w:p>
+      <w:pPr>
+        <w:pStyle w:val="Heading2"/>
+      </w:pPr>
+      <w:r>
+        <w:t>Settings panel additions (Brief 2 §5)</w:t>
       </w:r>
     </w:p>
     <w:p>
@@ -233,13 +279,13 @@
         <w:rPr>
           <w:b/>
         </w:rPr>
-        <w:t>§5.3 Submit button rule clarified</w:t>
+        <w:t>3-mode furigana</w:t>
       </w:r>
       <w:r>
         <w:rPr>
           <w:b w:val="0"/>
         </w:rPr>
-        <w:t xml:space="preserve"> — visible-but-disabled with tooltip and remaining-count, not hidden.</w:t>
+        <w:t xml:space="preserve"> (Always show / Hide on known kanji / Never) replaces the binary toggle. Live preview next to the radios.</w:t>
       </w:r>
     </w:p>
     <w:p>
@@ -256,13 +302,13 @@
         <w:rPr>
           <w:b/>
         </w:rPr>
-        <w:t>§5.7 NEW Diagnostic test</w:t>
+        <w:t>Per-kanji 'I know this' flag</w:t>
       </w:r>
       <w:r>
         <w:rPr>
           <w:b w:val="0"/>
         </w:rPr>
-        <w:t xml:space="preserve"> — optional 10-question placement check on first run.</w:t>
+        <w:t xml:space="preserve"> - click any kanji glyph anywhere to open a popover with on/kun/meaning + a checkbox; flag persists in `localStorage.knownKanji` and feeds the 'hide-known' furigana mode.</w:t>
       </w:r>
     </w:p>
     <w:p>
@@ -279,13 +325,13 @@
         <w:rPr>
           <w:b/>
         </w:rPr>
-        <w:t>§5.8 NEW Drill mode (SRS-light)</w:t>
+        <w:t>Audio playback speed</w:t>
       </w:r>
       <w:r>
         <w:rPr>
           <w:b w:val="0"/>
         </w:rPr>
-        <w:t xml:space="preserve"> — promoted from Phase 2 roadmap to Phase 1. Intervals 1d / 3d / 7d / 14d.</w:t>
+        <w:t xml:space="preserve"> (0.75x / 1.0x / 1.25x) - applied via MutationObserver to every `&lt;audio&gt;` element on every route render.</w:t>
       </w:r>
     </w:p>
     <w:p>
@@ -302,13 +348,13 @@
         <w:rPr>
           <w:b/>
         </w:rPr>
-        <w:t>§6.2 Test engine</w:t>
+        <w:t>Reduce motion</w:t>
       </w:r>
       <w:r>
         <w:rPr>
           <w:b w:val="0"/>
         </w:rPr>
-        <w:t xml:space="preserve"> — adds `sentence_order` (並べ替え) question type.</w:t>
+        <w:t xml:space="preserve"> override (auto / on / off) - sets `data-reduce-motion` on `&lt;html&gt;`; CSS overrides animation/transition durations.</w:t>
       </w:r>
     </w:p>
     <w:p>
@@ -325,13 +371,13 @@
         <w:rPr>
           <w:b/>
         </w:rPr>
-        <w:t>§6.5 NEW Per-distractor explanations</w:t>
+        <w:t>Typed-phrase reset</w:t>
       </w:r>
       <w:r>
         <w:rPr>
           <w:b w:val="0"/>
         </w:rPr>
-        <w:t xml:space="preserve"> for high-confusion questions.</w:t>
+        <w:t xml:space="preserve"> ('Type RESET to confirm') replaces the legacy double-confirm dialog.</w:t>
       </w:r>
     </w:p>
     <w:p>
@@ -348,13 +394,21 @@
         <w:rPr>
           <w:b/>
         </w:rPr>
-        <w:t>§6.6 NEW Threshold-based weak pattern detection</w:t>
+        <w:t>Export schema bumped 1 → 2</w:t>
       </w:r>
       <w:r>
         <w:rPr>
           <w:b w:val="0"/>
         </w:rPr>
-        <w:t xml:space="preserve"> — `errors/attempts ≥ 0.5 AND attempts ≥ 2` over rolling history, not single-test snapshot.</w:t>
+        <w:t xml:space="preserve"> to include the new `knownKanji` and `streak` keys (settings, history, results, knownKanji, streak). v1 imports remain accepted - missing keys default to empty.</w:t>
+      </w:r>
+    </w:p>
+    <w:p>
+      <w:pPr>
+        <w:pStyle w:val="Heading2"/>
+      </w:pPr>
+      <w:r>
+        <w:t>PWA / offline upgrades (Brief 2 §12)</w:t>
       </w:r>
     </w:p>
     <w:p>
@@ -371,13 +425,13 @@
         <w:rPr>
           <w:b/>
         </w:rPr>
-        <w:t>§7.1 / §7.2 schemas extended</w:t>
+        <w:t>Service worker `jlpt-n5-tutor-v24`</w:t>
       </w:r>
       <w:r>
         <w:rPr>
           <w:b w:val="0"/>
         </w:rPr>
-        <w:t xml:space="preserve"> — pattern adds `category`, `order`, `form_rules`, `common_mistakes`; question adds `direction`, `distractor_explanations`, `high_confusion`, `sentence_order` shape.</w:t>
+        <w:t xml:space="preserve"> - stale-while-revalidate for the shell (HTML/CSS/JS) and cache-first for content (data/audio/locales).</w:t>
       </w:r>
     </w:p>
     <w:p>
@@ -394,13 +448,13 @@
         <w:rPr>
           <w:b/>
         </w:rPr>
-        <w:t>§8 Tech stack locked</w:t>
+        <w:t>'Update available' toast</w:t>
       </w:r>
       <w:r>
         <w:rPr>
           <w:b w:val="0"/>
         </w:rPr>
-        <w:t xml:space="preserve"> — Vanilla HTML + CSS + JavaScript with ES modules. No build step. No npm. Open `index.html` to run.</w:t>
+        <w:t xml:space="preserve"> - SW posts a SW_UPDATE_AVAILABLE message when new shell bytes are detected; click Reload to skipWaiting + reload.</w:t>
       </w:r>
     </w:p>
     <w:p>
@@ -417,13 +471,536 @@
         <w:rPr>
           <w:b/>
         </w:rPr>
-        <w:t>§9 Repo structure updated</w:t>
+        <w:t>PWA install banner</w:t>
       </w:r>
       <w:r>
         <w:rPr>
           <w:b w:val="0"/>
         </w:rPr>
-        <w:t xml:space="preserve"> — co-locates app with existing content files in `/JLPT/N5/`.</w:t>
+        <w:t xml:space="preserve"> - one-time, dismissible, persists in localStorage.</w:t>
+      </w:r>
+    </w:p>
+    <w:p>
+      <w:pPr>
+        <w:pStyle w:val="ListBullet"/>
+        <w:ind w:left="360"/>
+      </w:pPr>
+      <w:r>
+        <w:rPr>
+          <w:b w:val="0"/>
+        </w:rPr>
+      </w:r>
+      <w:r>
+        <w:rPr>
+          <w:b/>
+        </w:rPr>
+        <w:t>Offline indicator</w:t>
+      </w:r>
+      <w:r>
+        <w:rPr>
+          <w:b w:val="0"/>
+        </w:rPr>
+        <w:t xml:space="preserve"> - chip in top-right that toggles with `navigator.onLine`. Hidden when online.</w:t>
+      </w:r>
+    </w:p>
+    <w:p>
+      <w:pPr>
+        <w:pStyle w:val="Heading2"/>
+      </w:pPr>
+      <w:r>
+        <w:t>Mobile / responsive / a11y (Brief 2 §9, §10)</w:t>
+      </w:r>
+    </w:p>
+    <w:p>
+      <w:pPr>
+        <w:pStyle w:val="ListBullet"/>
+        <w:ind w:left="360"/>
+      </w:pPr>
+      <w:r>
+        <w:rPr>
+          <w:b w:val="0"/>
+        </w:rPr>
+      </w:r>
+      <w:r>
+        <w:rPr>
+          <w:b/>
+        </w:rPr>
+        <w:t>Bottom nav at ≤480 px</w:t>
+      </w:r>
+      <w:r>
+        <w:rPr>
+          <w:b w:val="0"/>
+        </w:rPr>
+        <w:t xml:space="preserve"> - primary nav becomes a fixed bar with `env(safe-area-inset-bottom)` honored.</w:t>
+      </w:r>
+    </w:p>
+    <w:p>
+      <w:pPr>
+        <w:pStyle w:val="ListBullet"/>
+        <w:ind w:left="360"/>
+      </w:pPr>
+      <w:r>
+        <w:rPr>
+          <w:b w:val="0"/>
+        </w:rPr>
+      </w:r>
+      <w:r>
+        <w:rPr>
+          <w:b/>
+        </w:rPr>
+        <w:t>44 px tap-target floor</w:t>
+      </w:r>
+      <w:r>
+        <w:rPr>
+          <w:b w:val="0"/>
+        </w:rPr>
+        <w:t xml:space="preserve"> enforced via CSS on every interactive element.</w:t>
+      </w:r>
+    </w:p>
+    <w:p>
+      <w:pPr>
+        <w:pStyle w:val="ListBullet"/>
+        <w:ind w:left="360"/>
+      </w:pPr>
+      <w:r>
+        <w:rPr>
+          <w:b w:val="0"/>
+        </w:rPr>
+      </w:r>
+      <w:r>
+        <w:rPr>
+          <w:b/>
+        </w:rPr>
+        <w:t>Skeleton screens</w:t>
+      </w:r>
+      <w:r>
+        <w:rPr>
+          <w:b w:val="0"/>
+        </w:rPr>
+        <w:t xml:space="preserve"> replace the legacy 'Loading...' text on every route. 5-second timeout shows a real 'Couldn't load - Retry' UI.</w:t>
+      </w:r>
+    </w:p>
+    <w:p>
+      <w:pPr>
+        <w:pStyle w:val="ListBullet"/>
+        <w:ind w:left="360"/>
+      </w:pPr>
+      <w:r>
+        <w:rPr>
+          <w:b w:val="0"/>
+        </w:rPr>
+      </w:r>
+      <w:r>
+        <w:rPr>
+          <w:b/>
+        </w:rPr>
+        <w:t>Empty states with routing buttons</w:t>
+      </w:r>
+      <w:r>
+        <w:rPr>
+          <w:b w:val="0"/>
+        </w:rPr>
+        <w:t xml:space="preserve"> for Review / Summary / Test (no completed tests / no progress yet / no due items).</w:t>
+      </w:r>
+    </w:p>
+    <w:p>
+      <w:pPr>
+        <w:pStyle w:val="ListBullet"/>
+        <w:ind w:left="360"/>
+      </w:pPr>
+      <w:r>
+        <w:rPr>
+          <w:b w:val="0"/>
+        </w:rPr>
+      </w:r>
+      <w:r>
+        <w:rPr>
+          <w:b/>
+        </w:rPr>
+        <w:t>Print stylesheet</w:t>
+      </w:r>
+      <w:r>
+        <w:rPr>
+          <w:b w:val="0"/>
+        </w:rPr>
+        <w:t xml:space="preserve"> (`@media print`) hides chrome, expands `&lt;details&gt;`, switches to serif. Clean Learn-lesson printables.</w:t>
+      </w:r>
+    </w:p>
+    <w:p>
+      <w:pPr>
+        <w:pStyle w:val="Heading2"/>
+      </w:pPr>
+      <w:r>
+        <w:t>Power user / search / shortcuts (Brief 2 §7, §8)</w:t>
+      </w:r>
+    </w:p>
+    <w:p>
+      <w:pPr>
+        <w:pStyle w:val="ListBullet"/>
+        <w:ind w:left="360"/>
+      </w:pPr>
+      <w:r>
+        <w:rPr>
+          <w:b w:val="0"/>
+        </w:rPr>
+      </w:r>
+      <w:r>
+        <w:rPr>
+          <w:b/>
+        </w:rPr>
+        <w:t>Cross-corpus search</w:t>
+      </w:r>
+      <w:r>
+        <w:rPr>
+          <w:b w:val="0"/>
+        </w:rPr>
+        <w:t xml:space="preserve"> in the secondary nav: indexes grammar (id/pattern/meaning/explanation), vocab (form/reading/gloss, capped at 1500), kanji (glyph/on/kun/meanings). Results group by type with counts. `/` keyboard shortcut focuses the input.</w:t>
+      </w:r>
+    </w:p>
+    <w:p>
+      <w:pPr>
+        <w:pStyle w:val="ListBullet"/>
+        <w:ind w:left="360"/>
+      </w:pPr>
+      <w:r>
+        <w:rPr>
+          <w:b w:val="0"/>
+        </w:rPr>
+      </w:r>
+      <w:r>
+        <w:rPr>
+          <w:b/>
+        </w:rPr>
+        <w:t>Global keyboard shortcuts</w:t>
+      </w:r>
+      <w:r>
+        <w:rPr>
+          <w:b w:val="0"/>
+        </w:rPr>
+        <w:t xml:space="preserve"> (`js/shortcuts.js`): 1-4 picks Nth choice; Space reveal/flip; Enter clicks primary/Submit; ? opens cheatsheet overlay; Esc dismisses overlays.</w:t>
+      </w:r>
+    </w:p>
+    <w:p>
+      <w:pPr>
+        <w:pStyle w:val="ListBullet"/>
+        <w:ind w:left="360"/>
+      </w:pPr>
+      <w:r>
+        <w:rPr>
+          <w:b w:val="0"/>
+        </w:rPr>
+      </w:r>
+      <w:r>
+        <w:rPr>
+          <w:b/>
+        </w:rPr>
+        <w:t>Quit-prompt in Test</w:t>
+      </w:r>
+      <w:r>
+        <w:rPr>
+          <w:b w:val="0"/>
+        </w:rPr>
+        <w:t xml:space="preserve"> - `__testInProgress` flag set on test start; beforeunload + hashchange interceptors confirm 'Quit this test?' and revert the hash on cancel.</w:t>
+      </w:r>
+    </w:p>
+    <w:p>
+      <w:pPr>
+        <w:pStyle w:val="Heading2"/>
+      </w:pPr>
+      <w:r>
+        <w:t>Audio + content corrections (Pass 9, Pass 10)</w:t>
+      </w:r>
+    </w:p>
+    <w:p>
+      <w:pPr>
+        <w:pStyle w:val="ListBullet"/>
+        <w:ind w:left="360"/>
+      </w:pPr>
+      <w:r>
+        <w:rPr>
+          <w:b w:val="0"/>
+        </w:rPr>
+      </w:r>
+      <w:r>
+        <w:rPr>
+          <w:b/>
+        </w:rPr>
+        <w:t>491 MP3 files</w:t>
+      </w:r>
+      <w:r>
+        <w:rPr>
+          <w:b w:val="0"/>
+        </w:rPr>
+        <w:t xml:space="preserve"> - 449 grammar examples + 30 reading passages + 12 listening scripts (~19 MB) generated via gTTS at build time. App degrades gracefully when MP3s are absent.</w:t>
+      </w:r>
+    </w:p>
+    <w:p>
+      <w:pPr>
+        <w:pStyle w:val="ListBullet"/>
+        <w:ind w:left="360"/>
+      </w:pPr>
+      <w:r>
+        <w:rPr>
+          <w:b w:val="0"/>
+        </w:rPr>
+      </w:r>
+      <w:r>
+        <w:rPr>
+          <w:b/>
+        </w:rPr>
+        <w:t>`tools/build_audio.py:normalize_for_tts()`</w:t>
+      </w:r>
+      <w:r>
+        <w:rPr>
+          <w:b w:val="0"/>
+        </w:rPr>
+        <w:t xml:space="preserve"> - converts ASCII digits to kanji digits before passing to gTTS so '3さつ' reads as 'さんさつ' and not as 'スリーさつ'. 274 occurrences across the corpus normalized.</w:t>
+      </w:r>
+    </w:p>
+    <w:p>
+      <w:pPr>
+        <w:pStyle w:val="ListBullet"/>
+        <w:ind w:left="360"/>
+      </w:pPr>
+      <w:r>
+        <w:rPr>
+          <w:b w:val="0"/>
+        </w:rPr>
+      </w:r>
+      <w:r>
+        <w:rPr>
+          <w:b/>
+        </w:rPr>
+        <w:t>`data/n5_kanji_readings.json`</w:t>
+      </w:r>
+      <w:r>
+        <w:rPr>
+          <w:b w:val="0"/>
+        </w:rPr>
+        <w:t xml:space="preserve"> - 35 wrong-primary readings fixed (本 もと→ほん, 時 とき→じ, 月 つき→がつ, 学 まな→がく, 人 ひと→にん, etc.) so auto-furigana renders the N5-context-most-common reading.</w:t>
+      </w:r>
+    </w:p>
+    <w:p>
+      <w:pPr>
+        <w:pStyle w:val="ListBullet"/>
+        <w:ind w:left="360"/>
+      </w:pPr>
+      <w:r>
+        <w:rPr>
+          <w:b w:val="0"/>
+        </w:rPr>
+      </w:r>
+      <w:r>
+        <w:rPr>
+          <w:b/>
+        </w:rPr>
+        <w:t>Pass 9 (external content brief)</w:t>
+      </w:r>
+      <w:r>
+        <w:rPr>
+          <w:b w:val="0"/>
+        </w:rPr>
+        <w:t xml:space="preserve"> - 27 + 4 sweeps + 7 cross-file consistency checks raised, all 38 fixed, 0 open across moji/goi/bunpou/dokkai/authentic question files.</w:t>
+      </w:r>
+    </w:p>
+    <w:p>
+      <w:pPr>
+        <w:pStyle w:val="ListBullet"/>
+        <w:ind w:left="360"/>
+      </w:pPr>
+      <w:r>
+        <w:rPr>
+          <w:b w:val="0"/>
+        </w:rPr>
+      </w:r>
+      <w:r>
+        <w:rPr>
+          <w:b/>
+        </w:rPr>
+        <w:t>Pass 10 (audio + auto-furigana)</w:t>
+      </w:r>
+      <w:r>
+        <w:rPr>
+          <w:b w:val="0"/>
+        </w:rPr>
+        <w:t xml:space="preserve"> - 309 findings (274 ASCII-digit + 35 wrong-primary), all closed.</w:t>
+      </w:r>
+    </w:p>
+    <w:p>
+      <w:pPr>
+        <w:pStyle w:val="Heading2"/>
+      </w:pPr>
+      <w:r>
+        <w:t>Cumulative content audit tally</w:t>
+      </w:r>
+    </w:p>
+    <w:p>
+      <w:pPr>
+        <w:pStyle w:val="ListBullet"/>
+        <w:ind w:left="360"/>
+      </w:pPr>
+      <w:r>
+        <w:rPr>
+          <w:b w:val="0"/>
+        </w:rPr>
+      </w:r>
+      <w:r>
+        <w:rPr>
+          <w:b/>
+        </w:rPr>
+        <w:t>Pass 1-9</w:t>
+      </w:r>
+      <w:r>
+        <w:rPr>
+          <w:b w:val="0"/>
+        </w:rPr>
+        <w:t xml:space="preserve"> content corrections: 153 raised, 153 closed.</w:t>
+      </w:r>
+    </w:p>
+    <w:p>
+      <w:pPr>
+        <w:pStyle w:val="ListBullet"/>
+        <w:ind w:left="360"/>
+      </w:pPr>
+      <w:r>
+        <w:rPr>
+          <w:b w:val="0"/>
+        </w:rPr>
+      </w:r>
+      <w:r>
+        <w:rPr>
+          <w:b/>
+        </w:rPr>
+        <w:t>Pass 10</w:t>
+      </w:r>
+      <w:r>
+        <w:rPr>
+          <w:b w:val="0"/>
+        </w:rPr>
+        <w:t xml:space="preserve"> audio + auto-furigana: 309 raised, 309 closed.</w:t>
+      </w:r>
+    </w:p>
+    <w:p>
+      <w:pPr>
+        <w:pStyle w:val="ListBullet"/>
+        <w:ind w:left="360"/>
+      </w:pPr>
+      <w:r>
+        <w:rPr>
+          <w:b w:val="0"/>
+        </w:rPr>
+      </w:r>
+      <w:r>
+        <w:rPr>
+          <w:b/>
+        </w:rPr>
+        <w:t>Total: 462 raised, 462 closed, 0 open</w:t>
+      </w:r>
+      <w:r>
+        <w:rPr>
+          <w:b w:val="0"/>
+        </w:rPr>
+        <w:t xml:space="preserve"> across 10 audit passes spanning JLPT paper-maker, native-teacher, external 日本語教師, and TTS / rendering correctness perspectives.</w:t>
+      </w:r>
+    </w:p>
+    <w:p>
+      <w:pPr>
+        <w:pStyle w:val="Heading2"/>
+      </w:pPr>
+      <w:r>
+        <w:t>Repo / specifications hygiene</w:t>
+      </w:r>
+    </w:p>
+    <w:p>
+      <w:pPr>
+        <w:pStyle w:val="ListBullet"/>
+        <w:ind w:left="360"/>
+      </w:pPr>
+      <w:r>
+        <w:rPr>
+          <w:b w:val="0"/>
+        </w:rPr>
+      </w:r>
+      <w:r>
+        <w:rPr>
+          <w:b/>
+        </w:rPr>
+        <w:t>`specifications/`</w:t>
+      </w:r>
+      <w:r>
+        <w:rPr>
+          <w:b w:val="0"/>
+        </w:rPr>
+        <w:t xml:space="preserve"> directory holds the canonical functional spec (this document).</w:t>
+      </w:r>
+    </w:p>
+    <w:p>
+      <w:pPr>
+        <w:pStyle w:val="ListBullet"/>
+        <w:ind w:left="360"/>
+      </w:pPr>
+      <w:r>
+        <w:rPr>
+          <w:b w:val="0"/>
+        </w:rPr>
+      </w:r>
+      <w:r>
+        <w:rPr>
+          <w:b/>
+        </w:rPr>
+        <w:t>`not-required/`</w:t>
+      </w:r>
+      <w:r>
+        <w:rPr>
+          <w:b w:val="0"/>
+        </w:rPr>
+        <w:t xml:space="preserve"> directory archives the v1 spec and other transient artifacts (kept on disk but out of the working tree).</w:t>
+      </w:r>
+    </w:p>
+    <w:p>
+      <w:pPr>
+        <w:pStyle w:val="ListBullet"/>
+        <w:ind w:left="360"/>
+      </w:pPr>
+      <w:r>
+        <w:rPr>
+          <w:b w:val="0"/>
+        </w:rPr>
+      </w:r>
+      <w:r>
+        <w:rPr>
+          <w:b/>
+        </w:rPr>
+        <w:t>`CHANGELOG.md`</w:t>
+      </w:r>
+      <w:r>
+        <w:rPr>
+          <w:b w:val="0"/>
+        </w:rPr>
+        <w:t xml:space="preserve"> documents user-visible changes per release; linked from the footer's 'What's new' link.</w:t>
+      </w:r>
+    </w:p>
+    <w:p>
+      <w:pPr>
+        <w:pStyle w:val="ListBullet"/>
+        <w:ind w:left="360"/>
+      </w:pPr>
+      <w:r>
+        <w:rPr>
+          <w:b w:val="0"/>
+        </w:rPr>
+      </w:r>
+      <w:r>
+        <w:rPr>
+          <w:b/>
+        </w:rPr>
+        <w:t>Em-dash-free codebase</w:t>
+      </w:r>
+      <w:r>
+        <w:rPr>
+          <w:b w:val="0"/>
+        </w:rPr>
+        <w:t xml:space="preserve"> - 881 occurrences stripped from shipped files for cp932 console safety. Regression guard X-6.5 in the testing plan.</w:t>
       </w:r>
     </w:p>
     <w:p>
@@ -438,6 +1015,389 @@
         <w:pStyle w:val="Heading1"/>
       </w:pPr>
       <w:r>
+        <w:t>0.1) Changelog from v1 (historical)</w:t>
+      </w:r>
+    </w:p>
+    <w:p>
+      <w:pPr>
+        <w:pStyle w:val="ListBullet"/>
+        <w:ind w:left="360"/>
+      </w:pPr>
+      <w:r>
+        <w:rPr>
+          <w:b w:val="0"/>
+        </w:rPr>
+      </w:r>
+      <w:r>
+        <w:rPr>
+          <w:b/>
+        </w:rPr>
+        <w:t>§4.2 Furigana default flipped to OFF on N5 kanji</w:t>
+      </w:r>
+      <w:r>
+        <w:rPr>
+          <w:b w:val="0"/>
+        </w:rPr>
+        <w:t xml:space="preserve"> - matches a late-N5 learner. Per-session toggle to flip ON when desired.</w:t>
+      </w:r>
+    </w:p>
+    <w:p>
+      <w:pPr>
+        <w:pStyle w:val="ListBullet"/>
+        <w:ind w:left="360"/>
+      </w:pPr>
+      <w:r>
+        <w:rPr>
+          <w:b w:val="0"/>
+        </w:rPr>
+      </w:r>
+      <w:r>
+        <w:rPr>
+          <w:b/>
+        </w:rPr>
+        <w:t>§4.3 Lesson template expanded from 5 blocks to 7</w:t>
+      </w:r>
+      <w:r>
+        <w:rPr>
+          <w:b w:val="0"/>
+        </w:rPr>
+        <w:t xml:space="preserve"> - adds Form &amp; Connection Rules and Common Mistakes / Contrasts blocks.</w:t>
+      </w:r>
+    </w:p>
+    <w:p>
+      <w:pPr>
+        <w:pStyle w:val="ListBullet"/>
+        <w:ind w:left="360"/>
+      </w:pPr>
+      <w:r>
+        <w:rPr>
+          <w:b w:val="0"/>
+        </w:rPr>
+      </w:r>
+      <w:r>
+        <w:rPr>
+          <w:b/>
+        </w:rPr>
+        <w:t>§4.4 NEW Canonical pattern source</w:t>
+      </w:r>
+      <w:r>
+        <w:rPr>
+          <w:b w:val="0"/>
+        </w:rPr>
+        <w:t xml:space="preserve"> - locked to local file `KnowledgeBank/grammar_n5.md` (23 categories, exhaustive), not an external website.</w:t>
+      </w:r>
+    </w:p>
+    <w:p>
+      <w:pPr>
+        <w:pStyle w:val="ListBullet"/>
+        <w:ind w:left="360"/>
+      </w:pPr>
+      <w:r>
+        <w:rPr>
+          <w:b w:val="0"/>
+        </w:rPr>
+      </w:r>
+      <w:r>
+        <w:rPr>
+          <w:b/>
+        </w:rPr>
+        <w:t>§4.5 NEW meaning_ja rule</w:t>
+      </w:r>
+      <w:r>
+        <w:rPr>
+          <w:b w:val="0"/>
+        </w:rPr>
+        <w:t xml:space="preserve"> - N5 kanji allowed; no out-of-scope kanji or vocab; no romaji anywhere.</w:t>
+      </w:r>
+    </w:p>
+    <w:p>
+      <w:pPr>
+        <w:pStyle w:val="ListBullet"/>
+        <w:ind w:left="360"/>
+      </w:pPr>
+      <w:r>
+        <w:rPr>
+          <w:b w:val="0"/>
+        </w:rPr>
+      </w:r>
+      <w:r>
+        <w:rPr>
+          <w:b/>
+        </w:rPr>
+        <w:t>§4.6 NEW Example variety rule</w:t>
+      </w:r>
+      <w:r>
+        <w:rPr>
+          <w:b w:val="0"/>
+        </w:rPr>
+        <w:t xml:space="preserve"> - 4-6 examples for fundamentals with mandatory form variety (`affirmative` / `negative` / `question` / `past` / `dialogue`).</w:t>
+      </w:r>
+    </w:p>
+    <w:p>
+      <w:pPr>
+        <w:pStyle w:val="ListBullet"/>
+        <w:ind w:left="360"/>
+      </w:pPr>
+      <w:r>
+        <w:rPr>
+          <w:b w:val="0"/>
+        </w:rPr>
+      </w:r>
+      <w:r>
+        <w:rPr>
+          <w:b/>
+        </w:rPr>
+        <w:t>§4.7 NEW N5 vocabulary whitelist</w:t>
+      </w:r>
+      <w:r>
+        <w:rPr>
+          <w:b w:val="0"/>
+        </w:rPr>
+        <w:t xml:space="preserve"> - content lint enforces scope using `KnowledgeBank/vocabulary_n5.md`.</w:t>
+      </w:r>
+    </w:p>
+    <w:p>
+      <w:pPr>
+        <w:pStyle w:val="ListBullet"/>
+        <w:ind w:left="360"/>
+      </w:pPr>
+      <w:r>
+        <w:rPr>
+          <w:b w:val="0"/>
+        </w:rPr>
+      </w:r>
+      <w:r>
+        <w:rPr>
+          <w:b/>
+        </w:rPr>
+        <w:t>§4.8 NEW N5 kanji whitelist</w:t>
+      </w:r>
+      <w:r>
+        <w:rPr>
+          <w:b w:val="0"/>
+        </w:rPr>
+        <w:t xml:space="preserve"> - furigana rule and content lint enforce scope using `KnowledgeBank/kanji_n5.md`.</w:t>
+      </w:r>
+    </w:p>
+    <w:p>
+      <w:pPr>
+        <w:pStyle w:val="ListBullet"/>
+        <w:ind w:left="360"/>
+      </w:pPr>
+      <w:r>
+        <w:rPr>
+          <w:b w:val="0"/>
+        </w:rPr>
+      </w:r>
+      <w:r>
+        <w:rPr>
+          <w:b/>
+        </w:rPr>
+        <w:t>§5.3 Submit button rule clarified</w:t>
+      </w:r>
+      <w:r>
+        <w:rPr>
+          <w:b w:val="0"/>
+        </w:rPr>
+        <w:t xml:space="preserve"> - visible-but-disabled with tooltip and remaining-count, not hidden.</w:t>
+      </w:r>
+    </w:p>
+    <w:p>
+      <w:pPr>
+        <w:pStyle w:val="ListBullet"/>
+        <w:ind w:left="360"/>
+      </w:pPr>
+      <w:r>
+        <w:rPr>
+          <w:b w:val="0"/>
+        </w:rPr>
+      </w:r>
+      <w:r>
+        <w:rPr>
+          <w:b/>
+        </w:rPr>
+        <w:t>§5.7 NEW Diagnostic test</w:t>
+      </w:r>
+      <w:r>
+        <w:rPr>
+          <w:b w:val="0"/>
+        </w:rPr>
+        <w:t xml:space="preserve"> - optional 10-question placement check on first run.</w:t>
+      </w:r>
+    </w:p>
+    <w:p>
+      <w:pPr>
+        <w:pStyle w:val="ListBullet"/>
+        <w:ind w:left="360"/>
+      </w:pPr>
+      <w:r>
+        <w:rPr>
+          <w:b w:val="0"/>
+        </w:rPr>
+      </w:r>
+      <w:r>
+        <w:rPr>
+          <w:b/>
+        </w:rPr>
+        <w:t>§5.8 NEW Drill mode (SRS-light)</w:t>
+      </w:r>
+      <w:r>
+        <w:rPr>
+          <w:b w:val="0"/>
+        </w:rPr>
+        <w:t xml:space="preserve"> - promoted from Phase 2 roadmap to Phase 1. Intervals 1d / 3d / 7d / 14d.</w:t>
+      </w:r>
+    </w:p>
+    <w:p>
+      <w:pPr>
+        <w:pStyle w:val="ListBullet"/>
+        <w:ind w:left="360"/>
+      </w:pPr>
+      <w:r>
+        <w:rPr>
+          <w:b w:val="0"/>
+        </w:rPr>
+      </w:r>
+      <w:r>
+        <w:rPr>
+          <w:b/>
+        </w:rPr>
+        <w:t>§6.2 Test engine</w:t>
+      </w:r>
+      <w:r>
+        <w:rPr>
+          <w:b w:val="0"/>
+        </w:rPr>
+        <w:t xml:space="preserve"> - adds `sentence_order` (並べ替え) question type.</w:t>
+      </w:r>
+    </w:p>
+    <w:p>
+      <w:pPr>
+        <w:pStyle w:val="ListBullet"/>
+        <w:ind w:left="360"/>
+      </w:pPr>
+      <w:r>
+        <w:rPr>
+          <w:b w:val="0"/>
+        </w:rPr>
+      </w:r>
+      <w:r>
+        <w:rPr>
+          <w:b/>
+        </w:rPr>
+        <w:t>§6.5 NEW Per-distractor explanations</w:t>
+      </w:r>
+      <w:r>
+        <w:rPr>
+          <w:b w:val="0"/>
+        </w:rPr>
+        <w:t xml:space="preserve"> for high-confusion questions.</w:t>
+      </w:r>
+    </w:p>
+    <w:p>
+      <w:pPr>
+        <w:pStyle w:val="ListBullet"/>
+        <w:ind w:left="360"/>
+      </w:pPr>
+      <w:r>
+        <w:rPr>
+          <w:b w:val="0"/>
+        </w:rPr>
+      </w:r>
+      <w:r>
+        <w:rPr>
+          <w:b/>
+        </w:rPr>
+        <w:t>§6.6 NEW Threshold-based weak pattern detection</w:t>
+      </w:r>
+      <w:r>
+        <w:rPr>
+          <w:b w:val="0"/>
+        </w:rPr>
+        <w:t xml:space="preserve"> - `errors/attempts ≥ 0.5 AND attempts ≥ 2` over rolling history, not single-test snapshot.</w:t>
+      </w:r>
+    </w:p>
+    <w:p>
+      <w:pPr>
+        <w:pStyle w:val="ListBullet"/>
+        <w:ind w:left="360"/>
+      </w:pPr>
+      <w:r>
+        <w:rPr>
+          <w:b w:val="0"/>
+        </w:rPr>
+      </w:r>
+      <w:r>
+        <w:rPr>
+          <w:b/>
+        </w:rPr>
+        <w:t>§7.1 / §7.2 schemas extended</w:t>
+      </w:r>
+      <w:r>
+        <w:rPr>
+          <w:b w:val="0"/>
+        </w:rPr>
+        <w:t xml:space="preserve"> - pattern adds `category`, `order`, `form_rules`, `common_mistakes`; question adds `direction`, `distractor_explanations`, `high_confusion`, `sentence_order` shape.</w:t>
+      </w:r>
+    </w:p>
+    <w:p>
+      <w:pPr>
+        <w:pStyle w:val="ListBullet"/>
+        <w:ind w:left="360"/>
+      </w:pPr>
+      <w:r>
+        <w:rPr>
+          <w:b w:val="0"/>
+        </w:rPr>
+      </w:r>
+      <w:r>
+        <w:rPr>
+          <w:b/>
+        </w:rPr>
+        <w:t>§8 Tech stack locked</w:t>
+      </w:r>
+      <w:r>
+        <w:rPr>
+          <w:b w:val="0"/>
+        </w:rPr>
+        <w:t xml:space="preserve"> - Vanilla HTML + CSS + JavaScript with ES modules. No build step. No npm. Open `index.html` to run.</w:t>
+      </w:r>
+    </w:p>
+    <w:p>
+      <w:pPr>
+        <w:pStyle w:val="ListBullet"/>
+        <w:ind w:left="360"/>
+      </w:pPr>
+      <w:r>
+        <w:rPr>
+          <w:b w:val="0"/>
+        </w:rPr>
+      </w:r>
+      <w:r>
+        <w:rPr>
+          <w:b/>
+        </w:rPr>
+        <w:t>§9 Repo structure updated</w:t>
+      </w:r>
+      <w:r>
+        <w:rPr>
+          <w:b w:val="0"/>
+        </w:rPr>
+        <w:t xml:space="preserve"> - co-locates app with existing content files in `/JLPT/N5/`.</w:t>
+      </w:r>
+    </w:p>
+    <w:p>
+      <w:pPr>
+        <w:pBdr>
+          <w:bottom w:val="single" w:sz="6" w:space="1" w:color="auto"/>
+        </w:pBdr>
+      </w:pPr>
+    </w:p>
+    <w:p>
+      <w:pPr>
+        <w:pStyle w:val="Heading1"/>
+      </w:pPr>
+      <w:r>
         <w:t>1) Purpose &amp; Goals</w:t>
       </w:r>
     </w:p>
@@ -843,7 +1803,7 @@
         <w:rPr>
           <w:b w:val="0"/>
         </w:rPr>
-        <w:t xml:space="preserve"> for any kanji or word beyond N5 scope, on the specific word only — never the entire sentence.</w:t>
+        <w:t xml:space="preserve"> for any kanji or word beyond N5 scope, on the specific word only - never the entire sentence.</w:t>
       </w:r>
     </w:p>
     <w:p>
@@ -866,7 +1826,7 @@
         <w:rPr>
           <w:b w:val="0"/>
         </w:rPr>
-        <w:t xml:space="preserve"> "Show furigana on N5 kanji" — learner can flip ON for extra support; OFF is the default and persists in LocalStorage.</w:t>
+        <w:t xml:space="preserve"> "Show furigana on N5 kanji" - learner can flip ON for extra support; OFF is the default and persists in LocalStorage.</w:t>
       </w:r>
     </w:p>
     <w:p>
@@ -883,7 +1843,7 @@
         <w:pStyle w:val="Heading2"/>
       </w:pPr>
       <w:r>
-        <w:t>4.3 Lesson Template (Chapter 1) — 7 Blocks</w:t>
+        <w:t>4.3 Lesson Template (Chapter 1) - 7 Blocks</w:t>
       </w:r>
     </w:p>
     <w:p>
@@ -914,7 +1874,7 @@
         <w:rPr>
           <w:b w:val="0"/>
         </w:rPr>
-        <w:t xml:space="preserve"> — e.g., 〜です／〜ます</w:t>
+        <w:t xml:space="preserve"> - e.g., 〜です／〜ます</w:t>
       </w:r>
     </w:p>
     <w:p>
@@ -936,7 +1896,7 @@
         <w:rPr>
           <w:b w:val="0"/>
         </w:rPr>
-        <w:t xml:space="preserve"> — short gloss.</w:t>
+        <w:t xml:space="preserve"> - short gloss.</w:t>
       </w:r>
     </w:p>
     <w:p>
@@ -958,7 +1918,7 @@
         <w:rPr>
           <w:b w:val="0"/>
         </w:rPr>
-        <w:t xml:space="preserve"> — what does the pattern attach to (noun / い-adj / な-adj / verb-which-form)? Include a small conjugation table where applicable (affirmative / negative / past / past-negative / question).</w:t>
+        <w:t xml:space="preserve"> - what does the pattern attach to (noun / い-adj / な-adj / verb-which-form)? Include a small conjugation table where applicable (affirmative / negative / past / past-negative / question).</w:t>
       </w:r>
     </w:p>
     <w:p>
@@ -980,7 +1940,7 @@
         <w:rPr>
           <w:b w:val="0"/>
         </w:rPr>
-        <w:t xml:space="preserve"> — when to use it, register, nuance.</w:t>
+        <w:t xml:space="preserve"> - when to use it, register, nuance.</w:t>
       </w:r>
     </w:p>
     <w:p>
@@ -1002,7 +1962,7 @@
         <w:rPr>
           <w:b w:val="0"/>
         </w:rPr>
-        <w:t xml:space="preserve"> — must follow the form-variety rule (§4.6).</w:t>
+        <w:t xml:space="preserve"> - must follow the form-variety rule (§4.6).</w:t>
       </w:r>
     </w:p>
     <w:p>
@@ -1024,7 +1984,7 @@
         <w:rPr>
           <w:b w:val="0"/>
         </w:rPr>
-        <w:t xml:space="preserve"> — pairs like 「は vs が」, 「に vs で」, 「あります vs います」, 「上手 vs 得意」. At least one entry where applicable. Include a strikethrough wrong sentence with one-line "why this is wrong" where helpful.</w:t>
+        <w:t xml:space="preserve"> - pairs like 「は vs が」, 「に vs で」, 「あります vs います」, 「上手 vs 得意」. At least one entry where applicable. Include a strikethrough wrong sentence with one-line "why this is wrong" where helpful.</w:t>
       </w:r>
     </w:p>
     <w:p>
@@ -1046,7 +2006,7 @@
         <w:rPr>
           <w:b w:val="0"/>
         </w:rPr>
-        <w:t xml:space="preserve"> — N5 kanji allowed, no out-of-scope words, hiragana otherwise. Provides reading reinforcement.</w:t>
+        <w:t xml:space="preserve"> - N5 kanji allowed, no out-of-scope words, hiragana otherwise. Provides reading reinforcement.</w:t>
       </w:r>
     </w:p>
     <w:p>
@@ -1078,7 +2038,7 @@
         <w:rPr>
           <w:b w:val="0"/>
         </w:rPr>
-        <w:t xml:space="preserve"> (in this directory) — 23 categories, exhaustive at N5 level.</w:t>
+        <w:t xml:space="preserve"> (in this directory) - 23 categories, exhaustive at N5 level.</w:t>
       </w:r>
     </w:p>
     <w:p>
@@ -1096,7 +2056,7 @@
         <w:ind w:left="360"/>
       </w:pPr>
       <w:r>
-        <w:t>Every pattern listed in `KnowledgeBank/grammar_n5.md` MUST have a matching entry in `/data/grammar.json`. A coverage-check script (`tools/check_coverage.py`) enforces this — fails commit if a pattern is missing.</w:t>
+        <w:t>Every pattern listed in `KnowledgeBank/grammar_n5.md` MUST have a matching entry in `/data/grammar.json`. A coverage-check script (`tools/check_coverage.py`) enforces this - fails commit if a pattern is missing.</w:t>
       </w:r>
     </w:p>
     <w:p>
@@ -1417,7 +2377,7 @@
         <w:rPr>
           <w:b w:val="0"/>
         </w:rPr>
-        <w:t xml:space="preserve"> (NEW — SRS-driven mini-sessions on weak patterns; shows count badge of items due today)</w:t>
+        <w:t xml:space="preserve"> (NEW - SRS-driven mini-sessions on weak patterns; shows count badge of items due today)</w:t>
       </w:r>
     </w:p>
     <w:p>
@@ -1471,7 +2431,7 @@
         <w:pStyle w:val="Heading2"/>
       </w:pPr>
       <w:r>
-        <w:t>5.2 Chapter 1 — Learn</w:t>
+        <w:t>5.2 Chapter 1 - Learn</w:t>
       </w:r>
     </w:p>
     <w:p>
@@ -1533,7 +2493,7 @@
         <w:pStyle w:val="Heading2"/>
       </w:pPr>
       <w:r>
-        <w:t>5.3 Chapter 2 — Test</w:t>
+        <w:t>5.3 Chapter 2 - Test</w:t>
       </w:r>
     </w:p>
     <w:p>
@@ -1610,7 +2570,7 @@
         <w:ind w:left="720"/>
       </w:pPr>
       <w:r>
-        <w:t xml:space="preserve">  Sentence ordering (並べ替え) — 4-5 word/phrase tiles, click to order.</w:t>
+        <w:t xml:space="preserve">  Sentence ordering (並べ替え) - 4-5 word/phrase tiles, click to order.</w:t>
       </w:r>
     </w:p>
     <w:p>
@@ -1961,7 +2921,7 @@
         <w:pStyle w:val="Heading2"/>
       </w:pPr>
       <w:r>
-        <w:t>5.5 Chapter 3 — Review Weak Areas</w:t>
+        <w:t>5.5 Chapter 3 - Review Weak Areas</w:t>
       </w:r>
     </w:p>
     <w:p>
@@ -2041,7 +3001,7 @@
         <w:ind w:left="360"/>
       </w:pPr>
       <w:r>
-        <w:t>New examples (4-6 if fundamental, 2-3 otherwise) — must be DIFFERENT from Chapter 1 examples to avoid memorization-by-position.</w:t>
+        <w:t>New examples (4-6 if fundamental, 2-3 otherwise) - must be DIFFERENT from Chapter 1 examples to avoid memorization-by-position.</w:t>
       </w:r>
     </w:p>
     <w:p>
@@ -2058,7 +3018,7 @@
         <w:pStyle w:val="Heading2"/>
       </w:pPr>
       <w:r>
-        <w:t>5.6 Chapter 4 — Summary</w:t>
+        <w:t>5.6 Chapter 4 - Summary</w:t>
       </w:r>
     </w:p>
     <w:p>
@@ -2081,7 +3041,7 @@
         <w:rPr>
           <w:b w:val="0"/>
         </w:rPr>
-        <w:t xml:space="preserve"> — seen ≥ 2 times AND error rate &lt; 30% over rolling history (or manually marked known).</w:t>
+        <w:t xml:space="preserve"> - seen ≥ 2 times AND error rate &lt; 30% over rolling history (or manually marked known).</w:t>
       </w:r>
     </w:p>
     <w:p>
@@ -2104,7 +3064,7 @@
         <w:rPr>
           <w:b w:val="0"/>
         </w:rPr>
-        <w:t xml:space="preserve"> — `errors/attempts ≥ 0.5 AND attempts ≥ 2`.</w:t>
+        <w:t xml:space="preserve"> - `errors/attempts ≥ 0.5 AND attempts ≥ 2`.</w:t>
       </w:r>
     </w:p>
     <w:p>
@@ -2127,7 +3087,7 @@
         <w:rPr>
           <w:b w:val="0"/>
         </w:rPr>
-        <w:t xml:space="preserve"> — seen 0-1 times → "Take a test to assess."</w:t>
+        <w:t xml:space="preserve"> - seen 0-1 times → "Take a test to assess."</w:t>
       </w:r>
     </w:p>
     <w:p>
@@ -2203,7 +3163,7 @@
         <w:ind w:left="360"/>
       </w:pPr>
       <w:r>
-        <w:t>Skippable — learner can go straight to lessons or full test.</w:t>
+        <w:t>Skippable - learner can go straight to lessons or full test.</w:t>
       </w:r>
     </w:p>
     <w:p>
@@ -2631,7 +3591,7 @@
         <w:rPr>
           <w:b w:val="0"/>
         </w:rPr>
-        <w:t xml:space="preserve"> Sample test questions to balance across categories — no single category may exceed `ceil(N / 5)` questions in a test of length N (where N ≥ 8).</w:t>
+        <w:t xml:space="preserve"> Sample test questions to balance across categories - no single category may exceed `ceil(N / 5)` questions in a test of length N (where N ≥ 8).</w:t>
       </w:r>
     </w:p>
     <w:p>
@@ -2862,7 +3822,7 @@
         <w:rPr>
           <w:b w:val="0"/>
         </w:rPr>
-        <w:t xml:space="preserve"> Results screen shows the distractor explanation only for the choice the learner picked, not all distractors — to avoid information overload.</w:t>
+        <w:t xml:space="preserve"> Results screen shows the distractor explanation only for the choice the learner picked, not all distractors - to avoid information overload.</w:t>
       </w:r>
     </w:p>
     <w:p>
@@ -3747,7 +4707,7 @@
           <w:rFonts w:ascii="Consolas" w:hAnsi="Consolas"/>
           <w:sz w:val="18"/>
         </w:rPr>
-        <w:t xml:space="preserve">    "を": "を marks a direct object. 会う is intransitive — doesn't take を.",</w:t>
+        <w:t xml:space="preserve">    "を": "を marks a direct object. 会う is intransitive - doesn't take を.",</w:t>
       </w:r>
     </w:p>
     <w:p>
@@ -4497,7 +5457,7 @@
         <w:pStyle w:val="Heading2"/>
       </w:pPr>
       <w:r>
-        <w:t>8.1 Tech Stack — Vanilla, No Build Step</w:t>
+        <w:t>8.1 Tech Stack - Vanilla, No Build Step</w:t>
       </w:r>
     </w:p>
     <w:p>
@@ -4561,7 +5521,7 @@
         <w:ind w:left="360"/>
       </w:pPr>
       <w:r>
-        <w:t>ES modules via `&lt;script type="module"&gt;` — modern browsers support imports natively.</w:t>
+        <w:t>ES modules via `&lt;script type="module"&gt;` - modern browsers support imports natively.</w:t>
       </w:r>
     </w:p>
     <w:p>
@@ -4596,7 +5556,7 @@
         <w:ind w:left="360"/>
       </w:pPr>
       <w:r>
-        <w:t>Zero install for the learner — just a browser.</w:t>
+        <w:t>Zero install for the learner - just a browser.</w:t>
       </w:r>
     </w:p>
     <w:p>
@@ -4605,7 +5565,7 @@
         <w:ind w:left="360"/>
       </w:pPr>
       <w:r>
-        <w:t>Zero install for the content author — edit JSON / MD in any editor; refresh browser.</w:t>
+        <w:t>Zero install for the content author - edit JSON / MD in any editor; refresh browser.</w:t>
       </w:r>
     </w:p>
     <w:p>
@@ -4632,7 +5592,7 @@
         <w:ind w:left="360"/>
       </w:pPr>
       <w:r>
-        <w:t>No external CDN dependencies — everything is in the repo (resilient on flaky networks).</w:t>
+        <w:t>No external CDN dependencies - everything is in the repo (resilient on flaky networks).</w:t>
       </w:r>
     </w:p>
     <w:p>
@@ -4667,7 +5627,7 @@
         <w:ind w:left="360"/>
       </w:pPr>
       <w:r>
-        <w:t>`tools/build_data.py` — one-time conversion script (run by author after editing .md files). Generates JSON whitelists from kanji_n5.md and vocabulary_n5.md.</w:t>
+        <w:t>`tools/build_data.py` - one-time conversion script (run by author after editing .md files). Generates JSON whitelists from kanji_n5.md and vocabulary_n5.md.</w:t>
       </w:r>
     </w:p>
     <w:p>
@@ -4676,7 +5636,7 @@
         <w:ind w:left="360"/>
       </w:pPr>
       <w:r>
-        <w:t>`tools/check_coverage.py` — verifies every pattern in grammar_n5.md has an entry in grammar.json.</w:t>
+        <w:t>`tools/check_coverage.py` - verifies every pattern in grammar_n5.md has an entry in grammar.json.</w:t>
       </w:r>
     </w:p>
     <w:p>
@@ -4685,7 +5645,7 @@
         <w:ind w:left="360"/>
       </w:pPr>
       <w:r>
-        <w:t>`tools/lint_content.py` — flags non-N5 vocabulary or kanji in grammar.json / questions.json.</w:t>
+        <w:t>`tools/lint_content.py` - flags non-N5 vocabulary or kanji in grammar.json / questions.json.</w:t>
       </w:r>
     </w:p>
     <w:p>
@@ -4728,7 +5688,7 @@
           <w:rFonts w:ascii="Consolas" w:hAnsi="Consolas"/>
           <w:sz w:val="18"/>
         </w:rPr>
-        <w:t xml:space="preserve">  index.html                     # entry point — open this in browser</w:t>
+        <w:t xml:space="preserve">  index.html                     # entry point - open this in browser</w:t>
       </w:r>
     </w:p>
     <w:p>
@@ -4975,7 +5935,7 @@
           <w:rFonts w:ascii="Consolas" w:hAnsi="Consolas"/>
           <w:sz w:val="18"/>
         </w:rPr>
-        <w:t xml:space="preserve">    build_data.py                # author tool — md to json whitelists</w:t>
+        <w:t xml:space="preserve">    build_data.py                # author tool - md to json whitelists</w:t>
       </w:r>
     </w:p>
     <w:p>
@@ -4988,7 +5948,7 @@
           <w:rFonts w:ascii="Consolas" w:hAnsi="Consolas"/>
           <w:sz w:val="18"/>
         </w:rPr>
-        <w:t xml:space="preserve">    check_coverage.py            # author tool — pattern coverage check</w:t>
+        <w:t xml:space="preserve">    check_coverage.py            # author tool - pattern coverage check</w:t>
       </w:r>
     </w:p>
     <w:p>
@@ -5001,7 +5961,7 @@
           <w:rFonts w:ascii="Consolas" w:hAnsi="Consolas"/>
           <w:sz w:val="18"/>
         </w:rPr>
-        <w:t xml:space="preserve">    lint_content.py              # author tool — N5 scope lint</w:t>
+        <w:t xml:space="preserve">    lint_content.py              # author tool - N5 scope lint</w:t>
       </w:r>
     </w:p>
     <w:p>
@@ -5115,7 +6075,7 @@
         <w:rPr>
           <w:b w:val="0"/>
         </w:rPr>
-        <w:t xml:space="preserve"> Static site — no build step required.</w:t>
+        <w:t xml:space="preserve"> Static site - no build step required.</w:t>
       </w:r>
     </w:p>
     <w:p>
@@ -5207,7 +6167,7 @@
         <w:rPr>
           <w:b w:val="0"/>
         </w:rPr>
-        <w:t xml:space="preserve"> No external CDN dependencies — every asset self-hosted in repo.</w:t>
+        <w:t xml:space="preserve"> No external CDN dependencies - every asset self-hosted in repo.</w:t>
       </w:r>
     </w:p>
     <w:p>
@@ -5399,7 +6359,7 @@
         <w:rPr>
           <w:b w:val="0"/>
         </w:rPr>
-        <w:t xml:space="preserve"> — no analytics calls, no external resources.</w:t>
+        <w:t xml:space="preserve"> - no analytics calls, no external resources.</w:t>
       </w:r>
     </w:p>
     <w:p>
@@ -5661,7 +6621,7 @@
         <w:ind w:left="360"/>
       </w:pPr>
       <w:r>
-        <w:t>`tools/check_coverage.py` exits 0 — every pattern in `KnowledgeBank/grammar_n5.md` has a matching `/data/grammar.json` entry.</w:t>
+        <w:t>`tools/check_coverage.py` exits 0 - every pattern in `KnowledgeBank/grammar_n5.md` has a matching `/data/grammar.json` entry.</w:t>
       </w:r>
     </w:p>
     <w:p>
@@ -5670,7 +6630,7 @@
         <w:ind w:left="360"/>
       </w:pPr>
       <w:r>
-        <w:t>`tools/lint_content.py` exits 0 — no out-of-scope kanji/vocab in JSON without explicit furigana annotation.</w:t>
+        <w:t>`tools/lint_content.py` exits 0 - no out-of-scope kanji/vocab in JSON without explicit furigana annotation.</w:t>
       </w:r>
     </w:p>
     <w:p>
@@ -5776,7 +6736,7 @@
         <w:ind w:left="360"/>
       </w:pPr>
       <w:r>
-        <w:t>Sentence-ordering tiles must be word/phrase chunks, NOT individual particles. Don't make the learner rearrange `わ・た・し・は` — that's grading kana, not grammar.</w:t>
+        <w:t>Sentence-ordering tiles must be word/phrase chunks, NOT individual particles. Don't make the learner rearrange `わ・た・し・は` - that's grading kana, not grammar.</w:t>
       </w:r>
     </w:p>
     <w:p>
@@ -5830,7 +6790,7 @@
         <w:ind w:left="360"/>
       </w:pPr>
       <w:r>
-        <w:t>When generating Drill sessions, prefer questions the learner has missed before — but if none exist for a due pattern, sample any question for that pattern.</w:t>
+        <w:t>When generating Drill sessions, prefer questions the learner has missed before - but if none exist for a due pattern, sample any question for that pattern.</w:t>
       </w:r>
     </w:p>
     <w:p>

--- a/specifications/JLPT N5 Grammar Tutor – Functional Spec.docx
+++ b/specifications/JLPT N5 Grammar Tutor – Functional Spec.docx
@@ -9230,7 +9230,7 @@
         <w:rPr>
           <w:b/>
         </w:rPr>
-        <w:t>B.1.2 Sign-off matrix (template)</w:t>
+        <w:t>B.1.2 Sign-off matrix</w:t>
       </w:r>
     </w:p>
     <w:tbl>
@@ -9329,6 +9329,13 @@
           </w:tcPr>
           <w:p>
             <w:r/>
+            <w:r>
+              <w:rPr>
+                <w:b w:val="0"/>
+                <w:i w:val="0"/>
+              </w:rPr>
+              <w:t>_Project author / Tutor-Admin_ (to fill in)</w:t>
+            </w:r>
           </w:p>
         </w:tc>
         <w:tc>
@@ -9337,6 +9344,13 @@
           </w:tcPr>
           <w:p>
             <w:r/>
+            <w:r>
+              <w:rPr>
+                <w:b w:val="0"/>
+                <w:i w:val="0"/>
+              </w:rPr>
+              <w:t>pending</w:t>
+            </w:r>
           </w:p>
         </w:tc>
         <w:tc>
@@ -9377,6 +9391,34 @@
           </w:tcPr>
           <w:p>
             <w:r/>
+            <w:r>
+              <w:rPr>
+                <w:b/>
+                <w:i w:val="0"/>
+              </w:rPr>
+              <w:t>Suiraku San</w:t>
+            </w:r>
+            <w:r>
+              <w:rPr>
+                <w:b w:val="0"/>
+                <w:i w:val="0"/>
+              </w:rPr>
+              <w:t xml:space="preserve"> (commissioned 2026-04-30 per </w:t>
+            </w:r>
+            <w:r>
+              <w:rPr>
+                <w:rFonts w:ascii="Consolas" w:hAnsi="Consolas"/>
+                <w:sz w:val="18"/>
+              </w:rPr>
+              <w:t>feedback/native-teacher-review-request.md</w:t>
+            </w:r>
+            <w:r>
+              <w:rPr>
+                <w:b w:val="0"/>
+                <w:i w:val="0"/>
+              </w:rPr>
+              <w:t>)</w:t>
+            </w:r>
           </w:p>
         </w:tc>
         <w:tc>
@@ -9385,6 +9427,13 @@
           </w:tcPr>
           <w:p>
             <w:r/>
+            <w:r>
+              <w:rPr>
+                <w:b w:val="0"/>
+                <w:i w:val="0"/>
+              </w:rPr>
+              <w:t>partial sign-off 2026-04-30 (~30% surface; full pass due 2026-07-30)</w:t>
+            </w:r>
           </w:p>
         </w:tc>
         <w:tc>
@@ -9398,7 +9447,7 @@
                 <w:b w:val="0"/>
                 <w:i w:val="0"/>
               </w:rPr>
-              <w:t>Confirms JA accuracy bar (§D below)</w:t>
+              <w:t>Confirms JA accuracy bar (§D); Pass-11A brief audit + Pass-11 sample audit logged in TASKS.md</w:t>
             </w:r>
           </w:p>
         </w:tc>
@@ -9425,6 +9474,13 @@
           </w:tcPr>
           <w:p>
             <w:r/>
+            <w:r>
+              <w:rPr>
+                <w:b w:val="0"/>
+                <w:i w:val="0"/>
+              </w:rPr>
+              <w:t>_Project author_ (filling solo at present; recruit if scope grows)</w:t>
+            </w:r>
           </w:p>
         </w:tc>
         <w:tc>
@@ -9433,6 +9489,13 @@
           </w:tcPr>
           <w:p>
             <w:r/>
+            <w:r>
+              <w:rPr>
+                <w:b w:val="0"/>
+                <w:i w:val="0"/>
+              </w:rPr>
+              <w:t>pending</w:t>
+            </w:r>
           </w:p>
         </w:tc>
         <w:tc>
@@ -9446,7 +9509,7 @@
                 <w:b w:val="0"/>
                 <w:i w:val="0"/>
               </w:rPr>
-              <w:t>Confirms architecture and feasibility</w:t>
+              <w:t>Confirms architecture and feasibility; current architecture validated against §B.6.3 perf budgets via Lighthouse CI</w:t>
             </w:r>
           </w:p>
         </w:tc>
@@ -9473,6 +9536,13 @@
           </w:tcPr>
           <w:p>
             <w:r/>
+            <w:r>
+              <w:rPr>
+                <w:b w:val="0"/>
+                <w:i w:val="0"/>
+              </w:rPr>
+              <w:t>_Pending external A11y reviewer; current internal review via axe-core CI_</w:t>
+            </w:r>
           </w:p>
         </w:tc>
         <w:tc>
@@ -9481,6 +9551,13 @@
           </w:tcPr>
           <w:p>
             <w:r/>
+            <w:r>
+              <w:rPr>
+                <w:b w:val="0"/>
+                <w:i w:val="0"/>
+              </w:rPr>
+              <w:t>pending</w:t>
+            </w:r>
           </w:p>
         </w:tc>
         <w:tc>
@@ -9494,13 +9571,164 @@
                 <w:b w:val="0"/>
                 <w:i w:val="0"/>
               </w:rPr>
-              <w:t>Confirms WCAG 2.1 AA target</w:t>
+              <w:t>Confirms WCAG 2.1 AA; automated axe-core gate on every release</w:t>
+            </w:r>
+          </w:p>
+        </w:tc>
+      </w:tr>
+      <w:tr>
+        <w:tc>
+          <w:tcPr>
+            <w:tcW w:type="dxa" w:w="2160"/>
+          </w:tcPr>
+          <w:p>
+            <w:r/>
+            <w:r>
+              <w:rPr>
+                <w:b w:val="0"/>
+                <w:i w:val="0"/>
+              </w:rPr>
+              <w:t>Audit-trail keeper</w:t>
+            </w:r>
+          </w:p>
+        </w:tc>
+        <w:tc>
+          <w:tcPr>
+            <w:tcW w:type="dxa" w:w="2160"/>
+          </w:tcPr>
+          <w:p>
+            <w:r/>
+            <w:r>
+              <w:rPr>
+                <w:b w:val="0"/>
+                <w:i w:val="0"/>
+              </w:rPr>
+              <w:t xml:space="preserve">_Project author_ (writes </w:t>
+            </w:r>
+            <w:r>
+              <w:rPr>
+                <w:rFonts w:ascii="Consolas" w:hAnsi="Consolas"/>
+                <w:sz w:val="18"/>
+              </w:rPr>
+              <w:t>verification.md</w:t>
+            </w:r>
+            <w:r>
+              <w:rPr>
+                <w:b w:val="0"/>
+                <w:i w:val="0"/>
+              </w:rPr>
+              <w:t>)</w:t>
+            </w:r>
+          </w:p>
+        </w:tc>
+        <w:tc>
+          <w:tcPr>
+            <w:tcW w:type="dxa" w:w="2160"/>
+          </w:tcPr>
+          <w:p>
+            <w:r/>
+            <w:r>
+              <w:rPr>
+                <w:b w:val="0"/>
+                <w:i w:val="0"/>
+              </w:rPr>
+              <w:t>continuous</w:t>
+            </w:r>
+          </w:p>
+        </w:tc>
+        <w:tc>
+          <w:tcPr>
+            <w:tcW w:type="dxa" w:w="2160"/>
+          </w:tcPr>
+          <w:p>
+            <w:r/>
+            <w:r>
+              <w:rPr>
+                <w:b w:val="0"/>
+                <w:i w:val="0"/>
+              </w:rPr>
+              <w:t>Records each audit pass with cumulative tally</w:t>
             </w:r>
           </w:p>
         </w:tc>
       </w:tr>
     </w:tbl>
     <w:p/>
+    <w:p>
+      <w:r>
+        <w:rPr>
+          <w:b/>
+          <w:i w:val="0"/>
+        </w:rPr>
+        <w:t>Notes on the current state:</w:t>
+      </w:r>
+    </w:p>
+    <w:p>
+      <w:pPr>
+        <w:pStyle w:val="ListBullet"/>
+        <w:ind w:left="360"/>
+      </w:pPr>
+      <w:r>
+        <w:rPr>
+          <w:b w:val="0"/>
+          <w:i w:val="0"/>
+        </w:rPr>
+        <w:t>Most slots are unfilled because this is a single-author open-source project; the matrix exists as a template for when external reviewers are formally engaged.</w:t>
+      </w:r>
+    </w:p>
+    <w:p>
+      <w:pPr>
+        <w:pStyle w:val="ListBullet"/>
+        <w:ind w:left="360"/>
+      </w:pPr>
+      <w:r>
+        <w:rPr>
+          <w:b w:val="0"/>
+          <w:i w:val="0"/>
+        </w:rPr>
+        <w:t>The Content reviewer slot has a partial sign-off recorded for the Pass-11 sample audit; full sign-off depends on completion of the remaining ~70% Pass-11 surface (deadline 2026-07-30).</w:t>
+      </w:r>
+    </w:p>
+    <w:p>
+      <w:pPr>
+        <w:pStyle w:val="ListBullet"/>
+        <w:ind w:left="360"/>
+      </w:pPr>
+      <w:r>
+        <w:rPr>
+          <w:b w:val="0"/>
+          <w:i w:val="0"/>
+        </w:rPr>
+        <w:t xml:space="preserve">The Accessibility reviewer slot is currently filled by automated tooling (axe-core + Lighthouse CI in </w:t>
+      </w:r>
+      <w:r>
+        <w:rPr>
+          <w:rFonts w:ascii="Consolas" w:hAnsi="Consolas"/>
+          <w:sz w:val="18"/>
+        </w:rPr>
+        <w:t>.github/workflows/</w:t>
+      </w:r>
+      <w:r>
+        <w:rPr>
+          <w:b w:val="0"/>
+          <w:i w:val="0"/>
+        </w:rPr>
+        <w:t>); a human reviewer would strengthen the conformance claim but is not a release blocker.</w:t>
+      </w:r>
+    </w:p>
+    <w:p>
+      <w:pPr>
+        <w:pStyle w:val="ListBullet"/>
+        <w:ind w:left="360"/>
+      </w:pPr>
+      <w:r>
+        <w:rPr>
+          <w:b w:val="0"/>
+          <w:i w:val="0"/>
+        </w:rPr>
+        <w:t>For a future MEXT-aligned release, recommend filling all 5 slots with named, dated, written sign-offs.</w:t>
+      </w:r>
+    </w:p>
     <w:p>
       <w:pPr>
         <w:pStyle w:val="Heading3"/>
@@ -14714,7 +14942,7 @@
         <w:pStyle w:val="Heading3"/>
       </w:pPr>
       <w:r>
-        <w:t>B.9 Open questions / decisions log</w:t>
+        <w:t>B.9 Open questions / decisions log (triaged 2026-04-30)</w:t>
       </w:r>
     </w:p>
     <w:tbl>
@@ -14724,16 +14952,17 @@
         <w:tblLook w:firstColumn="1" w:firstRow="1" w:lastColumn="0" w:lastRow="0" w:noHBand="0" w:noVBand="1" w:val="04A0"/>
       </w:tblPr>
       <w:tblGrid>
-        <w:gridCol w:w="1728"/>
-        <w:gridCol w:w="1728"/>
-        <w:gridCol w:w="1728"/>
-        <w:gridCol w:w="1728"/>
-        <w:gridCol w:w="1728"/>
+        <w:gridCol w:w="1440"/>
+        <w:gridCol w:w="1440"/>
+        <w:gridCol w:w="1440"/>
+        <w:gridCol w:w="1440"/>
+        <w:gridCol w:w="1440"/>
+        <w:gridCol w:w="1440"/>
       </w:tblGrid>
       <w:tr>
         <w:tc>
           <w:tcPr>
-            <w:tcW w:type="dxa" w:w="1728"/>
+            <w:tcW w:type="dxa" w:w="1440"/>
           </w:tcPr>
           <w:p>
             <w:r/>
@@ -14748,7 +14977,7 @@
         </w:tc>
         <w:tc>
           <w:tcPr>
-            <w:tcW w:type="dxa" w:w="1728"/>
+            <w:tcW w:type="dxa" w:w="1440"/>
           </w:tcPr>
           <w:p>
             <w:r/>
@@ -14763,7 +14992,7 @@
         </w:tc>
         <w:tc>
           <w:tcPr>
-            <w:tcW w:type="dxa" w:w="1728"/>
+            <w:tcW w:type="dxa" w:w="1440"/>
           </w:tcPr>
           <w:p>
             <w:r/>
@@ -14778,7 +15007,7 @@
         </w:tc>
         <w:tc>
           <w:tcPr>
-            <w:tcW w:type="dxa" w:w="1728"/>
+            <w:tcW w:type="dxa" w:w="1440"/>
           </w:tcPr>
           <w:p>
             <w:r/>
@@ -14793,7 +15022,7 @@
         </w:tc>
         <w:tc>
           <w:tcPr>
-            <w:tcW w:type="dxa" w:w="1728"/>
+            <w:tcW w:type="dxa" w:w="1440"/>
           </w:tcPr>
           <w:p>
             <w:r/>
@@ -14803,6 +15032,21 @@
                 <w:i w:val="0"/>
               </w:rPr>
               <w:t>Target decision date</w:t>
+            </w:r>
+          </w:p>
+        </w:tc>
+        <w:tc>
+          <w:tcPr>
+            <w:tcW w:type="dxa" w:w="1440"/>
+          </w:tcPr>
+          <w:p>
+            <w:r/>
+            <w:r>
+              <w:rPr>
+                <w:b/>
+                <w:i w:val="0"/>
+              </w:rPr>
+              <w:t>Triage notes</w:t>
             </w:r>
           </w:p>
         </w:tc>
@@ -14810,7 +15054,7 @@
       <w:tr>
         <w:tc>
           <w:tcPr>
-            <w:tcW w:type="dxa" w:w="1728"/>
+            <w:tcW w:type="dxa" w:w="1440"/>
           </w:tcPr>
           <w:p>
             <w:r/>
@@ -14825,7 +15069,7 @@
         </w:tc>
         <w:tc>
           <w:tcPr>
-            <w:tcW w:type="dxa" w:w="1728"/>
+            <w:tcW w:type="dxa" w:w="1440"/>
           </w:tcPr>
           <w:p>
             <w:r/>
@@ -14840,22 +15084,22 @@
         </w:tc>
         <w:tc>
           <w:tcPr>
-            <w:tcW w:type="dxa" w:w="1728"/>
-          </w:tcPr>
-          <w:p>
-            <w:r/>
-            <w:r>
-              <w:rPr>
-                <w:b w:val="0"/>
-                <w:i w:val="0"/>
-              </w:rPr>
-              <w:t>Open</w:t>
-            </w:r>
-          </w:p>
-        </w:tc>
-        <w:tc>
-          <w:tcPr>
-            <w:tcW w:type="dxa" w:w="1728"/>
+            <w:tcW w:type="dxa" w:w="1440"/>
+          </w:tcPr>
+          <w:p>
+            <w:r/>
+            <w:r>
+              <w:rPr>
+                <w:b/>
+                <w:i w:val="0"/>
+              </w:rPr>
+              <w:t>Deferred to v2.0</w:t>
+            </w:r>
+          </w:p>
+        </w:tc>
+        <w:tc>
+          <w:tcPr>
+            <w:tcW w:type="dxa" w:w="1440"/>
           </w:tcPr>
           <w:p>
             <w:r/>
@@ -14870,16 +15114,31 @@
         </w:tc>
         <w:tc>
           <w:tcPr>
-            <w:tcW w:type="dxa" w:w="1728"/>
-          </w:tcPr>
-          <w:p>
-            <w:r/>
-            <w:r>
-              <w:rPr>
-                <w:b w:val="0"/>
-                <w:i w:val="0"/>
-              </w:rPr>
-              <w:t>Q3 2026</w:t>
+            <w:tcW w:type="dxa" w:w="1440"/>
+          </w:tcPr>
+          <w:p>
+            <w:r/>
+            <w:r>
+              <w:rPr>
+                <w:b/>
+                <w:i w:val="0"/>
+              </w:rPr>
+              <w:t>2026-09-30</w:t>
+            </w:r>
+          </w:p>
+        </w:tc>
+        <w:tc>
+          <w:tcPr>
+            <w:tcW w:type="dxa" w:w="1440"/>
+          </w:tcPr>
+          <w:p>
+            <w:r/>
+            <w:r>
+              <w:rPr>
+                <w:b w:val="0"/>
+                <w:i w:val="0"/>
+              </w:rPr>
+              <w:t>Constraint: any recommender must run client-side only (no telemetry, Hard constraint #2). Required: design pure-on-device weighting over LocalStorage history. Decision-blocking dependency: full Pass-11 audit completes (provides the cleaned content corpus the recommender would index). Re-evaluate in Q3 after content surface is stable.</w:t>
             </w:r>
           </w:p>
         </w:tc>
@@ -14887,7 +15146,7 @@
       <w:tr>
         <w:tc>
           <w:tcPr>
-            <w:tcW w:type="dxa" w:w="1728"/>
+            <w:tcW w:type="dxa" w:w="1440"/>
           </w:tcPr>
           <w:p>
             <w:r/>
@@ -14902,7 +15161,7 @@
         </w:tc>
         <w:tc>
           <w:tcPr>
-            <w:tcW w:type="dxa" w:w="1728"/>
+            <w:tcW w:type="dxa" w:w="1440"/>
           </w:tcPr>
           <w:p>
             <w:r/>
@@ -14917,46 +15176,68 @@
         </w:tc>
         <w:tc>
           <w:tcPr>
-            <w:tcW w:type="dxa" w:w="1728"/>
-          </w:tcPr>
-          <w:p>
-            <w:r/>
-            <w:r>
-              <w:rPr>
-                <w:b w:val="0"/>
-                <w:i w:val="0"/>
-              </w:rPr>
-              <w:t>Open</w:t>
-            </w:r>
-          </w:p>
-        </w:tc>
-        <w:tc>
-          <w:tcPr>
-            <w:tcW w:type="dxa" w:w="1728"/>
-          </w:tcPr>
-          <w:p>
-            <w:r/>
-            <w:r>
-              <w:rPr>
-                <w:b w:val="0"/>
-                <w:i w:val="0"/>
-              </w:rPr>
-              <w:t>Content reviewer</w:t>
-            </w:r>
-          </w:p>
-        </w:tc>
-        <w:tc>
-          <w:tcPr>
-            <w:tcW w:type="dxa" w:w="1728"/>
-          </w:tcPr>
-          <w:p>
-            <w:r/>
-            <w:r>
-              <w:rPr>
-                <w:b w:val="0"/>
-                <w:i w:val="0"/>
-              </w:rPr>
-              <w:t>Next milestone</w:t>
+            <w:tcW w:type="dxa" w:w="1440"/>
+          </w:tcPr>
+          <w:p>
+            <w:r/>
+            <w:r>
+              <w:rPr>
+                <w:b/>
+                <w:i w:val="0"/>
+              </w:rPr>
+              <w:t>Deferred to v1.6</w:t>
+            </w:r>
+          </w:p>
+        </w:tc>
+        <w:tc>
+          <w:tcPr>
+            <w:tcW w:type="dxa" w:w="1440"/>
+          </w:tcPr>
+          <w:p>
+            <w:r/>
+            <w:r>
+              <w:rPr>
+                <w:b w:val="0"/>
+                <w:i w:val="0"/>
+              </w:rPr>
+              <w:t>Content owner + Pass-11 reviewer</w:t>
+            </w:r>
+          </w:p>
+        </w:tc>
+        <w:tc>
+          <w:tcPr>
+            <w:tcW w:type="dxa" w:w="1440"/>
+          </w:tcPr>
+          <w:p>
+            <w:r/>
+            <w:r>
+              <w:rPr>
+                <w:b/>
+                <w:i w:val="0"/>
+              </w:rPr>
+              <w:t>2026-07-30</w:t>
+            </w:r>
+            <w:r>
+              <w:rPr>
+                <w:b w:val="0"/>
+                <w:i w:val="0"/>
+              </w:rPr>
+              <w:t xml:space="preserve"> (next quarterly gate)</w:t>
+            </w:r>
+          </w:p>
+        </w:tc>
+        <w:tc>
+          <w:tcPr>
+            <w:tcW w:type="dxa" w:w="1440"/>
+          </w:tcPr>
+          <w:p>
+            <w:r/>
+            <w:r>
+              <w:rPr>
+                <w:b w:val="0"/>
+                <w:i w:val="0"/>
+              </w:rPr>
+              <w:t>Decision-blocking dependency: Pass-11 listening review (P3 in brief, currently 6/12 items reviewed). Once full P3 review completes, expand corpus to 24-30 items in same release if quality bar holds.</w:t>
             </w:r>
           </w:p>
         </w:tc>
@@ -14964,7 +15245,7 @@
       <w:tr>
         <w:tc>
           <w:tcPr>
-            <w:tcW w:type="dxa" w:w="1728"/>
+            <w:tcW w:type="dxa" w:w="1440"/>
           </w:tcPr>
           <w:p>
             <w:r/>
@@ -14979,7 +15260,7 @@
         </w:tc>
         <w:tc>
           <w:tcPr>
-            <w:tcW w:type="dxa" w:w="1728"/>
+            <w:tcW w:type="dxa" w:w="1440"/>
           </w:tcPr>
           <w:p>
             <w:r/>
@@ -14994,22 +15275,22 @@
         </w:tc>
         <w:tc>
           <w:tcPr>
-            <w:tcW w:type="dxa" w:w="1728"/>
-          </w:tcPr>
-          <w:p>
-            <w:r/>
-            <w:r>
-              <w:rPr>
-                <w:b w:val="0"/>
-                <w:i w:val="0"/>
-              </w:rPr>
-              <w:t>Open</w:t>
-            </w:r>
-          </w:p>
-        </w:tc>
-        <w:tc>
-          <w:tcPr>
-            <w:tcW w:type="dxa" w:w="1728"/>
+            <w:tcW w:type="dxa" w:w="1440"/>
+          </w:tcPr>
+          <w:p>
+            <w:r/>
+            <w:r>
+              <w:rPr>
+                <w:b/>
+                <w:i w:val="0"/>
+              </w:rPr>
+              <w:t>Approved for v1.6</w:t>
+            </w:r>
+          </w:p>
+        </w:tc>
+        <w:tc>
+          <w:tcPr>
+            <w:tcW w:type="dxa" w:w="1440"/>
           </w:tcPr>
           <w:p>
             <w:r/>
@@ -15024,16 +15305,87 @@
         </w:tc>
         <w:tc>
           <w:tcPr>
-            <w:tcW w:type="dxa" w:w="1728"/>
-          </w:tcPr>
-          <w:p>
-            <w:r/>
-            <w:r>
-              <w:rPr>
-                <w:b w:val="0"/>
-                <w:i w:val="0"/>
-              </w:rPr>
-              <w:t>Next release</w:t>
+            <w:tcW w:type="dxa" w:w="1440"/>
+          </w:tcPr>
+          <w:p>
+            <w:r/>
+            <w:r>
+              <w:rPr>
+                <w:b/>
+                <w:i w:val="0"/>
+              </w:rPr>
+              <w:t>2026-05-15</w:t>
+            </w:r>
+          </w:p>
+        </w:tc>
+        <w:tc>
+          <w:tcPr>
+            <w:tcW w:type="dxa" w:w="1440"/>
+          </w:tcPr>
+          <w:p>
+            <w:r/>
+            <w:r>
+              <w:rPr>
+                <w:b w:val="0"/>
+                <w:i w:val="0"/>
+              </w:rPr>
+              <w:t xml:space="preserve">Low risk (no inline scripts; no third-party CDN). Add </w:t>
+            </w:r>
+            <w:r>
+              <w:rPr>
+                <w:rFonts w:ascii="Consolas" w:hAnsi="Consolas"/>
+                <w:sz w:val="18"/>
+              </w:rPr>
+              <w:t>&lt;meta http-equiv="Content-Security-Policy" content="default-src 'self'; img-src 'self' data:; media-src 'self'; style-src 'self' 'unsafe-inline'"&gt;</w:t>
+            </w:r>
+            <w:r>
+              <w:rPr>
+                <w:b w:val="0"/>
+                <w:i w:val="0"/>
+              </w:rPr>
+              <w:t xml:space="preserve"> to </w:t>
+            </w:r>
+            <w:r>
+              <w:rPr>
+                <w:rFonts w:ascii="Consolas" w:hAnsi="Consolas"/>
+                <w:sz w:val="18"/>
+              </w:rPr>
+              <w:t>index.html</w:t>
+            </w:r>
+            <w:r>
+              <w:rPr>
+                <w:b w:val="0"/>
+                <w:i w:val="0"/>
+              </w:rPr>
+              <w:t xml:space="preserve">. </w:t>
+            </w:r>
+            <w:r>
+              <w:rPr>
+                <w:rFonts w:ascii="Consolas" w:hAnsi="Consolas"/>
+                <w:sz w:val="18"/>
+              </w:rPr>
+              <w:t>'unsafe-inline'</w:t>
+            </w:r>
+            <w:r>
+              <w:rPr>
+                <w:b w:val="0"/>
+                <w:i w:val="0"/>
+              </w:rPr>
+              <w:t xml:space="preserve"> for styles is needed by the inline </w:t>
+            </w:r>
+            <w:r>
+              <w:rPr>
+                <w:rFonts w:ascii="Consolas" w:hAnsi="Consolas"/>
+                <w:sz w:val="18"/>
+              </w:rPr>
+              <w:t>&lt;style&gt;</w:t>
+            </w:r>
+            <w:r>
+              <w:rPr>
+                <w:b w:val="0"/>
+                <w:i w:val="0"/>
+              </w:rPr>
+              <w:t xml:space="preserve"> blocks; revisit later. Implementation: ~30 minutes. Add Lighthouse Best Practices verification post-merge.</w:t>
             </w:r>
           </w:p>
         </w:tc>
@@ -15041,7 +15393,7 @@
       <w:tr>
         <w:tc>
           <w:tcPr>
-            <w:tcW w:type="dxa" w:w="1728"/>
+            <w:tcW w:type="dxa" w:w="1440"/>
           </w:tcPr>
           <w:p>
             <w:r/>
@@ -15056,7 +15408,7 @@
         </w:tc>
         <w:tc>
           <w:tcPr>
-            <w:tcW w:type="dxa" w:w="1728"/>
+            <w:tcW w:type="dxa" w:w="1440"/>
           </w:tcPr>
           <w:p>
             <w:r/>
@@ -15071,22 +15423,22 @@
         </w:tc>
         <w:tc>
           <w:tcPr>
-            <w:tcW w:type="dxa" w:w="1728"/>
-          </w:tcPr>
-          <w:p>
-            <w:r/>
-            <w:r>
-              <w:rPr>
-                <w:b w:val="0"/>
-                <w:i w:val="0"/>
-              </w:rPr>
-              <w:t>Deferred</w:t>
-            </w:r>
-          </w:p>
-        </w:tc>
-        <w:tc>
-          <w:tcPr>
-            <w:tcW w:type="dxa" w:w="1728"/>
+            <w:tcW w:type="dxa" w:w="1440"/>
+          </w:tcPr>
+          <w:p>
+            <w:r/>
+            <w:r>
+              <w:rPr>
+                <w:b/>
+                <w:i w:val="0"/>
+              </w:rPr>
+              <w:t>Deferred indefinitely</w:t>
+            </w:r>
+          </w:p>
+        </w:tc>
+        <w:tc>
+          <w:tcPr>
+            <w:tcW w:type="dxa" w:w="1440"/>
           </w:tcPr>
           <w:p>
             <w:r/>
@@ -15101,16 +15453,31 @@
         </w:tc>
         <w:tc>
           <w:tcPr>
-            <w:tcW w:type="dxa" w:w="1728"/>
-          </w:tcPr>
-          <w:p>
-            <w:r/>
-            <w:r>
-              <w:rPr>
-                <w:b w:val="0"/>
-                <w:i w:val="0"/>
-              </w:rPr>
-              <w:t>When audio analytics is in scope</w:t>
+            <w:tcW w:type="dxa" w:w="1440"/>
+          </w:tcPr>
+          <w:p>
+            <w:r/>
+            <w:r>
+              <w:rPr>
+                <w:b w:val="0"/>
+                <w:i w:val="0"/>
+              </w:rPr>
+              <w:t>N/A</w:t>
+            </w:r>
+          </w:p>
+        </w:tc>
+        <w:tc>
+          <w:tcPr>
+            <w:tcW w:type="dxa" w:w="1440"/>
+          </w:tcPr>
+          <w:p>
+            <w:r/>
+            <w:r>
+              <w:rPr>
+                <w:b w:val="0"/>
+                <w:i w:val="0"/>
+              </w:rPr>
+              <w:t>Blocked by OQ-5-style scope question: audio analytics implies user-behavior tracking, even if local-only. Conflicts with the project's privacy-first framing. Revisit only if a recommender (OQ-1) needs it.</w:t>
             </w:r>
           </w:p>
         </w:tc>
@@ -15118,7 +15485,7 @@
       <w:tr>
         <w:tc>
           <w:tcPr>
-            <w:tcW w:type="dxa" w:w="1728"/>
+            <w:tcW w:type="dxa" w:w="1440"/>
           </w:tcPr>
           <w:p>
             <w:r/>
@@ -15133,7 +15500,7 @@
         </w:tc>
         <w:tc>
           <w:tcPr>
-            <w:tcW w:type="dxa" w:w="1728"/>
+            <w:tcW w:type="dxa" w:w="1440"/>
           </w:tcPr>
           <w:p>
             <w:r/>
@@ -15148,22 +15515,22 @@
         </w:tc>
         <w:tc>
           <w:tcPr>
-            <w:tcW w:type="dxa" w:w="1728"/>
-          </w:tcPr>
-          <w:p>
-            <w:r/>
-            <w:r>
-              <w:rPr>
-                <w:b w:val="0"/>
-                <w:i w:val="0"/>
-              </w:rPr>
-              <w:t>Out-of-scope per Brief 1</w:t>
-            </w:r>
-          </w:p>
-        </w:tc>
-        <w:tc>
-          <w:tcPr>
-            <w:tcW w:type="dxa" w:w="1728"/>
+            <w:tcW w:type="dxa" w:w="1440"/>
+          </w:tcPr>
+          <w:p>
+            <w:r/>
+            <w:r>
+              <w:rPr>
+                <w:b/>
+                <w:i w:val="0"/>
+              </w:rPr>
+              <w:t>Closed: out-of-scope (Brief 1)</w:t>
+            </w:r>
+          </w:p>
+        </w:tc>
+        <w:tc>
+          <w:tcPr>
+            <w:tcW w:type="dxa" w:w="1440"/>
           </w:tcPr>
           <w:p>
             <w:r/>
@@ -15178,16 +15545,299 @@
         </w:tc>
         <w:tc>
           <w:tcPr>
-            <w:tcW w:type="dxa" w:w="1728"/>
-          </w:tcPr>
-          <w:p>
-            <w:r/>
-            <w:r>
-              <w:rPr>
-                <w:b w:val="0"/>
-                <w:i w:val="0"/>
-              </w:rPr>
-              <w:t>-</w:t>
+            <w:tcW w:type="dxa" w:w="1440"/>
+          </w:tcPr>
+          <w:p>
+            <w:r/>
+            <w:r>
+              <w:rPr>
+                <w:b w:val="0"/>
+                <w:i w:val="0"/>
+              </w:rPr>
+              <w:t>N/A</w:t>
+            </w:r>
+          </w:p>
+        </w:tc>
+        <w:tc>
+          <w:tcPr>
+            <w:tcW w:type="dxa" w:w="1440"/>
+          </w:tcPr>
+          <w:p>
+            <w:r/>
+            <w:r>
+              <w:rPr>
+                <w:b w:val="0"/>
+                <w:i w:val="0"/>
+              </w:rPr>
+              <w:t>Brief 1 explicitly excludes N4+. If pursued in future, recommend a sibling repo (</w:t>
+            </w:r>
+            <w:r>
+              <w:rPr>
+                <w:rFonts w:ascii="Consolas" w:hAnsi="Consolas"/>
+                <w:sz w:val="18"/>
+              </w:rPr>
+              <w:t>jlpt-n4-tutor</w:t>
+            </w:r>
+            <w:r>
+              <w:rPr>
+                <w:b w:val="0"/>
+                <w:i w:val="0"/>
+              </w:rPr>
+              <w:t>) that imports the engine modules from this one as a git submodule. Not in scope for v1.x or v2.0.</w:t>
+            </w:r>
+          </w:p>
+        </w:tc>
+      </w:tr>
+      <w:tr>
+        <w:tc>
+          <w:tcPr>
+            <w:tcW w:type="dxa" w:w="1440"/>
+          </w:tcPr>
+          <w:p>
+            <w:r/>
+            <w:r>
+              <w:rPr>
+                <w:b w:val="0"/>
+                <w:i w:val="0"/>
+              </w:rPr>
+              <w:t>OQ-6 (NEW)</w:t>
+            </w:r>
+          </w:p>
+        </w:tc>
+        <w:tc>
+          <w:tcPr>
+            <w:tcW w:type="dxa" w:w="1440"/>
+          </w:tcPr>
+          <w:p>
+            <w:r/>
+            <w:r>
+              <w:rPr>
+                <w:b w:val="0"/>
+                <w:i w:val="0"/>
+              </w:rPr>
+              <w:t>Should we publish a Japanese-language version of the brief / app?</w:t>
+            </w:r>
+          </w:p>
+        </w:tc>
+        <w:tc>
+          <w:tcPr>
+            <w:tcW w:type="dxa" w:w="1440"/>
+          </w:tcPr>
+          <w:p>
+            <w:r/>
+            <w:r>
+              <w:rPr>
+                <w:b/>
+                <w:i w:val="0"/>
+              </w:rPr>
+              <w:t>Open</w:t>
+            </w:r>
+          </w:p>
+        </w:tc>
+        <w:tc>
+          <w:tcPr>
+            <w:tcW w:type="dxa" w:w="1440"/>
+          </w:tcPr>
+          <w:p>
+            <w:r/>
+            <w:r>
+              <w:rPr>
+                <w:b w:val="0"/>
+                <w:i w:val="0"/>
+              </w:rPr>
+              <w:t>Project author + Content reviewer</w:t>
+            </w:r>
+          </w:p>
+        </w:tc>
+        <w:tc>
+          <w:tcPr>
+            <w:tcW w:type="dxa" w:w="1440"/>
+          </w:tcPr>
+          <w:p>
+            <w:r/>
+            <w:r>
+              <w:rPr>
+                <w:b/>
+                <w:i w:val="0"/>
+              </w:rPr>
+              <w:t>2026-07-30</w:t>
+            </w:r>
+          </w:p>
+        </w:tc>
+        <w:tc>
+          <w:tcPr>
+            <w:tcW w:type="dxa" w:w="1440"/>
+          </w:tcPr>
+          <w:p>
+            <w:r/>
+            <w:r>
+              <w:rPr>
+                <w:b w:val="0"/>
+                <w:i w:val="0"/>
+              </w:rPr>
+              <w:t xml:space="preserve">Raised by Pass-11 reviewer in finding B.10. Brief translation: high-value (~4 hours, attracts in-Japan reviewers, supports MEXT-alignment narrative). App translation: low-value at current learner-base; defer. </w:t>
+            </w:r>
+            <w:r>
+              <w:rPr>
+                <w:b/>
+                <w:i w:val="0"/>
+              </w:rPr>
+              <w:t>Recommended action:</w:t>
+            </w:r>
+            <w:r>
+              <w:rPr>
+                <w:b w:val="0"/>
+                <w:i w:val="0"/>
+              </w:rPr>
+              <w:t xml:space="preserve"> translate the brief by 2026-07-30; defer app translation until learner-base data justifies it.</w:t>
+            </w:r>
+          </w:p>
+        </w:tc>
+      </w:tr>
+      <w:tr>
+        <w:tc>
+          <w:tcPr>
+            <w:tcW w:type="dxa" w:w="1440"/>
+          </w:tcPr>
+          <w:p>
+            <w:r/>
+            <w:r>
+              <w:rPr>
+                <w:b w:val="0"/>
+                <w:i w:val="0"/>
+              </w:rPr>
+              <w:t>OQ-7 (NEW)</w:t>
+            </w:r>
+          </w:p>
+        </w:tc>
+        <w:tc>
+          <w:tcPr>
+            <w:tcW w:type="dxa" w:w="1440"/>
+          </w:tcPr>
+          <w:p>
+            <w:r/>
+            <w:r>
+              <w:rPr>
+                <w:b w:val="0"/>
+                <w:i w:val="0"/>
+              </w:rPr>
+              <w:t xml:space="preserve">Should </w:t>
+            </w:r>
+            <w:r>
+              <w:rPr>
+                <w:rFonts w:ascii="Consolas" w:hAnsi="Consolas"/>
+                <w:sz w:val="18"/>
+              </w:rPr>
+              <w:t>data/grammar.json</w:t>
+            </w:r>
+            <w:r>
+              <w:rPr>
+                <w:b w:val="0"/>
+                <w:i w:val="0"/>
+              </w:rPr>
+              <w:t xml:space="preserve"> </w:t>
+            </w:r>
+            <w:r>
+              <w:rPr>
+                <w:rFonts w:ascii="Consolas" w:hAnsi="Consolas"/>
+                <w:sz w:val="18"/>
+              </w:rPr>
+              <w:t>furigana[]</w:t>
+            </w:r>
+            <w:r>
+              <w:rPr>
+                <w:b w:val="0"/>
+                <w:i w:val="0"/>
+              </w:rPr>
+              <w:t xml:space="preserve"> field be removed (currently empty in 586/586 examples)?</w:t>
+            </w:r>
+          </w:p>
+        </w:tc>
+        <w:tc>
+          <w:tcPr>
+            <w:tcW w:type="dxa" w:w="1440"/>
+          </w:tcPr>
+          <w:p>
+            <w:r/>
+            <w:r>
+              <w:rPr>
+                <w:b/>
+                <w:i w:val="0"/>
+              </w:rPr>
+              <w:t>Closed: keep</w:t>
+            </w:r>
+          </w:p>
+        </w:tc>
+        <w:tc>
+          <w:tcPr>
+            <w:tcW w:type="dxa" w:w="1440"/>
+          </w:tcPr>
+          <w:p>
+            <w:r/>
+            <w:r>
+              <w:rPr>
+                <w:b w:val="0"/>
+                <w:i w:val="0"/>
+              </w:rPr>
+              <w:t>Engineering</w:t>
+            </w:r>
+          </w:p>
+        </w:tc>
+        <w:tc>
+          <w:tcPr>
+            <w:tcW w:type="dxa" w:w="1440"/>
+          </w:tcPr>
+          <w:p>
+            <w:r/>
+            <w:r>
+              <w:rPr>
+                <w:b w:val="0"/>
+                <w:i w:val="0"/>
+              </w:rPr>
+              <w:t>2026-04-30</w:t>
+            </w:r>
+          </w:p>
+        </w:tc>
+        <w:tc>
+          <w:tcPr>
+            <w:tcW w:type="dxa" w:w="1440"/>
+          </w:tcPr>
+          <w:p>
+            <w:r/>
+            <w:r>
+              <w:rPr>
+                <w:b w:val="0"/>
+                <w:i w:val="0"/>
+              </w:rPr>
+              <w:t xml:space="preserve">Verified </w:t>
+            </w:r>
+            <w:r>
+              <w:rPr>
+                <w:rFonts w:ascii="Consolas" w:hAnsi="Consolas"/>
+                <w:sz w:val="18"/>
+              </w:rPr>
+              <w:t>js/furigana.js</w:t>
+            </w:r>
+            <w:r>
+              <w:rPr>
+                <w:b w:val="0"/>
+                <w:i w:val="0"/>
+              </w:rPr>
+              <w:t xml:space="preserve"> line 80: </w:t>
+            </w:r>
+            <w:r>
+              <w:rPr>
+                <w:rFonts w:ascii="Consolas" w:hAnsi="Consolas"/>
+                <w:sz w:val="18"/>
+              </w:rPr>
+              <w:t>renderJa(text, explicitFurigana = [])</w:t>
+            </w:r>
+            <w:r>
+              <w:rPr>
+                <w:b w:val="0"/>
+                <w:i w:val="0"/>
+              </w:rPr>
+              <w:t xml:space="preserve"> accepts the field as an optional override. Empty by default; populated per-example only when auto-renderer's primary-reading fallback would be wrong. Schema-correct; not dead code. Document as optional override in next FSD revision.</w:t>
             </w:r>
           </w:p>
         </w:tc>

--- a/specifications/JLPT N5 Grammar Tutor – Functional Spec.docx
+++ b/specifications/JLPT N5 Grammar Tutor – Functional Spec.docx
@@ -9331,10 +9331,10 @@
             <w:r/>
             <w:r>
               <w:rPr>
-                <w:b w:val="0"/>
-                <w:i w:val="0"/>
-              </w:rPr>
-              <w:t>_Project author / Tutor-Admin_ (to fill in)</w:t>
+                <w:b/>
+                <w:i w:val="0"/>
+              </w:rPr>
+              <w:t>Gaurav Srivastava</w:t>
             </w:r>
           </w:p>
         </w:tc>
@@ -9349,7 +9349,7 @@
                 <w:b w:val="0"/>
                 <w:i w:val="0"/>
               </w:rPr>
-              <w:t>pending</w:t>
+              <w:t>continuous</w:t>
             </w:r>
           </w:p>
         </w:tc>
@@ -9476,10 +9476,10 @@
             <w:r/>
             <w:r>
               <w:rPr>
-                <w:b w:val="0"/>
-                <w:i w:val="0"/>
-              </w:rPr>
-              <w:t>_Project author_ (filling solo at present; recruit if scope grows)</w:t>
+                <w:b/>
+                <w:i w:val="0"/>
+              </w:rPr>
+              <w:t>Gaurav Srivastava</w:t>
             </w:r>
           </w:p>
         </w:tc>
@@ -9494,7 +9494,7 @@
                 <w:b w:val="0"/>
                 <w:i w:val="0"/>
               </w:rPr>
-              <w:t>pending</w:t>
+              <w:t>continuous</w:t>
             </w:r>
           </w:p>
         </w:tc>
@@ -9538,10 +9538,17 @@
             <w:r/>
             <w:r>
               <w:rPr>
-                <w:b w:val="0"/>
-                <w:i w:val="0"/>
-              </w:rPr>
-              <w:t>_Pending external A11y reviewer; current internal review via axe-core CI_</w:t>
+                <w:b/>
+                <w:i w:val="0"/>
+              </w:rPr>
+              <w:t>Gaurav Srivastava</w:t>
+            </w:r>
+            <w:r>
+              <w:rPr>
+                <w:b w:val="0"/>
+                <w:i w:val="0"/>
+              </w:rPr>
+              <w:t xml:space="preserve"> (acting; backed by axe-core + Lighthouse CI gates)</w:t>
             </w:r>
           </w:p>
         </w:tc>
@@ -9556,7 +9563,7 @@
                 <w:b w:val="0"/>
                 <w:i w:val="0"/>
               </w:rPr>
-              <w:t>pending</w:t>
+              <w:t>continuous</w:t>
             </w:r>
           </w:p>
         </w:tc>
@@ -9571,7 +9578,7 @@
                 <w:b w:val="0"/>
                 <w:i w:val="0"/>
               </w:rPr>
-              <w:t>Confirms WCAG 2.1 AA; automated axe-core gate on every release</w:t>
+              <w:t>Confirms WCAG 2.1 AA; automated axe-core gate on every release; recommend recruiting an external reviewer for a future formal release</w:t>
             </w:r>
           </w:p>
         </w:tc>
@@ -9600,10 +9607,17 @@
             <w:r/>
             <w:r>
               <w:rPr>
-                <w:b w:val="0"/>
-                <w:i w:val="0"/>
-              </w:rPr>
-              <w:t xml:space="preserve">_Project author_ (writes </w:t>
+                <w:b/>
+                <w:i w:val="0"/>
+              </w:rPr>
+              <w:t>Gaurav Srivastava</w:t>
+            </w:r>
+            <w:r>
+              <w:rPr>
+                <w:b w:val="0"/>
+                <w:i w:val="0"/>
+              </w:rPr>
+              <w:t xml:space="preserve"> (writes </w:t>
             </w:r>
             <w:r>
               <w:rPr>
@@ -9673,7 +9687,7 @@
           <w:b w:val="0"/>
           <w:i w:val="0"/>
         </w:rPr>
-        <w:t>Most slots are unfilled because this is a single-author open-source project; the matrix exists as a template for when external reviewers are formally engaged.</w:t>
+        <w:t>All five slots are now named. Four are held by the project author (Gaurav Srivastava) on a continuous basis; the Content reviewer slot is held by the named external reviewer Suiraku San.</w:t>
       </w:r>
     </w:p>
     <w:p>
@@ -9699,7 +9713,7 @@
           <w:b w:val="0"/>
           <w:i w:val="0"/>
         </w:rPr>
-        <w:t xml:space="preserve">The Accessibility reviewer slot is currently filled by automated tooling (axe-core + Lighthouse CI in </w:t>
+        <w:t xml:space="preserve">The Accessibility reviewer slot is held by the project author with backing from automated tooling (axe-core + Lighthouse CI in </w:t>
       </w:r>
       <w:r>
         <w:rPr>
@@ -9713,7 +9727,7 @@
           <w:b w:val="0"/>
           <w:i w:val="0"/>
         </w:rPr>
-        <w:t>); a human reviewer would strengthen the conformance claim but is not a release blocker.</w:t>
+        <w:t>). For a future MEXT-aligned release, recommend recruiting an external A11y reviewer to strengthen the WCAG conformance claim.</w:t>
       </w:r>
     </w:p>
     <w:p>
@@ -9726,7 +9740,7 @@
           <w:b w:val="0"/>
           <w:i w:val="0"/>
         </w:rPr>
-        <w:t>For a future MEXT-aligned release, recommend filling all 5 slots with named, dated, written sign-offs.</w:t>
+        <w:t>For a future formal release, recommend dated, written sign-offs against each release tag.</w:t>
       </w:r>
     </w:p>
     <w:p>

--- a/specifications/JLPT N5 Grammar Tutor – Functional Spec.docx
+++ b/specifications/JLPT N5 Grammar Tutor – Functional Spec.docx
@@ -219,7 +219,7 @@
         <w:rPr>
           <w:b w:val="0"/>
         </w:rPr>
-        <w:t xml:space="preserve"> - card grid (97 entries with glyph + meaning + first kun/on); </w:t>
+        <w:t xml:space="preserve"> - card grid (106 entries with glyph + meaning + first kun/on); </w:t>
       </w:r>
       <w:r>
         <w:rPr>
@@ -15107,7 +15107,7 @@
                 <w:b/>
                 <w:i w:val="0"/>
               </w:rPr>
-              <w:t>Deferred to v2.0</w:t>
+              <w:t>Closed (minimal): shipped in v1.6</w:t>
             </w:r>
           </w:p>
         </w:tc>
@@ -15122,7 +15122,7 @@
                 <w:b w:val="0"/>
                 <w:i w:val="0"/>
               </w:rPr>
-              <w:t>Project author</w:t>
+              <w:t>Project author + Engineering</w:t>
             </w:r>
           </w:p>
         </w:tc>
@@ -15134,10 +15134,10 @@
             <w:r/>
             <w:r>
               <w:rPr>
-                <w:b/>
-                <w:i w:val="0"/>
-              </w:rPr>
-              <w:t>2026-09-30</w:t>
+                <w:b w:val="0"/>
+                <w:i w:val="0"/>
+              </w:rPr>
+              <w:t>2026-04-30 (decided)</w:t>
             </w:r>
           </w:p>
         </w:tc>
@@ -15152,7 +15152,119 @@
                 <w:b w:val="0"/>
                 <w:i w:val="0"/>
               </w:rPr>
-              <w:t>Constraint: any recommender must run client-side only (no telemetry, Hard constraint #2). Required: design pure-on-device weighting over LocalStorage history. Decision-blocking dependency: full Pass-11 audit completes (provides the cleaned content corpus the recommender would index). Re-evaluate in Q3 after content surface is stable.</w:t>
+              <w:t xml:space="preserve">Decision 2026-04-30: ship option (d) — a minimal "What should I study next?" widget on Home that reads </w:t>
+            </w:r>
+            <w:r>
+              <w:rPr>
+                <w:rFonts w:ascii="Consolas" w:hAnsi="Consolas"/>
+                <w:sz w:val="18"/>
+              </w:rPr>
+              <w:t>getStreak()</w:t>
+            </w:r>
+            <w:r>
+              <w:rPr>
+                <w:b w:val="0"/>
+                <w:i w:val="0"/>
+              </w:rPr>
+              <w:t xml:space="preserve"> + </w:t>
+            </w:r>
+            <w:r>
+              <w:rPr>
+                <w:rFonts w:ascii="Consolas" w:hAnsi="Consolas"/>
+                <w:sz w:val="18"/>
+              </w:rPr>
+              <w:t>getDueCount()</w:t>
+            </w:r>
+            <w:r>
+              <w:rPr>
+                <w:b w:val="0"/>
+                <w:i w:val="0"/>
+              </w:rPr>
+              <w:t xml:space="preserve"> + </w:t>
+            </w:r>
+            <w:r>
+              <w:rPr>
+                <w:rFonts w:ascii="Consolas" w:hAnsi="Consolas"/>
+                <w:sz w:val="18"/>
+              </w:rPr>
+              <w:t>lastLearnId</w:t>
+            </w:r>
+            <w:r>
+              <w:rPr>
+                <w:b w:val="0"/>
+                <w:i w:val="0"/>
+              </w:rPr>
+              <w:t xml:space="preserve"> from LocalStorage and routes to one of Learn / Review / Drill. No telemetry, pure on-device, satisfies Hard constraint #2. Implemented in </w:t>
+            </w:r>
+            <w:r>
+              <w:rPr>
+                <w:rFonts w:ascii="Consolas" w:hAnsi="Consolas"/>
+                <w:sz w:val="18"/>
+              </w:rPr>
+              <w:t>js/home.js</w:t>
+            </w:r>
+            <w:r>
+              <w:rPr>
+                <w:b w:val="0"/>
+                <w:i w:val="0"/>
+              </w:rPr>
+              <w:t xml:space="preserve"> (</w:t>
+            </w:r>
+            <w:r>
+              <w:rPr>
+                <w:rFonts w:ascii="Consolas" w:hAnsi="Consolas"/>
+                <w:sz w:val="18"/>
+              </w:rPr>
+              <w:t>pickRecommendation()</w:t>
+            </w:r>
+            <w:r>
+              <w:rPr>
+                <w:b w:val="0"/>
+                <w:i w:val="0"/>
+              </w:rPr>
+              <w:t xml:space="preserve"> + </w:t>
+            </w:r>
+            <w:r>
+              <w:rPr>
+                <w:rFonts w:ascii="Consolas" w:hAnsi="Consolas"/>
+                <w:sz w:val="18"/>
+              </w:rPr>
+              <w:t>renderRecommendation()</w:t>
+            </w:r>
+            <w:r>
+              <w:rPr>
+                <w:b w:val="0"/>
+                <w:i w:val="0"/>
+              </w:rPr>
+              <w:t xml:space="preserve">) and </w:t>
+            </w:r>
+            <w:r>
+              <w:rPr>
+                <w:rFonts w:ascii="Consolas" w:hAnsi="Consolas"/>
+                <w:sz w:val="18"/>
+              </w:rPr>
+              <w:t>css/main.css</w:t>
+            </w:r>
+            <w:r>
+              <w:rPr>
+                <w:b w:val="0"/>
+                <w:i w:val="0"/>
+              </w:rPr>
+              <w:t xml:space="preserve"> (</w:t>
+            </w:r>
+            <w:r>
+              <w:rPr>
+                <w:rFonts w:ascii="Consolas" w:hAnsi="Consolas"/>
+                <w:sz w:val="18"/>
+              </w:rPr>
+              <w:t>.home-recommend</w:t>
+            </w:r>
+            <w:r>
+              <w:rPr>
+                <w:b w:val="0"/>
+                <w:i w:val="0"/>
+              </w:rPr>
+              <w:t>). A richer ML-backed recommender remains deferred to v2.0; revisit if learner-base data justifies it.</w:t>
             </w:r>
           </w:p>
         </w:tc>
@@ -15199,7 +15311,7 @@
                 <w:b/>
                 <w:i w:val="0"/>
               </w:rPr>
-              <w:t>Deferred to v1.6</w:t>
+              <w:t>Approved for v1.6 (native-voice constraint)</w:t>
             </w:r>
           </w:p>
         </w:tc>
@@ -15214,7 +15326,7 @@
                 <w:b w:val="0"/>
                 <w:i w:val="0"/>
               </w:rPr>
-              <w:t>Content owner + Pass-11 reviewer</w:t>
+              <w:t>Content owner</w:t>
             </w:r>
           </w:p>
         </w:tc>
@@ -15236,7 +15348,7 @@
                 <w:b w:val="0"/>
                 <w:i w:val="0"/>
               </w:rPr>
-              <w:t xml:space="preserve"> (next quarterly gate)</w:t>
+              <w:t xml:space="preserve"> (target authoring date)</w:t>
             </w:r>
           </w:p>
         </w:tc>
@@ -15251,7 +15363,35 @@
                 <w:b w:val="0"/>
                 <w:i w:val="0"/>
               </w:rPr>
-              <w:t>Decision-blocking dependency: Pass-11 listening review (P3 in brief, currently 6/12 items reviewed). Once full P3 review completes, expand corpus to 24-30 items in same release if quality bar holds.</w:t>
+              <w:t xml:space="preserve">Decision 2026-04-30: expand to 30+ items, </w:t>
+            </w:r>
+            <w:r>
+              <w:rPr>
+                <w:b/>
+                <w:i w:val="0"/>
+              </w:rPr>
+              <w:t>but new items MUST use a native Japanese voice talent (not gTTS)</w:t>
+            </w:r>
+            <w:r>
+              <w:rPr>
+                <w:b w:val="0"/>
+                <w:i w:val="0"/>
+              </w:rPr>
+              <w:t xml:space="preserve">. Listening discrimination at N5 fails when learners memorise gTTS prosody artefacts. Implementation gate: cannot ship without procuring or recording native voice; logged in </w:t>
+            </w:r>
+            <w:r>
+              <w:rPr>
+                <w:rFonts w:ascii="Consolas" w:hAnsi="Consolas"/>
+                <w:sz w:val="18"/>
+              </w:rPr>
+              <w:t>TASKS.md</w:t>
+            </w:r>
+            <w:r>
+              <w:rPr>
+                <w:b w:val="0"/>
+                <w:i w:val="0"/>
+              </w:rPr>
+              <w:t xml:space="preserve"> as a content-authoring backlog item. Existing 12 gTTS items remain in place during transition; flag them in metadata so the build pipeline can swap to native audio per-item as recordings arrive.</w:t>
             </w:r>
           </w:p>
         </w:tc>
@@ -15298,7 +15438,7 @@
                 <w:b/>
                 <w:i w:val="0"/>
               </w:rPr>
-              <w:t>Approved for v1.6</w:t>
+              <w:t>Closed: shipped in v1.6</w:t>
             </w:r>
           </w:p>
         </w:tc>
@@ -15325,10 +15465,10 @@
             <w:r/>
             <w:r>
               <w:rPr>
-                <w:b/>
-                <w:i w:val="0"/>
-              </w:rPr>
-              <w:t>2026-05-15</w:t>
+                <w:b w:val="0"/>
+                <w:i w:val="0"/>
+              </w:rPr>
+              <w:t>2026-04-30 (decided + implemented)</w:t>
             </w:r>
           </w:p>
         </w:tc>
@@ -15343,28 +15483,28 @@
                 <w:b w:val="0"/>
                 <w:i w:val="0"/>
               </w:rPr>
-              <w:t xml:space="preserve">Low risk (no inline scripts; no third-party CDN). Add </w:t>
+              <w:t xml:space="preserve">Implemented 2026-04-30 in </w:t>
             </w:r>
             <w:r>
               <w:rPr>
                 <w:rFonts w:ascii="Consolas" w:hAnsi="Consolas"/>
                 <w:sz w:val="18"/>
               </w:rPr>
-              <w:t>&lt;meta http-equiv="Content-Security-Policy" content="default-src 'self'; img-src 'self' data:; media-src 'self'; style-src 'self' 'unsafe-inline'"&gt;</w:t>
-            </w:r>
-            <w:r>
-              <w:rPr>
-                <w:b w:val="0"/>
-                <w:i w:val="0"/>
-              </w:rPr>
-              <w:t xml:space="preserve"> to </w:t>
+              <w:t>index.html</w:t>
+            </w:r>
+            <w:r>
+              <w:rPr>
+                <w:b w:val="0"/>
+                <w:i w:val="0"/>
+              </w:rPr>
+              <w:t xml:space="preserve"> with the directive set: </w:t>
             </w:r>
             <w:r>
               <w:rPr>
                 <w:rFonts w:ascii="Consolas" w:hAnsi="Consolas"/>
                 <w:sz w:val="18"/>
               </w:rPr>
-              <w:t>index.html</w:t>
+              <w:t>default-src 'self'; img-src 'self' data:; media-src 'self' blob:; style-src 'self' 'unsafe-inline'; script-src 'self'; connect-src 'self'; manifest-src 'self'; worker-src 'self'; base-uri 'self'; form-action 'none'; frame-ancestors 'none';</w:t>
             </w:r>
             <w:r>
               <w:rPr>
@@ -15378,20 +15518,48 @@
                 <w:rFonts w:ascii="Consolas" w:hAnsi="Consolas"/>
                 <w:sz w:val="18"/>
               </w:rPr>
-              <w:t>'unsafe-inline'</w:t>
-            </w:r>
-            <w:r>
-              <w:rPr>
-                <w:b w:val="0"/>
-                <w:i w:val="0"/>
-              </w:rPr>
-              <w:t xml:space="preserve"> for styles is needed by the inline </w:t>
+              <w:t>script-src</w:t>
+            </w:r>
+            <w:r>
+              <w:rPr>
+                <w:b w:val="0"/>
+                <w:i w:val="0"/>
+              </w:rPr>
+              <w:t xml:space="preserve"> deliberately omits </w:t>
             </w:r>
             <w:r>
               <w:rPr>
                 <w:rFonts w:ascii="Consolas" w:hAnsi="Consolas"/>
                 <w:sz w:val="18"/>
               </w:rPr>
+              <w:t>'unsafe-inline'</w:t>
+            </w:r>
+            <w:r>
+              <w:rPr>
+                <w:b w:val="0"/>
+                <w:i w:val="0"/>
+              </w:rPr>
+              <w:t xml:space="preserve"> so any future inline-script regression fails fast. </w:t>
+            </w:r>
+            <w:r>
+              <w:rPr>
+                <w:rFonts w:ascii="Consolas" w:hAnsi="Consolas"/>
+                <w:sz w:val="18"/>
+              </w:rPr>
+              <w:t>style-src 'unsafe-inline'</w:t>
+            </w:r>
+            <w:r>
+              <w:rPr>
+                <w:b w:val="0"/>
+                <w:i w:val="0"/>
+              </w:rPr>
+              <w:t xml:space="preserve"> retained for the inline </w:t>
+            </w:r>
+            <w:r>
+              <w:rPr>
+                <w:rFonts w:ascii="Consolas" w:hAnsi="Consolas"/>
+                <w:sz w:val="18"/>
+              </w:rPr>
               <w:t>&lt;style&gt;</w:t>
             </w:r>
             <w:r>
@@ -15399,7 +15567,21 @@
                 <w:b w:val="0"/>
                 <w:i w:val="0"/>
               </w:rPr>
-              <w:t xml:space="preserve"> blocks; revisit later. Implementation: ~30 minutes. Add Lighthouse Best Practices verification post-merge.</w:t>
+              <w:t xml:space="preserve"> block in the SW-update toast and a11y overrides — revisit when those are externalised. SW </w:t>
+            </w:r>
+            <w:r>
+              <w:rPr>
+                <w:rFonts w:ascii="Consolas" w:hAnsi="Consolas"/>
+                <w:sz w:val="18"/>
+              </w:rPr>
+              <w:t>CACHE_VERSION</w:t>
+            </w:r>
+            <w:r>
+              <w:rPr>
+                <w:b w:val="0"/>
+                <w:i w:val="0"/>
+              </w:rPr>
+              <w:t xml:space="preserve"> bumped to v30 so existing visitors pick up the new shell on next load.</w:t>
             </w:r>
           </w:p>
         </w:tc>
@@ -15644,7 +15826,7 @@
                 <w:b/>
                 <w:i w:val="0"/>
               </w:rPr>
-              <w:t>Open</w:t>
+              <w:t>Closed (both halves)</w:t>
             </w:r>
           </w:p>
         </w:tc>
@@ -15671,39 +15853,151 @@
             <w:r/>
             <w:r>
               <w:rPr>
+                <w:b w:val="0"/>
+                <w:i w:val="0"/>
+              </w:rPr>
+              <w:t>2026-05-01 (both halves done)</w:t>
+            </w:r>
+          </w:p>
+        </w:tc>
+        <w:tc>
+          <w:tcPr>
+            <w:tcW w:type="dxa" w:w="1440"/>
+          </w:tcPr>
+          <w:p>
+            <w:r/>
+            <w:r>
+              <w:rPr>
+                <w:b w:val="0"/>
+                <w:i w:val="0"/>
+              </w:rPr>
+              <w:t xml:space="preserve">Decision 2026-04-30: </w:t>
+            </w:r>
+            <w:r>
+              <w:rPr>
                 <w:b/>
                 <w:i w:val="0"/>
               </w:rPr>
-              <w:t>2026-07-30</w:t>
-            </w:r>
-          </w:p>
-        </w:tc>
-        <w:tc>
-          <w:tcPr>
-            <w:tcW w:type="dxa" w:w="1440"/>
-          </w:tcPr>
-          <w:p>
-            <w:r/>
-            <w:r>
-              <w:rPr>
-                <w:b w:val="0"/>
-                <w:i w:val="0"/>
-              </w:rPr>
-              <w:t xml:space="preserve">Raised by Pass-11 reviewer in finding B.10. Brief translation: high-value (~4 hours, attracts in-Japan reviewers, supports MEXT-alignment narrative). App translation: low-value at current learner-base; defer. </w:t>
+              <w:t>App UI and instructions stay in English</w:t>
+            </w:r>
+            <w:r>
+              <w:rPr>
+                <w:b w:val="0"/>
+                <w:i w:val="0"/>
+              </w:rPr>
+              <w:t xml:space="preserve"> — the app *teaches* Japanese, but the chrome (nav labels, button text, microcopy, error messages, headings) remains English so the learner is never blocked by chrome they cannot read. The five existing UI locales (</w:t>
+            </w:r>
+            <w:r>
+              <w:rPr>
+                <w:rFonts w:ascii="Consolas" w:hAnsi="Consolas"/>
+                <w:sz w:val="18"/>
+              </w:rPr>
+              <w:t>en</w:t>
+            </w:r>
+            <w:r>
+              <w:rPr>
+                <w:b w:val="0"/>
+                <w:i w:val="0"/>
+              </w:rPr>
+              <w:t xml:space="preserve">, </w:t>
+            </w:r>
+            <w:r>
+              <w:rPr>
+                <w:rFonts w:ascii="Consolas" w:hAnsi="Consolas"/>
+                <w:sz w:val="18"/>
+              </w:rPr>
+              <w:t>vi</w:t>
+            </w:r>
+            <w:r>
+              <w:rPr>
+                <w:b w:val="0"/>
+                <w:i w:val="0"/>
+              </w:rPr>
+              <w:t xml:space="preserve">, </w:t>
+            </w:r>
+            <w:r>
+              <w:rPr>
+                <w:rFonts w:ascii="Consolas" w:hAnsi="Consolas"/>
+                <w:sz w:val="18"/>
+              </w:rPr>
+              <w:t>id</w:t>
+            </w:r>
+            <w:r>
+              <w:rPr>
+                <w:b w:val="0"/>
+                <w:i w:val="0"/>
+              </w:rPr>
+              <w:t xml:space="preserve">, </w:t>
+            </w:r>
+            <w:r>
+              <w:rPr>
+                <w:rFonts w:ascii="Consolas" w:hAnsi="Consolas"/>
+                <w:sz w:val="18"/>
+              </w:rPr>
+              <w:t>ne</w:t>
+            </w:r>
+            <w:r>
+              <w:rPr>
+                <w:b w:val="0"/>
+                <w:i w:val="0"/>
+              </w:rPr>
+              <w:t xml:space="preserve">, </w:t>
+            </w:r>
+            <w:r>
+              <w:rPr>
+                <w:rFonts w:ascii="Consolas" w:hAnsi="Consolas"/>
+                <w:sz w:val="18"/>
+              </w:rPr>
+              <w:t>zh</w:t>
+            </w:r>
+            <w:r>
+              <w:rPr>
+                <w:b w:val="0"/>
+                <w:i w:val="0"/>
+              </w:rPr>
+              <w:t xml:space="preserve">) remain; no </w:t>
+            </w:r>
+            <w:r>
+              <w:rPr>
+                <w:rFonts w:ascii="Consolas" w:hAnsi="Consolas"/>
+                <w:sz w:val="18"/>
+              </w:rPr>
+              <w:t>ja</w:t>
+            </w:r>
+            <w:r>
+              <w:rPr>
+                <w:b w:val="0"/>
+                <w:i w:val="0"/>
+              </w:rPr>
+              <w:t xml:space="preserve"> locale will be added. </w:t>
             </w:r>
             <w:r>
               <w:rPr>
                 <w:b/>
                 <w:i w:val="0"/>
               </w:rPr>
-              <w:t>Recommended action:</w:t>
-            </w:r>
-            <w:r>
-              <w:rPr>
-                <w:b w:val="0"/>
-                <w:i w:val="0"/>
-              </w:rPr>
-              <w:t xml:space="preserve"> translate the brief by 2026-07-30; defer app translation until learner-base data justifies it.</w:t>
+              <w:t>2026-05-01: Brief translation also closed.</w:t>
+            </w:r>
+            <w:r>
+              <w:rPr>
+                <w:b w:val="0"/>
+                <w:i w:val="0"/>
+              </w:rPr>
+              <w:t xml:space="preserve"> Per the EB-3 automation analysis (§B.13), the "needs Japan-based reviewer" framing conflated *should* with *can*. Translation shipped at </w:t>
+            </w:r>
+            <w:r>
+              <w:rPr>
+                <w:rFonts w:ascii="Consolas" w:hAnsi="Consolas"/>
+                <w:sz w:val="18"/>
+              </w:rPr>
+              <w:t>feedback/jlpt-n5-tutor-developer-brief.ja.md</w:t>
+            </w:r>
+            <w:r>
+              <w:rPr>
+                <w:b w:val="0"/>
+                <w:i w:val="0"/>
+              </w:rPr>
+              <w:t xml:space="preserve"> — covers all pedagogical / curriculum / acceptance-criteria sections in full Japanese; technical implementation sections summarised with cross-reference back to the English original.</w:t>
             </w:r>
           </w:p>
         </w:tc>
@@ -16172,25 +16466,10 @@
     </w:p>
     <w:p>
       <w:pPr>
-        <w:pBdr>
-          <w:bottom w:val="single" w:sz="6" w:space="1" w:color="auto"/>
-        </w:pBdr>
-      </w:pPr>
-    </w:p>
-    <w:p>
-      <w:pPr>
-        <w:pStyle w:val="Heading2"/>
-      </w:pPr>
-      <w:r>
-        <w:t>C. Updates to existing v3 sections (errata)</w:t>
-      </w:r>
-    </w:p>
-    <w:p>
-      <w:pPr>
         <w:pStyle w:val="Heading3"/>
       </w:pPr>
       <w:r>
-        <w:t>C.1 §3 Scope - move out of "Out of Scope"</w:t>
+        <w:t>B.12 Copy voice contract — added 2026-04-30 (supersedes brief2 tagline language)</w:t>
       </w:r>
     </w:p>
     <w:p>
@@ -16199,7 +16478,456 @@
           <w:b w:val="0"/>
           <w:i w:val="0"/>
         </w:rPr>
-        <w:t>These were listed as out-of-scope in v3 but have shipped:</w:t>
+        <w:t>The home-page hero originally followed UX brief2 §1.1 (</w:t>
+      </w:r>
+      <w:r>
+        <w:rPr>
+          <w:rFonts w:ascii="Consolas" w:hAnsi="Consolas"/>
+          <w:sz w:val="18"/>
+        </w:rPr>
+        <w:t>feedback/jlpt-n5-tutor-ux-developer-brief2.md</w:t>
+      </w:r>
+      <w:r>
+        <w:rPr>
+          <w:b w:val="0"/>
+          <w:i w:val="0"/>
+        </w:rPr>
+        <w:t xml:space="preserve"> line 30, 34, 367), which prescribed an outcome-promise tagline (</w:t>
+      </w:r>
+      <w:r>
+        <w:rPr>
+          <w:rFonts w:ascii="Consolas" w:hAnsi="Consolas"/>
+          <w:sz w:val="18"/>
+        </w:rPr>
+        <w:t>Pass JLPT N5 with 15 minutes a day…</w:t>
+      </w:r>
+      <w:r>
+        <w:rPr>
+          <w:b w:val="0"/>
+          <w:i w:val="0"/>
+        </w:rPr>
+        <w:t xml:space="preserve">) and a </w:t>
+      </w:r>
+      <w:r>
+        <w:rPr>
+          <w:rFonts w:ascii="Consolas" w:hAnsi="Consolas"/>
+          <w:sz w:val="18"/>
+        </w:rPr>
+        <w:t>✓ Works offline ✓ No login required ✓ Your progress stays on this device</w:t>
+      </w:r>
+      <w:r>
+        <w:rPr>
+          <w:b w:val="0"/>
+          <w:i w:val="0"/>
+        </w:rPr>
+        <w:t xml:space="preserve"> trust strip. That language was inherited verbatim and shipped through v1.5.0.</w:t>
+      </w:r>
+    </w:p>
+    <w:p>
+      <w:r>
+        <w:rPr>
+          <w:b/>
+          <w:i w:val="0"/>
+        </w:rPr>
+        <w:t>Decision 2026-04-30</w:t>
+      </w:r>
+      <w:r>
+        <w:rPr>
+          <w:b w:val="0"/>
+          <w:i w:val="0"/>
+        </w:rPr>
+        <w:t xml:space="preserve">: voice was reviewed by senior-copywriter lens (TASKS.md "Copy audit: remove sales-promo voice"). Brief2's tagline+trust-strip prescriptions are formally </w:t>
+      </w:r>
+      <w:r>
+        <w:rPr>
+          <w:b/>
+          <w:i w:val="0"/>
+        </w:rPr>
+        <w:t>superseded</w:t>
+      </w:r>
+      <w:r>
+        <w:rPr>
+          <w:b w:val="0"/>
+          <w:i w:val="0"/>
+        </w:rPr>
+        <w:t xml:space="preserve"> by this contract:</w:t>
+      </w:r>
+    </w:p>
+    <w:p>
+      <w:pPr>
+        <w:pStyle w:val="ListNumber"/>
+      </w:pPr>
+      <w:r>
+        <w:rPr>
+          <w:b w:val="0"/>
+          <w:i w:val="0"/>
+        </w:rPr>
+        <w:t>No outcome promises (don't say what the user will achieve).</w:t>
+      </w:r>
+    </w:p>
+    <w:p>
+      <w:pPr>
+        <w:pStyle w:val="ListNumber"/>
+      </w:pPr>
+      <w:r>
+        <w:rPr>
+          <w:b w:val="0"/>
+          <w:i w:val="0"/>
+        </w:rPr>
+        <w:t>No time-to-result claims ("in 15 minutes a day", "quickly", "easily").</w:t>
+      </w:r>
+    </w:p>
+    <w:p>
+      <w:pPr>
+        <w:pStyle w:val="ListNumber"/>
+      </w:pPr>
+      <w:r>
+        <w:rPr>
+          <w:b w:val="0"/>
+          <w:i w:val="0"/>
+        </w:rPr>
+        <w:t>No second-person imperatives at the brand level (</w:t>
+      </w:r>
+      <w:r>
+        <w:rPr>
+          <w:rFonts w:ascii="Consolas" w:hAnsi="Consolas"/>
+          <w:sz w:val="18"/>
+        </w:rPr>
+        <w:t>Start your first lesson</w:t>
+      </w:r>
+      <w:r>
+        <w:rPr>
+          <w:b w:val="0"/>
+          <w:i w:val="0"/>
+        </w:rPr>
+        <w:t xml:space="preserve"> → </w:t>
+      </w:r>
+      <w:r>
+        <w:rPr>
+          <w:rFonts w:ascii="Consolas" w:hAnsi="Consolas"/>
+          <w:sz w:val="18"/>
+        </w:rPr>
+        <w:t>Start a lesson</w:t>
+      </w:r>
+      <w:r>
+        <w:rPr>
+          <w:b w:val="0"/>
+          <w:i w:val="0"/>
+        </w:rPr>
+        <w:t>).</w:t>
+      </w:r>
+    </w:p>
+    <w:p>
+      <w:pPr>
+        <w:pStyle w:val="ListNumber"/>
+      </w:pPr>
+      <w:r>
+        <w:rPr>
+          <w:b w:val="0"/>
+          <w:i w:val="0"/>
+        </w:rPr>
+        <w:t>No celebration glyphs (✓-prefixed badges, ★ Graduated).</w:t>
+      </w:r>
+    </w:p>
+    <w:p>
+      <w:pPr>
+        <w:pStyle w:val="ListNumber"/>
+      </w:pPr>
+      <w:r>
+        <w:rPr>
+          <w:b w:val="0"/>
+          <w:i w:val="0"/>
+        </w:rPr>
+        <w:t>No defensive claims ("No login required" is defensive phrasing — describe properties plainly).</w:t>
+      </w:r>
+    </w:p>
+    <w:p>
+      <w:pPr>
+        <w:pStyle w:val="ListNumber"/>
+      </w:pPr>
+      <w:r>
+        <w:rPr>
+          <w:b w:val="0"/>
+          <w:i w:val="0"/>
+        </w:rPr>
+        <w:t>No gamification at the surface ("Keep your streak alive" → just show the count).</w:t>
+      </w:r>
+    </w:p>
+    <w:p>
+      <w:pPr>
+        <w:pStyle w:val="ListNumber"/>
+      </w:pPr>
+      <w:r>
+        <w:rPr>
+          <w:b w:val="0"/>
+          <w:i w:val="0"/>
+        </w:rPr>
+        <w:t>Prefer noun phrases to headlines ("Today's review queue" → "Reviews due today").</w:t>
+      </w:r>
+    </w:p>
+    <w:p>
+      <w:pPr>
+        <w:pStyle w:val="ListNumber"/>
+      </w:pPr>
+      <w:r>
+        <w:rPr>
+          <w:b w:val="0"/>
+          <w:i w:val="0"/>
+        </w:rPr>
+        <w:t>One register across all microcopy (no mixing onboarding-funnel with neutral).</w:t>
+      </w:r>
+    </w:p>
+    <w:p>
+      <w:r>
+        <w:rPr>
+          <w:b w:val="0"/>
+          <w:i w:val="0"/>
+        </w:rPr>
+        <w:t xml:space="preserve">The active reference for tagline/CTA/microcopy text is now (a) the live </w:t>
+      </w:r>
+      <w:r>
+        <w:rPr>
+          <w:rFonts w:ascii="Consolas" w:hAnsi="Consolas"/>
+          <w:sz w:val="18"/>
+        </w:rPr>
+        <w:t>js/home.js</w:t>
+      </w:r>
+      <w:r>
+        <w:rPr>
+          <w:b w:val="0"/>
+          <w:i w:val="0"/>
+        </w:rPr>
+        <w:t xml:space="preserve">, </w:t>
+      </w:r>
+      <w:r>
+        <w:rPr>
+          <w:rFonts w:ascii="Consolas" w:hAnsi="Consolas"/>
+          <w:sz w:val="18"/>
+        </w:rPr>
+        <w:t>js/summary.js</w:t>
+      </w:r>
+      <w:r>
+        <w:rPr>
+          <w:b w:val="0"/>
+          <w:i w:val="0"/>
+        </w:rPr>
+        <w:t xml:space="preserve">, </w:t>
+      </w:r>
+      <w:r>
+        <w:rPr>
+          <w:rFonts w:ascii="Consolas" w:hAnsi="Consolas"/>
+          <w:sz w:val="18"/>
+        </w:rPr>
+        <w:t>js/drill.js</w:t>
+      </w:r>
+      <w:r>
+        <w:rPr>
+          <w:b w:val="0"/>
+          <w:i w:val="0"/>
+        </w:rPr>
+        <w:t xml:space="preserve">, </w:t>
+      </w:r>
+      <w:r>
+        <w:rPr>
+          <w:rFonts w:ascii="Consolas" w:hAnsi="Consolas"/>
+          <w:sz w:val="18"/>
+        </w:rPr>
+        <w:t>js/counters.js</w:t>
+      </w:r>
+      <w:r>
+        <w:rPr>
+          <w:b w:val="0"/>
+          <w:i w:val="0"/>
+        </w:rPr>
+        <w:t xml:space="preserve">, and </w:t>
+      </w:r>
+      <w:r>
+        <w:rPr>
+          <w:rFonts w:ascii="Consolas" w:hAnsi="Consolas"/>
+          <w:sz w:val="18"/>
+        </w:rPr>
+        <w:t>index.html</w:t>
+      </w:r>
+      <w:r>
+        <w:rPr>
+          <w:b w:val="0"/>
+          <w:i w:val="0"/>
+        </w:rPr>
+        <w:t>, and (b) the rewrite table in TASKS.md "Copy audit". When any future doc cites brief2 §1.1 or §15 for tagline/copy, this section is the override.</w:t>
+      </w:r>
+    </w:p>
+    <w:p>
+      <w:r>
+        <w:rPr>
+          <w:b/>
+          <w:i w:val="0"/>
+        </w:rPr>
+        <w:t>Trust-strip handling</w:t>
+      </w:r>
+      <w:r>
+        <w:rPr>
+          <w:b w:val="0"/>
+          <w:i w:val="0"/>
+        </w:rPr>
+        <w:t xml:space="preserve">: removed from the page body in v1.6.1. The same facts are now reachable via the </w:t>
+      </w:r>
+      <w:r>
+        <w:rPr>
+          <w:rFonts w:ascii="Consolas" w:hAnsi="Consolas"/>
+          <w:sz w:val="18"/>
+        </w:rPr>
+        <w:t>Privacy</w:t>
+      </w:r>
+      <w:r>
+        <w:rPr>
+          <w:b w:val="0"/>
+          <w:i w:val="0"/>
+        </w:rPr>
+        <w:t xml:space="preserve"> link in the footer (which serves </w:t>
+      </w:r>
+      <w:r>
+        <w:rPr>
+          <w:rFonts w:ascii="Consolas" w:hAnsi="Consolas"/>
+          <w:sz w:val="18"/>
+        </w:rPr>
+        <w:t>PRIVACY.md</w:t>
+      </w:r>
+      <w:r>
+        <w:rPr>
+          <w:b w:val="0"/>
+          <w:i w:val="0"/>
+        </w:rPr>
+        <w:t>). On-page repetition was the marker of marketing voice; one-click discovery is sufficient for an institutional-style site.</w:t>
+      </w:r>
+    </w:p>
+    <w:p>
+      <w:r>
+        <w:rPr>
+          <w:b/>
+          <w:i w:val="0"/>
+        </w:rPr>
+        <w:t>Pillar count</w:t>
+      </w:r>
+      <w:r>
+        <w:rPr>
+          <w:b w:val="0"/>
+          <w:i w:val="0"/>
+        </w:rPr>
+        <w:t xml:space="preserve">: </w:t>
+      </w:r>
+      <w:r>
+        <w:rPr>
+          <w:rFonts w:ascii="Consolas" w:hAnsi="Consolas"/>
+          <w:sz w:val="18"/>
+        </w:rPr>
+        <w:t>Practice</w:t>
+      </w:r>
+      <w:r>
+        <w:rPr>
+          <w:b w:val="0"/>
+          <w:i w:val="0"/>
+        </w:rPr>
+        <w:t xml:space="preserve"> and </w:t>
+      </w:r>
+      <w:r>
+        <w:rPr>
+          <w:rFonts w:ascii="Consolas" w:hAnsi="Consolas"/>
+          <w:sz w:val="18"/>
+        </w:rPr>
+        <w:t>Review</w:t>
+      </w:r>
+      <w:r>
+        <w:rPr>
+          <w:b w:val="0"/>
+          <w:i w:val="0"/>
+        </w:rPr>
+        <w:t xml:space="preserve"> no longer appear in the primary nav or in the home pillar grid. They remain reachable as direct routes (</w:t>
+      </w:r>
+      <w:r>
+        <w:rPr>
+          <w:rFonts w:ascii="Consolas" w:hAnsi="Consolas"/>
+          <w:sz w:val="18"/>
+        </w:rPr>
+        <w:t>#/drill</w:t>
+      </w:r>
+      <w:r>
+        <w:rPr>
+          <w:b w:val="0"/>
+          <w:i w:val="0"/>
+        </w:rPr>
+        <w:t xml:space="preserve">, </w:t>
+      </w:r>
+      <w:r>
+        <w:rPr>
+          <w:rFonts w:ascii="Consolas" w:hAnsi="Consolas"/>
+          <w:sz w:val="18"/>
+        </w:rPr>
+        <w:t>#/review</w:t>
+      </w:r>
+      <w:r>
+        <w:rPr>
+          <w:b w:val="0"/>
+          <w:i w:val="0"/>
+        </w:rPr>
+        <w:t xml:space="preserve">) and via the recommender widget when state warrants. This narrows the front-door surface to </w:t>
+      </w:r>
+      <w:r>
+        <w:rPr>
+          <w:rFonts w:ascii="Consolas" w:hAnsi="Consolas"/>
+          <w:sz w:val="18"/>
+        </w:rPr>
+        <w:t>Learn</w:t>
+      </w:r>
+      <w:r>
+        <w:rPr>
+          <w:b w:val="0"/>
+          <w:i w:val="0"/>
+        </w:rPr>
+        <w:t xml:space="preserve"> + </w:t>
+      </w:r>
+      <w:r>
+        <w:rPr>
+          <w:rFonts w:ascii="Consolas" w:hAnsi="Consolas"/>
+          <w:sz w:val="18"/>
+        </w:rPr>
+        <w:t>Test</w:t>
+      </w:r>
+      <w:r>
+        <w:rPr>
+          <w:b w:val="0"/>
+          <w:i w:val="0"/>
+        </w:rPr>
+        <w:t>, the only two paths that make sense for a first-time visitor with no progress.</w:t>
+      </w:r>
+    </w:p>
+    <w:p>
+      <w:r>
+        <w:rPr>
+          <w:b/>
+          <w:i w:val="0"/>
+        </w:rPr>
+        <w:t>Brief2 section explicit overrides (added 2026-05-01)</w:t>
+      </w:r>
+      <w:r>
+        <w:rPr>
+          <w:b w:val="0"/>
+          <w:i w:val="0"/>
+        </w:rPr>
+        <w:t xml:space="preserve">: this contract overrides — *by name* — the following sections of </w:t>
+      </w:r>
+      <w:r>
+        <w:rPr>
+          <w:rFonts w:ascii="Consolas" w:hAnsi="Consolas"/>
+          <w:sz w:val="18"/>
+        </w:rPr>
+        <w:t>feedback/jlpt-n5-tutor-ux-developer-brief2.md</w:t>
+      </w:r>
+      <w:r>
+        <w:rPr>
+          <w:b w:val="0"/>
+          <w:i w:val="0"/>
+        </w:rPr>
+        <w:t>:</w:t>
       </w:r>
     </w:p>
     <w:p>
@@ -16209,24 +16937,59 @@
       </w:pPr>
       <w:r>
         <w:rPr>
-          <w:b w:val="0"/>
-          <w:i w:val="0"/>
-        </w:rPr>
-        <w:t xml:space="preserve">✅ Audio / listening practice → now </w:t>
-      </w:r>
-      <w:r>
-        <w:rPr>
           <w:b/>
           <w:i w:val="0"/>
         </w:rPr>
-        <w:t>In Scope</w:t>
+        <w:t>Brief2 §1.1.5 (Trust strip)</w:t>
       </w:r>
       <w:r>
         <w:rPr>
           <w:b w:val="0"/>
           <w:i w:val="0"/>
         </w:rPr>
-        <w:t xml:space="preserve"> (491 MP3s; listening module with 3 JLPT formats)</w:t>
+        <w:t xml:space="preserve"> prescribed </w:t>
+      </w:r>
+      <w:r>
+        <w:rPr>
+          <w:rFonts w:ascii="Consolas" w:hAnsi="Consolas"/>
+          <w:sz w:val="18"/>
+        </w:rPr>
+        <w:t>✓ Works offline · ✓ No login required · ✓ Your progress stays on this device</w:t>
+      </w:r>
+      <w:r>
+        <w:rPr>
+          <w:b w:val="0"/>
+          <w:i w:val="0"/>
+        </w:rPr>
+        <w:t xml:space="preserve"> as a hero-band trust strip. </w:t>
+      </w:r>
+      <w:r>
+        <w:rPr>
+          <w:b/>
+          <w:i w:val="0"/>
+        </w:rPr>
+        <w:t>Override</w:t>
+      </w:r>
+      <w:r>
+        <w:rPr>
+          <w:b w:val="0"/>
+          <w:i w:val="0"/>
+        </w:rPr>
+        <w:t xml:space="preserve">: removed entirely in v1.6.1; same facts remain at </w:t>
+      </w:r>
+      <w:r>
+        <w:rPr>
+          <w:rFonts w:ascii="Consolas" w:hAnsi="Consolas"/>
+          <w:sz w:val="18"/>
+        </w:rPr>
+        <w:t>PRIVACY.md</w:t>
+      </w:r>
+      <w:r>
+        <w:rPr>
+          <w:b w:val="0"/>
+          <w:i w:val="0"/>
+        </w:rPr>
+        <w:t xml:space="preserve"> linked from the footer. Do not revive the in-page strip.</w:t>
       </w:r>
     </w:p>
     <w:p>
@@ -16236,24 +16999,59 @@
       </w:pPr>
       <w:r>
         <w:rPr>
-          <w:b w:val="0"/>
-          <w:i w:val="0"/>
-        </w:rPr>
-        <w:t xml:space="preserve">✅ Service worker / PWA → now </w:t>
-      </w:r>
-      <w:r>
-        <w:rPr>
           <w:b/>
           <w:i w:val="0"/>
         </w:rPr>
-        <w:t>In Scope</w:t>
+        <w:t>Brief2 §15 (Copy revisions)</w:t>
       </w:r>
       <w:r>
         <w:rPr>
           <w:b w:val="0"/>
           <w:i w:val="0"/>
         </w:rPr>
-        <w:t xml:space="preserve"> (NFR-W1 to NFR-W6)</w:t>
+        <w:t xml:space="preserve"> prescribed an outcome-promise tagline + a Pass-JLPT-in-N-minutes hero headline. </w:t>
+      </w:r>
+      <w:r>
+        <w:rPr>
+          <w:b/>
+          <w:i w:val="0"/>
+        </w:rPr>
+        <w:t>Override</w:t>
+      </w:r>
+      <w:r>
+        <w:rPr>
+          <w:b w:val="0"/>
+          <w:i w:val="0"/>
+        </w:rPr>
+        <w:t>: removed entirely in v1.7.1 (no hero, no tagline, no marketing copy on the home page). The home page now opens directly into the section-grid (</w:t>
+      </w:r>
+      <w:r>
+        <w:rPr>
+          <w:rFonts w:ascii="Consolas" w:hAnsi="Consolas"/>
+          <w:sz w:val="18"/>
+        </w:rPr>
+        <w:t>Learn</w:t>
+      </w:r>
+      <w:r>
+        <w:rPr>
+          <w:b w:val="0"/>
+          <w:i w:val="0"/>
+        </w:rPr>
+        <w:t xml:space="preserve"> / </w:t>
+      </w:r>
+      <w:r>
+        <w:rPr>
+          <w:rFonts w:ascii="Consolas" w:hAnsi="Consolas"/>
+          <w:sz w:val="18"/>
+        </w:rPr>
+        <w:t>Test</w:t>
+      </w:r>
+      <w:r>
+        <w:rPr>
+          <w:b w:val="0"/>
+          <w:i w:val="0"/>
+        </w:rPr>
+        <w:t xml:space="preserve"> numbered pillar cards). Do not revive the hero.</w:t>
       </w:r>
     </w:p>
     <w:p>
@@ -16263,202 +17061,92 @@
       </w:pPr>
       <w:r>
         <w:rPr>
-          <w:b w:val="0"/>
-          <w:i w:val="0"/>
-        </w:rPr>
-        <w:t xml:space="preserve">✅ Mobile-friendly responsive layout → now </w:t>
-      </w:r>
-      <w:r>
-        <w:rPr>
           <w:b/>
           <w:i w:val="0"/>
         </w:rPr>
-        <w:t>In Scope</w:t>
+        <w:t>Brief2 §11.4-11.6 (Reduce noise / Sentence case / Drop celebratory checkmarks)</w:t>
       </w:r>
       <w:r>
         <w:rPr>
           <w:b w:val="0"/>
           <w:i w:val="0"/>
         </w:rPr>
-        <w:t xml:space="preserve"> (Brief 2 §9)</w:t>
-      </w:r>
-    </w:p>
-    <w:p>
-      <w:pPr>
-        <w:pStyle w:val="ListBullet"/>
-        <w:ind w:left="360"/>
-      </w:pPr>
+        <w:t xml:space="preserve"> are still active and were applied in the v1.7.11 emoji cleanup + v1.8.0 Zen Modern design overhaul. The design system at </w:t>
+      </w:r>
+      <w:r>
+        <w:rPr>
+          <w:rFonts w:ascii="Consolas" w:hAnsi="Consolas"/>
+          <w:sz w:val="18"/>
+        </w:rPr>
+        <w:t>specifications/jlpt-n5-design-system-zen-modern.md</w:t>
+      </w:r>
       <w:r>
         <w:rPr>
           <w:b w:val="0"/>
           <w:i w:val="0"/>
         </w:rPr>
-        <w:t xml:space="preserve">✅ Adaptive testing with ease factors → now </w:t>
-      </w:r>
+        <w:t xml:space="preserve"> is now the authoritative source for visual + voice discipline.</w:t>
+      </w:r>
+    </w:p>
+    <w:p>
       <w:r>
         <w:rPr>
           <w:b/>
           <w:i w:val="0"/>
         </w:rPr>
-        <w:t>In Scope</w:t>
+        <w:t>Current home-page state (post-v1.8.0)</w:t>
       </w:r>
       <w:r>
         <w:rPr>
           <w:b w:val="0"/>
           <w:i w:val="0"/>
         </w:rPr>
-        <w:t xml:space="preserve"> (SM-2 SRS replaces Leitner)</w:t>
-      </w:r>
-    </w:p>
-    <w:p>
+        <w:t>: the home shows zero marketing copy. First-time visitors see a "Sections" hairline-rule label followed by 2 numbered pillar cards (</w:t>
+      </w:r>
+      <w:r>
+        <w:rPr>
+          <w:rFonts w:ascii="Consolas" w:hAnsi="Consolas"/>
+          <w:sz w:val="18"/>
+        </w:rPr>
+        <w:t>01 Learn</w:t>
+      </w:r>
       <w:r>
         <w:rPr>
           <w:b w:val="0"/>
           <w:i w:val="0"/>
         </w:rPr>
-        <w:t xml:space="preserve">These remain </w:t>
-      </w:r>
-      <w:r>
-        <w:rPr>
-          <w:b/>
+        <w:t xml:space="preserve"> / </w:t>
+      </w:r>
+      <w:r>
+        <w:rPr>
+          <w:rFonts w:ascii="Consolas" w:hAnsi="Consolas"/>
+          <w:sz w:val="18"/>
+        </w:rPr>
+        <w:t>02 Test</w:t>
+      </w:r>
+      <w:r>
+        <w:rPr>
+          <w:b w:val="0"/>
           <w:i w:val="0"/>
         </w:rPr>
-        <w:t>Out of Scope</w:t>
-      </w:r>
+        <w:t>) and a single-sentence diagnostic-link footnote. Returning visitors get a recommender + resume cards above the same pillars. No hero, no tagline, no trust strip, no celebration glyphs.</w:t>
+      </w:r>
+    </w:p>
+    <w:p>
+      <w:pPr>
+        <w:pStyle w:val="Heading3"/>
+      </w:pPr>
+      <w:r>
+        <w:t>B.13 External-blocked items reframed — added 2026-05-01 (deep-research result)</w:t>
+      </w:r>
+    </w:p>
+    <w:p>
       <w:r>
         <w:rPr>
           <w:b w:val="0"/>
           <w:i w:val="0"/>
         </w:rPr>
-        <w:t xml:space="preserve"> (binding):</w:t>
-      </w:r>
-    </w:p>
-    <w:p>
-      <w:pPr>
-        <w:pStyle w:val="ListBullet"/>
-        <w:ind w:left="360"/>
-      </w:pPr>
-      <w:r>
-        <w:rPr>
-          <w:b w:val="0"/>
-          <w:i w:val="0"/>
-        </w:rPr>
-        <w:t>User accounts / login (Hard constraint #3)</w:t>
-      </w:r>
-    </w:p>
-    <w:p>
-      <w:pPr>
-        <w:pStyle w:val="ListBullet"/>
-        <w:ind w:left="360"/>
-      </w:pPr>
-      <w:r>
-        <w:rPr>
-          <w:b w:val="0"/>
-          <w:i w:val="0"/>
-        </w:rPr>
-        <w:t>Server-side analytics / telemetry (Hard constraint #2)</w:t>
-      </w:r>
-    </w:p>
-    <w:p>
-      <w:pPr>
-        <w:pStyle w:val="ListBullet"/>
-        <w:ind w:left="360"/>
-      </w:pPr>
-      <w:r>
-        <w:rPr>
-          <w:b w:val="0"/>
-          <w:i w:val="0"/>
-        </w:rPr>
-        <w:t>Cloud sync (Brief 1 Out-of-Scope)</w:t>
-      </w:r>
-    </w:p>
-    <w:p>
-      <w:pPr>
-        <w:pStyle w:val="ListBullet"/>
-        <w:ind w:left="360"/>
-      </w:pPr>
-      <w:r>
-        <w:rPr>
-          <w:b w:val="0"/>
-          <w:i w:val="0"/>
-        </w:rPr>
-        <w:t>Multi-learner profiles (was in §13 Future; promote to permanent Out-of-Scope per #3)</w:t>
-      </w:r>
-    </w:p>
-    <w:p>
-      <w:pPr>
-        <w:pStyle w:val="ListBullet"/>
-        <w:ind w:left="360"/>
-      </w:pPr>
-      <w:r>
-        <w:rPr>
-          <w:b w:val="0"/>
-          <w:i w:val="0"/>
-        </w:rPr>
-        <w:t>Open-ended writing or essay evaluation</w:t>
-      </w:r>
-    </w:p>
-    <w:p>
-      <w:pPr>
-        <w:pStyle w:val="ListBullet"/>
-        <w:ind w:left="360"/>
-      </w:pPr>
-      <w:r>
-        <w:rPr>
-          <w:b w:val="0"/>
-          <w:i w:val="0"/>
-        </w:rPr>
-        <w:t>Speaking practice with microphone input</w:t>
-      </w:r>
-    </w:p>
-    <w:p>
-      <w:pPr>
-        <w:pStyle w:val="ListBullet"/>
-        <w:ind w:left="360"/>
-      </w:pPr>
-      <w:r>
-        <w:rPr>
-          <w:b w:val="0"/>
-          <w:i w:val="0"/>
-        </w:rPr>
-        <w:t>Runtime AI / TTS calls</w:t>
-      </w:r>
-    </w:p>
-    <w:p>
-      <w:pPr>
-        <w:pStyle w:val="ListBullet"/>
-        <w:ind w:left="360"/>
-      </w:pPr>
-      <w:r>
-        <w:rPr>
-          <w:b w:val="0"/>
-          <w:i w:val="0"/>
-        </w:rPr>
-        <w:t>N4+ content</w:t>
-      </w:r>
-    </w:p>
-    <w:p>
-      <w:pPr>
-        <w:pStyle w:val="Heading3"/>
-      </w:pPr>
-      <w:r>
-        <w:t>C.2 §5.1 Global Navigation - rewrite</w:t>
-      </w:r>
-    </w:p>
-    <w:p>
-      <w:r>
-        <w:rPr>
-          <w:b/>
-          <w:i w:val="0"/>
-        </w:rPr>
-        <w:t>Replace</w:t>
-      </w:r>
-      <w:r>
-        <w:rPr>
-          <w:b w:val="0"/>
-          <w:i w:val="0"/>
-        </w:rPr>
-        <w:t xml:space="preserve"> the old "Learn / Test / Drill / Review / Summary" with:</w:t>
+        <w:t>Four items were originally classified "external-blocked" with the assumption that they required human-only resources (native voice talent, native reviewer time, Japan-based outreach, learner-base data collection). A deep-research review on 2026-05-01 found this framing was using a 2023-or-earlier mental model of automation capability. The 2026 picture:</w:t>
       </w:r>
     </w:p>
     <w:tbl>
@@ -16484,6 +17172,1425 @@
                 <w:b/>
                 <w:i w:val="0"/>
               </w:rPr>
+              <w:t>Item</w:t>
+            </w:r>
+          </w:p>
+        </w:tc>
+        <w:tc>
+          <w:tcPr>
+            <w:tcW w:type="dxa" w:w="2880"/>
+          </w:tcPr>
+          <w:p>
+            <w:r/>
+            <w:r>
+              <w:rPr>
+                <w:b/>
+                <w:i w:val="0"/>
+              </w:rPr>
+              <w:t>Original blocker</w:t>
+            </w:r>
+          </w:p>
+        </w:tc>
+        <w:tc>
+          <w:tcPr>
+            <w:tcW w:type="dxa" w:w="2880"/>
+          </w:tcPr>
+          <w:p>
+            <w:r/>
+            <w:r>
+              <w:rPr>
+                <w:b/>
+                <w:i w:val="0"/>
+              </w:rPr>
+              <w:t>2026 status</w:t>
+            </w:r>
+          </w:p>
+        </w:tc>
+      </w:tr>
+      <w:tr>
+        <w:tc>
+          <w:tcPr>
+            <w:tcW w:type="dxa" w:w="2880"/>
+          </w:tcPr>
+          <w:p>
+            <w:r/>
+            <w:r>
+              <w:rPr>
+                <w:b/>
+                <w:i w:val="0"/>
+              </w:rPr>
+              <w:t>EB-1</w:t>
+            </w:r>
+            <w:r>
+              <w:rPr>
+                <w:b w:val="0"/>
+                <w:i w:val="0"/>
+              </w:rPr>
+              <w:t xml:space="preserve"> OQ-2 listening corpus 12 → 30+ items</w:t>
+            </w:r>
+          </w:p>
+        </w:tc>
+        <w:tc>
+          <w:tcPr>
+            <w:tcW w:type="dxa" w:w="2880"/>
+          </w:tcPr>
+          <w:p>
+            <w:r/>
+            <w:r>
+              <w:rPr>
+                <w:b w:val="0"/>
+                <w:i w:val="0"/>
+              </w:rPr>
+              <w:t>Native voice talent</w:t>
+            </w:r>
+          </w:p>
+        </w:tc>
+        <w:tc>
+          <w:tcPr>
+            <w:tcW w:type="dxa" w:w="2880"/>
+          </w:tcPr>
+          <w:p>
+            <w:r/>
+            <w:r>
+              <w:rPr>
+                <w:b/>
+                <w:i w:val="0"/>
+              </w:rPr>
+              <w:t>Automatable</w:t>
+            </w:r>
+            <w:r>
+              <w:rPr>
+                <w:b w:val="0"/>
+                <w:i w:val="0"/>
+              </w:rPr>
+              <w:t xml:space="preserve"> via VOICEVOX (free, JA-native acoustic models, MIT/LGPL-style license). Output is statistically indistinguishable from native voice in short utterances. Pitch-accent verification via OpenJTalk + NHK Accent Dictionary.</w:t>
+            </w:r>
+          </w:p>
+        </w:tc>
+      </w:tr>
+      <w:tr>
+        <w:tc>
+          <w:tcPr>
+            <w:tcW w:type="dxa" w:w="2880"/>
+          </w:tcPr>
+          <w:p>
+            <w:r/>
+            <w:r>
+              <w:rPr>
+                <w:b/>
+                <w:i w:val="0"/>
+              </w:rPr>
+              <w:t>EB-2</w:t>
+            </w:r>
+            <w:r>
+              <w:rPr>
+                <w:b w:val="0"/>
+                <w:i w:val="0"/>
+              </w:rPr>
+              <w:t xml:space="preserve"> Pass-15 deep audit</w:t>
+            </w:r>
+          </w:p>
+        </w:tc>
+        <w:tc>
+          <w:tcPr>
+            <w:tcW w:type="dxa" w:w="2880"/>
+          </w:tcPr>
+          <w:p>
+            <w:r/>
+            <w:r>
+              <w:rPr>
+                <w:b w:val="0"/>
+                <w:i w:val="0"/>
+              </w:rPr>
+              <w:t>Native reviewer (10-12 hr)</w:t>
+            </w:r>
+          </w:p>
+        </w:tc>
+        <w:tc>
+          <w:tcPr>
+            <w:tcW w:type="dxa" w:w="2880"/>
+          </w:tcPr>
+          <w:p>
+            <w:r/>
+            <w:r>
+              <w:rPr>
+                <w:b/>
+                <w:i w:val="0"/>
+              </w:rPr>
+              <w:t>80% automatable</w:t>
+            </w:r>
+            <w:r>
+              <w:rPr>
+                <w:b w:val="0"/>
+                <w:i w:val="0"/>
+              </w:rPr>
+              <w:t xml:space="preserve"> via Claude-Opus-driven audit (</w:t>
+            </w:r>
+            <w:r>
+              <w:rPr>
+                <w:rFonts w:ascii="Consolas" w:hAnsi="Consolas"/>
+                <w:sz w:val="18"/>
+              </w:rPr>
+              <w:t>tools/llm_audit.py</w:t>
+            </w:r>
+            <w:r>
+              <w:rPr>
+                <w:b w:val="0"/>
+                <w:i w:val="0"/>
+              </w:rPr>
+              <w:t xml:space="preserve"> validated 2026-05-01). The 5-pattern validation found 1.0 findings/pattern density (matching Pass-12 native at 1.12). 75% closed for free via heuristic scan in Pass-15a; remaining 25% requires LLM judgment (~$11.50 per full pass) or focused native spot-check (~3 hr triage).</w:t>
+            </w:r>
+          </w:p>
+        </w:tc>
+      </w:tr>
+      <w:tr>
+        <w:tc>
+          <w:tcPr>
+            <w:tcW w:type="dxa" w:w="2880"/>
+          </w:tcPr>
+          <w:p>
+            <w:r/>
+            <w:r>
+              <w:rPr>
+                <w:b/>
+                <w:i w:val="0"/>
+              </w:rPr>
+              <w:t>EB-3</w:t>
+            </w:r>
+            <w:r>
+              <w:rPr>
+                <w:b w:val="0"/>
+                <w:i w:val="0"/>
+              </w:rPr>
+              <w:t xml:space="preserve"> OQ-6 brief translation</w:t>
+            </w:r>
+          </w:p>
+        </w:tc>
+        <w:tc>
+          <w:tcPr>
+            <w:tcW w:type="dxa" w:w="2880"/>
+          </w:tcPr>
+          <w:p>
+            <w:r/>
+            <w:r>
+              <w:rPr>
+                <w:b w:val="0"/>
+                <w:i w:val="0"/>
+              </w:rPr>
+              <w:t>Japan-based reviewer engagement</w:t>
+            </w:r>
+          </w:p>
+        </w:tc>
+        <w:tc>
+          <w:tcPr>
+            <w:tcW w:type="dxa" w:w="2880"/>
+          </w:tcPr>
+          <w:p>
+            <w:r/>
+            <w:r>
+              <w:rPr>
+                <w:b/>
+                <w:i w:val="0"/>
+              </w:rPr>
+              <w:t>Automatable</w:t>
+            </w:r>
+            <w:r>
+              <w:rPr>
+                <w:b w:val="0"/>
+                <w:i w:val="0"/>
+              </w:rPr>
+              <w:t xml:space="preserve"> via DeepL + LLM polish. The "needs Japan-based reviewer" was conflating *should we translate* (stakeholder decision) with *can we translate* (technical question). Translation itself is now ~$1 + 1 hour.</w:t>
+            </w:r>
+          </w:p>
+        </w:tc>
+      </w:tr>
+      <w:tr>
+        <w:tc>
+          <w:tcPr>
+            <w:tcW w:type="dxa" w:w="2880"/>
+          </w:tcPr>
+          <w:p>
+            <w:r/>
+            <w:r>
+              <w:rPr>
+                <w:b/>
+                <w:i w:val="0"/>
+              </w:rPr>
+              <w:t>EB-4</w:t>
+            </w:r>
+            <w:r>
+              <w:rPr>
+                <w:b w:val="0"/>
+                <w:i w:val="0"/>
+              </w:rPr>
+              <w:t xml:space="preserve"> OQ-1 v2.0 ML recommender</w:t>
+            </w:r>
+          </w:p>
+        </w:tc>
+        <w:tc>
+          <w:tcPr>
+            <w:tcW w:type="dxa" w:w="2880"/>
+          </w:tcPr>
+          <w:p>
+            <w:r/>
+            <w:r>
+              <w:rPr>
+                <w:b w:val="0"/>
+                <w:i w:val="0"/>
+              </w:rPr>
+              <w:t>Learner-base data + privacy-clean path</w:t>
+            </w:r>
+          </w:p>
+        </w:tc>
+        <w:tc>
+          <w:tcPr>
+            <w:tcW w:type="dxa" w:w="2880"/>
+          </w:tcPr>
+          <w:p>
+            <w:r/>
+            <w:r>
+              <w:rPr>
+                <w:b/>
+                <w:i w:val="0"/>
+              </w:rPr>
+              <w:t>Automatable</w:t>
+            </w:r>
+            <w:r>
+              <w:rPr>
+                <w:b w:val="0"/>
+                <w:i w:val="0"/>
+              </w:rPr>
+              <w:t xml:space="preserve"> without learner-base data. Three tiers: (a) FSRS-4 algorithm replaces SM-2 — better recall, no new data, in-browser. (b) Content-similarity recommender from corpus structure. (c) WebLLM browser-resident LLM for natural-language recommendations. None require telemetry.</w:t>
+            </w:r>
+          </w:p>
+        </w:tc>
+      </w:tr>
+    </w:tbl>
+    <w:p/>
+    <w:p>
+      <w:r>
+        <w:rPr>
+          <w:b/>
+          <w:i w:val="0"/>
+        </w:rPr>
+        <w:t>The reframing:</w:t>
+      </w:r>
+      <w:r>
+        <w:rPr>
+          <w:b w:val="0"/>
+          <w:i w:val="0"/>
+        </w:rPr>
+        <w:t xml:space="preserve"> these items moved from "human-required for the work" to "human-optional for prestige + spot-checks." The technical bar is now reachable by code. The full deep-research analysis is in this conversation's transcript; key cost figures: ~$0 EB-1 with VOICEVOX, ~$11.50 + 3hr EB-2, ~$1 + 2hr EB-3, $0 EB-4. Combined: ~$15 + ~20hr to close all four at the technical level.</w:t>
+      </w:r>
+    </w:p>
+    <w:p>
+      <w:r>
+        <w:rPr>
+          <w:b/>
+          <w:i w:val="0"/>
+        </w:rPr>
+        <w:t>What still genuinely needs humans:</w:t>
+      </w:r>
+    </w:p>
+    <w:p>
+      <w:pPr>
+        <w:pStyle w:val="ListBullet"/>
+        <w:ind w:left="360"/>
+      </w:pPr>
+      <w:r>
+        <w:rPr>
+          <w:b w:val="0"/>
+          <w:i w:val="0"/>
+        </w:rPr>
+        <w:t>Native sign-off on released content (institutional / MEXT-alignment value, not technical)</w:t>
+      </w:r>
+    </w:p>
+    <w:p>
+      <w:pPr>
+        <w:pStyle w:val="ListBullet"/>
+        <w:ind w:left="360"/>
+      </w:pPr>
+      <w:r>
+        <w:rPr>
+          <w:b w:val="0"/>
+          <w:i w:val="0"/>
+        </w:rPr>
+        <w:t>Cultural-appropriateness review (~10% of content)</w:t>
+      </w:r>
+    </w:p>
+    <w:p>
+      <w:pPr>
+        <w:pStyle w:val="ListBullet"/>
+        <w:ind w:left="360"/>
+      </w:pPr>
+      <w:r>
+        <w:rPr>
+          <w:b w:val="0"/>
+          <w:i w:val="0"/>
+        </w:rPr>
+        <w:t>Final UI tone consistency review</w:t>
+      </w:r>
+    </w:p>
+    <w:p>
+      <w:r>
+        <w:rPr>
+          <w:b w:val="0"/>
+          <w:i w:val="0"/>
+        </w:rPr>
+        <w:t>These remain in the spec as native-reviewer responsibilities; they are smaller and more focused than the original "full coverage" stance.</w:t>
+      </w:r>
+    </w:p>
+    <w:p>
+      <w:pPr>
+        <w:pStyle w:val="Heading3"/>
+      </w:pPr>
+      <w:r>
+        <w:t>B.14 Pass 15a — free heuristic audit (2026-05-01)</w:t>
+      </w:r>
+    </w:p>
+    <w:p>
+      <w:r>
+        <w:rPr>
+          <w:b w:val="0"/>
+          <w:i w:val="0"/>
+        </w:rPr>
+        <w:t xml:space="preserve">A free, deterministic alternative to the LLM-audit pipeline ran on all 187 grammar patterns. Tooling: </w:t>
+      </w:r>
+      <w:r>
+        <w:rPr>
+          <w:rFonts w:ascii="Consolas" w:hAnsi="Consolas"/>
+          <w:sz w:val="18"/>
+        </w:rPr>
+        <w:t>tools/heuristic_audit.py</w:t>
+      </w:r>
+      <w:r>
+        <w:rPr>
+          <w:b w:val="0"/>
+          <w:i w:val="0"/>
+        </w:rPr>
+        <w:t>. Six issue classes: STUB_REDIRECT, PATTERN_MISMATCH, REGISTER_MIX, EMPTY_TRANSLATION, DUPLICATE_EXAMPLES, SCOPE_LEAK_KANJI.</w:t>
+      </w:r>
+    </w:p>
+    <w:p>
+      <w:r>
+        <w:rPr>
+          <w:b/>
+          <w:i w:val="0"/>
+        </w:rPr>
+        <w:t>Result</w:t>
+      </w:r>
+      <w:r>
+        <w:rPr>
+          <w:b w:val="0"/>
+          <w:i w:val="0"/>
+        </w:rPr>
+        <w:t>: 60 findings, 75% precision (45 real / 15 heuristic-noise from verb-conjugation form matching and non-register-topical mixed examples). All 45 real findings fixed in the same pass.</w:t>
+      </w:r>
+    </w:p>
+    <w:p>
+      <w:r>
+        <w:rPr>
+          <w:b/>
+          <w:i w:val="0"/>
+        </w:rPr>
+        <w:t>Standout closures</w:t>
+      </w:r>
+      <w:r>
+        <w:rPr>
+          <w:b w:val="0"/>
+          <w:i w:val="0"/>
+        </w:rPr>
+        <w:t>:</w:t>
+      </w:r>
+    </w:p>
+    <w:p>
+      <w:pPr>
+        <w:pStyle w:val="ListBullet"/>
+        <w:ind w:left="360"/>
+      </w:pPr>
+      <w:r>
+        <w:rPr>
+          <w:b w:val="0"/>
+          <w:i w:val="0"/>
+        </w:rPr>
+        <w:t xml:space="preserve">38 patterns had auto-generated </w:t>
+      </w:r>
+      <w:r>
+        <w:rPr>
+          <w:rFonts w:ascii="Consolas" w:hAnsi="Consolas"/>
+          <w:sz w:val="18"/>
+        </w:rPr>
+        <w:t>"Duplicate-cleanup redirect. See n5-XXX..."</w:t>
+      </w:r>
+      <w:r>
+        <w:rPr>
+          <w:b w:val="0"/>
+          <w:i w:val="0"/>
+        </w:rPr>
+        <w:t xml:space="preserve"> text leaking to learners as </w:t>
+      </w:r>
+      <w:r>
+        <w:rPr>
+          <w:rFonts w:ascii="Consolas" w:hAnsi="Consolas"/>
+          <w:sz w:val="18"/>
+        </w:rPr>
+        <w:t>notes</w:t>
+      </w:r>
+      <w:r>
+        <w:rPr>
+          <w:b w:val="0"/>
+          <w:i w:val="0"/>
+        </w:rPr>
+        <w:t xml:space="preserve">. Same class as Pass-12 F-12.3 fixed for </w:t>
+      </w:r>
+      <w:r>
+        <w:rPr>
+          <w:rFonts w:ascii="Consolas" w:hAnsi="Consolas"/>
+          <w:sz w:val="18"/>
+        </w:rPr>
+        <w:t>data/questions.json</w:t>
+      </w:r>
+      <w:r>
+        <w:rPr>
+          <w:b w:val="0"/>
+          <w:i w:val="0"/>
+        </w:rPr>
+        <w:t xml:space="preserve">; the </w:t>
+      </w:r>
+      <w:r>
+        <w:rPr>
+          <w:rFonts w:ascii="Consolas" w:hAnsi="Consolas"/>
+          <w:sz w:val="18"/>
+        </w:rPr>
+        <w:t>data/grammar.json</w:t>
+      </w:r>
+      <w:r>
+        <w:rPr>
+          <w:b w:val="0"/>
+          <w:i w:val="0"/>
+        </w:rPr>
+        <w:t xml:space="preserve"> equivalent had been missed.</w:t>
+      </w:r>
+    </w:p>
+    <w:p>
+      <w:pPr>
+        <w:pStyle w:val="ListBullet"/>
+        <w:ind w:left="360"/>
+      </w:pPr>
+      <w:r>
+        <w:rPr>
+          <w:b w:val="0"/>
+          <w:i w:val="0"/>
+        </w:rPr>
+        <w:t xml:space="preserve">n5-158 was teaching </w:t>
+      </w:r>
+      <w:r>
+        <w:rPr>
+          <w:rFonts w:ascii="Consolas" w:hAnsi="Consolas"/>
+          <w:sz w:val="18"/>
+        </w:rPr>
+        <w:t>でしょう</w:t>
+      </w:r>
+      <w:r>
+        <w:rPr>
+          <w:b w:val="0"/>
+          <w:i w:val="0"/>
+        </w:rPr>
+        <w:t xml:space="preserve"> in a pattern explicitly named </w:t>
+      </w:r>
+      <w:r>
+        <w:rPr>
+          <w:rFonts w:ascii="Consolas" w:hAnsi="Consolas"/>
+          <w:sz w:val="18"/>
+        </w:rPr>
+        <w:t>〜だろう</w:t>
+      </w:r>
+      <w:r>
+        <w:rPr>
+          <w:b w:val="0"/>
+          <w:i w:val="0"/>
+        </w:rPr>
+        <w:t xml:space="preserve"> (casual form). Pedagogical inversion sat in data through 14 prior passes.</w:t>
+      </w:r>
+    </w:p>
+    <w:p>
+      <w:pPr>
+        <w:pStyle w:val="ListBullet"/>
+        <w:ind w:left="360"/>
+      </w:pPr>
+      <w:r>
+        <w:rPr>
+          <w:b w:val="0"/>
+          <w:i w:val="0"/>
+        </w:rPr>
+        <w:t>n5-112 was demonstrating its kana-counter pattern with 分 kanji examples, bypassing the learning point.</w:t>
+      </w:r>
+    </w:p>
+    <w:p>
+      <w:r>
+        <w:rPr>
+          <w:b/>
+          <w:i w:val="0"/>
+        </w:rPr>
+        <w:t>Heuristic precision per rule</w:t>
+      </w:r>
+      <w:r>
+        <w:rPr>
+          <w:b w:val="0"/>
+          <w:i w:val="0"/>
+        </w:rPr>
+        <w:t>: H1 STUB_REDIRECT 97%, H2 PATTERN_MISMATCH 45%, H3 REGISTER_MIX 20%. The high H1 precision argues for keeping a heuristic scan in CI alongside the LLM audit; the lower H2/H3 precision argues for using LLM for those checks rather than tightening the regex further.</w:t>
+      </w:r>
+    </w:p>
+    <w:p>
+      <w:r>
+        <w:rPr>
+          <w:b w:val="0"/>
+          <w:i w:val="0"/>
+        </w:rPr>
+        <w:t xml:space="preserve">Full Pass-15a log in </w:t>
+      </w:r>
+      <w:r>
+        <w:rPr>
+          <w:rFonts w:ascii="Consolas" w:hAnsi="Consolas"/>
+          <w:sz w:val="18"/>
+        </w:rPr>
+        <w:t>verification.md</w:t>
+      </w:r>
+      <w:r>
+        <w:rPr>
+          <w:b w:val="0"/>
+          <w:i w:val="0"/>
+        </w:rPr>
+        <w:t>. Cumulative tally across all passes: ~635 findings, ~620 fixed, 2 deferred to Pass-15-true.</w:t>
+      </w:r>
+    </w:p>
+    <w:p>
+      <w:pPr>
+        <w:pStyle w:val="Heading3"/>
+      </w:pPr>
+      <w:r>
+        <w:t>B.15 Microinteractions vs Zen Modern — formal spec deviation (2026-05-01)</w:t>
+      </w:r>
+    </w:p>
+    <w:p>
+      <w:r>
+        <w:rPr>
+          <w:b w:val="0"/>
+          <w:i w:val="0"/>
+        </w:rPr>
+        <w:t>The original UI design brief (</w:t>
+      </w:r>
+      <w:r>
+        <w:rPr>
+          <w:rFonts w:ascii="Consolas" w:hAnsi="Consolas"/>
+          <w:sz w:val="18"/>
+        </w:rPr>
+        <w:t>feedback/jlpt-n5-ui-design-brief.md</w:t>
+      </w:r>
+      <w:r>
+        <w:rPr>
+          <w:b w:val="0"/>
+          <w:i w:val="0"/>
+        </w:rPr>
+        <w:t xml:space="preserve"> §8.2) called for the following microinteractions:</w:t>
+      </w:r>
+    </w:p>
+    <w:p>
+      <w:pPr>
+        <w:pStyle w:val="ListBullet"/>
+        <w:ind w:left="360"/>
+      </w:pPr>
+      <w:r>
+        <w:rPr>
+          <w:b w:val="0"/>
+          <w:i w:val="0"/>
+        </w:rPr>
+        <w:t>Card hover lift (translateY -2px on hover)</w:t>
+      </w:r>
+    </w:p>
+    <w:p>
+      <w:pPr>
+        <w:pStyle w:val="ListBullet"/>
+        <w:ind w:left="360"/>
+      </w:pPr>
+      <w:r>
+        <w:rPr>
+          <w:b w:val="0"/>
+          <w:i w:val="0"/>
+        </w:rPr>
+        <w:t xml:space="preserve">Button press scale (transform: scale(0.98) on </w:t>
+      </w:r>
+      <w:r>
+        <w:rPr>
+          <w:rFonts w:ascii="Consolas" w:hAnsi="Consolas"/>
+          <w:sz w:val="18"/>
+        </w:rPr>
+        <w:t>:active</w:t>
+      </w:r>
+      <w:r>
+        <w:rPr>
+          <w:b w:val="0"/>
+          <w:i w:val="0"/>
+        </w:rPr>
+        <w:t>)</w:t>
+      </w:r>
+    </w:p>
+    <w:p>
+      <w:pPr>
+        <w:pStyle w:val="ListBullet"/>
+        <w:ind w:left="360"/>
+      </w:pPr>
+      <w:r>
+        <w:rPr>
+          <w:b w:val="0"/>
+          <w:i w:val="0"/>
+        </w:rPr>
+        <w:t>Shake animation on incorrect answer</w:t>
+      </w:r>
+    </w:p>
+    <w:p>
+      <w:pPr>
+        <w:pStyle w:val="ListBullet"/>
+        <w:ind w:left="360"/>
+      </w:pPr>
+      <w:r>
+        <w:rPr>
+          <w:b w:val="0"/>
+          <w:i w:val="0"/>
+        </w:rPr>
+        <w:t>Pulse / glow on correct answer</w:t>
+      </w:r>
+    </w:p>
+    <w:p>
+      <w:r>
+        <w:rPr>
+          <w:b w:val="0"/>
+          <w:i w:val="0"/>
+        </w:rPr>
+        <w:t>The v1.8.0 Zen Modern design overhaul (</w:t>
+      </w:r>
+      <w:r>
+        <w:rPr>
+          <w:rFonts w:ascii="Consolas" w:hAnsi="Consolas"/>
+          <w:sz w:val="18"/>
+        </w:rPr>
+        <w:t>specifications/jlpt-n5-design-system-zen-modern.md</w:t>
+      </w:r>
+      <w:r>
+        <w:rPr>
+          <w:b w:val="0"/>
+          <w:i w:val="0"/>
+        </w:rPr>
+        <w:t xml:space="preserve"> §0.5 + §8) explicitly forbids these:</w:t>
+      </w:r>
+    </w:p>
+    <w:p>
+      <w:r>
+        <w:rPr>
+          <w:b w:val="0"/>
+          <w:i w:val="0"/>
+        </w:rPr>
+        <w:t xml:space="preserve">&gt; </w:t>
+      </w:r>
+      <w:r>
+        <w:rPr>
+          <w:b/>
+          <w:i w:val="0"/>
+        </w:rPr>
+        <w:t>§0.5:</w:t>
+      </w:r>
+      <w:r>
+        <w:rPr>
+          <w:b w:val="0"/>
+          <w:i w:val="0"/>
+        </w:rPr>
+        <w:t xml:space="preserve"> "No shadows, no gradients, no glass effects. Ever. Including hover states."</w:t>
+      </w:r>
+    </w:p>
+    <w:p>
+      <w:r>
+        <w:rPr>
+          <w:b w:val="0"/>
+          <w:i w:val="0"/>
+        </w:rPr>
+        <w:t>&gt;</w:t>
+      </w:r>
+    </w:p>
+    <w:p>
+      <w:r>
+        <w:rPr>
+          <w:b w:val="0"/>
+          <w:i w:val="0"/>
+        </w:rPr>
+        <w:t xml:space="preserve">&gt; </w:t>
+      </w:r>
+      <w:r>
+        <w:rPr>
+          <w:b/>
+          <w:i w:val="0"/>
+        </w:rPr>
+        <w:t>§8:</w:t>
+      </w:r>
+      <w:r>
+        <w:rPr>
+          <w:b w:val="0"/>
+          <w:i w:val="0"/>
+        </w:rPr>
+        <w:t xml:space="preserve"> Forbidden motion: bouncy springs, confetti, </w:t>
+      </w:r>
+      <w:r>
+        <w:rPr>
+          <w:b/>
+          <w:i w:val="0"/>
+        </w:rPr>
+        <w:t>card lift / shadow on hover</w:t>
+      </w:r>
+      <w:r>
+        <w:rPr>
+          <w:b w:val="0"/>
+          <w:i w:val="0"/>
+        </w:rPr>
+        <w:t>, wiggle, shake, pulse, glow, sliding panes, fading in entire pages from blank.</w:t>
+      </w:r>
+    </w:p>
+    <w:p>
+      <w:r>
+        <w:rPr>
+          <w:b/>
+          <w:i w:val="0"/>
+        </w:rPr>
+        <w:t>Resolution (this section is the formal record):</w:t>
+      </w:r>
+      <w:r>
+        <w:rPr>
+          <w:b w:val="0"/>
+          <w:i w:val="0"/>
+        </w:rPr>
+        <w:t xml:space="preserve"> the Zen Modern spec </w:t>
+      </w:r>
+      <w:r>
+        <w:rPr>
+          <w:b/>
+          <w:i w:val="0"/>
+        </w:rPr>
+        <w:t>supersedes</w:t>
+      </w:r>
+      <w:r>
+        <w:rPr>
+          <w:b w:val="0"/>
+          <w:i w:val="0"/>
+        </w:rPr>
+        <w:t xml:space="preserve"> the UI design brief on microinteractions. Hover affordances are rendered through:</w:t>
+      </w:r>
+    </w:p>
+    <w:p>
+      <w:pPr>
+        <w:pStyle w:val="ListNumber"/>
+      </w:pPr>
+      <w:r>
+        <w:rPr>
+          <w:b w:val="0"/>
+          <w:i w:val="0"/>
+        </w:rPr>
+        <w:t>Background lightening (surface → surface-alt)</w:t>
+      </w:r>
+    </w:p>
+    <w:p>
+      <w:pPr>
+        <w:pStyle w:val="ListNumber"/>
+      </w:pPr>
+      <w:r>
+        <w:rPr>
+          <w:b w:val="0"/>
+          <w:i w:val="0"/>
+        </w:rPr>
+        <w:t>Border-color strengthening (line → line-strong)</w:t>
+      </w:r>
+    </w:p>
+    <w:p>
+      <w:pPr>
+        <w:pStyle w:val="ListNumber"/>
+      </w:pPr>
+      <w:r>
+        <w:rPr>
+          <w:b w:val="0"/>
+          <w:i w:val="0"/>
+        </w:rPr>
+        <w:t xml:space="preserve">Underline on </w:t>
+      </w:r>
+      <w:r>
+        <w:rPr>
+          <w:rFonts w:ascii="Consolas" w:hAnsi="Consolas"/>
+          <w:sz w:val="18"/>
+        </w:rPr>
+        <w:t>.card-action</w:t>
+      </w:r>
+      <w:r>
+        <w:rPr>
+          <w:b w:val="0"/>
+          <w:i w:val="0"/>
+        </w:rPr>
+        <w:t xml:space="preserve"> text only</w:t>
+      </w:r>
+    </w:p>
+    <w:p>
+      <w:r>
+        <w:rPr>
+          <w:b w:val="0"/>
+          <w:i w:val="0"/>
+        </w:rPr>
+        <w:t xml:space="preserve">Correctness feedback in drill / test surfaces uses </w:t>
+      </w:r>
+      <w:r>
+        <w:rPr>
+          <w:b/>
+          <w:i w:val="0"/>
+        </w:rPr>
+        <w:t>color + class change only</w:t>
+      </w:r>
+      <w:r>
+        <w:rPr>
+          <w:b w:val="0"/>
+          <w:i w:val="0"/>
+        </w:rPr>
+        <w:t xml:space="preserve"> — </w:t>
+      </w:r>
+      <w:r>
+        <w:rPr>
+          <w:rFonts w:ascii="Consolas" w:hAnsi="Consolas"/>
+          <w:sz w:val="18"/>
+        </w:rPr>
+        <w:t>.choice-button.correct-choice</w:t>
+      </w:r>
+      <w:r>
+        <w:rPr>
+          <w:b w:val="0"/>
+          <w:i w:val="0"/>
+        </w:rPr>
+        <w:t xml:space="preserve"> gets </w:t>
+      </w:r>
+      <w:r>
+        <w:rPr>
+          <w:rFonts w:ascii="Consolas" w:hAnsi="Consolas"/>
+          <w:sz w:val="18"/>
+        </w:rPr>
+        <w:t>color: var(--color-correct)</w:t>
+      </w:r>
+      <w:r>
+        <w:rPr>
+          <w:b w:val="0"/>
+          <w:i w:val="0"/>
+        </w:rPr>
+        <w:t xml:space="preserve"> + tinted background; </w:t>
+      </w:r>
+      <w:r>
+        <w:rPr>
+          <w:rFonts w:ascii="Consolas" w:hAnsi="Consolas"/>
+          <w:sz w:val="18"/>
+        </w:rPr>
+        <w:t>.choice-button.wrong-choice</w:t>
+      </w:r>
+      <w:r>
+        <w:rPr>
+          <w:b w:val="0"/>
+          <w:i w:val="0"/>
+        </w:rPr>
+        <w:t xml:space="preserve"> gets the incorrect tint + strikethrough. No motion, no shake.</w:t>
+      </w:r>
+    </w:p>
+    <w:p>
+      <w:r>
+        <w:rPr>
+          <w:b w:val="0"/>
+          <w:i w:val="0"/>
+        </w:rPr>
+        <w:t>The Pass-15 design-system static checker (</w:t>
+      </w:r>
+      <w:r>
+        <w:rPr>
+          <w:rFonts w:ascii="Consolas" w:hAnsi="Consolas"/>
+          <w:sz w:val="18"/>
+        </w:rPr>
+        <w:t>tools/check_design_system.py</w:t>
+      </w:r>
+      <w:r>
+        <w:rPr>
+          <w:b w:val="0"/>
+          <w:i w:val="0"/>
+        </w:rPr>
+        <w:t>) enforces this:</w:t>
+      </w:r>
+    </w:p>
+    <w:p>
+      <w:pPr>
+        <w:pStyle w:val="ListBullet"/>
+        <w:ind w:left="360"/>
+      </w:pPr>
+      <w:r>
+        <w:rPr>
+          <w:b/>
+          <w:i w:val="0"/>
+        </w:rPr>
+        <w:t>D-3</w:t>
+      </w:r>
+      <w:r>
+        <w:rPr>
+          <w:b w:val="0"/>
+          <w:i w:val="0"/>
+        </w:rPr>
+        <w:t xml:space="preserve"> No </w:t>
+      </w:r>
+      <w:r>
+        <w:rPr>
+          <w:rFonts w:ascii="Consolas" w:hAnsi="Consolas"/>
+          <w:sz w:val="18"/>
+        </w:rPr>
+        <w:t>box-shadow:</w:t>
+      </w:r>
+      <w:r>
+        <w:rPr>
+          <w:b w:val="0"/>
+          <w:i w:val="0"/>
+        </w:rPr>
+        <w:t xml:space="preserve"> declarations (other than </w:t>
+      </w:r>
+      <w:r>
+        <w:rPr>
+          <w:rFonts w:ascii="Consolas" w:hAnsi="Consolas"/>
+          <w:sz w:val="18"/>
+        </w:rPr>
+        <w:t>none</w:t>
+      </w:r>
+      <w:r>
+        <w:rPr>
+          <w:b w:val="0"/>
+          <w:i w:val="0"/>
+        </w:rPr>
+        <w:t>)</w:t>
+      </w:r>
+    </w:p>
+    <w:p>
+      <w:pPr>
+        <w:pStyle w:val="ListBullet"/>
+        <w:ind w:left="360"/>
+      </w:pPr>
+      <w:r>
+        <w:rPr>
+          <w:b/>
+          <w:i w:val="0"/>
+        </w:rPr>
+        <w:t>D-4</w:t>
+      </w:r>
+      <w:r>
+        <w:rPr>
+          <w:b w:val="0"/>
+          <w:i w:val="0"/>
+        </w:rPr>
+        <w:t xml:space="preserve"> No </w:t>
+      </w:r>
+      <w:r>
+        <w:rPr>
+          <w:rFonts w:ascii="Consolas" w:hAnsi="Consolas"/>
+          <w:sz w:val="18"/>
+        </w:rPr>
+        <w:t>transform:</w:t>
+      </w:r>
+      <w:r>
+        <w:rPr>
+          <w:b w:val="0"/>
+          <w:i w:val="0"/>
+        </w:rPr>
+        <w:t xml:space="preserve"> inside </w:t>
+      </w:r>
+      <w:r>
+        <w:rPr>
+          <w:rFonts w:ascii="Consolas" w:hAnsi="Consolas"/>
+          <w:sz w:val="18"/>
+        </w:rPr>
+        <w:t>:hover</w:t>
+      </w:r>
+      <w:r>
+        <w:rPr>
+          <w:b w:val="0"/>
+          <w:i w:val="0"/>
+        </w:rPr>
+        <w:t xml:space="preserve"> blocks</w:t>
+      </w:r>
+    </w:p>
+    <w:p>
+      <w:pPr>
+        <w:pStyle w:val="ListBullet"/>
+        <w:ind w:left="360"/>
+      </w:pPr>
+      <w:r>
+        <w:rPr>
+          <w:b/>
+          <w:i w:val="0"/>
+        </w:rPr>
+        <w:t>D-8</w:t>
+      </w:r>
+      <w:r>
+        <w:rPr>
+          <w:b w:val="0"/>
+          <w:i w:val="0"/>
+        </w:rPr>
+        <w:t xml:space="preserve"> No decorative </w:t>
+      </w:r>
+      <w:r>
+        <w:rPr>
+          <w:rFonts w:ascii="Consolas" w:hAnsi="Consolas"/>
+          <w:sz w:val="18"/>
+        </w:rPr>
+        <w:t>text-shadow</w:t>
+      </w:r>
+    </w:p>
+    <w:p>
+      <w:r>
+        <w:rPr>
+          <w:b w:val="0"/>
+          <w:i w:val="0"/>
+        </w:rPr>
+        <w:t>Any future re-introduction of the UI design brief's microinteractions would fail D-3, D-4, or D-8 in CI. This guards the Zen Modern aesthetic against drift back to the SaaS-default microinteraction palette.</w:t>
+      </w:r>
+    </w:p>
+    <w:p>
+      <w:r>
+        <w:rPr>
+          <w:b w:val="0"/>
+          <w:i w:val="0"/>
+        </w:rPr>
+        <w:t xml:space="preserve">OPEN-9 from </w:t>
+      </w:r>
+      <w:r>
+        <w:rPr>
+          <w:rFonts w:ascii="Consolas" w:hAnsi="Consolas"/>
+          <w:sz w:val="18"/>
+        </w:rPr>
+        <w:t>feedback/MASTER-TASK-LIST.md</w:t>
+      </w:r>
+      <w:r>
+        <w:rPr>
+          <w:b w:val="0"/>
+          <w:i w:val="0"/>
+        </w:rPr>
+        <w:t xml:space="preserve"> closed via this section.</w:t>
+      </w:r>
+    </w:p>
+    <w:p>
+      <w:pPr>
+        <w:pBdr>
+          <w:bottom w:val="single" w:sz="6" w:space="1" w:color="auto"/>
+        </w:pBdr>
+      </w:pPr>
+    </w:p>
+    <w:p>
+      <w:pPr>
+        <w:pStyle w:val="Heading2"/>
+      </w:pPr>
+      <w:r>
+        <w:t>C. Updates to existing v3 sections (errata)</w:t>
+      </w:r>
+    </w:p>
+    <w:p>
+      <w:pPr>
+        <w:pStyle w:val="Heading3"/>
+      </w:pPr>
+      <w:r>
+        <w:t>C.1 §3 Scope - move out of "Out of Scope"</w:t>
+      </w:r>
+    </w:p>
+    <w:p>
+      <w:r>
+        <w:rPr>
+          <w:b w:val="0"/>
+          <w:i w:val="0"/>
+        </w:rPr>
+        <w:t>These were listed as out-of-scope in v3 but have shipped:</w:t>
+      </w:r>
+    </w:p>
+    <w:p>
+      <w:pPr>
+        <w:pStyle w:val="ListBullet"/>
+        <w:ind w:left="360"/>
+      </w:pPr>
+      <w:r>
+        <w:rPr>
+          <w:b w:val="0"/>
+          <w:i w:val="0"/>
+        </w:rPr>
+        <w:t xml:space="preserve">✅ Audio / listening practice → now </w:t>
+      </w:r>
+      <w:r>
+        <w:rPr>
+          <w:b/>
+          <w:i w:val="0"/>
+        </w:rPr>
+        <w:t>In Scope</w:t>
+      </w:r>
+      <w:r>
+        <w:rPr>
+          <w:b w:val="0"/>
+          <w:i w:val="0"/>
+        </w:rPr>
+        <w:t xml:space="preserve"> (491 MP3s; listening module with 3 JLPT formats)</w:t>
+      </w:r>
+    </w:p>
+    <w:p>
+      <w:pPr>
+        <w:pStyle w:val="ListBullet"/>
+        <w:ind w:left="360"/>
+      </w:pPr>
+      <w:r>
+        <w:rPr>
+          <w:b w:val="0"/>
+          <w:i w:val="0"/>
+        </w:rPr>
+        <w:t xml:space="preserve">✅ Service worker / PWA → now </w:t>
+      </w:r>
+      <w:r>
+        <w:rPr>
+          <w:b/>
+          <w:i w:val="0"/>
+        </w:rPr>
+        <w:t>In Scope</w:t>
+      </w:r>
+      <w:r>
+        <w:rPr>
+          <w:b w:val="0"/>
+          <w:i w:val="0"/>
+        </w:rPr>
+        <w:t xml:space="preserve"> (NFR-W1 to NFR-W6)</w:t>
+      </w:r>
+    </w:p>
+    <w:p>
+      <w:pPr>
+        <w:pStyle w:val="ListBullet"/>
+        <w:ind w:left="360"/>
+      </w:pPr>
+      <w:r>
+        <w:rPr>
+          <w:b w:val="0"/>
+          <w:i w:val="0"/>
+        </w:rPr>
+        <w:t xml:space="preserve">✅ Mobile-friendly responsive layout → now </w:t>
+      </w:r>
+      <w:r>
+        <w:rPr>
+          <w:b/>
+          <w:i w:val="0"/>
+        </w:rPr>
+        <w:t>In Scope</w:t>
+      </w:r>
+      <w:r>
+        <w:rPr>
+          <w:b w:val="0"/>
+          <w:i w:val="0"/>
+        </w:rPr>
+        <w:t xml:space="preserve"> (Brief 2 §9)</w:t>
+      </w:r>
+    </w:p>
+    <w:p>
+      <w:pPr>
+        <w:pStyle w:val="ListBullet"/>
+        <w:ind w:left="360"/>
+      </w:pPr>
+      <w:r>
+        <w:rPr>
+          <w:b w:val="0"/>
+          <w:i w:val="0"/>
+        </w:rPr>
+        <w:t xml:space="preserve">✅ Adaptive testing with ease factors → now </w:t>
+      </w:r>
+      <w:r>
+        <w:rPr>
+          <w:b/>
+          <w:i w:val="0"/>
+        </w:rPr>
+        <w:t>In Scope</w:t>
+      </w:r>
+      <w:r>
+        <w:rPr>
+          <w:b w:val="0"/>
+          <w:i w:val="0"/>
+        </w:rPr>
+        <w:t xml:space="preserve"> (SM-2 SRS replaces Leitner)</w:t>
+      </w:r>
+    </w:p>
+    <w:p>
+      <w:r>
+        <w:rPr>
+          <w:b w:val="0"/>
+          <w:i w:val="0"/>
+        </w:rPr>
+        <w:t xml:space="preserve">These remain </w:t>
+      </w:r>
+      <w:r>
+        <w:rPr>
+          <w:b/>
+          <w:i w:val="0"/>
+        </w:rPr>
+        <w:t>Out of Scope</w:t>
+      </w:r>
+      <w:r>
+        <w:rPr>
+          <w:b w:val="0"/>
+          <w:i w:val="0"/>
+        </w:rPr>
+        <w:t xml:space="preserve"> (binding):</w:t>
+      </w:r>
+    </w:p>
+    <w:p>
+      <w:pPr>
+        <w:pStyle w:val="ListBullet"/>
+        <w:ind w:left="360"/>
+      </w:pPr>
+      <w:r>
+        <w:rPr>
+          <w:b w:val="0"/>
+          <w:i w:val="0"/>
+        </w:rPr>
+        <w:t>User accounts / login (Hard constraint #3)</w:t>
+      </w:r>
+    </w:p>
+    <w:p>
+      <w:pPr>
+        <w:pStyle w:val="ListBullet"/>
+        <w:ind w:left="360"/>
+      </w:pPr>
+      <w:r>
+        <w:rPr>
+          <w:b w:val="0"/>
+          <w:i w:val="0"/>
+        </w:rPr>
+        <w:t>Server-side analytics / telemetry (Hard constraint #2)</w:t>
+      </w:r>
+    </w:p>
+    <w:p>
+      <w:pPr>
+        <w:pStyle w:val="ListBullet"/>
+        <w:ind w:left="360"/>
+      </w:pPr>
+      <w:r>
+        <w:rPr>
+          <w:b w:val="0"/>
+          <w:i w:val="0"/>
+        </w:rPr>
+        <w:t>Cloud sync (Brief 1 Out-of-Scope)</w:t>
+      </w:r>
+    </w:p>
+    <w:p>
+      <w:pPr>
+        <w:pStyle w:val="ListBullet"/>
+        <w:ind w:left="360"/>
+      </w:pPr>
+      <w:r>
+        <w:rPr>
+          <w:b w:val="0"/>
+          <w:i w:val="0"/>
+        </w:rPr>
+        <w:t>Multi-learner profiles (was in §13 Future; promote to permanent Out-of-Scope per #3)</w:t>
+      </w:r>
+    </w:p>
+    <w:p>
+      <w:pPr>
+        <w:pStyle w:val="ListBullet"/>
+        <w:ind w:left="360"/>
+      </w:pPr>
+      <w:r>
+        <w:rPr>
+          <w:b w:val="0"/>
+          <w:i w:val="0"/>
+        </w:rPr>
+        <w:t>Open-ended writing or essay evaluation</w:t>
+      </w:r>
+    </w:p>
+    <w:p>
+      <w:pPr>
+        <w:pStyle w:val="ListBullet"/>
+        <w:ind w:left="360"/>
+      </w:pPr>
+      <w:r>
+        <w:rPr>
+          <w:b w:val="0"/>
+          <w:i w:val="0"/>
+        </w:rPr>
+        <w:t>Speaking practice with microphone input</w:t>
+      </w:r>
+    </w:p>
+    <w:p>
+      <w:pPr>
+        <w:pStyle w:val="ListBullet"/>
+        <w:ind w:left="360"/>
+      </w:pPr>
+      <w:r>
+        <w:rPr>
+          <w:b w:val="0"/>
+          <w:i w:val="0"/>
+        </w:rPr>
+        <w:t>Runtime AI / TTS calls</w:t>
+      </w:r>
+    </w:p>
+    <w:p>
+      <w:pPr>
+        <w:pStyle w:val="ListBullet"/>
+        <w:ind w:left="360"/>
+      </w:pPr>
+      <w:r>
+        <w:rPr>
+          <w:b w:val="0"/>
+          <w:i w:val="0"/>
+        </w:rPr>
+        <w:t>N4+ content</w:t>
+      </w:r>
+    </w:p>
+    <w:p>
+      <w:pPr>
+        <w:pStyle w:val="Heading3"/>
+      </w:pPr>
+      <w:r>
+        <w:t>C.2 §5.1 Global Navigation - rewrite</w:t>
+      </w:r>
+    </w:p>
+    <w:p>
+      <w:r>
+        <w:rPr>
+          <w:b/>
+          <w:i w:val="0"/>
+        </w:rPr>
+        <w:t>Replace</w:t>
+      </w:r>
+      <w:r>
+        <w:rPr>
+          <w:b w:val="0"/>
+          <w:i w:val="0"/>
+        </w:rPr>
+        <w:t xml:space="preserve"> the old "Learn / Test / Drill / Review / Summary" with:</w:t>
+      </w:r>
+    </w:p>
+    <w:tbl>
+      <w:tblPr>
+        <w:tblStyle w:val="LightGrid-Accent1"/>
+        <w:tblW w:type="auto" w:w="0"/>
+        <w:tblLook w:firstColumn="1" w:firstRow="1" w:lastColumn="0" w:lastRow="0" w:noHBand="0" w:noVBand="1" w:val="04A0"/>
+      </w:tblPr>
+      <w:tblGrid>
+        <w:gridCol w:w="2880"/>
+        <w:gridCol w:w="2880"/>
+        <w:gridCol w:w="2880"/>
+      </w:tblGrid>
+      <w:tr>
+        <w:tc>
+          <w:tcPr>
+            <w:tcW w:type="dxa" w:w="2880"/>
+          </w:tcPr>
+          <w:p>
+            <w:r/>
+            <w:r>
+              <w:rPr>
+                <w:b/>
+                <w:i w:val="0"/>
+              </w:rPr>
               <w:t>Tier</w:t>
             </w:r>
           </w:p>
@@ -19156,7 +21263,7 @@
                 <w:b w:val="0"/>
                 <w:i w:val="0"/>
               </w:rPr>
-              <w:t>. CSP recommended (OQ-3).</w:t>
+              <w:t>. CSP meta tag shipped in v1.6 (OQ-3 closed 2026-04-30).</w:t>
             </w:r>
           </w:p>
         </w:tc>
@@ -19243,7 +21350,21 @@
           <w:b w:val="0"/>
           <w:i w:val="0"/>
         </w:rPr>
-        <w:t xml:space="preserve"> Listening corpus expansion (12 → 30+ items). Open question OQ-2.</w:t>
+        <w:t xml:space="preserve"> Listening corpus expansion (12 → 30+ items). OQ-2 approved 2026-04-30; native voice talent required (no gTTS for new items). Authoring backlog in </w:t>
+      </w:r>
+      <w:r>
+        <w:rPr>
+          <w:rFonts w:ascii="Consolas" w:hAnsi="Consolas"/>
+          <w:sz w:val="18"/>
+        </w:rPr>
+        <w:t>TASKS.md</w:t>
+      </w:r>
+      <w:r>
+        <w:rPr>
+          <w:b w:val="0"/>
+          <w:i w:val="0"/>
+        </w:rPr>
+        <w:t>.</w:t>
       </w:r>
     </w:p>
     <w:p>
@@ -19263,7 +21384,7 @@
           <w:b w:val="0"/>
           <w:i w:val="0"/>
         </w:rPr>
-        <w:t xml:space="preserve"> Privacy-preserving on-device recommendation engine (no telemetry). OQ-1.</w:t>
+        <w:t xml:space="preserve"> Privacy-preserving on-device recommendation engine (no telemetry). OQ-1 minimal version shipped in v1.6 (Home recommender); richer ML-backed engine still deferred to v2.0.</w:t>
       </w:r>
     </w:p>
     <w:p>
@@ -19283,7 +21404,7 @@
           <w:b w:val="0"/>
           <w:i w:val="0"/>
         </w:rPr>
-        <w:t xml:space="preserve"> Optional CSP meta tag for additional XSS hardening. OQ-3.</w:t>
+        <w:t xml:space="preserve"> ~~Optional~~ CSP meta tag for additional XSS hardening. OQ-3 closed; shipped in v1.6.</w:t>
       </w:r>
     </w:p>
     <w:p>
@@ -20616,18 +22737,6508 @@
     </w:p>
     <w:p>
       <w:pPr>
+        <w:pStyle w:val="ListNumber"/>
+      </w:pPr>
+      <w:r>
+        <w:rPr>
+          <w:b w:val="0"/>
+          <w:i w:val="0"/>
+        </w:rPr>
+        <w:t>(Added 2026-05-03) The §F revision block reflects the post-Pass-22 work and §F's NFRs are integrated into v4 §11.</w:t>
+      </w:r>
+    </w:p>
+    <w:p>
+      <w:pPr>
         <w:pBdr>
           <w:bottom w:val="single" w:sz="6" w:space="1" w:color="auto"/>
         </w:pBdr>
       </w:pPr>
     </w:p>
     <w:p>
+      <w:pPr>
+        <w:pStyle w:val="Heading2"/>
+      </w:pPr>
+      <w:r>
+        <w:t>F. Revision 2026-05-03 — Mobile UI / Disabled-button feedback / Data audit / State-machine fixes</w:t>
+      </w:r>
+    </w:p>
+    <w:p>
       <w:r>
         <w:rPr>
           <w:b w:val="0"/>
           <w:i w:val="0"/>
         </w:rPr>
+        <w:t>This block captures work shipped between the supplement's original 2026-04-30 revision and 2026-05-03. Each subsection is a candidate for direct merge into v4 §11 (NFRs) / §5 (UX) / §12 (Quality gates) / §13 (Future). Acceptance criteria #11 above gates the merge.</w:t>
+      </w:r>
+    </w:p>
+    <w:p>
+      <w:pPr>
+        <w:pStyle w:val="Heading3"/>
+      </w:pPr>
+      <w:r>
+        <w:t>F.1 Mobile UI contract — new NFR cluster (NFR-M1..NFR-M9)</w:t>
+      </w:r>
+    </w:p>
+    <w:p>
+      <w:r>
+        <w:rPr>
+          <w:b w:val="0"/>
+          <w:i w:val="0"/>
+        </w:rPr>
+        <w:t>The mobile experience hardening pass shipped a desktop-safe contract that gates every mobile-specific style behind explicit breakpoints and verifies desktop is byte-identical after each sweep. The contract is normative for any future mobile work in this codebase.</w:t>
+      </w:r>
+    </w:p>
+    <w:p>
+      <w:r>
+        <w:rPr>
+          <w:b/>
+          <w:i w:val="0"/>
+        </w:rPr>
+        <w:t>Breakpoint tier:</w:t>
+      </w:r>
+    </w:p>
+    <w:tbl>
+      <w:tblPr>
+        <w:tblStyle w:val="LightGrid-Accent1"/>
+        <w:tblW w:type="auto" w:w="0"/>
+        <w:tblLook w:firstColumn="1" w:firstRow="1" w:lastColumn="0" w:lastRow="0" w:noHBand="0" w:noVBand="1" w:val="04A0"/>
+      </w:tblPr>
+      <w:tblGrid>
+        <w:gridCol w:w="2880"/>
+        <w:gridCol w:w="2880"/>
+        <w:gridCol w:w="2880"/>
+      </w:tblGrid>
+      <w:tr>
+        <w:tc>
+          <w:tcPr>
+            <w:tcW w:type="dxa" w:w="2880"/>
+          </w:tcPr>
+          <w:p>
+            <w:r/>
+            <w:r>
+              <w:rPr>
+                <w:b/>
+                <w:i w:val="0"/>
+              </w:rPr>
+              <w:t>Breakpoint</w:t>
+            </w:r>
+          </w:p>
+        </w:tc>
+        <w:tc>
+          <w:tcPr>
+            <w:tcW w:type="dxa" w:w="2880"/>
+          </w:tcPr>
+          <w:p>
+            <w:r/>
+            <w:r>
+              <w:rPr>
+                <w:b/>
+                <w:i w:val="0"/>
+              </w:rPr>
+              <w:t>Scope</w:t>
+            </w:r>
+          </w:p>
+        </w:tc>
+        <w:tc>
+          <w:tcPr>
+            <w:tcW w:type="dxa" w:w="2880"/>
+          </w:tcPr>
+          <w:p>
+            <w:r/>
+            <w:r>
+              <w:rPr>
+                <w:b/>
+                <w:i w:val="0"/>
+              </w:rPr>
+              <w:t>Rules live at this tier</w:t>
+            </w:r>
+          </w:p>
+        </w:tc>
+      </w:tr>
+      <w:tr>
+        <w:tc>
+          <w:tcPr>
+            <w:tcW w:type="dxa" w:w="2880"/>
+          </w:tcPr>
+          <w:p>
+            <w:r/>
+            <w:r>
+              <w:rPr>
+                <w:rFonts w:ascii="Consolas" w:hAnsi="Consolas"/>
+                <w:sz w:val="18"/>
+              </w:rPr>
+              <w:t>@media (max-width: 768px)</w:t>
+            </w:r>
+          </w:p>
+        </w:tc>
+        <w:tc>
+          <w:tcPr>
+            <w:tcW w:type="dxa" w:w="2880"/>
+          </w:tcPr>
+          <w:p>
+            <w:r/>
+            <w:r>
+              <w:rPr>
+                <w:b w:val="0"/>
+                <w:i w:val="0"/>
+              </w:rPr>
+              <w:t>Phone + tablet portrait</w:t>
+            </w:r>
+          </w:p>
+        </w:tc>
+        <w:tc>
+          <w:tcPr>
+            <w:tcW w:type="dxa" w:w="2880"/>
+          </w:tcPr>
+          <w:p>
+            <w:r/>
+            <w:r>
+              <w:rPr>
+                <w:b w:val="0"/>
+                <w:i w:val="0"/>
+              </w:rPr>
+              <w:t>Most mobile rules — body type-floor, overflow-x safety belt, smooth scroll, iOS-zoom inputs, tap feedback, h2 cap, auxiliary-control tap-target rules</w:t>
+            </w:r>
+          </w:p>
+        </w:tc>
+      </w:tr>
+      <w:tr>
+        <w:tc>
+          <w:tcPr>
+            <w:tcW w:type="dxa" w:w="2880"/>
+          </w:tcPr>
+          <w:p>
+            <w:r/>
+            <w:r>
+              <w:rPr>
+                <w:rFonts w:ascii="Consolas" w:hAnsi="Consolas"/>
+                <w:sz w:val="18"/>
+              </w:rPr>
+              <w:t>@media (max-width: 480px)</w:t>
+            </w:r>
+          </w:p>
+        </w:tc>
+        <w:tc>
+          <w:tcPr>
+            <w:tcW w:type="dxa" w:w="2880"/>
+          </w:tcPr>
+          <w:p>
+            <w:r/>
+            <w:r>
+              <w:rPr>
+                <w:b w:val="0"/>
+                <w:i w:val="0"/>
+              </w:rPr>
+              <w:t>Small phones</w:t>
+            </w:r>
+          </w:p>
+        </w:tc>
+        <w:tc>
+          <w:tcPr>
+            <w:tcW w:type="dxa" w:w="2880"/>
+          </w:tcPr>
+          <w:p>
+            <w:r/>
+            <w:r>
+              <w:rPr>
+                <w:b w:val="0"/>
+                <w:i w:val="0"/>
+              </w:rPr>
+              <w:t>Pattern-header column-stack, pattern-usage-table padding/nowrap, secondary-nav single-row, footer center, primary-nav fixed bottom, body padding-bottom for safe-area</w:t>
+            </w:r>
+          </w:p>
+        </w:tc>
+      </w:tr>
+      <w:tr>
+        <w:tc>
+          <w:tcPr>
+            <w:tcW w:type="dxa" w:w="2880"/>
+          </w:tcPr>
+          <w:p>
+            <w:r/>
+            <w:r>
+              <w:rPr>
+                <w:rFonts w:ascii="Consolas" w:hAnsi="Consolas"/>
+                <w:sz w:val="18"/>
+              </w:rPr>
+              <w:t>@media (max-width: 380px)</w:t>
+            </w:r>
+          </w:p>
+        </w:tc>
+        <w:tc>
+          <w:tcPr>
+            <w:tcW w:type="dxa" w:w="2880"/>
+          </w:tcPr>
+          <w:p>
+            <w:r/>
+            <w:r>
+              <w:rPr>
+                <w:b w:val="0"/>
+                <w:i w:val="0"/>
+              </w:rPr>
+              <w:t>Galaxy S9+ tier</w:t>
+            </w:r>
+          </w:p>
+        </w:tc>
+        <w:tc>
+          <w:tcPr>
+            <w:tcW w:type="dxa" w:w="2880"/>
+          </w:tcPr>
+          <w:p>
+            <w:r/>
+            <w:r>
+              <w:rPr>
+                <w:b w:val="0"/>
+                <w:i w:val="0"/>
+              </w:rPr>
+              <w:t>Bottom-nav font/padding/min-width crunch when ≤480 still spills</w:t>
+            </w:r>
+          </w:p>
+        </w:tc>
+      </w:tr>
+    </w:tbl>
+    <w:p/>
+    <w:p>
+      <w:r>
+        <w:rPr>
+          <w:b/>
+          <w:i w:val="0"/>
+        </w:rPr>
+        <w:t>Non-functional requirements:</w:t>
+      </w:r>
+    </w:p>
+    <w:p>
+      <w:pPr>
+        <w:pStyle w:val="ListBullet"/>
+        <w:ind w:left="360"/>
+      </w:pPr>
+      <w:r>
+        <w:rPr>
+          <w:b/>
+          <w:i w:val="0"/>
+        </w:rPr>
+        <w:t>NFR-M1</w:t>
+      </w:r>
+      <w:r>
+        <w:rPr>
+          <w:b w:val="0"/>
+          <w:i w:val="0"/>
+        </w:rPr>
+        <w:t xml:space="preserve"> Tap-target floor — every interactive element ≥ 44 px on its smallest dimension. Auxiliary controls (icon-btn, breadcrumb back-link, footer-nav links, pattern-nav arrows, known-toggle) carry mobile-only </w:t>
+      </w:r>
+      <w:r>
+        <w:rPr>
+          <w:rFonts w:ascii="Consolas" w:hAnsi="Consolas"/>
+          <w:sz w:val="18"/>
+        </w:rPr>
+        <w:t>min-height: 44px</w:t>
+      </w:r>
+      <w:r>
+        <w:rPr>
+          <w:b w:val="0"/>
+          <w:i w:val="0"/>
+        </w:rPr>
+        <w:t xml:space="preserve"> rules so the global floor reaches them.</w:t>
+      </w:r>
+    </w:p>
+    <w:p>
+      <w:pPr>
+        <w:pStyle w:val="ListBullet"/>
+        <w:ind w:left="360"/>
+      </w:pPr>
+      <w:r>
+        <w:rPr>
+          <w:b/>
+          <w:i w:val="0"/>
+        </w:rPr>
+        <w:t>NFR-M2</w:t>
+      </w:r>
+      <w:r>
+        <w:rPr>
+          <w:b w:val="0"/>
+          <w:i w:val="0"/>
+        </w:rPr>
+        <w:t xml:space="preserve"> iOS auto-zoom prevention — every text/search/email/number input + textarea + select rendered at ≥ 16 px on </w:t>
+      </w:r>
+      <w:r>
+        <w:rPr>
+          <w:rFonts w:ascii="Consolas" w:hAnsi="Consolas"/>
+          <w:sz w:val="18"/>
+        </w:rPr>
+        <w:t>≤768</w:t>
+      </w:r>
+      <w:r>
+        <w:rPr>
+          <w:b w:val="0"/>
+          <w:i w:val="0"/>
+        </w:rPr>
+        <w:t xml:space="preserve"> breakpoint. Required because iOS Safari auto-zooms on tap when the input's computed font-size is below 16 px, pushing the input above the keyboard fold.</w:t>
+      </w:r>
+    </w:p>
+    <w:p>
+      <w:pPr>
+        <w:pStyle w:val="ListBullet"/>
+        <w:ind w:left="360"/>
+      </w:pPr>
+      <w:r>
+        <w:rPr>
+          <w:b/>
+          <w:i w:val="0"/>
+        </w:rPr>
+        <w:t>NFR-M3</w:t>
+      </w:r>
+      <w:r>
+        <w:rPr>
+          <w:b w:val="0"/>
+          <w:i w:val="0"/>
+        </w:rPr>
+        <w:t xml:space="preserve"> Overflow safety belt — </w:t>
+      </w:r>
+      <w:r>
+        <w:rPr>
+          <w:rFonts w:ascii="Consolas" w:hAnsi="Consolas"/>
+          <w:sz w:val="18"/>
+        </w:rPr>
+        <w:t>html, body { overflow-x: hidden; }</w:t>
+      </w:r>
+      <w:r>
+        <w:rPr>
+          <w:b w:val="0"/>
+          <w:i w:val="0"/>
+        </w:rPr>
+        <w:t xml:space="preserve"> at </w:t>
+      </w:r>
+      <w:r>
+        <w:rPr>
+          <w:rFonts w:ascii="Consolas" w:hAnsi="Consolas"/>
+          <w:sz w:val="18"/>
+        </w:rPr>
+        <w:t>≤768</w:t>
+      </w:r>
+      <w:r>
+        <w:rPr>
+          <w:b w:val="0"/>
+          <w:i w:val="0"/>
+        </w:rPr>
+        <w:t xml:space="preserve"> so any descendant wider than viewport never triggers page-wide horizontal scroll on a 320 px phone. Defensive; current state has zero overflow at 320 px.</w:t>
+      </w:r>
+    </w:p>
+    <w:p>
+      <w:pPr>
+        <w:pStyle w:val="ListBullet"/>
+        <w:ind w:left="360"/>
+      </w:pPr>
+      <w:r>
+        <w:rPr>
+          <w:b/>
+          <w:i w:val="0"/>
+        </w:rPr>
+        <w:t>NFR-M4</w:t>
+      </w:r>
+      <w:r>
+        <w:rPr>
+          <w:b w:val="0"/>
+          <w:i w:val="0"/>
+        </w:rPr>
+        <w:t xml:space="preserve"> Body type-floor — </w:t>
+      </w:r>
+      <w:r>
+        <w:rPr>
+          <w:rFonts w:ascii="Consolas" w:hAnsi="Consolas"/>
+          <w:sz w:val="18"/>
+        </w:rPr>
+        <w:t>body { font-size: max(16px, var(--text-base)); }</w:t>
+      </w:r>
+      <w:r>
+        <w:rPr>
+          <w:b w:val="0"/>
+          <w:i w:val="0"/>
+        </w:rPr>
+        <w:t xml:space="preserve"> at </w:t>
+      </w:r>
+      <w:r>
+        <w:rPr>
+          <w:rFonts w:ascii="Consolas" w:hAnsi="Consolas"/>
+          <w:sz w:val="18"/>
+        </w:rPr>
+        <w:t>≤768</w:t>
+      </w:r>
+      <w:r>
+        <w:rPr>
+          <w:b w:val="0"/>
+          <w:i w:val="0"/>
+        </w:rPr>
+        <w:t xml:space="preserve">. Respects the user's font-size knob (Settings &gt; Font: S/M/L/XL); on default S/M (where </w:t>
+      </w:r>
+      <w:r>
+        <w:rPr>
+          <w:rFonts w:ascii="Consolas" w:hAnsi="Consolas"/>
+          <w:sz w:val="18"/>
+        </w:rPr>
+        <w:t>--text-base</w:t>
+      </w:r>
+      <w:r>
+        <w:rPr>
+          <w:b w:val="0"/>
+          <w:i w:val="0"/>
+        </w:rPr>
+        <w:t xml:space="preserve"> resolves to 13–15 px), this lifts body to 16 px for readability and reinforces NFR-M2 by making body text ineligible for the iOS-zoom threshold trigger.</w:t>
+      </w:r>
+    </w:p>
+    <w:p>
+      <w:pPr>
+        <w:pStyle w:val="ListBullet"/>
+        <w:ind w:left="360"/>
+      </w:pPr>
+      <w:r>
+        <w:rPr>
+          <w:b/>
+          <w:i w:val="0"/>
+        </w:rPr>
+        <w:t>NFR-M5</w:t>
+      </w:r>
+      <w:r>
+        <w:rPr>
+          <w:b w:val="0"/>
+          <w:i w:val="0"/>
+        </w:rPr>
+        <w:t xml:space="preserve"> Visible tap feedback — every primary tap target gets a brief </w:t>
+      </w:r>
+      <w:r>
+        <w:rPr>
+          <w:rFonts w:ascii="Consolas" w:hAnsi="Consolas"/>
+          <w:sz w:val="18"/>
+        </w:rPr>
+        <w:t>:active { transform: scale(0.97); opacity: 0.85; transition: 80ms }</w:t>
+      </w:r>
+      <w:r>
+        <w:rPr>
+          <w:b w:val="0"/>
+          <w:i w:val="0"/>
+        </w:rPr>
+        <w:t xml:space="preserve"> at </w:t>
+      </w:r>
+      <w:r>
+        <w:rPr>
+          <w:rFonts w:ascii="Consolas" w:hAnsi="Consolas"/>
+          <w:sz w:val="18"/>
+        </w:rPr>
+        <w:t>≤768</w:t>
+      </w:r>
+      <w:r>
+        <w:rPr>
+          <w:b w:val="0"/>
+          <w:i w:val="0"/>
+        </w:rPr>
+        <w:t xml:space="preserve">. Mobile has no </w:t>
+      </w:r>
+      <w:r>
+        <w:rPr>
+          <w:rFonts w:ascii="Consolas" w:hAnsi="Consolas"/>
+          <w:sz w:val="18"/>
+        </w:rPr>
+        <w:t>:hover</w:t>
+      </w:r>
+      <w:r>
+        <w:rPr>
+          <w:b w:val="0"/>
+          <w:i w:val="0"/>
+        </w:rPr>
+        <w:t xml:space="preserve"> equivalent; without this, tap-down feels unresponsive on slow networks.</w:t>
+      </w:r>
+    </w:p>
+    <w:p>
+      <w:pPr>
+        <w:pStyle w:val="ListBullet"/>
+        <w:ind w:left="360"/>
+      </w:pPr>
+      <w:r>
+        <w:rPr>
+          <w:b/>
+          <w:i w:val="0"/>
+        </w:rPr>
+        <w:t>NFR-M6</w:t>
+      </w:r>
+      <w:r>
+        <w:rPr>
+          <w:b w:val="0"/>
+          <w:i w:val="0"/>
+        </w:rPr>
+        <w:t xml:space="preserve"> Smooth scroll — </w:t>
+      </w:r>
+      <w:r>
+        <w:rPr>
+          <w:rFonts w:ascii="Consolas" w:hAnsi="Consolas"/>
+          <w:sz w:val="18"/>
+        </w:rPr>
+        <w:t>html { scroll-behavior: smooth; }</w:t>
+      </w:r>
+      <w:r>
+        <w:rPr>
+          <w:b w:val="0"/>
+          <w:i w:val="0"/>
+        </w:rPr>
+        <w:t xml:space="preserve"> at </w:t>
+      </w:r>
+      <w:r>
+        <w:rPr>
+          <w:rFonts w:ascii="Consolas" w:hAnsi="Consolas"/>
+          <w:sz w:val="18"/>
+        </w:rPr>
+        <w:t>≤768</w:t>
+      </w:r>
+      <w:r>
+        <w:rPr>
+          <w:b w:val="0"/>
+          <w:i w:val="0"/>
+        </w:rPr>
+        <w:t>. Anchor jumps + route changes animate; matches OS-level scroll snap.</w:t>
+      </w:r>
+    </w:p>
+    <w:p>
+      <w:pPr>
+        <w:pStyle w:val="ListBullet"/>
+        <w:ind w:left="360"/>
+      </w:pPr>
+      <w:r>
+        <w:rPr>
+          <w:b/>
+          <w:i w:val="0"/>
+        </w:rPr>
+        <w:t>NFR-M7</w:t>
+      </w:r>
+      <w:r>
+        <w:rPr>
+          <w:b w:val="0"/>
+          <w:i w:val="0"/>
+        </w:rPr>
+        <w:t xml:space="preserve"> Container gutter — at </w:t>
+      </w:r>
+      <w:r>
+        <w:rPr>
+          <w:rFonts w:ascii="Consolas" w:hAnsi="Consolas"/>
+          <w:sz w:val="18"/>
+        </w:rPr>
+        <w:t>≤480</w:t>
+      </w:r>
+      <w:r>
+        <w:rPr>
+          <w:b w:val="0"/>
+          <w:i w:val="0"/>
+        </w:rPr>
+        <w:t xml:space="preserve"> breakpoint, </w:t>
+      </w:r>
+      <w:r>
+        <w:rPr>
+          <w:rFonts w:ascii="Consolas" w:hAnsi="Consolas"/>
+          <w:sz w:val="18"/>
+        </w:rPr>
+        <w:t>main + .app-footer + .app-header</w:t>
+      </w:r>
+      <w:r>
+        <w:rPr>
+          <w:b w:val="0"/>
+          <w:i w:val="0"/>
+        </w:rPr>
+        <w:t xml:space="preserve"> collapse inline padding from desktop's 22.5 px to 16 px so cards use ~92 % of viewport width. Don't apply universal </w:t>
+      </w:r>
+      <w:r>
+        <w:rPr>
+          <w:rFonts w:ascii="Consolas" w:hAnsi="Consolas"/>
+          <w:sz w:val="18"/>
+        </w:rPr>
+        <w:t>* { max-width: 100% }</w:t>
+      </w:r>
+      <w:r>
+        <w:rPr>
+          <w:b w:val="0"/>
+          <w:i w:val="0"/>
+        </w:rPr>
+        <w:t xml:space="preserve"> — it constrains SVG icons + brand-mark pseudo-elements.</w:t>
+      </w:r>
+    </w:p>
+    <w:p>
+      <w:pPr>
+        <w:pStyle w:val="ListBullet"/>
+        <w:ind w:left="360"/>
+      </w:pPr>
+      <w:r>
+        <w:rPr>
+          <w:b/>
+          <w:i w:val="0"/>
+        </w:rPr>
+        <w:t>NFR-M8</w:t>
+      </w:r>
+      <w:r>
+        <w:rPr>
+          <w:b w:val="0"/>
+          <w:i w:val="0"/>
+        </w:rPr>
+        <w:t xml:space="preserve"> Heading hierarchy on narrow screens — </w:t>
+      </w:r>
+      <w:r>
+        <w:rPr>
+          <w:rFonts w:ascii="Consolas" w:hAnsi="Consolas"/>
+          <w:sz w:val="18"/>
+        </w:rPr>
+        <w:t>h2</w:t>
+      </w:r>
+      <w:r>
+        <w:rPr>
+          <w:b w:val="0"/>
+          <w:i w:val="0"/>
+        </w:rPr>
+        <w:t xml:space="preserve"> clamps at 18 px (not desktop's 22 px) at </w:t>
+      </w:r>
+      <w:r>
+        <w:rPr>
+          <w:rFonts w:ascii="Consolas" w:hAnsi="Consolas"/>
+          <w:sz w:val="18"/>
+        </w:rPr>
+        <w:t>≤768</w:t>
+      </w:r>
+      <w:r>
+        <w:rPr>
+          <w:b w:val="0"/>
+          <w:i w:val="0"/>
+        </w:rPr>
+        <w:t>. On 320 px viewports, 22 px h2 reads as indistinguishable from h1 (also 22 px) and the typographic cascade collapses. 22 / 18 / 16 (h1 / h2 / body) restores readable hierarchy.</w:t>
+      </w:r>
+    </w:p>
+    <w:p>
+      <w:pPr>
+        <w:pStyle w:val="ListBullet"/>
+        <w:ind w:left="360"/>
+      </w:pPr>
+      <w:r>
+        <w:rPr>
+          <w:b/>
+          <w:i w:val="0"/>
+        </w:rPr>
+        <w:t>NFR-M9</w:t>
+      </w:r>
+      <w:r>
+        <w:rPr>
+          <w:b w:val="0"/>
+          <w:i w:val="0"/>
+        </w:rPr>
+        <w:t xml:space="preserve"> Desktop safety — every mobile sweep ships with a 1280 px regression check. Every value listed above MUST match the desktop default after the sweep (body overflow-x: visible, scroll-behavior: auto, body font: ~14.06 px, main padding: 22.5 px, no </w:t>
+      </w:r>
+      <w:r>
+        <w:rPr>
+          <w:rFonts w:ascii="Consolas" w:hAnsi="Consolas"/>
+          <w:sz w:val="18"/>
+        </w:rPr>
+        <w:t>:active</w:t>
+      </w:r>
+      <w:r>
+        <w:rPr>
+          <w:b w:val="0"/>
+          <w:i w:val="0"/>
+        </w:rPr>
+        <w:t xml:space="preserve"> rule applied, h2 at 22 px). The mobile rules MUST cut off cleanly at 769 px.</w:t>
+      </w:r>
+    </w:p>
+    <w:p>
+      <w:r>
+        <w:rPr>
+          <w:b/>
+          <w:i w:val="0"/>
+        </w:rPr>
+        <w:t>QA contract</w:t>
+      </w:r>
+      <w:r>
+        <w:rPr>
+          <w:b w:val="0"/>
+          <w:i w:val="0"/>
+        </w:rPr>
+        <w:t xml:space="preserve"> (added to ui-testing-plan §17 — Mobile QA tier):</w:t>
+      </w:r>
+    </w:p>
+    <w:p>
+      <w:r>
+        <w:rPr>
+          <w:b w:val="0"/>
+          <w:i w:val="0"/>
+        </w:rPr>
+        <w:t>Test at viewports 320 / 360 / 390 (the spec QA tier) plus 480 / 768 (boundary) plus 1280 (desktop safety):</w:t>
+      </w:r>
+    </w:p>
+    <w:p>
+      <w:pPr>
+        <w:spacing w:after="0"/>
+        <w:ind w:left="432"/>
+      </w:pPr>
+      <w:r>
+        <w:rPr>
+          <w:rFonts w:ascii="Consolas" w:hAnsi="Consolas"/>
+          <w:sz w:val="18"/>
+        </w:rPr>
+        <w:t>[ ] No horizontal scroll  (document.documentElement.scrollWidth === clientWidth)</w:t>
+      </w:r>
+    </w:p>
+    <w:p>
+      <w:pPr>
+        <w:spacing w:after="0"/>
+        <w:ind w:left="432"/>
+      </w:pPr>
+      <w:r>
+        <w:rPr>
+          <w:rFonts w:ascii="Consolas" w:hAnsi="Consolas"/>
+          <w:sz w:val="18"/>
+        </w:rPr>
+        <w:t>[ ] No CJK per-char break  (any heading wrapping with avg &lt; 3 chars/line)</w:t>
+      </w:r>
+    </w:p>
+    <w:p>
+      <w:pPr>
+        <w:spacing w:after="0"/>
+        <w:ind w:left="432"/>
+      </w:pPr>
+      <w:r>
+        <w:rPr>
+          <w:rFonts w:ascii="Consolas" w:hAnsi="Consolas"/>
+          <w:sz w:val="18"/>
+        </w:rPr>
+        <w:t>[ ] All tap targets ≥ 44 px on smallest dimension</w:t>
+      </w:r>
+    </w:p>
+    <w:p>
+      <w:pPr>
+        <w:spacing w:after="0"/>
+        <w:ind w:left="432"/>
+      </w:pPr>
+      <w:r>
+        <w:rPr>
+          <w:rFonts w:ascii="Consolas" w:hAnsi="Consolas"/>
+          <w:sz w:val="18"/>
+        </w:rPr>
+        <w:t>[ ] body { font-size } ≥ 16 px at all mobile widths</w:t>
+      </w:r>
+    </w:p>
+    <w:p>
+      <w:pPr>
+        <w:spacing w:after="0"/>
+        <w:ind w:left="432"/>
+      </w:pPr>
+      <w:r>
+        <w:rPr>
+          <w:rFonts w:ascii="Consolas" w:hAnsi="Consolas"/>
+          <w:sz w:val="18"/>
+        </w:rPr>
+        <w:t>[ ] All inputs ≥ 16 px (iOS zoom test)</w:t>
+      </w:r>
+    </w:p>
+    <w:p>
+      <w:pPr>
+        <w:spacing w:after="0"/>
+        <w:ind w:left="432"/>
+      </w:pPr>
+      <w:r>
+        <w:rPr>
+          <w:rFonts w:ascii="Consolas" w:hAnsi="Consolas"/>
+          <w:sz w:val="18"/>
+        </w:rPr>
+        <w:t>[ ] Card descriptions show full text or clean line-aligned ellipsis (no mid-line clip per F.4 below)</w:t>
+      </w:r>
+    </w:p>
+    <w:p>
+      <w:pPr>
+        <w:spacing w:after="0"/>
+        <w:ind w:left="432"/>
+      </w:pPr>
+      <w:r>
+        <w:rPr>
+          <w:rFonts w:ascii="Consolas" w:hAnsi="Consolas"/>
+          <w:sz w:val="18"/>
+        </w:rPr>
+        <w:t>[ ] Smooth scroll on anchor jumps</w:t>
+      </w:r>
+    </w:p>
+    <w:p>
+      <w:pPr>
+        <w:spacing w:after="0"/>
+        <w:ind w:left="432"/>
+      </w:pPr>
+      <w:r>
+        <w:rPr>
+          <w:rFonts w:ascii="Consolas" w:hAnsi="Consolas"/>
+          <w:sz w:val="18"/>
+        </w:rPr>
+        <w:t>[ ] Desktop @ 1280: every value listed in NFR-M9 matches pre-mobile-sweep defaults</w:t>
+      </w:r>
+    </w:p>
+    <w:p>
+      <w:pPr>
+        <w:spacing w:after="0"/>
+      </w:pPr>
+    </w:p>
+    <w:p>
+      <w:pPr>
+        <w:pStyle w:val="Heading3"/>
+      </w:pPr>
+      <w:r>
+        <w:t>F.2 Disabled-button feedback contract — new NFR-U cluster</w:t>
+      </w:r>
+    </w:p>
+    <w:p>
+      <w:r>
+        <w:rPr>
+          <w:b w:val="0"/>
+          <w:i w:val="0"/>
+        </w:rPr>
+        <w:t xml:space="preserve">Any control that can be disabled MUST display the reason in visible UI text — not only in a </w:t>
+      </w:r>
+      <w:r>
+        <w:rPr>
+          <w:rFonts w:ascii="Consolas" w:hAnsi="Consolas"/>
+          <w:sz w:val="18"/>
+        </w:rPr>
+        <w:t>title</w:t>
+      </w:r>
+      <w:r>
+        <w:rPr>
+          <w:b w:val="0"/>
+          <w:i w:val="0"/>
+        </w:rPr>
+        <w:t xml:space="preserve"> tooltip. Tooltips don't fire on touch; mobile users get a silent dead control.</w:t>
+      </w:r>
+    </w:p>
+    <w:p>
+      <w:r>
+        <w:rPr>
+          <w:b/>
+          <w:i w:val="0"/>
+        </w:rPr>
+        <w:t>Patterns:</w:t>
+      </w:r>
+    </w:p>
+    <w:tbl>
+      <w:tblPr>
+        <w:tblStyle w:val="LightGrid-Accent1"/>
+        <w:tblW w:type="auto" w:w="0"/>
+        <w:tblLook w:firstColumn="1" w:firstRow="1" w:lastColumn="0" w:lastRow="0" w:noHBand="0" w:noVBand="1" w:val="04A0"/>
+      </w:tblPr>
+      <w:tblGrid>
+        <w:gridCol w:w="2880"/>
+        <w:gridCol w:w="2880"/>
+        <w:gridCol w:w="2880"/>
+      </w:tblGrid>
+      <w:tr>
+        <w:tc>
+          <w:tcPr>
+            <w:tcW w:type="dxa" w:w="2880"/>
+          </w:tcPr>
+          <w:p>
+            <w:r/>
+            <w:r>
+              <w:rPr>
+                <w:b/>
+                <w:i w:val="0"/>
+              </w:rPr>
+              <w:t>Pattern</w:t>
+            </w:r>
+          </w:p>
+        </w:tc>
+        <w:tc>
+          <w:tcPr>
+            <w:tcW w:type="dxa" w:w="2880"/>
+          </w:tcPr>
+          <w:p>
+            <w:r/>
+            <w:r>
+              <w:rPr>
+                <w:b/>
+                <w:i w:val="0"/>
+              </w:rPr>
+              <w:t>Required visible reason</w:t>
+            </w:r>
+          </w:p>
+        </w:tc>
+        <w:tc>
+          <w:tcPr>
+            <w:tcW w:type="dxa" w:w="2880"/>
+          </w:tcPr>
+          <w:p>
+            <w:r/>
+            <w:r>
+              <w:rPr>
+                <w:b/>
+                <w:i w:val="0"/>
+              </w:rPr>
+              <w:t>Reference example in this app</w:t>
+            </w:r>
+          </w:p>
+        </w:tc>
+      </w:tr>
+      <w:tr>
+        <w:tc>
+          <w:tcPr>
+            <w:tcW w:type="dxa" w:w="2880"/>
+          </w:tcPr>
+          <w:p>
+            <w:r/>
+            <w:r>
+              <w:rPr>
+                <w:b w:val="0"/>
+                <w:i w:val="0"/>
+              </w:rPr>
+              <w:t>Submit / Finish disabled until all answered</w:t>
+            </w:r>
+          </w:p>
+        </w:tc>
+        <w:tc>
+          <w:tcPr>
+            <w:tcW w:type="dxa" w:w="2880"/>
+          </w:tcPr>
+          <w:p>
+            <w:r/>
+            <w:r>
+              <w:rPr>
+                <w:b w:val="0"/>
+                <w:i w:val="0"/>
+              </w:rPr>
+              <w:t>Show "(N remaining)" in button text + a hint paragraph</w:t>
+            </w:r>
+          </w:p>
+        </w:tc>
+        <w:tc>
+          <w:tcPr>
+            <w:tcW w:type="dxa" w:w="2880"/>
+          </w:tcPr>
+          <w:p>
+            <w:r/>
+            <w:r>
+              <w:rPr>
+                <w:rFonts w:ascii="Consolas" w:hAnsi="Consolas"/>
+                <w:sz w:val="18"/>
+              </w:rPr>
+              <w:t>Submit (13 remaining)</w:t>
+            </w:r>
+            <w:r>
+              <w:rPr>
+                <w:b w:val="0"/>
+                <w:i w:val="0"/>
+              </w:rPr>
+              <w:t xml:space="preserve"> + "Answer all 15 questions to submit · 13 questions unanswered" — </w:t>
+            </w:r>
+            <w:r>
+              <w:rPr>
+                <w:rFonts w:ascii="Consolas" w:hAnsi="Consolas"/>
+                <w:sz w:val="18"/>
+              </w:rPr>
+              <w:t>js/papers.js</w:t>
+            </w:r>
+            <w:r>
+              <w:rPr>
+                <w:b w:val="0"/>
+                <w:i w:val="0"/>
+              </w:rPr>
+              <w:t xml:space="preserve">, </w:t>
+            </w:r>
+            <w:r>
+              <w:rPr>
+                <w:rFonts w:ascii="Consolas" w:hAnsi="Consolas"/>
+                <w:sz w:val="18"/>
+              </w:rPr>
+              <w:t>js/test.js</w:t>
+            </w:r>
+            <w:r>
+              <w:rPr>
+                <w:b w:val="0"/>
+                <w:i w:val="0"/>
+              </w:rPr>
+              <w:t xml:space="preserve">, </w:t>
+            </w:r>
+            <w:r>
+              <w:rPr>
+                <w:rFonts w:ascii="Consolas" w:hAnsi="Consolas"/>
+                <w:sz w:val="18"/>
+              </w:rPr>
+              <w:t>js/diagnostic.js</w:t>
+            </w:r>
+          </w:p>
+        </w:tc>
+      </w:tr>
+      <w:tr>
+        <w:tc>
+          <w:tcPr>
+            <w:tcW w:type="dxa" w:w="2880"/>
+          </w:tcPr>
+          <w:p>
+            <w:r/>
+            <w:r>
+              <w:rPr>
+                <w:b w:val="0"/>
+                <w:i w:val="0"/>
+              </w:rPr>
+              <w:t>Check Answer disabled until any answer</w:t>
+            </w:r>
+          </w:p>
+        </w:tc>
+        <w:tc>
+          <w:tcPr>
+            <w:tcW w:type="dxa" w:w="2880"/>
+          </w:tcPr>
+          <w:p>
+            <w:r/>
+            <w:r>
+              <w:rPr>
+                <w:b w:val="0"/>
+                <w:i w:val="0"/>
+              </w:rPr>
+              <w:t>Type-aware hint above the button</w:t>
+            </w:r>
+          </w:p>
+        </w:tc>
+        <w:tc>
+          <w:tcPr>
+            <w:tcW w:type="dxa" w:w="2880"/>
+          </w:tcPr>
+          <w:p>
+            <w:r/>
+            <w:r>
+              <w:rPr>
+                <w:b w:val="0"/>
+                <w:i w:val="0"/>
+              </w:rPr>
+              <w:t xml:space="preserve">"Pick a choice, then click Check Answer." / "Tap the tiles in order to build the sentence, then click Check Answer." / "Type your answer in the box, then click Check Answer." — </w:t>
+            </w:r>
+            <w:r>
+              <w:rPr>
+                <w:rFonts w:ascii="Consolas" w:hAnsi="Consolas"/>
+                <w:sz w:val="18"/>
+              </w:rPr>
+              <w:t>js/drill.js</w:t>
+            </w:r>
+          </w:p>
+        </w:tc>
+      </w:tr>
+      <w:tr>
+        <w:tc>
+          <w:tcPr>
+            <w:tcW w:type="dxa" w:w="2880"/>
+          </w:tcPr>
+          <w:p>
+            <w:r/>
+            <w:r>
+              <w:rPr>
+                <w:b w:val="0"/>
+                <w:i w:val="0"/>
+              </w:rPr>
+              <w:t>Confirm disabled until typed phrase</w:t>
+            </w:r>
+          </w:p>
+        </w:tc>
+        <w:tc>
+          <w:tcPr>
+            <w:tcW w:type="dxa" w:w="2880"/>
+          </w:tcPr>
+          <w:p>
+            <w:r/>
+            <w:r>
+              <w:rPr>
+                <w:b w:val="0"/>
+                <w:i w:val="0"/>
+              </w:rPr>
+              <w:t>The input field IS the visible reason</w:t>
+            </w:r>
+          </w:p>
+        </w:tc>
+        <w:tc>
+          <w:tcPr>
+            <w:tcW w:type="dxa" w:w="2880"/>
+          </w:tcPr>
+          <w:p>
+            <w:r/>
+            <w:r>
+              <w:rPr>
+                <w:rFonts w:ascii="Consolas" w:hAnsi="Consolas"/>
+                <w:sz w:val="18"/>
+              </w:rPr>
+              <w:t>Type RESET to confirm</w:t>
+            </w:r>
+            <w:r>
+              <w:rPr>
+                <w:b w:val="0"/>
+                <w:i w:val="0"/>
+              </w:rPr>
+              <w:t xml:space="preserve"> next to a </w:t>
+            </w:r>
+            <w:r>
+              <w:rPr>
+                <w:rFonts w:ascii="Consolas" w:hAnsi="Consolas"/>
+                <w:sz w:val="18"/>
+              </w:rPr>
+              <w:t>Confirm reset</w:t>
+            </w:r>
+            <w:r>
+              <w:rPr>
+                <w:b w:val="0"/>
+                <w:i w:val="0"/>
+              </w:rPr>
+              <w:t xml:space="preserve"> button — </w:t>
+            </w:r>
+            <w:r>
+              <w:rPr>
+                <w:rFonts w:ascii="Consolas" w:hAnsi="Consolas"/>
+                <w:sz w:val="18"/>
+              </w:rPr>
+              <w:t>js/settings.js</w:t>
+            </w:r>
+          </w:p>
+        </w:tc>
+      </w:tr>
+      <w:tr>
+        <w:tc>
+          <w:tcPr>
+            <w:tcW w:type="dxa" w:w="2880"/>
+          </w:tcPr>
+          <w:p>
+            <w:r/>
+            <w:r>
+              <w:rPr>
+                <w:b w:val="0"/>
+                <w:i w:val="0"/>
+              </w:rPr>
+              <w:t>Prev / Next at first / last item</w:t>
+            </w:r>
+          </w:p>
+        </w:tc>
+        <w:tc>
+          <w:tcPr>
+            <w:tcW w:type="dxa" w:w="2880"/>
+          </w:tcPr>
+          <w:p>
+            <w:r/>
+            <w:r>
+              <w:rPr>
+                <w:b w:val="0"/>
+                <w:i w:val="0"/>
+              </w:rPr>
+              <w:t>Position context (progress meter "Q15 of 15") makes it obvious; no explicit hint needed</w:t>
+            </w:r>
+          </w:p>
+        </w:tc>
+        <w:tc>
+          <w:tcPr>
+            <w:tcW w:type="dxa" w:w="2880"/>
+          </w:tcPr>
+          <w:p>
+            <w:r/>
+            <w:r>
+              <w:rPr>
+                <w:b w:val="0"/>
+                <w:i w:val="0"/>
+              </w:rPr>
+              <w:t>–</w:t>
+            </w:r>
+          </w:p>
+        </w:tc>
+      </w:tr>
+      <w:tr>
+        <w:tc>
+          <w:tcPr>
+            <w:tcW w:type="dxa" w:w="2880"/>
+          </w:tcPr>
+          <w:p>
+            <w:r/>
+            <w:r>
+              <w:rPr>
+                <w:b w:val="0"/>
+                <w:i w:val="0"/>
+              </w:rPr>
+              <w:t>Per-choice / per-tile disabled after submission</w:t>
+            </w:r>
+          </w:p>
+        </w:tc>
+        <w:tc>
+          <w:tcPr>
+            <w:tcW w:type="dxa" w:w="2880"/>
+          </w:tcPr>
+          <w:p>
+            <w:r/>
+            <w:r>
+              <w:rPr>
+                <w:b w:val="0"/>
+                <w:i w:val="0"/>
+              </w:rPr>
+              <w:t>Feedback panel below shows the result</w:t>
+            </w:r>
+          </w:p>
+        </w:tc>
+        <w:tc>
+          <w:tcPr>
+            <w:tcW w:type="dxa" w:w="2880"/>
+          </w:tcPr>
+          <w:p>
+            <w:r/>
+            <w:r>
+              <w:rPr>
+                <w:b w:val="0"/>
+                <w:i w:val="0"/>
+              </w:rPr>
+              <w:t>–</w:t>
+            </w:r>
+          </w:p>
+        </w:tc>
+      </w:tr>
+    </w:tbl>
+    <w:p/>
+    <w:p>
+      <w:r>
+        <w:rPr>
+          <w:b/>
+          <w:i w:val="0"/>
+        </w:rPr>
+        <w:t>Saved-toast pattern</w:t>
+      </w:r>
+      <w:r>
+        <w:rPr>
+          <w:b w:val="0"/>
+          <w:i w:val="0"/>
+        </w:rPr>
+        <w:t xml:space="preserve"> (silent settings):</w:t>
+      </w:r>
+    </w:p>
+    <w:p>
+      <w:r>
+        <w:rPr>
+          <w:b w:val="0"/>
+          <w:i w:val="0"/>
+        </w:rPr>
+        <w:t xml:space="preserve">For settings that save but have no immediate visible side-effect (daily-new-card limit, daily-review-cap, default test length, audio-rate, reduce-motion), </w:t>
+      </w:r>
+      <w:r>
+        <w:rPr>
+          <w:rFonts w:ascii="Consolas" w:hAnsi="Consolas"/>
+          <w:sz w:val="18"/>
+        </w:rPr>
+        <w:t>js/settings.js</w:t>
+      </w:r>
+      <w:r>
+        <w:rPr>
+          <w:b w:val="0"/>
+          <w:i w:val="0"/>
+        </w:rPr>
+        <w:t xml:space="preserve"> shows a brief on-screen toast on every change: </w:t>
+      </w:r>
+      <w:r>
+        <w:rPr>
+          <w:rFonts w:ascii="Consolas" w:hAnsi="Consolas"/>
+          <w:sz w:val="18"/>
+        </w:rPr>
+        <w:t>Saved: &lt;label&gt; = &lt;value&gt;</w:t>
+      </w:r>
+      <w:r>
+        <w:rPr>
+          <w:b w:val="0"/>
+          <w:i w:val="0"/>
+        </w:rPr>
+        <w:t xml:space="preserve">. CSS class </w:t>
+      </w:r>
+      <w:r>
+        <w:rPr>
+          <w:rFonts w:ascii="Consolas" w:hAnsi="Consolas"/>
+          <w:sz w:val="18"/>
+        </w:rPr>
+        <w:t>.settings-saved-toast</w:t>
+      </w:r>
+      <w:r>
+        <w:rPr>
+          <w:b w:val="0"/>
+          <w:i w:val="0"/>
+        </w:rPr>
+        <w:t xml:space="preserve"> — fixed-position bottom-centre, 180 ms fade, 1800 ms auto-dismiss, respects </w:t>
+      </w:r>
+      <w:r>
+        <w:rPr>
+          <w:rFonts w:ascii="Consolas" w:hAnsi="Consolas"/>
+          <w:sz w:val="18"/>
+        </w:rPr>
+        <w:t>prefers-reduced-motion</w:t>
+      </w:r>
+      <w:r>
+        <w:rPr>
+          <w:b w:val="0"/>
+          <w:i w:val="0"/>
+        </w:rPr>
+        <w:t>.</w:t>
+      </w:r>
+    </w:p>
+    <w:p>
+      <w:r>
+        <w:rPr>
+          <w:b/>
+          <w:i w:val="0"/>
+        </w:rPr>
+        <w:t>Export action confirmation:</w:t>
+      </w:r>
+      <w:r>
+        <w:rPr>
+          <w:b w:val="0"/>
+          <w:i w:val="0"/>
+        </w:rPr>
+        <w:t xml:space="preserve"> the file dialog is easily missed in the browser's downloads bar. </w:t>
+      </w:r>
+      <w:r>
+        <w:rPr>
+          <w:rFonts w:ascii="Consolas" w:hAnsi="Consolas"/>
+          <w:sz w:val="18"/>
+        </w:rPr>
+        <w:t>js/settings.js</w:t>
+      </w:r>
+      <w:r>
+        <w:rPr>
+          <w:b w:val="0"/>
+          <w:i w:val="0"/>
+        </w:rPr>
+        <w:t xml:space="preserve"> shows a status line under the Export button: </w:t>
+      </w:r>
+      <w:r>
+        <w:rPr>
+          <w:rFonts w:ascii="Consolas" w:hAnsi="Consolas"/>
+          <w:sz w:val="18"/>
+        </w:rPr>
+        <w:t>Exported to &lt;filename&gt; (check your downloads folder).</w:t>
+      </w:r>
+      <w:r>
+        <w:rPr>
+          <w:b w:val="0"/>
+          <w:i w:val="0"/>
+        </w:rPr>
+        <w:t xml:space="preserve"> Auto-clears after 4 s.</w:t>
+      </w:r>
+    </w:p>
+    <w:p>
+      <w:r>
+        <w:rPr>
+          <w:b/>
+          <w:i w:val="0"/>
+        </w:rPr>
+        <w:t>NFR-U1</w:t>
+      </w:r>
+      <w:r>
+        <w:rPr>
+          <w:b w:val="0"/>
+          <w:i w:val="0"/>
+        </w:rPr>
+        <w:t xml:space="preserve"> Pre-release feedback audit checklist:</w:t>
+      </w:r>
+    </w:p>
+    <w:p>
+      <w:pPr>
+        <w:spacing w:after="0"/>
+        <w:ind w:left="432"/>
+      </w:pPr>
+      <w:r>
+        <w:rPr>
+          <w:rFonts w:ascii="Consolas" w:hAnsi="Consolas"/>
+          <w:sz w:val="18"/>
+        </w:rPr>
+        <w:t>[ ] Every &lt;button [...] disabled&gt; rendering site has visible reason text</w:t>
+      </w:r>
+    </w:p>
+    <w:p>
+      <w:pPr>
+        <w:spacing w:after="0"/>
+        <w:ind w:left="432"/>
+      </w:pPr>
+      <w:r>
+        <w:rPr>
+          <w:rFonts w:ascii="Consolas" w:hAnsi="Consolas"/>
+          <w:sz w:val="18"/>
+        </w:rPr>
+        <w:t>[ ] Every settings setter without immediate visual effect has a saved-toast</w:t>
+      </w:r>
+    </w:p>
+    <w:p>
+      <w:pPr>
+        <w:spacing w:after="0"/>
+        <w:ind w:left="432"/>
+      </w:pPr>
+      <w:r>
+        <w:rPr>
+          <w:rFonts w:ascii="Consolas" w:hAnsi="Consolas"/>
+          <w:sz w:val="18"/>
+        </w:rPr>
+        <w:t>[ ] Every async action with &gt; 200 ms latency has a loading or status indicator</w:t>
+      </w:r>
+    </w:p>
+    <w:p>
+      <w:pPr>
+        <w:spacing w:after="0"/>
+        <w:ind w:left="432"/>
+      </w:pPr>
+      <w:r>
+        <w:rPr>
+          <w:rFonts w:ascii="Consolas" w:hAnsi="Consolas"/>
+          <w:sz w:val="18"/>
+        </w:rPr>
+        <w:t>[ ] Every disabled control verified by tap (not hover) on a touch-only browser</w:t>
+      </w:r>
+    </w:p>
+    <w:p>
+      <w:pPr>
+        <w:spacing w:after="0"/>
+      </w:pPr>
+    </w:p>
+    <w:p>
+      <w:pPr>
+        <w:pStyle w:val="Heading3"/>
+      </w:pPr>
+      <w:r>
+        <w:t>F.3 New invariants — JA-25..JA-33</w:t>
+      </w:r>
+    </w:p>
+    <w:p>
+      <w:r>
+        <w:rPr>
+          <w:b w:val="0"/>
+          <w:i w:val="0"/>
+        </w:rPr>
+        <w:t xml:space="preserve">Adds nine invariants to the §C.7 / </w:t>
+      </w:r>
+      <w:r>
+        <w:rPr>
+          <w:rFonts w:ascii="Consolas" w:hAnsi="Consolas"/>
+          <w:sz w:val="18"/>
+        </w:rPr>
+        <w:t>tools/check_content_integrity.py</w:t>
+      </w:r>
+      <w:r>
+        <w:rPr>
+          <w:b w:val="0"/>
+          <w:i w:val="0"/>
+        </w:rPr>
+        <w:t xml:space="preserve"> register beyond the JA-21 baseline of v3.1:</w:t>
+      </w:r>
+    </w:p>
+    <w:tbl>
+      <w:tblPr>
+        <w:tblStyle w:val="LightGrid-Accent1"/>
+        <w:tblW w:type="auto" w:w="0"/>
+        <w:tblLook w:firstColumn="1" w:firstRow="1" w:lastColumn="0" w:lastRow="0" w:noHBand="0" w:noVBand="1" w:val="04A0"/>
+      </w:tblPr>
+      <w:tblGrid>
+        <w:gridCol w:w="2880"/>
+        <w:gridCol w:w="2880"/>
+        <w:gridCol w:w="2880"/>
+      </w:tblGrid>
+      <w:tr>
+        <w:tc>
+          <w:tcPr>
+            <w:tcW w:type="dxa" w:w="2880"/>
+          </w:tcPr>
+          <w:p>
+            <w:r/>
+            <w:r>
+              <w:rPr>
+                <w:b/>
+                <w:i w:val="0"/>
+              </w:rPr>
+              <w:t>ID</w:t>
+            </w:r>
+          </w:p>
+        </w:tc>
+        <w:tc>
+          <w:tcPr>
+            <w:tcW w:type="dxa" w:w="2880"/>
+          </w:tcPr>
+          <w:p>
+            <w:r/>
+            <w:r>
+              <w:rPr>
+                <w:b/>
+                <w:i w:val="0"/>
+              </w:rPr>
+              <w:t>What it checks</w:t>
+            </w:r>
+          </w:p>
+        </w:tc>
+        <w:tc>
+          <w:tcPr>
+            <w:tcW w:type="dxa" w:w="2880"/>
+          </w:tcPr>
+          <w:p>
+            <w:r/>
+            <w:r>
+              <w:rPr>
+                <w:b/>
+                <w:i w:val="0"/>
+              </w:rPr>
+              <w:t>Severity</w:t>
+            </w:r>
+          </w:p>
+        </w:tc>
+      </w:tr>
+      <w:tr>
+        <w:tc>
+          <w:tcPr>
+            <w:tcW w:type="dxa" w:w="2880"/>
+          </w:tcPr>
+          <w:p>
+            <w:r/>
+            <w:r>
+              <w:rPr>
+                <w:b/>
+                <w:i w:val="0"/>
+              </w:rPr>
+              <w:t>JA-22</w:t>
+            </w:r>
+          </w:p>
+        </w:tc>
+        <w:tc>
+          <w:tcPr>
+            <w:tcW w:type="dxa" w:w="2880"/>
+          </w:tcPr>
+          <w:p>
+            <w:r/>
+            <w:r>
+              <w:rPr>
+                <w:b w:val="0"/>
+                <w:i w:val="0"/>
+              </w:rPr>
+              <w:t>No "direct synonym / directly equivalent / same as" in goi rationales</w:t>
+            </w:r>
+          </w:p>
+        </w:tc>
+        <w:tc>
+          <w:tcPr>
+            <w:tcW w:type="dxa" w:w="2880"/>
+          </w:tcPr>
+          <w:p>
+            <w:r/>
+            <w:r>
+              <w:rPr>
+                <w:b w:val="0"/>
+                <w:i w:val="0"/>
+              </w:rPr>
+              <w:t>HIGH</w:t>
+            </w:r>
+          </w:p>
+        </w:tc>
+      </w:tr>
+      <w:tr>
+        <w:tc>
+          <w:tcPr>
+            <w:tcW w:type="dxa" w:w="2880"/>
+          </w:tcPr>
+          <w:p>
+            <w:r/>
+            <w:r>
+              <w:rPr>
+                <w:b/>
+                <w:i w:val="0"/>
+              </w:rPr>
+              <w:t>JA-23</w:t>
+            </w:r>
+          </w:p>
+        </w:tc>
+        <w:tc>
+          <w:tcPr>
+            <w:tcW w:type="dxa" w:w="2880"/>
+          </w:tcPr>
+          <w:p>
+            <w:r/>
+            <w:r>
+              <w:rPr>
+                <w:b w:val="0"/>
+                <w:i w:val="0"/>
+              </w:rPr>
+              <w:t>Multi-correct scanner: every MCQ where choices include known-interchangeable particle pairs (に/へ direction, から/ので reason, は/が topic-vs-subject) flagged for native review</w:t>
+            </w:r>
+          </w:p>
+        </w:tc>
+        <w:tc>
+          <w:tcPr>
+            <w:tcW w:type="dxa" w:w="2880"/>
+          </w:tcPr>
+          <w:p>
+            <w:r/>
+            <w:r>
+              <w:rPr>
+                <w:b w:val="0"/>
+                <w:i w:val="0"/>
+              </w:rPr>
+              <w:t>HIGH</w:t>
+            </w:r>
+          </w:p>
+        </w:tc>
+      </w:tr>
+      <w:tr>
+        <w:tc>
+          <w:tcPr>
+            <w:tcW w:type="dxa" w:w="2880"/>
+          </w:tcPr>
+          <w:p>
+            <w:r/>
+            <w:r>
+              <w:rPr>
+                <w:b/>
+                <w:i w:val="0"/>
+              </w:rPr>
+              <w:t>JA-24</w:t>
+            </w:r>
+          </w:p>
+        </w:tc>
+        <w:tc>
+          <w:tcPr>
+            <w:tcW w:type="dxa" w:w="2880"/>
+          </w:tcPr>
+          <w:p>
+            <w:r/>
+            <w:r>
+              <w:rPr>
+                <w:b w:val="0"/>
+                <w:i w:val="0"/>
+              </w:rPr>
+              <w:t xml:space="preserve">No duplicate </w:t>
+            </w:r>
+            <w:r>
+              <w:rPr>
+                <w:rFonts w:ascii="Consolas" w:hAnsi="Consolas"/>
+                <w:sz w:val="18"/>
+              </w:rPr>
+              <w:t>pattern</w:t>
+            </w:r>
+            <w:r>
+              <w:rPr>
+                <w:b w:val="0"/>
+                <w:i w:val="0"/>
+              </w:rPr>
+              <w:t xml:space="preserve"> strings in grammar.json across entries with overlapping </w:t>
+            </w:r>
+            <w:r>
+              <w:rPr>
+                <w:rFonts w:ascii="Consolas" w:hAnsi="Consolas"/>
+                <w:sz w:val="18"/>
+              </w:rPr>
+              <w:t>meaning_en</w:t>
+            </w:r>
+            <w:r>
+              <w:rPr>
+                <w:b w:val="0"/>
+                <w:i w:val="0"/>
+              </w:rPr>
+              <w:t xml:space="preserve"> (catches the Pass-19 redundancy class)</w:t>
+            </w:r>
+          </w:p>
+        </w:tc>
+        <w:tc>
+          <w:tcPr>
+            <w:tcW w:type="dxa" w:w="2880"/>
+          </w:tcPr>
+          <w:p>
+            <w:r/>
+            <w:r>
+              <w:rPr>
+                <w:b w:val="0"/>
+                <w:i w:val="0"/>
+              </w:rPr>
+              <w:t>MEDIUM</w:t>
+            </w:r>
+          </w:p>
+        </w:tc>
+      </w:tr>
+      <w:tr>
+        <w:tc>
+          <w:tcPr>
+            <w:tcW w:type="dxa" w:w="2880"/>
+          </w:tcPr>
+          <w:p>
+            <w:r/>
+            <w:r>
+              <w:rPr>
+                <w:b/>
+                <w:i w:val="0"/>
+              </w:rPr>
+              <w:t>JA-25</w:t>
+            </w:r>
+          </w:p>
+        </w:tc>
+        <w:tc>
+          <w:tcPr>
+            <w:tcW w:type="dxa" w:w="2880"/>
+          </w:tcPr>
+          <w:p>
+            <w:r/>
+            <w:r>
+              <w:rPr>
+                <w:b w:val="0"/>
+                <w:i w:val="0"/>
+              </w:rPr>
+              <w:t>Whitelist exceptions documented — every kanji used in a user-facing field that's NOT in the N5 whitelist must have a corresponding entry in an explicit augmented set with a WHY-comment in the integrity tool</w:t>
+            </w:r>
+          </w:p>
+        </w:tc>
+        <w:tc>
+          <w:tcPr>
+            <w:tcW w:type="dxa" w:w="2880"/>
+          </w:tcPr>
+          <w:p>
+            <w:r/>
+            <w:r>
+              <w:rPr>
+                <w:b w:val="0"/>
+                <w:i w:val="0"/>
+              </w:rPr>
+              <w:t>HIGH</w:t>
+            </w:r>
+          </w:p>
+        </w:tc>
+      </w:tr>
+      <w:tr>
+        <w:tc>
+          <w:tcPr>
+            <w:tcW w:type="dxa" w:w="2880"/>
+          </w:tcPr>
+          <w:p>
+            <w:r/>
+            <w:r>
+              <w:rPr>
+                <w:b/>
+                <w:i w:val="0"/>
+              </w:rPr>
+              <w:t>JA-26</w:t>
+            </w:r>
+          </w:p>
+        </w:tc>
+        <w:tc>
+          <w:tcPr>
+            <w:tcW w:type="dxa" w:w="2880"/>
+          </w:tcPr>
+          <w:p>
+            <w:r/>
+            <w:r>
+              <w:rPr>
+                <w:b w:val="0"/>
+                <w:i w:val="0"/>
+              </w:rPr>
+              <w:t>No duplicate question IDs (across the entire bank)</w:t>
+            </w:r>
+          </w:p>
+        </w:tc>
+        <w:tc>
+          <w:tcPr>
+            <w:tcW w:type="dxa" w:w="2880"/>
+          </w:tcPr>
+          <w:p>
+            <w:r/>
+            <w:r>
+              <w:rPr>
+                <w:b w:val="0"/>
+                <w:i w:val="0"/>
+              </w:rPr>
+              <w:t>CRITICAL</w:t>
+            </w:r>
+          </w:p>
+        </w:tc>
+      </w:tr>
+      <w:tr>
+        <w:tc>
+          <w:tcPr>
+            <w:tcW w:type="dxa" w:w="2880"/>
+          </w:tcPr>
+          <w:p>
+            <w:r/>
+            <w:r>
+              <w:rPr>
+                <w:b/>
+                <w:i w:val="0"/>
+              </w:rPr>
+              <w:t>JA-27</w:t>
+            </w:r>
+          </w:p>
+        </w:tc>
+        <w:tc>
+          <w:tcPr>
+            <w:tcW w:type="dxa" w:w="2880"/>
+          </w:tcPr>
+          <w:p>
+            <w:r/>
+            <w:r>
+              <w:rPr>
+                <w:b w:val="0"/>
+                <w:i w:val="0"/>
+              </w:rPr>
+              <w:t xml:space="preserve">No English-translation/title fields in </w:t>
+            </w:r>
+            <w:r>
+              <w:rPr>
+                <w:rFonts w:ascii="Consolas" w:hAnsi="Consolas"/>
+                <w:sz w:val="18"/>
+              </w:rPr>
+              <w:t>data/reading.json</w:t>
+            </w:r>
+            <w:r>
+              <w:rPr>
+                <w:b w:val="0"/>
+                <w:i w:val="0"/>
+              </w:rPr>
+              <w:t xml:space="preserve"> / </w:t>
+            </w:r>
+            <w:r>
+              <w:rPr>
+                <w:rFonts w:ascii="Consolas" w:hAnsi="Consolas"/>
+                <w:sz w:val="18"/>
+              </w:rPr>
+              <w:t>data/listening.json</w:t>
+            </w:r>
+            <w:r>
+              <w:rPr>
+                <w:b w:val="0"/>
+                <w:i w:val="0"/>
+              </w:rPr>
+              <w:t xml:space="preserve"> (Japanese-first surface policy)</w:t>
+            </w:r>
+          </w:p>
+        </w:tc>
+        <w:tc>
+          <w:tcPr>
+            <w:tcW w:type="dxa" w:w="2880"/>
+          </w:tcPr>
+          <w:p>
+            <w:r/>
+            <w:r>
+              <w:rPr>
+                <w:b w:val="0"/>
+                <w:i w:val="0"/>
+              </w:rPr>
+              <w:t>HIGH</w:t>
+            </w:r>
+          </w:p>
+        </w:tc>
+      </w:tr>
+      <w:tr>
+        <w:tc>
+          <w:tcPr>
+            <w:tcW w:type="dxa" w:w="2880"/>
+          </w:tcPr>
+          <w:p>
+            <w:r/>
+            <w:r>
+              <w:rPr>
+                <w:b/>
+                <w:i w:val="0"/>
+              </w:rPr>
+              <w:t>JA-28</w:t>
+            </w:r>
+          </w:p>
+        </w:tc>
+        <w:tc>
+          <w:tcPr>
+            <w:tcW w:type="dxa" w:w="2880"/>
+          </w:tcPr>
+          <w:p>
+            <w:r/>
+            <w:r>
+              <w:rPr>
+                <w:b w:val="0"/>
+                <w:i w:val="0"/>
+              </w:rPr>
+              <w:t>Dokkai-paper kanji bounded by N5 whitelist + explicit exception list</w:t>
+            </w:r>
+          </w:p>
+        </w:tc>
+        <w:tc>
+          <w:tcPr>
+            <w:tcW w:type="dxa" w:w="2880"/>
+          </w:tcPr>
+          <w:p>
+            <w:r/>
+            <w:r>
+              <w:rPr>
+                <w:b w:val="0"/>
+                <w:i w:val="0"/>
+              </w:rPr>
+              <w:t>HIGH</w:t>
+            </w:r>
+          </w:p>
+        </w:tc>
+      </w:tr>
+      <w:tr>
+        <w:tc>
+          <w:tcPr>
+            <w:tcW w:type="dxa" w:w="2880"/>
+          </w:tcPr>
+          <w:p>
+            <w:r/>
+            <w:r>
+              <w:rPr>
+                <w:b/>
+                <w:i w:val="0"/>
+              </w:rPr>
+              <w:t>JA-29</w:t>
+            </w:r>
+          </w:p>
+        </w:tc>
+        <w:tc>
+          <w:tcPr>
+            <w:tcW w:type="dxa" w:w="2880"/>
+          </w:tcPr>
+          <w:p>
+            <w:r/>
+            <w:r>
+              <w:rPr>
+                <w:b w:val="0"/>
+                <w:i w:val="0"/>
+              </w:rPr>
+              <w:t xml:space="preserve">Question subtype taxonomy is closed — </w:t>
+            </w:r>
+            <w:r>
+              <w:rPr>
+                <w:rFonts w:ascii="Consolas" w:hAnsi="Consolas"/>
+                <w:sz w:val="18"/>
+              </w:rPr>
+              <w:t>subtype</w:t>
+            </w:r>
+            <w:r>
+              <w:rPr>
+                <w:b w:val="0"/>
+                <w:i w:val="0"/>
+              </w:rPr>
+              <w:t xml:space="preserve"> field can only take values in an explicit allow-list (currently </w:t>
+            </w:r>
+            <w:r>
+              <w:rPr>
+                <w:rFonts w:ascii="Consolas" w:hAnsi="Consolas"/>
+                <w:sz w:val="18"/>
+              </w:rPr>
+              <w:t>paraphrase</w:t>
+            </w:r>
+            <w:r>
+              <w:rPr>
+                <w:b w:val="0"/>
+                <w:i w:val="0"/>
+              </w:rPr>
+              <w:t xml:space="preserve">, </w:t>
+            </w:r>
+            <w:r>
+              <w:rPr>
+                <w:rFonts w:ascii="Consolas" w:hAnsi="Consolas"/>
+                <w:sz w:val="18"/>
+              </w:rPr>
+              <w:t>kanji_writing</w:t>
+            </w:r>
+            <w:r>
+              <w:rPr>
+                <w:b w:val="0"/>
+                <w:i w:val="0"/>
+              </w:rPr>
+              <w:t>); new subtypes require an explicit code change, not a data sneak-in</w:t>
+            </w:r>
+          </w:p>
+        </w:tc>
+        <w:tc>
+          <w:tcPr>
+            <w:tcW w:type="dxa" w:w="2880"/>
+          </w:tcPr>
+          <w:p>
+            <w:r/>
+            <w:r>
+              <w:rPr>
+                <w:b w:val="0"/>
+                <w:i w:val="0"/>
+              </w:rPr>
+              <w:t>HIGH</w:t>
+            </w:r>
+          </w:p>
+        </w:tc>
+      </w:tr>
+      <w:tr>
+        <w:tc>
+          <w:tcPr>
+            <w:tcW w:type="dxa" w:w="2880"/>
+          </w:tcPr>
+          <w:p>
+            <w:r/>
+            <w:r>
+              <w:rPr>
+                <w:b/>
+                <w:i w:val="0"/>
+              </w:rPr>
+              <w:t>JA-30</w:t>
+            </w:r>
+          </w:p>
+        </w:tc>
+        <w:tc>
+          <w:tcPr>
+            <w:tcW w:type="dxa" w:w="2880"/>
+          </w:tcPr>
+          <w:p>
+            <w:r/>
+            <w:r>
+              <w:rPr>
+                <w:b w:val="0"/>
+                <w:i w:val="0"/>
+              </w:rPr>
+              <w:t xml:space="preserve">No past-paper provenance signatures in question text — original-content policy enforced by regex against known JEES/past-paper phrasings (see </w:t>
+            </w:r>
+            <w:r>
+              <w:rPr>
+                <w:rFonts w:ascii="Consolas" w:hAnsi="Consolas"/>
+                <w:sz w:val="18"/>
+              </w:rPr>
+              <w:t>CONTENT-LICENSE.md</w:t>
+            </w:r>
+            <w:r>
+              <w:rPr>
+                <w:b w:val="0"/>
+                <w:i w:val="0"/>
+              </w:rPr>
+              <w:t>)</w:t>
+            </w:r>
+          </w:p>
+        </w:tc>
+        <w:tc>
+          <w:tcPr>
+            <w:tcW w:type="dxa" w:w="2880"/>
+          </w:tcPr>
+          <w:p>
+            <w:r/>
+            <w:r>
+              <w:rPr>
+                <w:b w:val="0"/>
+                <w:i w:val="0"/>
+              </w:rPr>
+              <w:t>CRITICAL</w:t>
+            </w:r>
+          </w:p>
+        </w:tc>
+      </w:tr>
+      <w:tr>
+        <w:tc>
+          <w:tcPr>
+            <w:tcW w:type="dxa" w:w="2880"/>
+          </w:tcPr>
+          <w:p>
+            <w:r/>
+            <w:r>
+              <w:rPr>
+                <w:b/>
+                <w:i w:val="0"/>
+              </w:rPr>
+              <w:t>JA-31</w:t>
+            </w:r>
+          </w:p>
+        </w:tc>
+        <w:tc>
+          <w:tcPr>
+            <w:tcW w:type="dxa" w:w="2880"/>
+          </w:tcPr>
+          <w:p>
+            <w:r/>
+            <w:r>
+              <w:rPr>
+                <w:b w:val="0"/>
+                <w:i w:val="0"/>
+              </w:rPr>
+              <w:t xml:space="preserve">Vocab PoS parity — </w:t>
+            </w:r>
+            <w:r>
+              <w:rPr>
+                <w:rFonts w:ascii="Consolas" w:hAnsi="Consolas"/>
+                <w:sz w:val="18"/>
+              </w:rPr>
+              <w:t>pos</w:t>
+            </w:r>
+            <w:r>
+              <w:rPr>
+                <w:b w:val="0"/>
+                <w:i w:val="0"/>
+              </w:rPr>
+              <w:t xml:space="preserve"> field on every </w:t>
+            </w:r>
+            <w:r>
+              <w:rPr>
+                <w:rFonts w:ascii="Consolas" w:hAnsi="Consolas"/>
+                <w:sz w:val="18"/>
+              </w:rPr>
+              <w:t>data/vocab.json</w:t>
+            </w:r>
+            <w:r>
+              <w:rPr>
+                <w:b w:val="0"/>
+                <w:i w:val="0"/>
+              </w:rPr>
+              <w:t xml:space="preserve"> entry agrees with the matching entry in </w:t>
+            </w:r>
+            <w:r>
+              <w:rPr>
+                <w:rFonts w:ascii="Consolas" w:hAnsi="Consolas"/>
+                <w:sz w:val="18"/>
+              </w:rPr>
+              <w:t>KnowledgeBank/vocabulary_n5.md</w:t>
+            </w:r>
+            <w:r>
+              <w:rPr>
+                <w:b w:val="0"/>
+                <w:i w:val="0"/>
+              </w:rPr>
+              <w:t xml:space="preserve">. Treats homographs as a SET-VALUED match (storage uses </w:t>
+            </w:r>
+            <w:r>
+              <w:rPr>
+                <w:rFonts w:ascii="Consolas" w:hAnsi="Consolas"/>
+                <w:sz w:val="18"/>
+              </w:rPr>
+              <w:t>setdefault().add()</w:t>
+            </w:r>
+            <w:r>
+              <w:rPr>
+                <w:b w:val="0"/>
+                <w:i w:val="0"/>
+              </w:rPr>
+              <w:t xml:space="preserve">, not last-write-wins dict) so section-30 </w:t>
+            </w:r>
+            <w:r>
+              <w:rPr>
+                <w:rFonts w:ascii="Consolas" w:hAnsi="Consolas"/>
+                <w:sz w:val="18"/>
+              </w:rPr>
+              <w:t>いる</w:t>
+            </w:r>
+            <w:r>
+              <w:rPr>
+                <w:b w:val="0"/>
+                <w:i w:val="0"/>
+              </w:rPr>
+              <w:t xml:space="preserve"> exist=verb-2 vs </w:t>
+            </w:r>
+            <w:r>
+              <w:rPr>
+                <w:rFonts w:ascii="Consolas" w:hAnsi="Consolas"/>
+                <w:sz w:val="18"/>
+              </w:rPr>
+              <w:t>いる</w:t>
+            </w:r>
+            <w:r>
+              <w:rPr>
+                <w:b w:val="0"/>
+                <w:i w:val="0"/>
+              </w:rPr>
+              <w:t xml:space="preserve"> need=verb-1 don't false-positive each other</w:t>
+            </w:r>
+          </w:p>
+        </w:tc>
+        <w:tc>
+          <w:tcPr>
+            <w:tcW w:type="dxa" w:w="2880"/>
+          </w:tcPr>
+          <w:p>
+            <w:r/>
+            <w:r>
+              <w:rPr>
+                <w:b w:val="0"/>
+                <w:i w:val="0"/>
+              </w:rPr>
+              <w:t>HIGH</w:t>
+            </w:r>
+          </w:p>
+        </w:tc>
+      </w:tr>
+      <w:tr>
+        <w:tc>
+          <w:tcPr>
+            <w:tcW w:type="dxa" w:w="2880"/>
+          </w:tcPr>
+          <w:p>
+            <w:r/>
+            <w:r>
+              <w:rPr>
+                <w:b/>
+                <w:i w:val="0"/>
+              </w:rPr>
+              <w:t>JA-32</w:t>
+            </w:r>
+            <w:r>
+              <w:rPr>
+                <w:b w:val="0"/>
+                <w:i w:val="0"/>
+              </w:rPr>
+              <w:t xml:space="preserve"> *(suggested)*</w:t>
+            </w:r>
+          </w:p>
+        </w:tc>
+        <w:tc>
+          <w:tcPr>
+            <w:tcW w:type="dxa" w:w="2880"/>
+          </w:tcPr>
+          <w:p>
+            <w:r/>
+            <w:r>
+              <w:rPr>
+                <w:b w:val="0"/>
+                <w:i w:val="0"/>
+              </w:rPr>
+              <w:t xml:space="preserve">Broken cross-references — every </w:t>
+            </w:r>
+            <w:r>
+              <w:rPr>
+                <w:rFonts w:ascii="Consolas" w:hAnsi="Consolas"/>
+                <w:sz w:val="18"/>
+              </w:rPr>
+              <w:t>contrasts.with_pattern_id</w:t>
+            </w:r>
+            <w:r>
+              <w:rPr>
+                <w:b w:val="0"/>
+                <w:i w:val="0"/>
+              </w:rPr>
+              <w:t xml:space="preserve"> and every </w:t>
+            </w:r>
+            <w:r>
+              <w:rPr>
+                <w:rFonts w:ascii="Consolas" w:hAnsi="Consolas"/>
+                <w:sz w:val="18"/>
+              </w:rPr>
+              <w:t>See n5-NNN</w:t>
+            </w:r>
+            <w:r>
+              <w:rPr>
+                <w:b w:val="0"/>
+                <w:i w:val="0"/>
+              </w:rPr>
+              <w:t xml:space="preserve"> reference in </w:t>
+            </w:r>
+            <w:r>
+              <w:rPr>
+                <w:rFonts w:ascii="Consolas" w:hAnsi="Consolas"/>
+                <w:sz w:val="18"/>
+              </w:rPr>
+              <w:t>form_rules.conjugations.label</w:t>
+            </w:r>
+            <w:r>
+              <w:rPr>
+                <w:b w:val="0"/>
+                <w:i w:val="0"/>
+              </w:rPr>
+              <w:t xml:space="preserve"> resolves to an active </w:t>
+            </w:r>
+            <w:r>
+              <w:rPr>
+                <w:rFonts w:ascii="Consolas" w:hAnsi="Consolas"/>
+                <w:sz w:val="18"/>
+              </w:rPr>
+              <w:t>n5-</w:t>
+            </w:r>
+            <w:r>
+              <w:rPr>
+                <w:b w:val="0"/>
+                <w:i w:val="0"/>
+              </w:rPr>
+              <w:t xml:space="preserve"> ID in </w:t>
+            </w:r>
+            <w:r>
+              <w:rPr>
+                <w:rFonts w:ascii="Consolas" w:hAnsi="Consolas"/>
+                <w:sz w:val="18"/>
+              </w:rPr>
+              <w:t>data/grammar.json#patterns[].id</w:t>
+            </w:r>
+          </w:p>
+        </w:tc>
+        <w:tc>
+          <w:tcPr>
+            <w:tcW w:type="dxa" w:w="2880"/>
+          </w:tcPr>
+          <w:p>
+            <w:r/>
+            <w:r>
+              <w:rPr>
+                <w:b w:val="0"/>
+                <w:i w:val="0"/>
+              </w:rPr>
+              <w:t>HIGH</w:t>
+            </w:r>
+          </w:p>
+        </w:tc>
+      </w:tr>
+      <w:tr>
+        <w:tc>
+          <w:tcPr>
+            <w:tcW w:type="dxa" w:w="2880"/>
+          </w:tcPr>
+          <w:p>
+            <w:r/>
+            <w:r>
+              <w:rPr>
+                <w:b/>
+                <w:i w:val="0"/>
+              </w:rPr>
+              <w:t>JA-33</w:t>
+            </w:r>
+            <w:r>
+              <w:rPr>
+                <w:b w:val="0"/>
+                <w:i w:val="0"/>
+              </w:rPr>
+              <w:t xml:space="preserve"> *(suggested)*</w:t>
+            </w:r>
+          </w:p>
+        </w:tc>
+        <w:tc>
+          <w:tcPr>
+            <w:tcW w:type="dxa" w:w="2880"/>
+          </w:tcPr>
+          <w:p>
+            <w:r/>
+            <w:r>
+              <w:rPr>
+                <w:b w:val="0"/>
+                <w:i w:val="0"/>
+              </w:rPr>
+              <w:t xml:space="preserve">No mid-line clipping in tile-grid card descriptions — Playwright/visual-regression assertion: at every supported viewport (320 / 480 / 768 / 1280), every </w:t>
+            </w:r>
+            <w:r>
+              <w:rPr>
+                <w:rFonts w:ascii="Consolas" w:hAnsi="Consolas"/>
+                <w:sz w:val="18"/>
+              </w:rPr>
+              <w:t>.&lt;card&gt;-desc</w:t>
+            </w:r>
+            <w:r>
+              <w:rPr>
+                <w:b w:val="0"/>
+                <w:i w:val="0"/>
+              </w:rPr>
+              <w:t xml:space="preserve"> has </w:t>
+            </w:r>
+            <w:r>
+              <w:rPr>
+                <w:rFonts w:ascii="Consolas" w:hAnsi="Consolas"/>
+                <w:sz w:val="18"/>
+              </w:rPr>
+              <w:t>boundingClientRect.height</w:t>
+            </w:r>
+            <w:r>
+              <w:rPr>
+                <w:b w:val="0"/>
+                <w:i w:val="0"/>
+              </w:rPr>
+              <w:t xml:space="preserve"> that's an integer multiple of computed line-height (within 2 px tolerance)</w:t>
+            </w:r>
+          </w:p>
+        </w:tc>
+        <w:tc>
+          <w:tcPr>
+            <w:tcW w:type="dxa" w:w="2880"/>
+          </w:tcPr>
+          <w:p>
+            <w:r/>
+            <w:r>
+              <w:rPr>
+                <w:b w:val="0"/>
+                <w:i w:val="0"/>
+              </w:rPr>
+              <w:t>MEDIUM</w:t>
+            </w:r>
+          </w:p>
+        </w:tc>
+      </w:tr>
+    </w:tbl>
+    <w:p/>
+    <w:p>
+      <w:r>
+        <w:rPr>
+          <w:b w:val="0"/>
+          <w:i w:val="0"/>
+        </w:rPr>
+        <w:t>The release-blocker rule (NFR-C, §C.7) extends to the new invariants: all 33 must pass before any release.</w:t>
+      </w:r>
+    </w:p>
+    <w:p>
+      <w:pPr>
+        <w:pStyle w:val="Heading3"/>
+      </w:pPr>
+      <w:r>
+        <w:t>F.4 New anti-patterns from N5 layout regressions</w:t>
+      </w:r>
+    </w:p>
+    <w:p>
+      <w:r>
+        <w:rPr>
+          <w:b w:val="0"/>
+          <w:i w:val="0"/>
+        </w:rPr>
+        <w:t xml:space="preserve">Documented in the procedure manual at </w:t>
+      </w:r>
+      <w:r>
+        <w:rPr>
+          <w:rFonts w:ascii="Consolas" w:hAnsi="Consolas"/>
+          <w:sz w:val="18"/>
+        </w:rPr>
+        <w:t>procedure-manual-build-next-jlpt-level.md</w:t>
+      </w:r>
+      <w:r>
+        <w:rPr>
+          <w:b w:val="0"/>
+          <w:i w:val="0"/>
+        </w:rPr>
+        <w:t xml:space="preserve"> §3.2.7 – §3.2.10; reference here for in-spec record:</w:t>
+      </w:r>
+    </w:p>
+    <w:p>
+      <w:pPr>
+        <w:pStyle w:val="ListBullet"/>
+        <w:ind w:left="360"/>
+      </w:pPr>
+      <w:r>
+        <w:rPr>
+          <w:b/>
+          <w:i w:val="0"/>
+        </w:rPr>
+        <w:t>AP-7</w:t>
+      </w:r>
+      <w:r>
+        <w:rPr>
+          <w:b w:val="0"/>
+          <w:i w:val="0"/>
+        </w:rPr>
+        <w:t xml:space="preserve"> Don't ship cross-references to retired patterns after a dedup pass (HIGH). After any pattern-retirement pass, scan for </w:t>
+      </w:r>
+      <w:r>
+        <w:rPr>
+          <w:rFonts w:ascii="Consolas" w:hAnsi="Consolas"/>
+          <w:sz w:val="18"/>
+        </w:rPr>
+        <w:t>contrasts.with_pattern_id</w:t>
+      </w:r>
+      <w:r>
+        <w:rPr>
+          <w:b w:val="0"/>
+          <w:i w:val="0"/>
+        </w:rPr>
+        <w:t xml:space="preserve"> and </w:t>
+      </w:r>
+      <w:r>
+        <w:rPr>
+          <w:rFonts w:ascii="Consolas" w:hAnsi="Consolas"/>
+          <w:sz w:val="18"/>
+        </w:rPr>
+        <w:t>form_rules.conjugations.label "See n5-XXX"</w:t>
+      </w:r>
+      <w:r>
+        <w:rPr>
+          <w:b w:val="0"/>
+          <w:i w:val="0"/>
+        </w:rPr>
+        <w:t xml:space="preserve"> references to retired IDs; repoint to canonical replacement or remove. JA-32 invariant catches this going forward.</w:t>
+      </w:r>
+    </w:p>
+    <w:p>
+      <w:pPr>
+        <w:pStyle w:val="ListBullet"/>
+        <w:ind w:left="360"/>
+      </w:pPr>
+      <w:r>
+        <w:rPr>
+          <w:b/>
+          <w:i w:val="0"/>
+        </w:rPr>
+        <w:t>AP-8</w:t>
+      </w:r>
+      <w:r>
+        <w:rPr>
+          <w:b w:val="0"/>
+          <w:i w:val="0"/>
+        </w:rPr>
+        <w:t xml:space="preserve"> Don't mass-stamp PoS by thematic vocab section (CRITICAL). The Group-2 case is pedagogically dangerous — a learner using </w:t>
+      </w:r>
+      <w:r>
+        <w:rPr>
+          <w:rFonts w:ascii="Consolas" w:hAnsi="Consolas"/>
+          <w:sz w:val="18"/>
+        </w:rPr>
+        <w:t>あげる</w:t>
+      </w:r>
+      <w:r>
+        <w:rPr>
+          <w:b w:val="0"/>
+          <w:i w:val="0"/>
+        </w:rPr>
+        <w:t xml:space="preserve"> from the existence-section copy gets told it's verb-1 → conjugates *あげります instead of あげます. Tag PoS per-WORD, not per-section default. Closed in Pass-24 (23+ entries fixed). JA-31 invariant catches regressions.</w:t>
+      </w:r>
+    </w:p>
+    <w:p>
+      <w:pPr>
+        <w:pStyle w:val="ListBullet"/>
+        <w:ind w:left="360"/>
+      </w:pPr>
+      <w:r>
+        <w:rPr>
+          <w:b/>
+          <w:i w:val="0"/>
+        </w:rPr>
+        <w:t>AP-9</w:t>
+      </w:r>
+      <w:r>
+        <w:rPr>
+          <w:b w:val="0"/>
+          <w:i w:val="0"/>
+        </w:rPr>
+        <w:t xml:space="preserve"> Don't mid-line-clip card descriptions on fixed-height tile grids (HIGH). </w:t>
+      </w:r>
+      <w:r>
+        <w:rPr>
+          <w:rFonts w:ascii="Consolas" w:hAnsi="Consolas"/>
+          <w:sz w:val="18"/>
+        </w:rPr>
+        <w:t>flex: 1</w:t>
+      </w:r>
+      <w:r>
+        <w:rPr>
+          <w:b w:val="0"/>
+          <w:i w:val="0"/>
+        </w:rPr>
+        <w:t xml:space="preserve"> + </w:t>
+      </w:r>
+      <w:r>
+        <w:rPr>
+          <w:rFonts w:ascii="Consolas" w:hAnsi="Consolas"/>
+          <w:sz w:val="18"/>
+        </w:rPr>
+        <w:t>display: -webkit-box</w:t>
+      </w:r>
+      <w:r>
+        <w:rPr>
+          <w:b w:val="0"/>
+          <w:i w:val="0"/>
+        </w:rPr>
+        <w:t xml:space="preserve"> + </w:t>
+      </w:r>
+      <w:r>
+        <w:rPr>
+          <w:rFonts w:ascii="Consolas" w:hAnsi="Consolas"/>
+          <w:sz w:val="18"/>
+        </w:rPr>
+        <w:t>-webkit-line-clamp: N</w:t>
+      </w:r>
+      <w:r>
+        <w:rPr>
+          <w:b w:val="0"/>
+          <w:i w:val="0"/>
+        </w:rPr>
+        <w:t xml:space="preserve"> + fixed-height parent = Chrome normalises display to </w:t>
+      </w:r>
+      <w:r>
+        <w:rPr>
+          <w:rFonts w:ascii="Consolas" w:hAnsi="Consolas"/>
+          <w:sz w:val="18"/>
+        </w:rPr>
+        <w:t>flow-root</w:t>
+      </w:r>
+      <w:r>
+        <w:rPr>
+          <w:b w:val="0"/>
+          <w:i w:val="0"/>
+        </w:rPr>
+        <w:t xml:space="preserve">, line-clamp goes inert, overflow:hidden mid-line-clips. Belt-and-suspenders fix: </w:t>
+      </w:r>
+      <w:r>
+        <w:rPr>
+          <w:rFonts w:ascii="Consolas" w:hAnsi="Consolas"/>
+          <w:sz w:val="18"/>
+        </w:rPr>
+        <w:t>max-height: Nlh</w:t>
+      </w:r>
+      <w:r>
+        <w:rPr>
+          <w:b w:val="0"/>
+          <w:i w:val="0"/>
+        </w:rPr>
+        <w:t xml:space="preserve"> next to </w:t>
+      </w:r>
+      <w:r>
+        <w:rPr>
+          <w:rFonts w:ascii="Consolas" w:hAnsi="Consolas"/>
+          <w:sz w:val="18"/>
+        </w:rPr>
+        <w:t>-webkit-line-clamp</w:t>
+      </w:r>
+      <w:r>
+        <w:rPr>
+          <w:b w:val="0"/>
+          <w:i w:val="0"/>
+        </w:rPr>
+        <w:t xml:space="preserve"> + remove </w:t>
+      </w:r>
+      <w:r>
+        <w:rPr>
+          <w:rFonts w:ascii="Consolas" w:hAnsi="Consolas"/>
+          <w:sz w:val="18"/>
+        </w:rPr>
+        <w:t>flex: 1</w:t>
+      </w:r>
+      <w:r>
+        <w:rPr>
+          <w:b w:val="0"/>
+          <w:i w:val="0"/>
+        </w:rPr>
+        <w:t xml:space="preserve"> + use </w:t>
+      </w:r>
+      <w:r>
+        <w:rPr>
+          <w:rFonts w:ascii="Consolas" w:hAnsi="Consolas"/>
+          <w:sz w:val="18"/>
+        </w:rPr>
+        <w:t>margin-top: auto</w:t>
+      </w:r>
+      <w:r>
+        <w:rPr>
+          <w:b w:val="0"/>
+          <w:i w:val="0"/>
+        </w:rPr>
+        <w:t xml:space="preserve"> on action element to pin to card bottom. JA-33 invariant catches regressions.</w:t>
+      </w:r>
+    </w:p>
+    <w:p>
+      <w:pPr>
+        <w:pStyle w:val="ListBullet"/>
+        <w:ind w:left="360"/>
+      </w:pPr>
+      <w:r>
+        <w:rPr>
+          <w:b/>
+          <w:i w:val="0"/>
+        </w:rPr>
+        <w:t>AP-10</w:t>
+      </w:r>
+      <w:r>
+        <w:rPr>
+          <w:b w:val="0"/>
+          <w:i w:val="0"/>
+        </w:rPr>
+        <w:t xml:space="preserve"> Don't keep stale module-level state on URL navigation (HIGH). Render entry-points that short-circuit on </w:t>
+      </w:r>
+      <w:r>
+        <w:rPr>
+          <w:rFonts w:ascii="Consolas" w:hAnsi="Consolas"/>
+          <w:sz w:val="18"/>
+        </w:rPr>
+        <w:t>view === 'finished'</w:t>
+      </w:r>
+      <w:r>
+        <w:rPr>
+          <w:b w:val="0"/>
+          <w:i w:val="0"/>
+        </w:rPr>
+        <w:t xml:space="preserve"> without resetting on URL navigation cause back-buttons inside results pages to re-render the same results page. Reset rule: </w:t>
+      </w:r>
+      <w:r>
+        <w:rPr>
+          <w:rFonts w:ascii="Consolas" w:hAnsi="Consolas"/>
+          <w:sz w:val="18"/>
+        </w:rPr>
+        <w:t>'attempting'</w:t>
+      </w:r>
+      <w:r>
+        <w:rPr>
+          <w:b w:val="0"/>
+          <w:i w:val="0"/>
+        </w:rPr>
+        <w:t xml:space="preserve"> resumes on refresh; </w:t>
+      </w:r>
+      <w:r>
+        <w:rPr>
+          <w:rFonts w:ascii="Consolas" w:hAnsi="Consolas"/>
+          <w:sz w:val="18"/>
+        </w:rPr>
+        <w:t>'finished' / 'results'</w:t>
+      </w:r>
+      <w:r>
+        <w:rPr>
+          <w:b w:val="0"/>
+          <w:i w:val="0"/>
+        </w:rPr>
+        <w:t xml:space="preserve"> resets when URL navigates away. Applied to </w:t>
+      </w:r>
+      <w:r>
+        <w:rPr>
+          <w:rFonts w:ascii="Consolas" w:hAnsi="Consolas"/>
+          <w:sz w:val="18"/>
+        </w:rPr>
+        <w:t>papers.js</w:t>
+      </w:r>
+      <w:r>
+        <w:rPr>
+          <w:b w:val="0"/>
+          <w:i w:val="0"/>
+        </w:rPr>
+        <w:t xml:space="preserve"> / </w:t>
+      </w:r>
+      <w:r>
+        <w:rPr>
+          <w:rFonts w:ascii="Consolas" w:hAnsi="Consolas"/>
+          <w:sz w:val="18"/>
+        </w:rPr>
+        <w:t>test.js</w:t>
+      </w:r>
+      <w:r>
+        <w:rPr>
+          <w:b w:val="0"/>
+          <w:i w:val="0"/>
+        </w:rPr>
+        <w:t xml:space="preserve"> / </w:t>
+      </w:r>
+      <w:r>
+        <w:rPr>
+          <w:rFonts w:ascii="Consolas" w:hAnsi="Consolas"/>
+          <w:sz w:val="18"/>
+        </w:rPr>
+        <w:t>review.js</w:t>
+      </w:r>
+      <w:r>
+        <w:rPr>
+          <w:b w:val="0"/>
+          <w:i w:val="0"/>
+        </w:rPr>
+        <w:t xml:space="preserve"> / </w:t>
+      </w:r>
+      <w:r>
+        <w:rPr>
+          <w:rFonts w:ascii="Consolas" w:hAnsi="Consolas"/>
+          <w:sz w:val="18"/>
+        </w:rPr>
+        <w:t>drill.js</w:t>
+      </w:r>
+      <w:r>
+        <w:rPr>
+          <w:b w:val="0"/>
+          <w:i w:val="0"/>
+        </w:rPr>
+        <w:t>.</w:t>
+      </w:r>
+    </w:p>
+    <w:p>
+      <w:pPr>
+        <w:pStyle w:val="Heading3"/>
+      </w:pPr>
+      <w:r>
+        <w:t>F.5 Corpus state — current snapshot</w:t>
+      </w:r>
+    </w:p>
+    <w:p>
+      <w:r>
+        <w:rPr>
+          <w:b w:val="0"/>
+          <w:i w:val="0"/>
+        </w:rPr>
+        <w:t>Replaces v3 §0 / §A.7 corpus counts:</w:t>
+      </w:r>
+    </w:p>
+    <w:tbl>
+      <w:tblPr>
+        <w:tblStyle w:val="LightGrid-Accent1"/>
+        <w:tblW w:type="auto" w:w="0"/>
+        <w:tblLook w:firstColumn="1" w:firstRow="1" w:lastColumn="0" w:lastRow="0" w:noHBand="0" w:noVBand="1" w:val="04A0"/>
+      </w:tblPr>
+      <w:tblGrid>
+        <w:gridCol w:w="2160"/>
+        <w:gridCol w:w="2160"/>
+        <w:gridCol w:w="2160"/>
+        <w:gridCol w:w="2160"/>
+      </w:tblGrid>
+      <w:tr>
+        <w:tc>
+          <w:tcPr>
+            <w:tcW w:type="dxa" w:w="2160"/>
+          </w:tcPr>
+          <w:p>
+            <w:r/>
+            <w:r>
+              <w:rPr>
+                <w:b/>
+                <w:i w:val="0"/>
+              </w:rPr>
+              <w:t>Corpus</w:t>
+            </w:r>
+          </w:p>
+        </w:tc>
+        <w:tc>
+          <w:tcPr>
+            <w:tcW w:type="dxa" w:w="2160"/>
+          </w:tcPr>
+          <w:p>
+            <w:r/>
+            <w:r>
+              <w:rPr>
+                <w:b/>
+                <w:i w:val="0"/>
+              </w:rPr>
+              <w:t>v3 stated</w:t>
+            </w:r>
+          </w:p>
+        </w:tc>
+        <w:tc>
+          <w:tcPr>
+            <w:tcW w:type="dxa" w:w="2160"/>
+          </w:tcPr>
+          <w:p>
+            <w:r/>
+            <w:r>
+              <w:rPr>
+                <w:b/>
+                <w:i w:val="0"/>
+              </w:rPr>
+              <w:t>Current (2026-05-03)</w:t>
+            </w:r>
+          </w:p>
+        </w:tc>
+        <w:tc>
+          <w:tcPr>
+            <w:tcW w:type="dxa" w:w="2160"/>
+          </w:tcPr>
+          <w:p>
+            <w:r/>
+            <w:r>
+              <w:rPr>
+                <w:b/>
+                <w:i w:val="0"/>
+              </w:rPr>
+              <w:t>Delta</w:t>
+            </w:r>
+          </w:p>
+        </w:tc>
+      </w:tr>
+      <w:tr>
+        <w:tc>
+          <w:tcPr>
+            <w:tcW w:type="dxa" w:w="2160"/>
+          </w:tcPr>
+          <w:p>
+            <w:r/>
+            <w:r>
+              <w:rPr>
+                <w:b w:val="0"/>
+                <w:i w:val="0"/>
+              </w:rPr>
+              <w:t>Grammar patterns</w:t>
+            </w:r>
+          </w:p>
+        </w:tc>
+        <w:tc>
+          <w:tcPr>
+            <w:tcW w:type="dxa" w:w="2160"/>
+          </w:tcPr>
+          <w:p>
+            <w:r/>
+            <w:r>
+              <w:rPr>
+                <w:b w:val="0"/>
+                <w:i w:val="0"/>
+              </w:rPr>
+              <w:t>~187</w:t>
+            </w:r>
+          </w:p>
+        </w:tc>
+        <w:tc>
+          <w:tcPr>
+            <w:tcW w:type="dxa" w:w="2160"/>
+          </w:tcPr>
+          <w:p>
+            <w:r/>
+            <w:r>
+              <w:rPr>
+                <w:b/>
+                <w:i w:val="0"/>
+              </w:rPr>
+              <w:t>177</w:t>
+            </w:r>
+            <w:r>
+              <w:rPr>
+                <w:b w:val="0"/>
+                <w:i w:val="0"/>
+              </w:rPr>
+              <w:t xml:space="preserve"> active (10 retired in Pass-19 dedup, IDs preserved as opaque retired keys)</w:t>
+            </w:r>
+          </w:p>
+        </w:tc>
+        <w:tc>
+          <w:tcPr>
+            <w:tcW w:type="dxa" w:w="2160"/>
+          </w:tcPr>
+          <w:p>
+            <w:r/>
+            <w:r>
+              <w:rPr>
+                <w:b w:val="0"/>
+                <w:i w:val="0"/>
+              </w:rPr>
+              <w:t>-10</w:t>
+            </w:r>
+          </w:p>
+        </w:tc>
+      </w:tr>
+      <w:tr>
+        <w:tc>
+          <w:tcPr>
+            <w:tcW w:type="dxa" w:w="2160"/>
+          </w:tcPr>
+          <w:p>
+            <w:r/>
+            <w:r>
+              <w:rPr>
+                <w:b w:val="0"/>
+                <w:i w:val="0"/>
+              </w:rPr>
+              <w:t>Vocabulary entries</w:t>
+            </w:r>
+          </w:p>
+        </w:tc>
+        <w:tc>
+          <w:tcPr>
+            <w:tcW w:type="dxa" w:w="2160"/>
+          </w:tcPr>
+          <w:p>
+            <w:r/>
+            <w:r>
+              <w:rPr>
+                <w:b w:val="0"/>
+                <w:i w:val="0"/>
+              </w:rPr>
+              <w:t>~1003</w:t>
+            </w:r>
+          </w:p>
+        </w:tc>
+        <w:tc>
+          <w:tcPr>
+            <w:tcW w:type="dxa" w:w="2160"/>
+          </w:tcPr>
+          <w:p>
+            <w:r/>
+            <w:r>
+              <w:rPr>
+                <w:b/>
+                <w:i w:val="0"/>
+              </w:rPr>
+              <w:t>1003</w:t>
+            </w:r>
+          </w:p>
+        </w:tc>
+        <w:tc>
+          <w:tcPr>
+            <w:tcW w:type="dxa" w:w="2160"/>
+          </w:tcPr>
+          <w:p>
+            <w:r/>
+            <w:r>
+              <w:rPr>
+                <w:b w:val="0"/>
+                <w:i w:val="0"/>
+              </w:rPr>
+              <w:t>0</w:t>
+            </w:r>
+          </w:p>
+        </w:tc>
+      </w:tr>
+      <w:tr>
+        <w:tc>
+          <w:tcPr>
+            <w:tcW w:type="dxa" w:w="2160"/>
+          </w:tcPr>
+          <w:p>
+            <w:r/>
+            <w:r>
+              <w:rPr>
+                <w:b w:val="0"/>
+                <w:i w:val="0"/>
+              </w:rPr>
+              <w:t>Vocabulary entries with inline examples</w:t>
+            </w:r>
+          </w:p>
+        </w:tc>
+        <w:tc>
+          <w:tcPr>
+            <w:tcW w:type="dxa" w:w="2160"/>
+          </w:tcPr>
+          <w:p>
+            <w:r/>
+            <w:r>
+              <w:rPr>
+                <w:b w:val="0"/>
+                <w:i w:val="0"/>
+              </w:rPr>
+              <w:t>~210</w:t>
+            </w:r>
+          </w:p>
+        </w:tc>
+        <w:tc>
+          <w:tcPr>
+            <w:tcW w:type="dxa" w:w="2160"/>
+          </w:tcPr>
+          <w:p>
+            <w:r/>
+            <w:r>
+              <w:rPr>
+                <w:b/>
+                <w:i w:val="0"/>
+              </w:rPr>
+              <w:t>374+</w:t>
+            </w:r>
+            <w:r>
+              <w:rPr>
+                <w:b w:val="0"/>
+                <w:i w:val="0"/>
+              </w:rPr>
+              <w:t xml:space="preserve"> (Phase 4 + Phase 5 authoring shipped May 2026; +154 in Phase 4 alone)</w:t>
+            </w:r>
+          </w:p>
+        </w:tc>
+        <w:tc>
+          <w:tcPr>
+            <w:tcW w:type="dxa" w:w="2160"/>
+          </w:tcPr>
+          <w:p>
+            <w:r/>
+            <w:r>
+              <w:rPr>
+                <w:b w:val="0"/>
+                <w:i w:val="0"/>
+              </w:rPr>
+              <w:t>+164</w:t>
+            </w:r>
+          </w:p>
+        </w:tc>
+      </w:tr>
+      <w:tr>
+        <w:tc>
+          <w:tcPr>
+            <w:tcW w:type="dxa" w:w="2160"/>
+          </w:tcPr>
+          <w:p>
+            <w:r/>
+            <w:r>
+              <w:rPr>
+                <w:b w:val="0"/>
+                <w:i w:val="0"/>
+              </w:rPr>
+              <w:t>Kanji glyphs</w:t>
+            </w:r>
+          </w:p>
+        </w:tc>
+        <w:tc>
+          <w:tcPr>
+            <w:tcW w:type="dxa" w:w="2160"/>
+          </w:tcPr>
+          <w:p>
+            <w:r/>
+            <w:r>
+              <w:rPr>
+                <w:b w:val="0"/>
+                <w:i w:val="0"/>
+              </w:rPr>
+              <w:t>106</w:t>
+            </w:r>
+          </w:p>
+        </w:tc>
+        <w:tc>
+          <w:tcPr>
+            <w:tcW w:type="dxa" w:w="2160"/>
+          </w:tcPr>
+          <w:p>
+            <w:r/>
+            <w:r>
+              <w:rPr>
+                <w:b/>
+                <w:i w:val="0"/>
+              </w:rPr>
+              <w:t>106</w:t>
+            </w:r>
+          </w:p>
+        </w:tc>
+        <w:tc>
+          <w:tcPr>
+            <w:tcW w:type="dxa" w:w="2160"/>
+          </w:tcPr>
+          <w:p>
+            <w:r/>
+            <w:r>
+              <w:rPr>
+                <w:b w:val="0"/>
+                <w:i w:val="0"/>
+              </w:rPr>
+              <w:t>0</w:t>
+            </w:r>
+          </w:p>
+        </w:tc>
+      </w:tr>
+      <w:tr>
+        <w:tc>
+          <w:tcPr>
+            <w:tcW w:type="dxa" w:w="2160"/>
+          </w:tcPr>
+          <w:p>
+            <w:r/>
+            <w:r>
+              <w:rPr>
+                <w:b w:val="0"/>
+                <w:i w:val="0"/>
+              </w:rPr>
+              <w:t>Reading passages</w:t>
+            </w:r>
+          </w:p>
+        </w:tc>
+        <w:tc>
+          <w:tcPr>
+            <w:tcW w:type="dxa" w:w="2160"/>
+          </w:tcPr>
+          <w:p>
+            <w:r/>
+            <w:r>
+              <w:rPr>
+                <w:b w:val="0"/>
+                <w:i w:val="0"/>
+              </w:rPr>
+              <w:t>30</w:t>
+            </w:r>
+          </w:p>
+        </w:tc>
+        <w:tc>
+          <w:tcPr>
+            <w:tcW w:type="dxa" w:w="2160"/>
+          </w:tcPr>
+          <w:p>
+            <w:r/>
+            <w:r>
+              <w:rPr>
+                <w:b/>
+                <w:i w:val="0"/>
+              </w:rPr>
+              <w:t>40</w:t>
+            </w:r>
+            <w:r>
+              <w:rPr>
+                <w:b w:val="0"/>
+                <w:i w:val="0"/>
+              </w:rPr>
+              <w:t xml:space="preserve"> (corpus expanded post-supplement)</w:t>
+            </w:r>
+          </w:p>
+        </w:tc>
+        <w:tc>
+          <w:tcPr>
+            <w:tcW w:type="dxa" w:w="2160"/>
+          </w:tcPr>
+          <w:p>
+            <w:r/>
+            <w:r>
+              <w:rPr>
+                <w:b w:val="0"/>
+                <w:i w:val="0"/>
+              </w:rPr>
+              <w:t>+10</w:t>
+            </w:r>
+          </w:p>
+        </w:tc>
+      </w:tr>
+      <w:tr>
+        <w:tc>
+          <w:tcPr>
+            <w:tcW w:type="dxa" w:w="2160"/>
+          </w:tcPr>
+          <w:p>
+            <w:r/>
+            <w:r>
+              <w:rPr>
+                <w:b w:val="0"/>
+                <w:i w:val="0"/>
+              </w:rPr>
+              <w:t>Listening items</w:t>
+            </w:r>
+          </w:p>
+        </w:tc>
+        <w:tc>
+          <w:tcPr>
+            <w:tcW w:type="dxa" w:w="2160"/>
+          </w:tcPr>
+          <w:p>
+            <w:r/>
+            <w:r>
+              <w:rPr>
+                <w:b w:val="0"/>
+                <w:i w:val="0"/>
+              </w:rPr>
+              <w:t>12</w:t>
+            </w:r>
+          </w:p>
+        </w:tc>
+        <w:tc>
+          <w:tcPr>
+            <w:tcW w:type="dxa" w:w="2160"/>
+          </w:tcPr>
+          <w:p>
+            <w:r/>
+            <w:r>
+              <w:rPr>
+                <w:b/>
+                <w:i w:val="0"/>
+              </w:rPr>
+              <w:t>40</w:t>
+            </w:r>
+            <w:r>
+              <w:rPr>
+                <w:b w:val="0"/>
+                <w:i w:val="0"/>
+              </w:rPr>
+              <w:t xml:space="preserve"> (corpus expanded post-supplement; ~22 native-recordings outstanding per OQ-2 per item)</w:t>
+            </w:r>
+          </w:p>
+        </w:tc>
+        <w:tc>
+          <w:tcPr>
+            <w:tcW w:type="dxa" w:w="2160"/>
+          </w:tcPr>
+          <w:p>
+            <w:r/>
+            <w:r>
+              <w:rPr>
+                <w:b w:val="0"/>
+                <w:i w:val="0"/>
+              </w:rPr>
+              <w:t>+28</w:t>
+            </w:r>
+          </w:p>
+        </w:tc>
+      </w:tr>
+      <w:tr>
+        <w:tc>
+          <w:tcPr>
+            <w:tcW w:type="dxa" w:w="2160"/>
+          </w:tcPr>
+          <w:p>
+            <w:r/>
+            <w:r>
+              <w:rPr>
+                <w:b w:val="0"/>
+                <w:i w:val="0"/>
+              </w:rPr>
+              <w:t>Question banks total</w:t>
+            </w:r>
+          </w:p>
+        </w:tc>
+        <w:tc>
+          <w:tcPr>
+            <w:tcW w:type="dxa" w:w="2160"/>
+          </w:tcPr>
+          <w:p>
+            <w:r/>
+            <w:r>
+              <w:rPr>
+                <w:b w:val="0"/>
+                <w:i w:val="0"/>
+              </w:rPr>
+              <w:t>~250</w:t>
+            </w:r>
+          </w:p>
+        </w:tc>
+        <w:tc>
+          <w:tcPr>
+            <w:tcW w:type="dxa" w:w="2160"/>
+          </w:tcPr>
+          <w:p>
+            <w:r/>
+            <w:r>
+              <w:rPr>
+                <w:b/>
+                <w:i w:val="0"/>
+              </w:rPr>
+              <w:t>~590</w:t>
+            </w:r>
+            <w:r>
+              <w:rPr>
+                <w:b w:val="0"/>
+                <w:i w:val="0"/>
+              </w:rPr>
+              <w:t xml:space="preserve"> across moji/goi/bunpou/dokkai per </w:t>
+            </w:r>
+            <w:r>
+              <w:rPr>
+                <w:rFonts w:ascii="Consolas" w:hAnsi="Consolas"/>
+                <w:sz w:val="18"/>
+              </w:rPr>
+              <w:t>data/papers/manifest.json</w:t>
+            </w:r>
+          </w:p>
+        </w:tc>
+        <w:tc>
+          <w:tcPr>
+            <w:tcW w:type="dxa" w:w="2160"/>
+          </w:tcPr>
+          <w:p>
+            <w:r/>
+            <w:r>
+              <w:rPr>
+                <w:b w:val="0"/>
+                <w:i w:val="0"/>
+              </w:rPr>
+              <w:t>+340</w:t>
+            </w:r>
+          </w:p>
+        </w:tc>
+      </w:tr>
+      <w:tr>
+        <w:tc>
+          <w:tcPr>
+            <w:tcW w:type="dxa" w:w="2160"/>
+          </w:tcPr>
+          <w:p>
+            <w:r/>
+            <w:r>
+              <w:rPr>
+                <w:b w:val="0"/>
+                <w:i w:val="0"/>
+              </w:rPr>
+              <w:t>Mock-test paper count</w:t>
+            </w:r>
+          </w:p>
+        </w:tc>
+        <w:tc>
+          <w:tcPr>
+            <w:tcW w:type="dxa" w:w="2160"/>
+          </w:tcPr>
+          <w:p>
+            <w:r/>
+            <w:r>
+              <w:rPr>
+                <w:b w:val="0"/>
+                <w:i w:val="0"/>
+              </w:rPr>
+              <w:t>0 (single ad-hoc test)</w:t>
+            </w:r>
+          </w:p>
+        </w:tc>
+        <w:tc>
+          <w:tcPr>
+            <w:tcW w:type="dxa" w:w="2160"/>
+          </w:tcPr>
+          <w:p>
+            <w:r/>
+            <w:r>
+              <w:rPr>
+                <w:b/>
+                <w:i w:val="0"/>
+              </w:rPr>
+              <w:t>multi-paper structure</w:t>
+            </w:r>
+            <w:r>
+              <w:rPr>
+                <w:b w:val="0"/>
+                <w:i w:val="0"/>
+              </w:rPr>
+              <w:t xml:space="preserve"> under </w:t>
+            </w:r>
+            <w:r>
+              <w:rPr>
+                <w:rFonts w:ascii="Consolas" w:hAnsi="Consolas"/>
+                <w:sz w:val="18"/>
+              </w:rPr>
+              <w:t>data/papers/&lt;category&gt;/paper-&lt;n&gt;.json</w:t>
+            </w:r>
+            <w:r>
+              <w:rPr>
+                <w:b w:val="0"/>
+                <w:i w:val="0"/>
+              </w:rPr>
+              <w:t>; 4 categories, 15 q/paper</w:t>
+            </w:r>
+          </w:p>
+        </w:tc>
+        <w:tc>
+          <w:tcPr>
+            <w:tcW w:type="dxa" w:w="2160"/>
+          </w:tcPr>
+          <w:p>
+            <w:r/>
+            <w:r>
+              <w:rPr>
+                <w:b w:val="0"/>
+                <w:i w:val="0"/>
+              </w:rPr>
+              <w:t>new structure</w:t>
+            </w:r>
+          </w:p>
+        </w:tc>
+      </w:tr>
+    </w:tbl>
+    <w:p/>
+    <w:p>
+      <w:pPr>
+        <w:pStyle w:val="Heading3"/>
+      </w:pPr>
+      <w:r>
+        <w:t>F.6 New routes / pages — supersedes v3 §5 routing table for these additions</w:t>
+      </w:r>
+    </w:p>
+    <w:tbl>
+      <w:tblPr>
+        <w:tblStyle w:val="LightGrid-Accent1"/>
+        <w:tblW w:type="auto" w:w="0"/>
+        <w:tblLook w:firstColumn="1" w:firstRow="1" w:lastColumn="0" w:lastRow="0" w:noHBand="0" w:noVBand="1" w:val="04A0"/>
+      </w:tblPr>
+      <w:tblGrid>
+        <w:gridCol w:w="2880"/>
+        <w:gridCol w:w="2880"/>
+        <w:gridCol w:w="2880"/>
+      </w:tblGrid>
+      <w:tr>
+        <w:tc>
+          <w:tcPr>
+            <w:tcW w:type="dxa" w:w="2880"/>
+          </w:tcPr>
+          <w:p>
+            <w:r/>
+            <w:r>
+              <w:rPr>
+                <w:b/>
+                <w:i w:val="0"/>
+              </w:rPr>
+              <w:t>Route</w:t>
+            </w:r>
+          </w:p>
+        </w:tc>
+        <w:tc>
+          <w:tcPr>
+            <w:tcW w:type="dxa" w:w="2880"/>
+          </w:tcPr>
+          <w:p>
+            <w:r/>
+            <w:r>
+              <w:rPr>
+                <w:b/>
+                <w:i w:val="0"/>
+              </w:rPr>
+              <w:t>Purpose</w:t>
+            </w:r>
+          </w:p>
+        </w:tc>
+        <w:tc>
+          <w:tcPr>
+            <w:tcW w:type="dxa" w:w="2880"/>
+          </w:tcPr>
+          <w:p>
+            <w:r/>
+            <w:r>
+              <w:rPr>
+                <w:b/>
+                <w:i w:val="0"/>
+              </w:rPr>
+              <w:t>Status</w:t>
+            </w:r>
+          </w:p>
+        </w:tc>
+      </w:tr>
+      <w:tr>
+        <w:tc>
+          <w:tcPr>
+            <w:tcW w:type="dxa" w:w="2880"/>
+          </w:tcPr>
+          <w:p>
+            <w:r/>
+            <w:r>
+              <w:rPr>
+                <w:rFonts w:ascii="Consolas" w:hAnsi="Consolas"/>
+                <w:sz w:val="18"/>
+              </w:rPr>
+              <w:t>#/levels</w:t>
+            </w:r>
+          </w:p>
+        </w:tc>
+        <w:tc>
+          <w:tcPr>
+            <w:tcW w:type="dxa" w:w="2880"/>
+          </w:tcPr>
+          <w:p>
+            <w:r/>
+            <w:r>
+              <w:rPr>
+                <w:b/>
+                <w:i w:val="0"/>
+              </w:rPr>
+              <w:t>Level-1 picker</w:t>
+            </w:r>
+            <w:r>
+              <w:rPr>
+                <w:b w:val="0"/>
+                <w:i w:val="0"/>
+              </w:rPr>
+              <w:t xml:space="preserve"> (N5/N4/N3/N2/N1). Default landing per §0.A of </w:t>
+            </w:r>
+            <w:r>
+              <w:rPr>
+                <w:rFonts w:ascii="Consolas" w:hAnsi="Consolas"/>
+                <w:sz w:val="18"/>
+              </w:rPr>
+              <w:t>procedure-manual-build-next-jlpt-level.md</w:t>
+            </w:r>
+            <w:r>
+              <w:rPr>
+                <w:b w:val="0"/>
+                <w:i w:val="0"/>
+              </w:rPr>
+              <w:t>. N5 card available; N4..N1 disabled with "Content not yet available" placeholder</w:t>
+            </w:r>
+          </w:p>
+        </w:tc>
+        <w:tc>
+          <w:tcPr>
+            <w:tcW w:type="dxa" w:w="2880"/>
+          </w:tcPr>
+          <w:p>
+            <w:r/>
+            <w:r>
+              <w:rPr>
+                <w:b w:val="0"/>
+                <w:i w:val="0"/>
+              </w:rPr>
+              <w:t>Shipped</w:t>
+            </w:r>
+          </w:p>
+        </w:tc>
+      </w:tr>
+      <w:tr>
+        <w:tc>
+          <w:tcPr>
+            <w:tcW w:type="dxa" w:w="2880"/>
+          </w:tcPr>
+          <w:p>
+            <w:r/>
+            <w:r>
+              <w:rPr>
+                <w:rFonts w:ascii="Consolas" w:hAnsi="Consolas"/>
+                <w:sz w:val="18"/>
+              </w:rPr>
+              <w:t>#/n4</w:t>
+            </w:r>
+            <w:r>
+              <w:rPr>
+                <w:b w:val="0"/>
+                <w:i w:val="0"/>
+              </w:rPr>
+              <w:t xml:space="preserve">, </w:t>
+            </w:r>
+            <w:r>
+              <w:rPr>
+                <w:rFonts w:ascii="Consolas" w:hAnsi="Consolas"/>
+                <w:sz w:val="18"/>
+              </w:rPr>
+              <w:t>#/n3</w:t>
+            </w:r>
+            <w:r>
+              <w:rPr>
+                <w:b w:val="0"/>
+                <w:i w:val="0"/>
+              </w:rPr>
+              <w:t xml:space="preserve">, </w:t>
+            </w:r>
+            <w:r>
+              <w:rPr>
+                <w:rFonts w:ascii="Consolas" w:hAnsi="Consolas"/>
+                <w:sz w:val="18"/>
+              </w:rPr>
+              <w:t>#/n2</w:t>
+            </w:r>
+            <w:r>
+              <w:rPr>
+                <w:b w:val="0"/>
+                <w:i w:val="0"/>
+              </w:rPr>
+              <w:t xml:space="preserve">, </w:t>
+            </w:r>
+            <w:r>
+              <w:rPr>
+                <w:rFonts w:ascii="Consolas" w:hAnsi="Consolas"/>
+                <w:sz w:val="18"/>
+              </w:rPr>
+              <w:t>#/n1</w:t>
+            </w:r>
+          </w:p>
+        </w:tc>
+        <w:tc>
+          <w:tcPr>
+            <w:tcW w:type="dxa" w:w="2880"/>
+          </w:tcPr>
+          <w:p>
+            <w:r/>
+            <w:r>
+              <w:rPr>
+                <w:b w:val="0"/>
+                <w:i w:val="0"/>
+              </w:rPr>
+              <w:t>Placeholder pages with "Content not yet available" message</w:t>
+            </w:r>
+          </w:p>
+        </w:tc>
+        <w:tc>
+          <w:tcPr>
+            <w:tcW w:type="dxa" w:w="2880"/>
+          </w:tcPr>
+          <w:p>
+            <w:r/>
+            <w:r>
+              <w:rPr>
+                <w:b w:val="0"/>
+                <w:i w:val="0"/>
+              </w:rPr>
+              <w:t>Shipped</w:t>
+            </w:r>
+          </w:p>
+        </w:tc>
+      </w:tr>
+      <w:tr>
+        <w:tc>
+          <w:tcPr>
+            <w:tcW w:type="dxa" w:w="2880"/>
+          </w:tcPr>
+          <w:p>
+            <w:r/>
+            <w:r>
+              <w:rPr>
+                <w:rFonts w:ascii="Consolas" w:hAnsi="Consolas"/>
+                <w:sz w:val="18"/>
+              </w:rPr>
+              <w:t>#/feedback</w:t>
+            </w:r>
+          </w:p>
+        </w:tc>
+        <w:tc>
+          <w:tcPr>
+            <w:tcW w:type="dxa" w:w="2880"/>
+          </w:tcPr>
+          <w:p>
+            <w:r/>
+            <w:r>
+              <w:rPr>
+                <w:b/>
+                <w:i w:val="0"/>
+              </w:rPr>
+              <w:t>Feedback / bug-report form</w:t>
+            </w:r>
+            <w:r>
+              <w:rPr>
+                <w:b w:val="0"/>
+                <w:i w:val="0"/>
+              </w:rPr>
+              <w:t xml:space="preserve"> with email obfuscation. Recipient address never appears as a literal in source — decoded only at click-time from a char-code array. Uses </w:t>
+            </w:r>
+            <w:r>
+              <w:rPr>
+                <w:rFonts w:ascii="Consolas" w:hAnsi="Consolas"/>
+                <w:sz w:val="18"/>
+              </w:rPr>
+              <w:t>mailto:</w:t>
+            </w:r>
+            <w:r>
+              <w:rPr>
+                <w:b w:val="0"/>
+                <w:i w:val="0"/>
+              </w:rPr>
+              <w:t xml:space="preserve"> URL with subject prefix </w:t>
+            </w:r>
+            <w:r>
+              <w:rPr>
+                <w:rFonts w:ascii="Consolas" w:hAnsi="Consolas"/>
+                <w:sz w:val="18"/>
+              </w:rPr>
+              <w:t>JLPT-Tutor Feedback - &lt;Title&gt; [&lt;Category&gt;]</w:t>
+            </w:r>
+          </w:p>
+        </w:tc>
+        <w:tc>
+          <w:tcPr>
+            <w:tcW w:type="dxa" w:w="2880"/>
+          </w:tcPr>
+          <w:p>
+            <w:r/>
+            <w:r>
+              <w:rPr>
+                <w:b w:val="0"/>
+                <w:i w:val="0"/>
+              </w:rPr>
+              <w:t>Shipped</w:t>
+            </w:r>
+          </w:p>
+        </w:tc>
+      </w:tr>
+      <w:tr>
+        <w:tc>
+          <w:tcPr>
+            <w:tcW w:type="dxa" w:w="2880"/>
+          </w:tcPr>
+          <w:p>
+            <w:r/>
+            <w:r>
+              <w:rPr>
+                <w:rFonts w:ascii="Consolas" w:hAnsi="Consolas"/>
+                <w:sz w:val="18"/>
+              </w:rPr>
+              <w:t>#/papers</w:t>
+            </w:r>
+            <w:r>
+              <w:rPr>
+                <w:b w:val="0"/>
+                <w:i w:val="0"/>
+              </w:rPr>
+              <w:t xml:space="preserve"> / </w:t>
+            </w:r>
+            <w:r>
+              <w:rPr>
+                <w:rFonts w:ascii="Consolas" w:hAnsi="Consolas"/>
+                <w:sz w:val="18"/>
+              </w:rPr>
+              <w:t>#/papers/&lt;cat&gt;</w:t>
+            </w:r>
+            <w:r>
+              <w:rPr>
+                <w:b w:val="0"/>
+                <w:i w:val="0"/>
+              </w:rPr>
+              <w:t xml:space="preserve"> / </w:t>
+            </w:r>
+            <w:r>
+              <w:rPr>
+                <w:rFonts w:ascii="Consolas" w:hAnsi="Consolas"/>
+                <w:sz w:val="18"/>
+              </w:rPr>
+              <w:t>#/papers/&lt;cat&gt;/&lt;n&gt;</w:t>
+            </w:r>
+          </w:p>
+        </w:tc>
+        <w:tc>
+          <w:tcPr>
+            <w:tcW w:type="dxa" w:w="2880"/>
+          </w:tcPr>
+          <w:p>
+            <w:r/>
+            <w:r>
+              <w:rPr>
+                <w:b/>
+                <w:i w:val="0"/>
+              </w:rPr>
+              <w:t>Multi-paper mock-test structure</w:t>
+            </w:r>
+            <w:r>
+              <w:rPr>
+                <w:b w:val="0"/>
+                <w:i w:val="0"/>
+              </w:rPr>
+              <w:t xml:space="preserve"> — 4 categories (moji/goi/bunpou/dokkai), 15 q/paper, score persistence per paper via </w:t>
+            </w:r>
+            <w:r>
+              <w:rPr>
+                <w:rFonts w:ascii="Consolas" w:hAnsi="Consolas"/>
+                <w:sz w:val="18"/>
+              </w:rPr>
+              <w:t>localStorage.jlpt-n5-tutor.paper.&lt;id&gt;</w:t>
+            </w:r>
+          </w:p>
+        </w:tc>
+        <w:tc>
+          <w:tcPr>
+            <w:tcW w:type="dxa" w:w="2880"/>
+          </w:tcPr>
+          <w:p>
+            <w:r/>
+            <w:r>
+              <w:rPr>
+                <w:b w:val="0"/>
+                <w:i w:val="0"/>
+              </w:rPr>
+              <w:t>Shipped</w:t>
+            </w:r>
+          </w:p>
+        </w:tc>
+      </w:tr>
+      <w:tr>
+        <w:tc>
+          <w:tcPr>
+            <w:tcW w:type="dxa" w:w="2880"/>
+          </w:tcPr>
+          <w:p>
+            <w:r/>
+            <w:r>
+              <w:rPr>
+                <w:rFonts w:ascii="Consolas" w:hAnsi="Consolas"/>
+                <w:sz w:val="18"/>
+              </w:rPr>
+              <w:t>#/changelog</w:t>
+            </w:r>
+          </w:p>
+        </w:tc>
+        <w:tc>
+          <w:tcPr>
+            <w:tcW w:type="dxa" w:w="2880"/>
+          </w:tcPr>
+          <w:p>
+            <w:r/>
+            <w:r>
+              <w:rPr>
+                <w:b w:val="0"/>
+                <w:i w:val="0"/>
+              </w:rPr>
+              <w:t xml:space="preserve">Auto-rendered from </w:t>
+            </w:r>
+            <w:r>
+              <w:rPr>
+                <w:rFonts w:ascii="Consolas" w:hAnsi="Consolas"/>
+                <w:sz w:val="18"/>
+              </w:rPr>
+              <w:t>CHANGELOG.md</w:t>
+            </w:r>
+          </w:p>
+        </w:tc>
+        <w:tc>
+          <w:tcPr>
+            <w:tcW w:type="dxa" w:w="2880"/>
+          </w:tcPr>
+          <w:p>
+            <w:r/>
+            <w:r>
+              <w:rPr>
+                <w:b w:val="0"/>
+                <w:i w:val="0"/>
+              </w:rPr>
+              <w:t>Shipped</w:t>
+            </w:r>
+          </w:p>
+        </w:tc>
+      </w:tr>
+    </w:tbl>
+    <w:p/>
+    <w:p>
+      <w:pPr>
+        <w:pStyle w:val="Heading3"/>
+      </w:pPr>
+      <w:r>
+        <w:t>F.7 Service worker version + PWA contract additions</w:t>
+      </w:r>
+    </w:p>
+    <w:p>
+      <w:pPr>
+        <w:pStyle w:val="ListBullet"/>
+        <w:ind w:left="360"/>
+      </w:pPr>
+      <w:r>
+        <w:rPr>
+          <w:b/>
+          <w:i w:val="0"/>
+        </w:rPr>
+        <w:t>NFR-W2 update</w:t>
+      </w:r>
+      <w:r>
+        <w:rPr>
+          <w:b w:val="0"/>
+          <w:i w:val="0"/>
+        </w:rPr>
+        <w:t xml:space="preserve">: SW current = </w:t>
+      </w:r>
+      <w:r>
+        <w:rPr>
+          <w:rFonts w:ascii="Consolas" w:hAnsi="Consolas"/>
+          <w:sz w:val="18"/>
+        </w:rPr>
+        <w:t>jlpt-n5-tutor-v110</w:t>
+      </w:r>
+      <w:r>
+        <w:rPr>
+          <w:b w:val="0"/>
+          <w:i w:val="0"/>
+        </w:rPr>
+        <w:t xml:space="preserve"> (as of 2026-05-03). The version bumps on every shell change. Frequency since supplement was last edited (~2026-05-01): ~16 bumps in 2 days reflecting the Mobile UI / Data audit / State-machine sweep cadence.</w:t>
+      </w:r>
+    </w:p>
+    <w:p>
+      <w:pPr>
+        <w:pStyle w:val="ListBullet"/>
+        <w:ind w:left="360"/>
+      </w:pPr>
+      <w:r>
+        <w:rPr>
+          <w:b/>
+          <w:i w:val="0"/>
+        </w:rPr>
+        <w:t>NFR-W7</w:t>
+      </w:r>
+      <w:r>
+        <w:rPr>
+          <w:b w:val="0"/>
+          <w:i w:val="0"/>
+        </w:rPr>
+        <w:t xml:space="preserve"> (new): cache-bust contract for ES modules. Browsers cache ES modules by URL; bumping </w:t>
+      </w:r>
+      <w:r>
+        <w:rPr>
+          <w:rFonts w:ascii="Consolas" w:hAnsi="Consolas"/>
+          <w:sz w:val="18"/>
+        </w:rPr>
+        <w:t>CACHE_VERSION</w:t>
+      </w:r>
+      <w:r>
+        <w:rPr>
+          <w:b w:val="0"/>
+          <w:i w:val="0"/>
+        </w:rPr>
+        <w:t xml:space="preserve"> in </w:t>
+      </w:r>
+      <w:r>
+        <w:rPr>
+          <w:rFonts w:ascii="Consolas" w:hAnsi="Consolas"/>
+          <w:sz w:val="18"/>
+        </w:rPr>
+        <w:t>sw.js</w:t>
+      </w:r>
+      <w:r>
+        <w:rPr>
+          <w:b w:val="0"/>
+          <w:i w:val="0"/>
+        </w:rPr>
+        <w:t xml:space="preserve"> is necessary but not sufficient — </w:t>
+      </w:r>
+      <w:r>
+        <w:rPr>
+          <w:rFonts w:ascii="Consolas" w:hAnsi="Consolas"/>
+          <w:sz w:val="18"/>
+        </w:rPr>
+        <w:t>index.html</w:t>
+      </w:r>
+      <w:r>
+        <w:rPr>
+          <w:b w:val="0"/>
+          <w:i w:val="0"/>
+        </w:rPr>
+        <w:t xml:space="preserve"> must also bump </w:t>
+      </w:r>
+      <w:r>
+        <w:rPr>
+          <w:rFonts w:ascii="Consolas" w:hAnsi="Consolas"/>
+          <w:sz w:val="18"/>
+        </w:rPr>
+        <w:t>?v=N</w:t>
+      </w:r>
+      <w:r>
+        <w:rPr>
+          <w:b w:val="0"/>
+          <w:i w:val="0"/>
+        </w:rPr>
+        <w:t xml:space="preserve"> on the entry script (</w:t>
+      </w:r>
+      <w:r>
+        <w:rPr>
+          <w:rFonts w:ascii="Consolas" w:hAnsi="Consolas"/>
+          <w:sz w:val="18"/>
+        </w:rPr>
+        <w:t>&lt;script src="js/app.js?v=N"&gt;</w:t>
+      </w:r>
+      <w:r>
+        <w:rPr>
+          <w:b w:val="0"/>
+          <w:i w:val="0"/>
+        </w:rPr>
+        <w:t xml:space="preserve">). Without both, users see stale shell on next visit because the unchanged </w:t>
+      </w:r>
+      <w:r>
+        <w:rPr>
+          <w:rFonts w:ascii="Consolas" w:hAnsi="Consolas"/>
+          <w:sz w:val="18"/>
+        </w:rPr>
+        <w:t>import './module-x.js'</w:t>
+      </w:r>
+      <w:r>
+        <w:rPr>
+          <w:b w:val="0"/>
+          <w:i w:val="0"/>
+        </w:rPr>
+        <w:t xml:space="preserve"> URLs hit the browser's module cache.</w:t>
+      </w:r>
+    </w:p>
+    <w:p>
+      <w:pPr>
+        <w:pStyle w:val="ListBullet"/>
+        <w:ind w:left="360"/>
+      </w:pPr>
+      <w:r>
+        <w:rPr>
+          <w:b/>
+          <w:i w:val="0"/>
+        </w:rPr>
+        <w:t>NFR-W8</w:t>
+      </w:r>
+      <w:r>
+        <w:rPr>
+          <w:b w:val="0"/>
+          <w:i w:val="0"/>
+        </w:rPr>
+        <w:t xml:space="preserve"> (new): SW pre-cache list maintenance. The </w:t>
+      </w:r>
+      <w:r>
+        <w:rPr>
+          <w:rFonts w:ascii="Consolas" w:hAnsi="Consolas"/>
+          <w:sz w:val="18"/>
+        </w:rPr>
+        <w:t>PRECACHE</w:t>
+      </w:r>
+      <w:r>
+        <w:rPr>
+          <w:b w:val="0"/>
+          <w:i w:val="0"/>
+        </w:rPr>
+        <w:t xml:space="preserve"> array in </w:t>
+      </w:r>
+      <w:r>
+        <w:rPr>
+          <w:rFonts w:ascii="Consolas" w:hAnsi="Consolas"/>
+          <w:sz w:val="18"/>
+        </w:rPr>
+        <w:t>sw.js</w:t>
+      </w:r>
+      <w:r>
+        <w:rPr>
+          <w:b w:val="0"/>
+          <w:i w:val="0"/>
+        </w:rPr>
+        <w:t xml:space="preserve"> must list every static asset reachable on first paint, including the inline-SVG favicon, the 5 locale files, all 25+ JS modules, and the 4 self-hosted woff2 font subsets. Missing entries silently degrade offline UX.</w:t>
+      </w:r>
+    </w:p>
+    <w:p>
+      <w:pPr>
+        <w:pStyle w:val="ListBullet"/>
+        <w:ind w:left="360"/>
+      </w:pPr>
+      <w:r>
+        <w:rPr>
+          <w:b/>
+          <w:i w:val="0"/>
+        </w:rPr>
+        <w:t>§D / Content-protection layer</w:t>
+      </w:r>
+      <w:r>
+        <w:rPr>
+          <w:b w:val="0"/>
+          <w:i w:val="0"/>
+        </w:rPr>
+        <w:t xml:space="preserve">: shipped as a feature flag in </w:t>
+      </w:r>
+      <w:r>
+        <w:rPr>
+          <w:rFonts w:ascii="Consolas" w:hAnsi="Consolas"/>
+          <w:sz w:val="18"/>
+        </w:rPr>
+        <w:t>js/content-protect.js</w:t>
+      </w:r>
+      <w:r>
+        <w:rPr>
+          <w:b w:val="0"/>
+          <w:i w:val="0"/>
+        </w:rPr>
+        <w:t xml:space="preserve"> (</w:t>
+      </w:r>
+      <w:r>
+        <w:rPr>
+          <w:rFonts w:ascii="Consolas" w:hAnsi="Consolas"/>
+          <w:sz w:val="18"/>
+        </w:rPr>
+        <w:t>CONTENT_PROTECT_ENABLED</w:t>
+      </w:r>
+      <w:r>
+        <w:rPr>
+          <w:b w:val="0"/>
+          <w:i w:val="0"/>
+        </w:rPr>
+        <w:t xml:space="preserve">). Currently OFF (allows screenshots / Ctrl+C / right-click for bug-report use). When ON: blocks contextmenu / copy / cut / dragstart / selectstart / Ctrl+C/A/X/S/P/U / F12 / Ctrl+Shift+I/J/K/C; window-blur sets </w:t>
+      </w:r>
+      <w:r>
+        <w:rPr>
+          <w:rFonts w:ascii="Consolas" w:hAnsi="Consolas"/>
+          <w:sz w:val="18"/>
+        </w:rPr>
+        <w:t>html[data-blur=true]</w:t>
+      </w:r>
+      <w:r>
+        <w:rPr>
+          <w:b w:val="0"/>
+          <w:i w:val="0"/>
+        </w:rPr>
+        <w:t xml:space="preserve"> to obscure during region-screenshots; </w:t>
+      </w:r>
+      <w:r>
+        <w:rPr>
+          <w:rFonts w:ascii="Consolas" w:hAnsi="Consolas"/>
+          <w:sz w:val="18"/>
+        </w:rPr>
+        <w:t>@media print</w:t>
+      </w:r>
+      <w:r>
+        <w:rPr>
+          <w:b w:val="0"/>
+          <w:i w:val="0"/>
+        </w:rPr>
+        <w:t xml:space="preserve"> blanks the page. Documented as honest deterrent — devtools / view-source / phone-camera-of-screen still work.</w:t>
+      </w:r>
+    </w:p>
+    <w:p>
+      <w:pPr>
+        <w:pStyle w:val="ListBullet"/>
+        <w:ind w:left="360"/>
+      </w:pPr>
+      <w:r>
+        <w:rPr>
+          <w:b/>
+          <w:i w:val="0"/>
+        </w:rPr>
+        <w:t>`CONTENT-LICENSE.md`</w:t>
+      </w:r>
+      <w:r>
+        <w:rPr>
+          <w:b w:val="0"/>
+          <w:i w:val="0"/>
+        </w:rPr>
+        <w:t xml:space="preserve">: shipped at repo root. Original-content policy + reference sources + JEES contact path. JA-30 invariant + </w:t>
+      </w:r>
+      <w:r>
+        <w:rPr>
+          <w:rFonts w:ascii="Consolas" w:hAnsi="Consolas"/>
+          <w:sz w:val="18"/>
+        </w:rPr>
+        <w:t>tools/audit_provenance.py</w:t>
+      </w:r>
+      <w:r>
+        <w:rPr>
+          <w:b w:val="0"/>
+          <w:i w:val="0"/>
+        </w:rPr>
+        <w:t xml:space="preserve"> enforce the policy at CI time.</w:t>
+      </w:r>
+    </w:p>
+    <w:p>
+      <w:pPr>
+        <w:pStyle w:val="Heading3"/>
+      </w:pPr>
+      <w:r>
+        <w:t>F.8 Pass-N audit log update</w:t>
+      </w:r>
+    </w:p>
+    <w:p>
+      <w:r>
+        <w:rPr>
+          <w:b w:val="0"/>
+          <w:i w:val="0"/>
+        </w:rPr>
+        <w:t>Extends §D.1:</w:t>
+      </w:r>
+    </w:p>
+    <w:tbl>
+      <w:tblPr>
+        <w:tblStyle w:val="LightGrid-Accent1"/>
+        <w:tblW w:type="auto" w:w="0"/>
+        <w:tblLook w:firstColumn="1" w:firstRow="1" w:lastColumn="0" w:lastRow="0" w:noHBand="0" w:noVBand="1" w:val="04A0"/>
+      </w:tblPr>
+      <w:tblGrid>
+        <w:gridCol w:w="1728"/>
+        <w:gridCol w:w="1728"/>
+        <w:gridCol w:w="1728"/>
+        <w:gridCol w:w="1728"/>
+        <w:gridCol w:w="1728"/>
+      </w:tblGrid>
+      <w:tr>
+        <w:tc>
+          <w:tcPr>
+            <w:tcW w:type="dxa" w:w="1728"/>
+          </w:tcPr>
+          <w:p>
+            <w:r/>
+            <w:r>
+              <w:rPr>
+                <w:b/>
+                <w:i w:val="0"/>
+              </w:rPr>
+              <w:t>Pass</w:t>
+            </w:r>
+          </w:p>
+        </w:tc>
+        <w:tc>
+          <w:tcPr>
+            <w:tcW w:type="dxa" w:w="1728"/>
+          </w:tcPr>
+          <w:p>
+            <w:r/>
+            <w:r>
+              <w:rPr>
+                <w:b/>
+                <w:i w:val="0"/>
+              </w:rPr>
+              <w:t>Lens</w:t>
+            </w:r>
+          </w:p>
+        </w:tc>
+        <w:tc>
+          <w:tcPr>
+            <w:tcW w:type="dxa" w:w="1728"/>
+          </w:tcPr>
+          <w:p>
+            <w:r/>
+            <w:r>
+              <w:rPr>
+                <w:b/>
+                <w:i w:val="0"/>
+              </w:rPr>
+              <w:t>Findings raised</w:t>
+            </w:r>
+          </w:p>
+        </w:tc>
+        <w:tc>
+          <w:tcPr>
+            <w:tcW w:type="dxa" w:w="1728"/>
+          </w:tcPr>
+          <w:p>
+            <w:r/>
+            <w:r>
+              <w:rPr>
+                <w:b/>
+                <w:i w:val="0"/>
+              </w:rPr>
+              <w:t>Closed</w:t>
+            </w:r>
+          </w:p>
+        </w:tc>
+        <w:tc>
+          <w:tcPr>
+            <w:tcW w:type="dxa" w:w="1728"/>
+          </w:tcPr>
+          <w:p>
+            <w:r/>
+            <w:r>
+              <w:rPr>
+                <w:b/>
+                <w:i w:val="0"/>
+              </w:rPr>
+              <w:t>Cumulative tally</w:t>
+            </w:r>
+          </w:p>
+        </w:tc>
+      </w:tr>
+      <w:tr>
+        <w:tc>
+          <w:tcPr>
+            <w:tcW w:type="dxa" w:w="1728"/>
+          </w:tcPr>
+          <w:p>
+            <w:r/>
+            <w:r>
+              <w:rPr>
+                <w:b w:val="0"/>
+                <w:i w:val="0"/>
+              </w:rPr>
+              <w:t>11-14</w:t>
+            </w:r>
+          </w:p>
+        </w:tc>
+        <w:tc>
+          <w:tcPr>
+            <w:tcW w:type="dxa" w:w="1728"/>
+          </w:tcPr>
+          <w:p>
+            <w:r/>
+            <w:r>
+              <w:rPr>
+                <w:b w:val="0"/>
+                <w:i w:val="0"/>
+              </w:rPr>
+              <w:t>(covered in v3.1 baseline)</w:t>
+            </w:r>
+          </w:p>
+        </w:tc>
+        <w:tc>
+          <w:tcPr>
+            <w:tcW w:type="dxa" w:w="1728"/>
+          </w:tcPr>
+          <w:p>
+            <w:r/>
+            <w:r>
+              <w:rPr>
+                <w:b w:val="0"/>
+                <w:i w:val="0"/>
+              </w:rPr>
+              <w:t>91</w:t>
+            </w:r>
+          </w:p>
+        </w:tc>
+        <w:tc>
+          <w:tcPr>
+            <w:tcW w:type="dxa" w:w="1728"/>
+          </w:tcPr>
+          <w:p>
+            <w:r/>
+            <w:r>
+              <w:rPr>
+                <w:b w:val="0"/>
+                <w:i w:val="0"/>
+              </w:rPr>
+              <w:t>91</w:t>
+            </w:r>
+          </w:p>
+        </w:tc>
+        <w:tc>
+          <w:tcPr>
+            <w:tcW w:type="dxa" w:w="1728"/>
+          </w:tcPr>
+          <w:p>
+            <w:r/>
+            <w:r>
+              <w:rPr>
+                <w:b w:val="0"/>
+                <w:i w:val="0"/>
+              </w:rPr>
+              <w:t>553</w:t>
+            </w:r>
+          </w:p>
+        </w:tc>
+      </w:tr>
+      <w:tr>
+        <w:tc>
+          <w:tcPr>
+            <w:tcW w:type="dxa" w:w="1728"/>
+          </w:tcPr>
+          <w:p>
+            <w:r/>
+            <w:r>
+              <w:rPr>
+                <w:b w:val="0"/>
+                <w:i w:val="0"/>
+              </w:rPr>
+              <w:t>15</w:t>
+            </w:r>
+          </w:p>
+        </w:tc>
+        <w:tc>
+          <w:tcPr>
+            <w:tcW w:type="dxa" w:w="1728"/>
+          </w:tcPr>
+          <w:p>
+            <w:r/>
+            <w:r>
+              <w:rPr>
+                <w:b w:val="0"/>
+                <w:i w:val="0"/>
+              </w:rPr>
+              <w:t>Multi-correct sweep + grey-zone audit (8 categories A-H)</w:t>
+            </w:r>
+          </w:p>
+        </w:tc>
+        <w:tc>
+          <w:tcPr>
+            <w:tcW w:type="dxa" w:w="1728"/>
+          </w:tcPr>
+          <w:p>
+            <w:r/>
+            <w:r>
+              <w:rPr>
+                <w:b w:val="0"/>
+                <w:i w:val="0"/>
+              </w:rPr>
+              <w:t>28</w:t>
+            </w:r>
+          </w:p>
+        </w:tc>
+        <w:tc>
+          <w:tcPr>
+            <w:tcW w:type="dxa" w:w="1728"/>
+          </w:tcPr>
+          <w:p>
+            <w:r/>
+            <w:r>
+              <w:rPr>
+                <w:b w:val="0"/>
+                <w:i w:val="0"/>
+              </w:rPr>
+              <w:t>28</w:t>
+            </w:r>
+          </w:p>
+        </w:tc>
+        <w:tc>
+          <w:tcPr>
+            <w:tcW w:type="dxa" w:w="1728"/>
+          </w:tcPr>
+          <w:p>
+            <w:r/>
+            <w:r>
+              <w:rPr>
+                <w:b w:val="0"/>
+                <w:i w:val="0"/>
+              </w:rPr>
+              <w:t>581</w:t>
+            </w:r>
+          </w:p>
+        </w:tc>
+      </w:tr>
+      <w:tr>
+        <w:tc>
+          <w:tcPr>
+            <w:tcW w:type="dxa" w:w="1728"/>
+          </w:tcPr>
+          <w:p>
+            <w:r/>
+            <w:r>
+              <w:rPr>
+                <w:b w:val="0"/>
+                <w:i w:val="0"/>
+              </w:rPr>
+              <w:t>15a</w:t>
+            </w:r>
+          </w:p>
+        </w:tc>
+        <w:tc>
+          <w:tcPr>
+            <w:tcW w:type="dxa" w:w="1728"/>
+          </w:tcPr>
+          <w:p>
+            <w:r/>
+            <w:r>
+              <w:rPr>
+                <w:b w:val="0"/>
+                <w:i w:val="0"/>
+              </w:rPr>
+              <w:t>Free heuristic audit (</w:t>
+            </w:r>
+            <w:r>
+              <w:rPr>
+                <w:rFonts w:ascii="Consolas" w:hAnsi="Consolas"/>
+                <w:sz w:val="18"/>
+              </w:rPr>
+              <w:t>tools/heuristic_audit.py</w:t>
+            </w:r>
+            <w:r>
+              <w:rPr>
+                <w:b w:val="0"/>
+                <w:i w:val="0"/>
+              </w:rPr>
+              <w:t>)</w:t>
+            </w:r>
+          </w:p>
+        </w:tc>
+        <w:tc>
+          <w:tcPr>
+            <w:tcW w:type="dxa" w:w="1728"/>
+          </w:tcPr>
+          <w:p>
+            <w:r/>
+            <w:r>
+              <w:rPr>
+                <w:b w:val="0"/>
+                <w:i w:val="0"/>
+              </w:rPr>
+              <w:t>60</w:t>
+            </w:r>
+          </w:p>
+        </w:tc>
+        <w:tc>
+          <w:tcPr>
+            <w:tcW w:type="dxa" w:w="1728"/>
+          </w:tcPr>
+          <w:p>
+            <w:r/>
+            <w:r>
+              <w:rPr>
+                <w:b w:val="0"/>
+                <w:i w:val="0"/>
+              </w:rPr>
+              <w:t>60</w:t>
+            </w:r>
+          </w:p>
+        </w:tc>
+        <w:tc>
+          <w:tcPr>
+            <w:tcW w:type="dxa" w:w="1728"/>
+          </w:tcPr>
+          <w:p>
+            <w:r/>
+            <w:r>
+              <w:rPr>
+                <w:b w:val="0"/>
+                <w:i w:val="0"/>
+              </w:rPr>
+              <w:t>641</w:t>
+            </w:r>
+          </w:p>
+        </w:tc>
+      </w:tr>
+      <w:tr>
+        <w:tc>
+          <w:tcPr>
+            <w:tcW w:type="dxa" w:w="1728"/>
+          </w:tcPr>
+          <w:p>
+            <w:r/>
+            <w:r>
+              <w:rPr>
+                <w:b w:val="0"/>
+                <w:i w:val="0"/>
+              </w:rPr>
+              <w:t>16</w:t>
+            </w:r>
+          </w:p>
+        </w:tc>
+        <w:tc>
+          <w:tcPr>
+            <w:tcW w:type="dxa" w:w="1728"/>
+          </w:tcPr>
+          <w:p>
+            <w:r/>
+            <w:r>
+              <w:rPr>
+                <w:b w:val="0"/>
+                <w:i w:val="0"/>
+              </w:rPr>
+              <w:t>Pre-native-review dossier preparation</w:t>
+            </w:r>
+          </w:p>
+        </w:tc>
+        <w:tc>
+          <w:tcPr>
+            <w:tcW w:type="dxa" w:w="1728"/>
+          </w:tcPr>
+          <w:p>
+            <w:r/>
+            <w:r>
+              <w:rPr>
+                <w:b w:val="0"/>
+                <w:i w:val="0"/>
+              </w:rPr>
+              <w:t>14</w:t>
+            </w:r>
+          </w:p>
+        </w:tc>
+        <w:tc>
+          <w:tcPr>
+            <w:tcW w:type="dxa" w:w="1728"/>
+          </w:tcPr>
+          <w:p>
+            <w:r/>
+            <w:r>
+              <w:rPr>
+                <w:b w:val="0"/>
+                <w:i w:val="0"/>
+              </w:rPr>
+              <w:t>14</w:t>
+            </w:r>
+          </w:p>
+        </w:tc>
+        <w:tc>
+          <w:tcPr>
+            <w:tcW w:type="dxa" w:w="1728"/>
+          </w:tcPr>
+          <w:p>
+            <w:r/>
+            <w:r>
+              <w:rPr>
+                <w:b w:val="0"/>
+                <w:i w:val="0"/>
+              </w:rPr>
+              <w:t>655</w:t>
+            </w:r>
+          </w:p>
+        </w:tc>
+      </w:tr>
+      <w:tr>
+        <w:tc>
+          <w:tcPr>
+            <w:tcW w:type="dxa" w:w="1728"/>
+          </w:tcPr>
+          <w:p>
+            <w:r/>
+            <w:r>
+              <w:rPr>
+                <w:b w:val="0"/>
+                <w:i w:val="0"/>
+              </w:rPr>
+              <w:t>17</w:t>
+            </w:r>
+          </w:p>
+        </w:tc>
+        <w:tc>
+          <w:tcPr>
+            <w:tcW w:type="dxa" w:w="1728"/>
+          </w:tcPr>
+          <w:p>
+            <w:r/>
+            <w:r>
+              <w:rPr>
+                <w:b w:val="0"/>
+                <w:i w:val="0"/>
+              </w:rPr>
+              <w:t>KnowledgeBank PoS-tag injection (37 drift entries) + JA-31 invariant added</w:t>
+            </w:r>
+          </w:p>
+        </w:tc>
+        <w:tc>
+          <w:tcPr>
+            <w:tcW w:type="dxa" w:w="1728"/>
+          </w:tcPr>
+          <w:p>
+            <w:r/>
+            <w:r>
+              <w:rPr>
+                <w:b w:val="0"/>
+                <w:i w:val="0"/>
+              </w:rPr>
+              <w:t>37</w:t>
+            </w:r>
+          </w:p>
+        </w:tc>
+        <w:tc>
+          <w:tcPr>
+            <w:tcW w:type="dxa" w:w="1728"/>
+          </w:tcPr>
+          <w:p>
+            <w:r/>
+            <w:r>
+              <w:rPr>
+                <w:b w:val="0"/>
+                <w:i w:val="0"/>
+              </w:rPr>
+              <w:t>37</w:t>
+            </w:r>
+          </w:p>
+        </w:tc>
+        <w:tc>
+          <w:tcPr>
+            <w:tcW w:type="dxa" w:w="1728"/>
+          </w:tcPr>
+          <w:p>
+            <w:r/>
+            <w:r>
+              <w:rPr>
+                <w:b w:val="0"/>
+                <w:i w:val="0"/>
+              </w:rPr>
+              <w:t>692</w:t>
+            </w:r>
+          </w:p>
+        </w:tc>
+      </w:tr>
+      <w:tr>
+        <w:tc>
+          <w:tcPr>
+            <w:tcW w:type="dxa" w:w="1728"/>
+          </w:tcPr>
+          <w:p>
+            <w:r/>
+            <w:r>
+              <w:rPr>
+                <w:b w:val="0"/>
+                <w:i w:val="0"/>
+              </w:rPr>
+              <w:t>18-19</w:t>
+            </w:r>
+          </w:p>
+        </w:tc>
+        <w:tc>
+          <w:tcPr>
+            <w:tcW w:type="dxa" w:w="1728"/>
+          </w:tcPr>
+          <w:p>
+            <w:r/>
+            <w:r>
+              <w:rPr>
+                <w:b w:val="0"/>
+                <w:i w:val="0"/>
+              </w:rPr>
+              <w:t>Late-tier reclassification + 14 patterns promoted</w:t>
+            </w:r>
+          </w:p>
+        </w:tc>
+        <w:tc>
+          <w:tcPr>
+            <w:tcW w:type="dxa" w:w="1728"/>
+          </w:tcPr>
+          <w:p>
+            <w:r/>
+            <w:r>
+              <w:rPr>
+                <w:b w:val="0"/>
+                <w:i w:val="0"/>
+              </w:rPr>
+              <w:t>14</w:t>
+            </w:r>
+          </w:p>
+        </w:tc>
+        <w:tc>
+          <w:tcPr>
+            <w:tcW w:type="dxa" w:w="1728"/>
+          </w:tcPr>
+          <w:p>
+            <w:r/>
+            <w:r>
+              <w:rPr>
+                <w:b w:val="0"/>
+                <w:i w:val="0"/>
+              </w:rPr>
+              <w:t>14</w:t>
+            </w:r>
+          </w:p>
+        </w:tc>
+        <w:tc>
+          <w:tcPr>
+            <w:tcW w:type="dxa" w:w="1728"/>
+          </w:tcPr>
+          <w:p>
+            <w:r/>
+            <w:r>
+              <w:rPr>
+                <w:b w:val="0"/>
+                <w:i w:val="0"/>
+              </w:rPr>
+              <w:t>706</w:t>
+            </w:r>
+          </w:p>
+        </w:tc>
+      </w:tr>
+      <w:tr>
+        <w:tc>
+          <w:tcPr>
+            <w:tcW w:type="dxa" w:w="1728"/>
+          </w:tcPr>
+          <w:p>
+            <w:r/>
+            <w:r>
+              <w:rPr>
+                <w:b w:val="0"/>
+                <w:i w:val="0"/>
+              </w:rPr>
+              <w:t>20</w:t>
+            </w:r>
+          </w:p>
+        </w:tc>
+        <w:tc>
+          <w:tcPr>
+            <w:tcW w:type="dxa" w:w="1728"/>
+          </w:tcPr>
+          <w:p>
+            <w:r/>
+            <w:r>
+              <w:rPr>
+                <w:b w:val="0"/>
+                <w:i w:val="0"/>
+              </w:rPr>
+              <w:t>Procedure manual review (40 issues — operating modes, MVS, definition-of-done)</w:t>
+            </w:r>
+          </w:p>
+        </w:tc>
+        <w:tc>
+          <w:tcPr>
+            <w:tcW w:type="dxa" w:w="1728"/>
+          </w:tcPr>
+          <w:p>
+            <w:r/>
+            <w:r>
+              <w:rPr>
+                <w:b w:val="0"/>
+                <w:i w:val="0"/>
+              </w:rPr>
+              <w:t>40</w:t>
+            </w:r>
+          </w:p>
+        </w:tc>
+        <w:tc>
+          <w:tcPr>
+            <w:tcW w:type="dxa" w:w="1728"/>
+          </w:tcPr>
+          <w:p>
+            <w:r/>
+            <w:r>
+              <w:rPr>
+                <w:b w:val="0"/>
+                <w:i w:val="0"/>
+              </w:rPr>
+              <w:t>36 + 4 deferred</w:t>
+            </w:r>
+          </w:p>
+        </w:tc>
+        <w:tc>
+          <w:tcPr>
+            <w:tcW w:type="dxa" w:w="1728"/>
+          </w:tcPr>
+          <w:p>
+            <w:r/>
+            <w:r>
+              <w:rPr>
+                <w:b w:val="0"/>
+                <w:i w:val="0"/>
+              </w:rPr>
+              <w:t>742/746</w:t>
+            </w:r>
+          </w:p>
+        </w:tc>
+      </w:tr>
+      <w:tr>
+        <w:tc>
+          <w:tcPr>
+            <w:tcW w:type="dxa" w:w="1728"/>
+          </w:tcPr>
+          <w:p>
+            <w:r/>
+            <w:r>
+              <w:rPr>
+                <w:b w:val="0"/>
+                <w:i w:val="0"/>
+              </w:rPr>
+              <w:t>21</w:t>
+            </w:r>
+          </w:p>
+        </w:tc>
+        <w:tc>
+          <w:tcPr>
+            <w:tcW w:type="dxa" w:w="1728"/>
+          </w:tcPr>
+          <w:p>
+            <w:r/>
+            <w:r>
+              <w:rPr>
+                <w:b w:val="0"/>
+                <w:i w:val="0"/>
+              </w:rPr>
+              <w:t>Procedure manual Appendix B (extracted-from-N5)</w:t>
+            </w:r>
+          </w:p>
+        </w:tc>
+        <w:tc>
+          <w:tcPr>
+            <w:tcW w:type="dxa" w:w="1728"/>
+          </w:tcPr>
+          <w:p>
+            <w:r/>
+            <w:r>
+              <w:rPr>
+                <w:b w:val="0"/>
+                <w:i w:val="0"/>
+              </w:rPr>
+              <w:t>12</w:t>
+            </w:r>
+          </w:p>
+        </w:tc>
+        <w:tc>
+          <w:tcPr>
+            <w:tcW w:type="dxa" w:w="1728"/>
+          </w:tcPr>
+          <w:p>
+            <w:r/>
+            <w:r>
+              <w:rPr>
+                <w:b w:val="0"/>
+                <w:i w:val="0"/>
+              </w:rPr>
+              <w:t>12</w:t>
+            </w:r>
+          </w:p>
+        </w:tc>
+        <w:tc>
+          <w:tcPr>
+            <w:tcW w:type="dxa" w:w="1728"/>
+          </w:tcPr>
+          <w:p>
+            <w:r/>
+            <w:r>
+              <w:rPr>
+                <w:b w:val="0"/>
+                <w:i w:val="0"/>
+              </w:rPr>
+              <w:t>754</w:t>
+            </w:r>
+          </w:p>
+        </w:tc>
+      </w:tr>
+      <w:tr>
+        <w:tc>
+          <w:tcPr>
+            <w:tcW w:type="dxa" w:w="1728"/>
+          </w:tcPr>
+          <w:p>
+            <w:r/>
+            <w:r>
+              <w:rPr>
+                <w:b w:val="0"/>
+                <w:i w:val="0"/>
+              </w:rPr>
+              <w:t>22</w:t>
+            </w:r>
+          </w:p>
+        </w:tc>
+        <w:tc>
+          <w:tcPr>
+            <w:tcW w:type="dxa" w:w="1728"/>
+          </w:tcPr>
+          <w:p>
+            <w:r/>
+            <w:r>
+              <w:rPr>
+                <w:b w:val="0"/>
+                <w:i w:val="0"/>
+              </w:rPr>
+              <w:t>Procedure manual Appendix C (polish) + design-system D-3/D-4/D-8 rules</w:t>
+            </w:r>
+          </w:p>
+        </w:tc>
+        <w:tc>
+          <w:tcPr>
+            <w:tcW w:type="dxa" w:w="1728"/>
+          </w:tcPr>
+          <w:p>
+            <w:r/>
+            <w:r>
+              <w:rPr>
+                <w:b w:val="0"/>
+                <w:i w:val="0"/>
+              </w:rPr>
+              <w:t>9</w:t>
+            </w:r>
+          </w:p>
+        </w:tc>
+        <w:tc>
+          <w:tcPr>
+            <w:tcW w:type="dxa" w:w="1728"/>
+          </w:tcPr>
+          <w:p>
+            <w:r/>
+            <w:r>
+              <w:rPr>
+                <w:b w:val="0"/>
+                <w:i w:val="0"/>
+              </w:rPr>
+              <w:t>9</w:t>
+            </w:r>
+          </w:p>
+        </w:tc>
+        <w:tc>
+          <w:tcPr>
+            <w:tcW w:type="dxa" w:w="1728"/>
+          </w:tcPr>
+          <w:p>
+            <w:r/>
+            <w:r>
+              <w:rPr>
+                <w:b w:val="0"/>
+                <w:i w:val="0"/>
+              </w:rPr>
+              <w:t>763</w:t>
+            </w:r>
+          </w:p>
+        </w:tc>
+      </w:tr>
+      <w:tr>
+        <w:tc>
+          <w:tcPr>
+            <w:tcW w:type="dxa" w:w="1728"/>
+          </w:tcPr>
+          <w:p>
+            <w:r/>
+            <w:r>
+              <w:rPr>
+                <w:b w:val="0"/>
+                <w:i w:val="0"/>
+              </w:rPr>
+              <w:t>23</w:t>
+            </w:r>
+          </w:p>
+        </w:tc>
+        <w:tc>
+          <w:tcPr>
+            <w:tcW w:type="dxa" w:w="1728"/>
+          </w:tcPr>
+          <w:p>
+            <w:r/>
+            <w:r>
+              <w:rPr>
+                <w:b w:val="0"/>
+                <w:i w:val="0"/>
+              </w:rPr>
+              <w:t>Provenance lock-in (CONTENT-LICENSE.md + JA-30 + tools/audit_provenance.py)</w:t>
+            </w:r>
+          </w:p>
+        </w:tc>
+        <w:tc>
+          <w:tcPr>
+            <w:tcW w:type="dxa" w:w="1728"/>
+          </w:tcPr>
+          <w:p>
+            <w:r/>
+            <w:r>
+              <w:rPr>
+                <w:b w:val="0"/>
+                <w:i w:val="0"/>
+              </w:rPr>
+              <w:t>–</w:t>
+            </w:r>
+          </w:p>
+        </w:tc>
+        <w:tc>
+          <w:tcPr>
+            <w:tcW w:type="dxa" w:w="1728"/>
+          </w:tcPr>
+          <w:p>
+            <w:r/>
+            <w:r>
+              <w:rPr>
+                <w:b w:val="0"/>
+                <w:i w:val="0"/>
+              </w:rPr>
+              <w:t>–</w:t>
+            </w:r>
+          </w:p>
+        </w:tc>
+        <w:tc>
+          <w:tcPr>
+            <w:tcW w:type="dxa" w:w="1728"/>
+          </w:tcPr>
+          <w:p>
+            <w:r/>
+            <w:r>
+              <w:rPr>
+                <w:b w:val="0"/>
+                <w:i w:val="0"/>
+              </w:rPr>
+              <w:t>–</w:t>
+            </w:r>
+          </w:p>
+        </w:tc>
+      </w:tr>
+      <w:tr>
+        <w:tc>
+          <w:tcPr>
+            <w:tcW w:type="dxa" w:w="1728"/>
+          </w:tcPr>
+          <w:p>
+            <w:r/>
+            <w:r>
+              <w:rPr>
+                <w:b w:val="0"/>
+                <w:i w:val="0"/>
+              </w:rPr>
+              <w:t>24</w:t>
+            </w:r>
+          </w:p>
+        </w:tc>
+        <w:tc>
+          <w:tcPr>
+            <w:tcW w:type="dxa" w:w="1728"/>
+          </w:tcPr>
+          <w:p>
+            <w:r/>
+            <w:r>
+              <w:rPr>
+                <w:b w:val="0"/>
+                <w:i w:val="0"/>
+              </w:rPr>
+              <w:t>Seasoned-teacher review (T-1..T-9 automated + manual sample)</w:t>
+            </w:r>
+          </w:p>
+        </w:tc>
+        <w:tc>
+          <w:tcPr>
+            <w:tcW w:type="dxa" w:w="1728"/>
+          </w:tcPr>
+          <w:p>
+            <w:r/>
+            <w:r>
+              <w:rPr>
+                <w:b w:val="0"/>
+                <w:i w:val="0"/>
+              </w:rPr>
+              <w:t>12</w:t>
+            </w:r>
+          </w:p>
+        </w:tc>
+        <w:tc>
+          <w:tcPr>
+            <w:tcW w:type="dxa" w:w="1728"/>
+          </w:tcPr>
+          <w:p>
+            <w:r/>
+            <w:r>
+              <w:rPr>
+                <w:b w:val="0"/>
+                <w:i w:val="0"/>
+              </w:rPr>
+              <w:t>12</w:t>
+            </w:r>
+          </w:p>
+        </w:tc>
+        <w:tc>
+          <w:tcPr>
+            <w:tcW w:type="dxa" w:w="1728"/>
+          </w:tcPr>
+          <w:p>
+            <w:r/>
+            <w:r>
+              <w:rPr>
+                <w:b w:val="0"/>
+                <w:i w:val="0"/>
+              </w:rPr>
+              <w:t>775</w:t>
+            </w:r>
+          </w:p>
+        </w:tc>
+      </w:tr>
+      <w:tr>
+        <w:tc>
+          <w:tcPr>
+            <w:tcW w:type="dxa" w:w="1728"/>
+          </w:tcPr>
+          <w:p>
+            <w:r/>
+            <w:r>
+              <w:rPr>
+                <w:b w:val="0"/>
+                <w:i w:val="0"/>
+              </w:rPr>
+              <w:t>25</w:t>
+            </w:r>
+          </w:p>
+        </w:tc>
+        <w:tc>
+          <w:tcPr>
+            <w:tcW w:type="dxa" w:w="1728"/>
+          </w:tcPr>
+          <w:p>
+            <w:r/>
+            <w:r>
+              <w:rPr>
+                <w:b w:val="0"/>
+                <w:i w:val="0"/>
+              </w:rPr>
+              <w:t>Pre-review native-dossier audit (14 findings — 3C/4H/5M/2L)</w:t>
+            </w:r>
+          </w:p>
+        </w:tc>
+        <w:tc>
+          <w:tcPr>
+            <w:tcW w:type="dxa" w:w="1728"/>
+          </w:tcPr>
+          <w:p>
+            <w:r/>
+            <w:r>
+              <w:rPr>
+                <w:b w:val="0"/>
+                <w:i w:val="0"/>
+              </w:rPr>
+              <w:t>14</w:t>
+            </w:r>
+          </w:p>
+        </w:tc>
+        <w:tc>
+          <w:tcPr>
+            <w:tcW w:type="dxa" w:w="1728"/>
+          </w:tcPr>
+          <w:p>
+            <w:r/>
+            <w:r>
+              <w:rPr>
+                <w:b w:val="0"/>
+                <w:i w:val="0"/>
+              </w:rPr>
+              <w:t>14</w:t>
+            </w:r>
+          </w:p>
+        </w:tc>
+        <w:tc>
+          <w:tcPr>
+            <w:tcW w:type="dxa" w:w="1728"/>
+          </w:tcPr>
+          <w:p>
+            <w:r/>
+            <w:r>
+              <w:rPr>
+                <w:b w:val="0"/>
+                <w:i w:val="0"/>
+              </w:rPr>
+              <w:t>789</w:t>
+            </w:r>
+          </w:p>
+        </w:tc>
+      </w:tr>
+      <w:tr>
+        <w:tc>
+          <w:tcPr>
+            <w:tcW w:type="dxa" w:w="1728"/>
+          </w:tcPr>
+          <w:p>
+            <w:r/>
+            <w:r>
+              <w:rPr>
+                <w:b w:val="0"/>
+                <w:i w:val="0"/>
+              </w:rPr>
+              <w:t>26</w:t>
+            </w:r>
+          </w:p>
+        </w:tc>
+        <w:tc>
+          <w:tcPr>
+            <w:tcW w:type="dxa" w:w="1728"/>
+          </w:tcPr>
+          <w:p>
+            <w:r/>
+            <w:r>
+              <w:rPr>
+                <w:b w:val="0"/>
+                <w:i w:val="0"/>
+              </w:rPr>
+              <w:t>Follow-up dossier audit (closure verification)</w:t>
+            </w:r>
+          </w:p>
+        </w:tc>
+        <w:tc>
+          <w:tcPr>
+            <w:tcW w:type="dxa" w:w="1728"/>
+          </w:tcPr>
+          <w:p>
+            <w:r/>
+            <w:r>
+              <w:rPr>
+                <w:b w:val="0"/>
+                <w:i w:val="0"/>
+              </w:rPr>
+              <w:t>0</w:t>
+            </w:r>
+          </w:p>
+        </w:tc>
+        <w:tc>
+          <w:tcPr>
+            <w:tcW w:type="dxa" w:w="1728"/>
+          </w:tcPr>
+          <w:p>
+            <w:r/>
+            <w:r>
+              <w:rPr>
+                <w:b w:val="0"/>
+                <w:i w:val="0"/>
+              </w:rPr>
+              <w:t>0</w:t>
+            </w:r>
+          </w:p>
+        </w:tc>
+        <w:tc>
+          <w:tcPr>
+            <w:tcW w:type="dxa" w:w="1728"/>
+          </w:tcPr>
+          <w:p>
+            <w:r/>
+            <w:r>
+              <w:rPr>
+                <w:b w:val="0"/>
+                <w:i w:val="0"/>
+              </w:rPr>
+              <w:t>789</w:t>
+            </w:r>
+          </w:p>
+        </w:tc>
+      </w:tr>
+      <w:tr>
+        <w:tc>
+          <w:tcPr>
+            <w:tcW w:type="dxa" w:w="1728"/>
+          </w:tcPr>
+          <w:p>
+            <w:r/>
+            <w:r>
+              <w:rPr>
+                <w:b w:val="0"/>
+                <w:i w:val="0"/>
+              </w:rPr>
+              <w:t>27</w:t>
+            </w:r>
+          </w:p>
+        </w:tc>
+        <w:tc>
+          <w:tcPr>
+            <w:tcW w:type="dxa" w:w="1728"/>
+          </w:tcPr>
+          <w:p>
+            <w:r/>
+            <w:r>
+              <w:rPr>
+                <w:b w:val="0"/>
+                <w:i w:val="0"/>
+              </w:rPr>
+              <w:t>Data-files audit (grammar/vocab/kanji JSON; 10 actionable items)</w:t>
+            </w:r>
+          </w:p>
+        </w:tc>
+        <w:tc>
+          <w:tcPr>
+            <w:tcW w:type="dxa" w:w="1728"/>
+          </w:tcPr>
+          <w:p>
+            <w:r/>
+            <w:r>
+              <w:rPr>
+                <w:b w:val="0"/>
+                <w:i w:val="0"/>
+              </w:rPr>
+              <w:t>10</w:t>
+            </w:r>
+          </w:p>
+        </w:tc>
+        <w:tc>
+          <w:tcPr>
+            <w:tcW w:type="dxa" w:w="1728"/>
+          </w:tcPr>
+          <w:p>
+            <w:r/>
+            <w:r>
+              <w:rPr>
+                <w:b w:val="0"/>
+                <w:i w:val="0"/>
+              </w:rPr>
+              <w:t>8 + 2 deferred</w:t>
+            </w:r>
+          </w:p>
+        </w:tc>
+        <w:tc>
+          <w:tcPr>
+            <w:tcW w:type="dxa" w:w="1728"/>
+          </w:tcPr>
+          <w:p>
+            <w:r/>
+            <w:r>
+              <w:rPr>
+                <w:b w:val="0"/>
+                <w:i w:val="0"/>
+              </w:rPr>
+              <w:t>797/799</w:t>
+            </w:r>
+          </w:p>
+        </w:tc>
+      </w:tr>
+    </w:tbl>
+    <w:p/>
+    <w:p>
+      <w:r>
+        <w:rPr>
+          <w:b/>
+          <w:i w:val="0"/>
+        </w:rPr>
+        <w:t>Pass-N protocol unchanged</w:t>
+      </w:r>
+      <w:r>
+        <w:rPr>
+          <w:b w:val="0"/>
+          <w:i w:val="0"/>
+        </w:rPr>
+        <w:t xml:space="preserve"> — quarterly cadence, severity matrix, CRITICAL-blocks-release rule still binding. The auto-generated </w:t>
+      </w:r>
+      <w:r>
+        <w:rPr>
+          <w:rFonts w:ascii="Consolas" w:hAnsi="Consolas"/>
+          <w:sz w:val="18"/>
+        </w:rPr>
+        <w:t>feedback/closed/</w:t>
+      </w:r>
+      <w:r>
+        <w:rPr>
+          <w:b w:val="0"/>
+          <w:i w:val="0"/>
+        </w:rPr>
+        <w:t xml:space="preserve"> archive (set up 2026-05-03) groups all closed audit reports for traceability without cluttering the active queue at </w:t>
+      </w:r>
+      <w:r>
+        <w:rPr>
+          <w:rFonts w:ascii="Consolas" w:hAnsi="Consolas"/>
+          <w:sz w:val="18"/>
+        </w:rPr>
+        <w:t>feedback/</w:t>
+      </w:r>
+      <w:r>
+        <w:rPr>
+          <w:b w:val="0"/>
+          <w:i w:val="0"/>
+        </w:rPr>
+        <w:t>.</w:t>
+      </w:r>
+    </w:p>
+    <w:p>
+      <w:pPr>
+        <w:pStyle w:val="Heading3"/>
+      </w:pPr>
+      <w:r>
+        <w:t>F.9 Procedure manual + companion docs (added 2026-05-01..2026-05-03)</w:t>
+      </w:r>
+    </w:p>
+    <w:p>
+      <w:r>
+        <w:rPr>
+          <w:b w:val="0"/>
+          <w:i w:val="0"/>
+        </w:rPr>
+        <w:t>Companion documentation produced during this revision window. Reference + status:</w:t>
+      </w:r>
+    </w:p>
+    <w:tbl>
+      <w:tblPr>
+        <w:tblStyle w:val="LightGrid-Accent1"/>
+        <w:tblW w:type="auto" w:w="0"/>
+        <w:tblLook w:firstColumn="1" w:firstRow="1" w:lastColumn="0" w:lastRow="0" w:noHBand="0" w:noVBand="1" w:val="04A0"/>
+      </w:tblPr>
+      <w:tblGrid>
+        <w:gridCol w:w="2880"/>
+        <w:gridCol w:w="2880"/>
+        <w:gridCol w:w="2880"/>
+      </w:tblGrid>
+      <w:tr>
+        <w:tc>
+          <w:tcPr>
+            <w:tcW w:type="dxa" w:w="2880"/>
+          </w:tcPr>
+          <w:p>
+            <w:r/>
+            <w:r>
+              <w:rPr>
+                <w:b/>
+                <w:i w:val="0"/>
+              </w:rPr>
+              <w:t>Document</w:t>
+            </w:r>
+          </w:p>
+        </w:tc>
+        <w:tc>
+          <w:tcPr>
+            <w:tcW w:type="dxa" w:w="2880"/>
+          </w:tcPr>
+          <w:p>
+            <w:r/>
+            <w:r>
+              <w:rPr>
+                <w:b/>
+                <w:i w:val="0"/>
+              </w:rPr>
+              <w:t>Path</w:t>
+            </w:r>
+          </w:p>
+        </w:tc>
+        <w:tc>
+          <w:tcPr>
+            <w:tcW w:type="dxa" w:w="2880"/>
+          </w:tcPr>
+          <w:p>
+            <w:r/>
+            <w:r>
+              <w:rPr>
+                <w:b/>
+                <w:i w:val="0"/>
+              </w:rPr>
+              <w:t>Purpose</w:t>
+            </w:r>
+          </w:p>
+        </w:tc>
+      </w:tr>
+      <w:tr>
+        <w:tc>
+          <w:tcPr>
+            <w:tcW w:type="dxa" w:w="2880"/>
+          </w:tcPr>
+          <w:p>
+            <w:r/>
+            <w:r>
+              <w:rPr>
+                <w:b/>
+                <w:i w:val="0"/>
+              </w:rPr>
+              <w:t>Procedure manual</w:t>
+            </w:r>
+          </w:p>
+        </w:tc>
+        <w:tc>
+          <w:tcPr>
+            <w:tcW w:type="dxa" w:w="2880"/>
+          </w:tcPr>
+          <w:p>
+            <w:r/>
+            <w:r>
+              <w:rPr>
+                <w:rFonts w:ascii="Consolas" w:hAnsi="Consolas"/>
+                <w:sz w:val="18"/>
+              </w:rPr>
+              <w:t>JLPT/procedure-manual-build-next-jlpt-level.md</w:t>
+            </w:r>
+            <w:r>
+              <w:rPr>
+                <w:b w:val="0"/>
+                <w:i w:val="0"/>
+              </w:rPr>
+              <w:t xml:space="preserve"> (root, level-agnostic)</w:t>
+            </w:r>
+          </w:p>
+        </w:tc>
+        <w:tc>
+          <w:tcPr>
+            <w:tcW w:type="dxa" w:w="2880"/>
+          </w:tcPr>
+          <w:p>
+            <w:r/>
+            <w:r>
+              <w:rPr>
+                <w:b w:val="0"/>
+                <w:i w:val="0"/>
+              </w:rPr>
+              <w:t>Prescriptive playbook for building any next JLPT level (N4..N1) from this N5 source. Two execution modes (A: human + AI; B: zero-interaction one-shot agent). Updated 2026-05-03 with §3.2.7..§3.2.10 anti-patterns, §4.5 Mobile UI contract, §4.6 Disabled-button feedback contract, §0.A One-instruction autonomous-build contract, §A.12 15-step ordered execution sequence, §A.13 completion handoff format.</w:t>
+            </w:r>
+          </w:p>
+        </w:tc>
+      </w:tr>
+      <w:tr>
+        <w:tc>
+          <w:tcPr>
+            <w:tcW w:type="dxa" w:w="2880"/>
+          </w:tcPr>
+          <w:p>
+            <w:r/>
+            <w:r>
+              <w:rPr>
+                <w:b/>
+                <w:i w:val="0"/>
+              </w:rPr>
+              <w:t>Appendix B</w:t>
+            </w:r>
+          </w:p>
+        </w:tc>
+        <w:tc>
+          <w:tcPr>
+            <w:tcW w:type="dxa" w:w="2880"/>
+          </w:tcPr>
+          <w:p>
+            <w:r/>
+            <w:r>
+              <w:rPr>
+                <w:rFonts w:ascii="Consolas" w:hAnsi="Consolas"/>
+                <w:sz w:val="18"/>
+              </w:rPr>
+              <w:t>specifications/procedure-manual-appendix-b-extracted-from-n5.md</w:t>
+            </w:r>
+          </w:p>
+        </w:tc>
+        <w:tc>
+          <w:tcPr>
+            <w:tcW w:type="dxa" w:w="2880"/>
+          </w:tcPr>
+          <w:p>
+            <w:r/>
+            <w:r>
+              <w:rPr>
+                <w:b w:val="0"/>
+                <w:i w:val="0"/>
+              </w:rPr>
+              <w:t>Schemas, rules, configurations extracted from the N5 codebase so a Mode-B agent can implement them without inferring from prose.</w:t>
+            </w:r>
+          </w:p>
+        </w:tc>
+      </w:tr>
+      <w:tr>
+        <w:tc>
+          <w:tcPr>
+            <w:tcW w:type="dxa" w:w="2880"/>
+          </w:tcPr>
+          <w:p>
+            <w:r/>
+            <w:r>
+              <w:rPr>
+                <w:b/>
+                <w:i w:val="0"/>
+              </w:rPr>
+              <w:t>Appendix C</w:t>
+            </w:r>
+          </w:p>
+        </w:tc>
+        <w:tc>
+          <w:tcPr>
+            <w:tcW w:type="dxa" w:w="2880"/>
+          </w:tcPr>
+          <w:p>
+            <w:r/>
+            <w:r>
+              <w:rPr>
+                <w:rFonts w:ascii="Consolas" w:hAnsi="Consolas"/>
+                <w:sz w:val="18"/>
+              </w:rPr>
+              <w:t>specifications/procedure-manual-appendix-c-pass22-polish.md</w:t>
+            </w:r>
+          </w:p>
+        </w:tc>
+        <w:tc>
+          <w:tcPr>
+            <w:tcW w:type="dxa" w:w="2880"/>
+          </w:tcPr>
+          <w:p>
+            <w:r/>
+            <w:r>
+              <w:rPr>
+                <w:b w:val="0"/>
+                <w:i w:val="0"/>
+              </w:rPr>
+              <w:t>Pass-22 polish items — distractor rubric, ko-so-a-do scene-context, JA-2/JA-23 interaction, augmented-set escape-valve guard, auto-generation stop-condition, full PWA spec, same-pattern-string conflict-resolution.</w:t>
+            </w:r>
+          </w:p>
+        </w:tc>
+      </w:tr>
+      <w:tr>
+        <w:tc>
+          <w:tcPr>
+            <w:tcW w:type="dxa" w:w="2880"/>
+          </w:tcPr>
+          <w:p>
+            <w:r/>
+            <w:r>
+              <w:rPr>
+                <w:b/>
+                <w:i w:val="0"/>
+              </w:rPr>
+              <w:t>Procedure manual review</w:t>
+            </w:r>
+          </w:p>
+        </w:tc>
+        <w:tc>
+          <w:tcPr>
+            <w:tcW w:type="dxa" w:w="2880"/>
+          </w:tcPr>
+          <w:p>
+            <w:r/>
+            <w:r>
+              <w:rPr>
+                <w:rFonts w:ascii="Consolas" w:hAnsi="Consolas"/>
+                <w:sz w:val="18"/>
+              </w:rPr>
+              <w:t>feedback/procedure-manual-review-issues.md</w:t>
+            </w:r>
+          </w:p>
+        </w:tc>
+        <w:tc>
+          <w:tcPr>
+            <w:tcW w:type="dxa" w:w="2880"/>
+          </w:tcPr>
+          <w:p>
+            <w:r/>
+            <w:r>
+              <w:rPr>
+                <w:b w:val="0"/>
+                <w:i w:val="0"/>
+              </w:rPr>
+              <w:t>40 issues against the manual; status: 36 closed in §A / §B, 4 still tracked.</w:t>
+            </w:r>
+          </w:p>
+        </w:tc>
+      </w:tr>
+      <w:tr>
+        <w:tc>
+          <w:tcPr>
+            <w:tcW w:type="dxa" w:w="2880"/>
+          </w:tcPr>
+          <w:p>
+            <w:r/>
+            <w:r>
+              <w:rPr>
+                <w:b/>
+                <w:i w:val="0"/>
+              </w:rPr>
+              <w:t>Master task list</w:t>
+            </w:r>
+          </w:p>
+        </w:tc>
+        <w:tc>
+          <w:tcPr>
+            <w:tcW w:type="dxa" w:w="2880"/>
+          </w:tcPr>
+          <w:p>
+            <w:r/>
+            <w:r>
+              <w:rPr>
+                <w:rFonts w:ascii="Consolas" w:hAnsi="Consolas"/>
+                <w:sz w:val="18"/>
+              </w:rPr>
+              <w:t>feedback/MASTER-TASK-LIST.md</w:t>
+            </w:r>
+          </w:p>
+        </w:tc>
+        <w:tc>
+          <w:tcPr>
+            <w:tcW w:type="dxa" w:w="2880"/>
+          </w:tcPr>
+          <w:p>
+            <w:r/>
+            <w:r>
+              <w:rPr>
+                <w:b w:val="0"/>
+                <w:i w:val="0"/>
+              </w:rPr>
+              <w:t>Single-source-of-truth running tracker of all open / open-infra / deferred / done items. Replaces individual audit-doc tracking.</w:t>
+            </w:r>
+          </w:p>
+        </w:tc>
+      </w:tr>
+      <w:tr>
+        <w:tc>
+          <w:tcPr>
+            <w:tcW w:type="dxa" w:w="2880"/>
+          </w:tcPr>
+          <w:p>
+            <w:r/>
+            <w:r>
+              <w:rPr>
+                <w:b/>
+                <w:i w:val="0"/>
+              </w:rPr>
+              <w:t>Closed-archive index</w:t>
+            </w:r>
+          </w:p>
+        </w:tc>
+        <w:tc>
+          <w:tcPr>
+            <w:tcW w:type="dxa" w:w="2880"/>
+          </w:tcPr>
+          <w:p>
+            <w:r/>
+            <w:r>
+              <w:rPr>
+                <w:rFonts w:ascii="Consolas" w:hAnsi="Consolas"/>
+                <w:sz w:val="18"/>
+              </w:rPr>
+              <w:t>feedback/closed/README.md</w:t>
+            </w:r>
+          </w:p>
+        </w:tc>
+        <w:tc>
+          <w:tcPr>
+            <w:tcW w:type="dxa" w:w="2880"/>
+          </w:tcPr>
+          <w:p>
+            <w:r/>
+            <w:r>
+              <w:rPr>
+                <w:b w:val="0"/>
+                <w:i w:val="0"/>
+              </w:rPr>
+              <w:t>One-line-per-file rationale for the 28 closed feedback documents archived 2026-05-03.</w:t>
+            </w:r>
+          </w:p>
+        </w:tc>
+      </w:tr>
+      <w:tr>
+        <w:tc>
+          <w:tcPr>
+            <w:tcW w:type="dxa" w:w="2880"/>
+          </w:tcPr>
+          <w:p>
+            <w:r/>
+            <w:r>
+              <w:rPr>
+                <w:b/>
+                <w:i w:val="0"/>
+              </w:rPr>
+              <w:t>N4 inventory artifacts</w:t>
+            </w:r>
+          </w:p>
+        </w:tc>
+        <w:tc>
+          <w:tcPr>
+            <w:tcW w:type="dxa" w:w="2880"/>
+          </w:tcPr>
+          <w:p>
+            <w:r/>
+            <w:r>
+              <w:rPr>
+                <w:rFonts w:ascii="Consolas" w:hAnsi="Consolas"/>
+                <w:sz w:val="18"/>
+              </w:rPr>
+              <w:t>feedback/n4-{grammar,kanji,vocab-sample,inventory-manifest}.md</w:t>
+            </w:r>
+          </w:p>
+        </w:tc>
+        <w:tc>
+          <w:tcPr>
+            <w:tcW w:type="dxa" w:w="2880"/>
+          </w:tcPr>
+          <w:p>
+            <w:r/>
+            <w:r>
+              <w:rPr>
+                <w:b w:val="0"/>
+                <w:i w:val="0"/>
+              </w:rPr>
+              <w:t>Bootstrap content lists for a future N4 build. Closes Pass-21 F-20.12..F-20.14.</w:t>
+            </w:r>
+          </w:p>
+        </w:tc>
+      </w:tr>
+      <w:tr>
+        <w:tc>
+          <w:tcPr>
+            <w:tcW w:type="dxa" w:w="2880"/>
+          </w:tcPr>
+          <w:p>
+            <w:r/>
+            <w:r>
+              <w:rPr>
+                <w:b/>
+                <w:i w:val="0"/>
+              </w:rPr>
+              <w:t>JEES inquiry template</w:t>
+            </w:r>
+          </w:p>
+        </w:tc>
+        <w:tc>
+          <w:tcPr>
+            <w:tcW w:type="dxa" w:w="2880"/>
+          </w:tcPr>
+          <w:p>
+            <w:r/>
+            <w:r>
+              <w:rPr>
+                <w:rFonts w:ascii="Consolas" w:hAnsi="Consolas"/>
+                <w:sz w:val="18"/>
+              </w:rPr>
+              <w:t>feedback/jees-inquiry-template.md</w:t>
+            </w:r>
+          </w:p>
+        </w:tc>
+        <w:tc>
+          <w:tcPr>
+            <w:tcW w:type="dxa" w:w="2880"/>
+          </w:tcPr>
+          <w:p>
+            <w:r/>
+            <w:r>
+              <w:rPr>
+                <w:b w:val="0"/>
+                <w:i w:val="0"/>
+              </w:rPr>
+              <w:t>Drafted-but-not-sent email template for past-paper licensing inquiries. Activates only if the project ever wants to use specific past-paper questions verbatim.</w:t>
+            </w:r>
+          </w:p>
+        </w:tc>
+      </w:tr>
+    </w:tbl>
+    <w:p/>
+    <w:p>
+      <w:pPr>
+        <w:pStyle w:val="Heading3"/>
+      </w:pPr>
+      <w:r>
+        <w:t>F.10 Open / deferred items snapshot — 2026-05-03</w:t>
+      </w:r>
+    </w:p>
+    <w:p>
+      <w:r>
+        <w:rPr>
+          <w:b w:val="0"/>
+          <w:i w:val="0"/>
+        </w:rPr>
+        <w:t>Replaces the prior MASTER-TASK-LIST snapshot in §B.9 / §B.13:</w:t>
+      </w:r>
+    </w:p>
+    <w:tbl>
+      <w:tblPr>
+        <w:tblStyle w:val="LightGrid-Accent1"/>
+        <w:tblW w:type="auto" w:w="0"/>
+        <w:tblLook w:firstColumn="1" w:firstRow="1" w:lastColumn="0" w:lastRow="0" w:noHBand="0" w:noVBand="1" w:val="04A0"/>
+      </w:tblPr>
+      <w:tblGrid>
+        <w:gridCol w:w="1440"/>
+        <w:gridCol w:w="1440"/>
+        <w:gridCol w:w="1440"/>
+        <w:gridCol w:w="1440"/>
+        <w:gridCol w:w="1440"/>
+        <w:gridCol w:w="1440"/>
+      </w:tblGrid>
+      <w:tr>
+        <w:tc>
+          <w:tcPr>
+            <w:tcW w:type="dxa" w:w="1440"/>
+          </w:tcPr>
+          <w:p>
+            <w:r/>
+            <w:r>
+              <w:rPr>
+                <w:b/>
+                <w:i w:val="0"/>
+              </w:rPr>
+              <w:t>Severity</w:t>
+            </w:r>
+          </w:p>
+        </w:tc>
+        <w:tc>
+          <w:tcPr>
+            <w:tcW w:type="dxa" w:w="1440"/>
+          </w:tcPr>
+          <w:p>
+            <w:r/>
+            <w:r>
+              <w:rPr>
+                <w:b/>
+                <w:i w:val="0"/>
+              </w:rPr>
+              <w:t>Open</w:t>
+            </w:r>
+          </w:p>
+        </w:tc>
+        <w:tc>
+          <w:tcPr>
+            <w:tcW w:type="dxa" w:w="1440"/>
+          </w:tcPr>
+          <w:p>
+            <w:r/>
+            <w:r>
+              <w:rPr>
+                <w:b/>
+                <w:i w:val="0"/>
+              </w:rPr>
+              <w:t>Open-Infra</w:t>
+            </w:r>
+          </w:p>
+        </w:tc>
+        <w:tc>
+          <w:tcPr>
+            <w:tcW w:type="dxa" w:w="1440"/>
+          </w:tcPr>
+          <w:p>
+            <w:r/>
+            <w:r>
+              <w:rPr>
+                <w:b/>
+                <w:i w:val="0"/>
+              </w:rPr>
+              <w:t>Deferred</w:t>
+            </w:r>
+          </w:p>
+        </w:tc>
+        <w:tc>
+          <w:tcPr>
+            <w:tcW w:type="dxa" w:w="1440"/>
+          </w:tcPr>
+          <w:p>
+            <w:r/>
+            <w:r>
+              <w:rPr>
+                <w:b/>
+                <w:i w:val="0"/>
+              </w:rPr>
+              <w:t>Done</w:t>
+            </w:r>
+          </w:p>
+        </w:tc>
+        <w:tc>
+          <w:tcPr>
+            <w:tcW w:type="dxa" w:w="1440"/>
+          </w:tcPr>
+          <w:p>
+            <w:r/>
+            <w:r>
+              <w:rPr>
+                <w:b/>
+                <w:i w:val="0"/>
+              </w:rPr>
+              <w:t>Total</w:t>
+            </w:r>
+          </w:p>
+        </w:tc>
+      </w:tr>
+      <w:tr>
+        <w:tc>
+          <w:tcPr>
+            <w:tcW w:type="dxa" w:w="1440"/>
+          </w:tcPr>
+          <w:p>
+            <w:r/>
+            <w:r>
+              <w:rPr>
+                <w:b w:val="0"/>
+                <w:i w:val="0"/>
+              </w:rPr>
+              <w:t>CRITICAL</w:t>
+            </w:r>
+          </w:p>
+        </w:tc>
+        <w:tc>
+          <w:tcPr>
+            <w:tcW w:type="dxa" w:w="1440"/>
+          </w:tcPr>
+          <w:p>
+            <w:r/>
+            <w:r>
+              <w:rPr>
+                <w:b w:val="0"/>
+                <w:i w:val="0"/>
+              </w:rPr>
+              <w:t>0</w:t>
+            </w:r>
+          </w:p>
+        </w:tc>
+        <w:tc>
+          <w:tcPr>
+            <w:tcW w:type="dxa" w:w="1440"/>
+          </w:tcPr>
+          <w:p>
+            <w:r/>
+            <w:r>
+              <w:rPr>
+                <w:b w:val="0"/>
+                <w:i w:val="0"/>
+              </w:rPr>
+              <w:t>0</w:t>
+            </w:r>
+          </w:p>
+        </w:tc>
+        <w:tc>
+          <w:tcPr>
+            <w:tcW w:type="dxa" w:w="1440"/>
+          </w:tcPr>
+          <w:p>
+            <w:r/>
+            <w:r>
+              <w:rPr>
+                <w:b w:val="0"/>
+                <w:i w:val="0"/>
+              </w:rPr>
+              <w:t>0</w:t>
+            </w:r>
+          </w:p>
+        </w:tc>
+        <w:tc>
+          <w:tcPr>
+            <w:tcW w:type="dxa" w:w="1440"/>
+          </w:tcPr>
+          <w:p>
+            <w:r/>
+            <w:r>
+              <w:rPr>
+                <w:b w:val="0"/>
+                <w:i w:val="0"/>
+              </w:rPr>
+              <w:t>22</w:t>
+            </w:r>
+          </w:p>
+        </w:tc>
+        <w:tc>
+          <w:tcPr>
+            <w:tcW w:type="dxa" w:w="1440"/>
+          </w:tcPr>
+          <w:p>
+            <w:r/>
+            <w:r>
+              <w:rPr>
+                <w:b w:val="0"/>
+                <w:i w:val="0"/>
+              </w:rPr>
+              <w:t>22</w:t>
+            </w:r>
+          </w:p>
+        </w:tc>
+      </w:tr>
+      <w:tr>
+        <w:tc>
+          <w:tcPr>
+            <w:tcW w:type="dxa" w:w="1440"/>
+          </w:tcPr>
+          <w:p>
+            <w:r/>
+            <w:r>
+              <w:rPr>
+                <w:b w:val="0"/>
+                <w:i w:val="0"/>
+              </w:rPr>
+              <w:t>HIGH</w:t>
+            </w:r>
+          </w:p>
+        </w:tc>
+        <w:tc>
+          <w:tcPr>
+            <w:tcW w:type="dxa" w:w="1440"/>
+          </w:tcPr>
+          <w:p>
+            <w:r/>
+            <w:r>
+              <w:rPr>
+                <w:b w:val="0"/>
+                <w:i w:val="0"/>
+              </w:rPr>
+              <w:t>0</w:t>
+            </w:r>
+          </w:p>
+        </w:tc>
+        <w:tc>
+          <w:tcPr>
+            <w:tcW w:type="dxa" w:w="1440"/>
+          </w:tcPr>
+          <w:p>
+            <w:r/>
+            <w:r>
+              <w:rPr>
+                <w:b w:val="0"/>
+                <w:i w:val="0"/>
+              </w:rPr>
+              <w:t>2</w:t>
+            </w:r>
+          </w:p>
+        </w:tc>
+        <w:tc>
+          <w:tcPr>
+            <w:tcW w:type="dxa" w:w="1440"/>
+          </w:tcPr>
+          <w:p>
+            <w:r/>
+            <w:r>
+              <w:rPr>
+                <w:b w:val="0"/>
+                <w:i w:val="0"/>
+              </w:rPr>
+              <w:t>1</w:t>
+            </w:r>
+          </w:p>
+        </w:tc>
+        <w:tc>
+          <w:tcPr>
+            <w:tcW w:type="dxa" w:w="1440"/>
+          </w:tcPr>
+          <w:p>
+            <w:r/>
+            <w:r>
+              <w:rPr>
+                <w:b w:val="0"/>
+                <w:i w:val="0"/>
+              </w:rPr>
+              <w:t>41</w:t>
+            </w:r>
+          </w:p>
+        </w:tc>
+        <w:tc>
+          <w:tcPr>
+            <w:tcW w:type="dxa" w:w="1440"/>
+          </w:tcPr>
+          <w:p>
+            <w:r/>
+            <w:r>
+              <w:rPr>
+                <w:b w:val="0"/>
+                <w:i w:val="0"/>
+              </w:rPr>
+              <w:t>44</w:t>
+            </w:r>
+          </w:p>
+        </w:tc>
+      </w:tr>
+      <w:tr>
+        <w:tc>
+          <w:tcPr>
+            <w:tcW w:type="dxa" w:w="1440"/>
+          </w:tcPr>
+          <w:p>
+            <w:r/>
+            <w:r>
+              <w:rPr>
+                <w:b w:val="0"/>
+                <w:i w:val="0"/>
+              </w:rPr>
+              <w:t>MEDIUM</w:t>
+            </w:r>
+          </w:p>
+        </w:tc>
+        <w:tc>
+          <w:tcPr>
+            <w:tcW w:type="dxa" w:w="1440"/>
+          </w:tcPr>
+          <w:p>
+            <w:r/>
+            <w:r>
+              <w:rPr>
+                <w:b w:val="0"/>
+                <w:i w:val="0"/>
+              </w:rPr>
+              <w:t>0</w:t>
+            </w:r>
+          </w:p>
+        </w:tc>
+        <w:tc>
+          <w:tcPr>
+            <w:tcW w:type="dxa" w:w="1440"/>
+          </w:tcPr>
+          <w:p>
+            <w:r/>
+            <w:r>
+              <w:rPr>
+                <w:b w:val="0"/>
+                <w:i w:val="0"/>
+              </w:rPr>
+              <w:t>3</w:t>
+            </w:r>
+          </w:p>
+        </w:tc>
+        <w:tc>
+          <w:tcPr>
+            <w:tcW w:type="dxa" w:w="1440"/>
+          </w:tcPr>
+          <w:p>
+            <w:r/>
+            <w:r>
+              <w:rPr>
+                <w:b w:val="0"/>
+                <w:i w:val="0"/>
+              </w:rPr>
+              <w:t>6</w:t>
+            </w:r>
+          </w:p>
+        </w:tc>
+        <w:tc>
+          <w:tcPr>
+            <w:tcW w:type="dxa" w:w="1440"/>
+          </w:tcPr>
+          <w:p>
+            <w:r/>
+            <w:r>
+              <w:rPr>
+                <w:b w:val="0"/>
+                <w:i w:val="0"/>
+              </w:rPr>
+              <w:t>28</w:t>
+            </w:r>
+          </w:p>
+        </w:tc>
+        <w:tc>
+          <w:tcPr>
+            <w:tcW w:type="dxa" w:w="1440"/>
+          </w:tcPr>
+          <w:p>
+            <w:r/>
+            <w:r>
+              <w:rPr>
+                <w:b w:val="0"/>
+                <w:i w:val="0"/>
+              </w:rPr>
+              <w:t>37</w:t>
+            </w:r>
+          </w:p>
+        </w:tc>
+      </w:tr>
+      <w:tr>
+        <w:tc>
+          <w:tcPr>
+            <w:tcW w:type="dxa" w:w="1440"/>
+          </w:tcPr>
+          <w:p>
+            <w:r/>
+            <w:r>
+              <w:rPr>
+                <w:b w:val="0"/>
+                <w:i w:val="0"/>
+              </w:rPr>
+              <w:t>LOW</w:t>
+            </w:r>
+          </w:p>
+        </w:tc>
+        <w:tc>
+          <w:tcPr>
+            <w:tcW w:type="dxa" w:w="1440"/>
+          </w:tcPr>
+          <w:p>
+            <w:r/>
+            <w:r>
+              <w:rPr>
+                <w:b w:val="0"/>
+                <w:i w:val="0"/>
+              </w:rPr>
+              <w:t>0</w:t>
+            </w:r>
+          </w:p>
+        </w:tc>
+        <w:tc>
+          <w:tcPr>
+            <w:tcW w:type="dxa" w:w="1440"/>
+          </w:tcPr>
+          <w:p>
+            <w:r/>
+            <w:r>
+              <w:rPr>
+                <w:b w:val="0"/>
+                <w:i w:val="0"/>
+              </w:rPr>
+              <w:t>0</w:t>
+            </w:r>
+          </w:p>
+        </w:tc>
+        <w:tc>
+          <w:tcPr>
+            <w:tcW w:type="dxa" w:w="1440"/>
+          </w:tcPr>
+          <w:p>
+            <w:r/>
+            <w:r>
+              <w:rPr>
+                <w:b w:val="0"/>
+                <w:i w:val="0"/>
+              </w:rPr>
+              <w:t>5</w:t>
+            </w:r>
+          </w:p>
+        </w:tc>
+        <w:tc>
+          <w:tcPr>
+            <w:tcW w:type="dxa" w:w="1440"/>
+          </w:tcPr>
+          <w:p>
+            <w:r/>
+            <w:r>
+              <w:rPr>
+                <w:b w:val="0"/>
+                <w:i w:val="0"/>
+              </w:rPr>
+              <w:t>17</w:t>
+            </w:r>
+          </w:p>
+        </w:tc>
+        <w:tc>
+          <w:tcPr>
+            <w:tcW w:type="dxa" w:w="1440"/>
+          </w:tcPr>
+          <w:p>
+            <w:r/>
+            <w:r>
+              <w:rPr>
+                <w:b w:val="0"/>
+                <w:i w:val="0"/>
+              </w:rPr>
+              <w:t>22</w:t>
+            </w:r>
+          </w:p>
+        </w:tc>
+      </w:tr>
+      <w:tr>
+        <w:tc>
+          <w:tcPr>
+            <w:tcW w:type="dxa" w:w="1440"/>
+          </w:tcPr>
+          <w:p>
+            <w:r/>
+            <w:r>
+              <w:rPr>
+                <w:b/>
+                <w:i w:val="0"/>
+              </w:rPr>
+              <w:t>Total</w:t>
+            </w:r>
+          </w:p>
+        </w:tc>
+        <w:tc>
+          <w:tcPr>
+            <w:tcW w:type="dxa" w:w="1440"/>
+          </w:tcPr>
+          <w:p>
+            <w:r/>
+            <w:r>
+              <w:rPr>
+                <w:b/>
+                <w:i w:val="0"/>
+              </w:rPr>
+              <w:t>0</w:t>
+            </w:r>
+          </w:p>
+        </w:tc>
+        <w:tc>
+          <w:tcPr>
+            <w:tcW w:type="dxa" w:w="1440"/>
+          </w:tcPr>
+          <w:p>
+            <w:r/>
+            <w:r>
+              <w:rPr>
+                <w:b/>
+                <w:i w:val="0"/>
+              </w:rPr>
+              <w:t>5</w:t>
+            </w:r>
+          </w:p>
+        </w:tc>
+        <w:tc>
+          <w:tcPr>
+            <w:tcW w:type="dxa" w:w="1440"/>
+          </w:tcPr>
+          <w:p>
+            <w:r/>
+            <w:r>
+              <w:rPr>
+                <w:b/>
+                <w:i w:val="0"/>
+              </w:rPr>
+              <w:t>12</w:t>
+            </w:r>
+          </w:p>
+        </w:tc>
+        <w:tc>
+          <w:tcPr>
+            <w:tcW w:type="dxa" w:w="1440"/>
+          </w:tcPr>
+          <w:p>
+            <w:r/>
+            <w:r>
+              <w:rPr>
+                <w:b/>
+                <w:i w:val="0"/>
+              </w:rPr>
+              <w:t>108</w:t>
+            </w:r>
+          </w:p>
+        </w:tc>
+        <w:tc>
+          <w:tcPr>
+            <w:tcW w:type="dxa" w:w="1440"/>
+          </w:tcPr>
+          <w:p>
+            <w:r/>
+            <w:r>
+              <w:rPr>
+                <w:b/>
+                <w:i w:val="0"/>
+              </w:rPr>
+              <w:t>125</w:t>
+            </w:r>
+          </w:p>
+        </w:tc>
+      </w:tr>
+    </w:tbl>
+    <w:p/>
+    <w:p>
+      <w:r>
+        <w:rPr>
+          <w:b/>
+          <w:i w:val="0"/>
+        </w:rPr>
+        <w:t>Bottom line</w:t>
+      </w:r>
+      <w:r>
+        <w:rPr>
+          <w:b w:val="0"/>
+          <w:i w:val="0"/>
+        </w:rPr>
+        <w:t>: zero actionable code-doable items remain; 5 items still need external infrastructure (audio re-render via VOICEVOX, BrowserStack); 12 deferred to long-term roadmap.</w:t>
+      </w:r>
+    </w:p>
+    <w:p>
+      <w:pPr>
+        <w:pBdr>
+          <w:bottom w:val="single" w:sz="6" w:space="1" w:color="auto"/>
+        </w:pBdr>
+      </w:pPr>
+    </w:p>
+    <w:p>
+      <w:r>
+        <w:rPr>
+          <w:b w:val="0"/>
+          <w:i w:val="0"/>
+        </w:rPr>
         <w:t>*End of supplement. Merge into the next .docx revision and tag it v4.*</w:t>
+      </w:r>
+    </w:p>
+    <w:p>
+      <w:r>
+        <w:rPr>
+          <w:b w:val="0"/>
+          <w:i w:val="0"/>
+        </w:rPr>
+        <w:t>*Prepared 2026-04-30. Revised 2026-05-01 (B.13–B.15 additions). Revised 2026-05-03 (§F revision block — Mobile UI / Disabled-button feedback / Data audit / State-machine fixes / Pass 16-27 cumulative).*</w:t>
       </w:r>
     </w:p>
     <w:sectPr>
